--- a/Labs/EG 02-Unit testing Java.docx
+++ b/Labs/EG 02-Unit testing Java.docx
@@ -7,82 +7,313 @@
         <w:pStyle w:val="Heading1"/>
       </w:pPr>
       <w:r>
-        <w:t>Lab  – Write Unit test</w:t>
-      </w:r>
-      <w:r>
-        <w:t>s</w:t>
-      </w:r>
-    </w:p>
-    <w:p>
-      <w:r>
-        <w:t>In the previous lab, you created a unit test specification for a real-world User Authentication System with features like user login, password validation, and role-based access control. In this lab, you'll write the code for the app while developing unit tests in parallel. Avoid writing all the code first</w:t>
-      </w:r>
-      <w:r>
-        <w:t xml:space="preserve"> and then the tests. Please </w:t>
-      </w:r>
-      <w:r>
-        <w:t>write tests alongside implementation.</w:t>
-      </w:r>
+        <w:t xml:space="preserve">Lab: Unit Testing with </w:t>
+      </w:r>
+      <w:r>
+        <w:t>JUnit</w:t>
+      </w:r>
+      <w:r>
+        <w:t xml:space="preserve"> – </w:t>
+      </w:r>
+      <w:proofErr w:type="spellStart"/>
+      <w:r>
+        <w:t>UserService</w:t>
+      </w:r>
+      <w:proofErr w:type="spellEnd"/>
+    </w:p>
+    <w:p>
+      <w:pPr>
+        <w:rPr>
+          <w:rFonts w:ascii="Segoe UI Emoji" w:hAnsi="Segoe UI Emoji" w:cs="Segoe UI Emoji"/>
+          <w:b/>
+          <w:bCs/>
+        </w:rPr>
+      </w:pPr>
     </w:p>
     <w:p>
       <w:pPr>
         <w:pStyle w:val="Heading2"/>
       </w:pPr>
       <w:r>
-        <w:t>Expected Learning Outcomes</w:t>
+        <w:t>Objectives</w:t>
+      </w:r>
+    </w:p>
+    <w:p>
+      <w:r>
+        <w:t>By the end of this lab, you will be able to:</w:t>
       </w:r>
     </w:p>
     <w:p>
       <w:pPr>
         <w:numPr>
           <w:ilvl w:val="0"/>
-          <w:numId w:val="2"/>
+          <w:numId w:val="9"/>
         </w:numPr>
       </w:pPr>
       <w:r>
-        <w:t xml:space="preserve">Object-oriented </w:t>
-      </w:r>
-      <w:r>
-        <w:t>code for a</w:t>
-      </w:r>
-      <w:r>
-        <w:t xml:space="preserve"> user management and access control.</w:t>
+        <w:t xml:space="preserve">Implement a simple </w:t>
+      </w:r>
+      <w:proofErr w:type="spellStart"/>
+      <w:r>
+        <w:t>UserService</w:t>
+      </w:r>
+      <w:proofErr w:type="spellEnd"/>
+      <w:r>
+        <w:t xml:space="preserve"> class with basic business rules.</w:t>
       </w:r>
     </w:p>
     <w:p>
       <w:pPr>
         <w:numPr>
           <w:ilvl w:val="0"/>
-          <w:numId w:val="2"/>
+          <w:numId w:val="9"/>
         </w:numPr>
       </w:pPr>
       <w:r>
-        <w:t>Security best practices: Enforcing password validation and preventing unauthorized access.</w:t>
+        <w:t xml:space="preserve">Write unit tests using </w:t>
+      </w:r>
+      <w:r>
+        <w:rPr>
+          <w:b/>
+          <w:bCs/>
+        </w:rPr>
+        <w:t>JUnit</w:t>
+      </w:r>
+      <w:r>
+        <w:t xml:space="preserve"> to verify behaviour under valid and invalid conditions.</w:t>
       </w:r>
     </w:p>
     <w:p>
       <w:pPr>
         <w:numPr>
           <w:ilvl w:val="0"/>
-          <w:numId w:val="2"/>
+          <w:numId w:val="9"/>
         </w:numPr>
       </w:pPr>
       <w:r>
-        <w:t>Unit</w:t>
-      </w:r>
-      <w:r>
-        <w:t xml:space="preserve"> testing: Ensuring that different operations affect the system correctly.</w:t>
+        <w:t xml:space="preserve">Apply </w:t>
+      </w:r>
+      <w:r>
+        <w:rPr>
+          <w:b/>
+          <w:bCs/>
+        </w:rPr>
+        <w:t>exception testing</w:t>
+      </w:r>
+      <w:r>
+        <w:t xml:space="preserve">, </w:t>
+      </w:r>
+      <w:r>
+        <w:rPr>
+          <w:b/>
+          <w:bCs/>
+        </w:rPr>
+        <w:t>boundary checking</w:t>
+      </w:r>
+      <w:r>
+        <w:t xml:space="preserve">, and </w:t>
+      </w:r>
+      <w:r>
+        <w:rPr>
+          <w:b/>
+          <w:bCs/>
+        </w:rPr>
+        <w:t>assertions</w:t>
+      </w:r>
+      <w:r>
+        <w:t xml:space="preserve"> effectively.</w:t>
+      </w:r>
+    </w:p>
+    <w:p/>
+    <w:p>
+      <w:pPr>
+        <w:pStyle w:val="Heading2"/>
+      </w:pPr>
+      <w:r>
+        <w:t>Task Overview</w:t>
+      </w:r>
+    </w:p>
+    <w:p>
+      <w:r>
+        <w:t xml:space="preserve">You are to </w:t>
+      </w:r>
+      <w:r>
+        <w:rPr>
+          <w:b/>
+          <w:bCs/>
+        </w:rPr>
+        <w:t xml:space="preserve">build a </w:t>
+      </w:r>
+      <w:proofErr w:type="spellStart"/>
+      <w:r>
+        <w:rPr>
+          <w:b/>
+          <w:bCs/>
+        </w:rPr>
+        <w:t>UserService</w:t>
+      </w:r>
+      <w:proofErr w:type="spellEnd"/>
+      <w:r>
+        <w:rPr>
+          <w:b/>
+          <w:bCs/>
+        </w:rPr>
+        <w:t xml:space="preserve"> class</w:t>
+      </w:r>
+      <w:r>
+        <w:t xml:space="preserve"> that allows:</w:t>
       </w:r>
     </w:p>
     <w:p>
       <w:pPr>
         <w:numPr>
           <w:ilvl w:val="0"/>
-          <w:numId w:val="2"/>
+          <w:numId w:val="10"/>
         </w:numPr>
       </w:pPr>
       <w:r>
-        <w:t>Handling edge cases: Preventing duplicate registrations, weak passwords, and unauthorized logins.</w:t>
+        <w:t>Registering new users with validation</w:t>
+      </w:r>
+    </w:p>
+    <w:p>
+      <w:pPr>
+        <w:numPr>
+          <w:ilvl w:val="0"/>
+          <w:numId w:val="10"/>
+        </w:numPr>
+      </w:pPr>
+      <w:r>
+        <w:t>Logging in existing users</w:t>
+      </w:r>
+    </w:p>
+    <w:p>
+      <w:pPr>
+        <w:numPr>
+          <w:ilvl w:val="0"/>
+          <w:numId w:val="10"/>
+        </w:numPr>
+      </w:pPr>
+      <w:r>
+        <w:t>Checking user access levels</w:t>
+      </w:r>
+      <w:r>
+        <w:br/>
+      </w:r>
+    </w:p>
+    <w:p>
+      <w:r>
+        <w:t xml:space="preserve">Then, write </w:t>
+      </w:r>
+      <w:r>
+        <w:rPr>
+          <w:b/>
+          <w:bCs/>
+        </w:rPr>
+        <w:t xml:space="preserve">Junit </w:t>
+      </w:r>
+      <w:r>
+        <w:rPr>
+          <w:b/>
+          <w:bCs/>
+        </w:rPr>
+        <w:t>tests</w:t>
+      </w:r>
+      <w:r>
+        <w:t xml:space="preserve"> to validate the behaviour of each method.</w:t>
+      </w:r>
+    </w:p>
+    <w:p>
+      <w:pPr>
+        <w:rPr>
+          <w:b/>
+          <w:bCs/>
+        </w:rPr>
+      </w:pPr>
+    </w:p>
+    <w:p>
+      <w:r>
+        <w:rPr>
+          <w:rStyle w:val="Heading2Char"/>
+        </w:rPr>
+        <w:t xml:space="preserve">Testing scope for this lab: </w:t>
+      </w:r>
+      <w:r>
+        <w:rPr>
+          <w:rStyle w:val="Heading2Char"/>
+        </w:rPr>
+        <w:br/>
+      </w:r>
+      <w:r>
+        <w:t xml:space="preserve">The </w:t>
+      </w:r>
+      <w:proofErr w:type="spellStart"/>
+      <w:r>
+        <w:rPr>
+          <w:b/>
+          <w:bCs/>
+        </w:rPr>
+        <w:t>UserService</w:t>
+      </w:r>
+      <w:proofErr w:type="spellEnd"/>
+      <w:r>
+        <w:t xml:space="preserve"> class is designed to work with a user store (database), which you will implement or mock in a later module. For this exercise, </w:t>
+      </w:r>
+      <w:r>
+        <w:rPr>
+          <w:b/>
+          <w:bCs/>
+        </w:rPr>
+        <w:t>do not write tests that require a real database or persistence layer</w:t>
+      </w:r>
+      <w:r>
+        <w:t>.</w:t>
+      </w:r>
+      <w:r>
+        <w:t xml:space="preserve"> These are indicated using the icon </w:t>
+      </w:r>
+      <w:r>
+        <w:rPr>
+          <mc:AlternateContent>
+            <mc:Choice Requires="w16se"/>
+            <mc:Fallback>
+              <w:rFonts w:ascii="Segoe UI Emoji" w:eastAsia="Segoe UI Emoji" w:hAnsi="Segoe UI Emoji" w:cs="Segoe UI Emoji"/>
+            </mc:Fallback>
+          </mc:AlternateContent>
+        </w:rPr>
+        <mc:AlternateContent>
+          <mc:Choice Requires="w16se">
+            <w16se:symEx w16se:font="Segoe UI Emoji" w16se:char="2622"/>
+          </mc:Choice>
+          <mc:Fallback>
+            <w:t>☢</w:t>
+          </mc:Fallback>
+        </mc:AlternateContent>
+      </w:r>
+      <w:r>
+        <w:t xml:space="preserve">️ </w:t>
+      </w:r>
+    </w:p>
+    <w:p>
+      <w:r>
+        <w:t xml:space="preserve">Instead, focus on testing the </w:t>
+      </w:r>
+      <w:r>
+        <w:rPr>
+          <w:b/>
+          <w:bCs/>
+        </w:rPr>
+        <w:t>business rules only</w:t>
+      </w:r>
+      <w:r>
+        <w:t>.</w:t>
+      </w:r>
+    </w:p>
+    <w:p>
+      <w:r>
+        <w:t xml:space="preserve">Tests involving external storage, repositories, or mocks will be covered </w:t>
+      </w:r>
+      <w:r>
+        <w:t>later.</w:t>
       </w:r>
     </w:p>
     <w:p/>
@@ -150,21 +381,7 @@
         <w:t>I</w:t>
       </w:r>
       <w:r>
-        <w:t>n this part you will create either a Java or C# app and write unit tests in Junit5 or MS-Test.</w:t>
-      </w:r>
-      <w:r>
-        <w:br/>
-      </w:r>
-    </w:p>
-    <w:p>
-      <w:r>
-        <w:rPr>
-          <w:rFonts w:asciiTheme="majorHAnsi" w:eastAsiaTheme="majorEastAsia" w:hAnsiTheme="majorHAnsi" w:cstheme="majorBidi"/>
-          <w:color w:val="0F4761" w:themeColor="accent1" w:themeShade="BF"/>
-          <w:sz w:val="32"/>
-          <w:szCs w:val="32"/>
-        </w:rPr>
-        <w:t>Java:</w:t>
+        <w:t>n this part you will create either a Java app and write unit tests in Junit5 .</w:t>
       </w:r>
       <w:r>
         <w:rPr>
@@ -199,7 +416,14 @@
         <w:t xml:space="preserve">new </w:t>
       </w:r>
       <w:r>
-        <w:t>Maven application</w:t>
+        <w:rPr>
+          <w:b/>
+          <w:bCs/>
+        </w:rPr>
+        <w:t>Maven</w:t>
+      </w:r>
+      <w:r>
+        <w:t xml:space="preserve"> application</w:t>
       </w:r>
       <w:r>
         <w:t xml:space="preserve"> </w:t>
@@ -391,6 +615,7 @@
         </w:rPr>
       </w:pPr>
       <w:r>
+        <w:lastRenderedPageBreak/>
         <w:t xml:space="preserve">Navigate to </w:t>
       </w:r>
       <w:hyperlink r:id="rId10" w:history="1">
@@ -473,7 +698,6 @@
         </w:numPr>
       </w:pPr>
       <w:r>
-        <w:lastRenderedPageBreak/>
         <w:t xml:space="preserve">Back in your </w:t>
       </w:r>
       <w:r>
@@ -1179,13 +1403,8 @@
     </w:p>
     <w:p>
       <w:r>
-        <w:t xml:space="preserve">│── </w:t>
-      </w:r>
-      <w:proofErr w:type="spellStart"/>
-      <w:r>
-        <w:t>src</w:t>
-      </w:r>
-      <w:proofErr w:type="spellEnd"/>
+        <w:t>│── src</w:t>
+      </w:r>
     </w:p>
     <w:p>
       <w:r>
@@ -1292,15 +1511,7 @@
       </w:r>
       <w:r>
         <w:br/>
-        <w:t xml:space="preserve">Right mouse click on the node </w:t>
-      </w:r>
-      <w:proofErr w:type="spellStart"/>
-      <w:r>
-        <w:t>src</w:t>
-      </w:r>
-      <w:proofErr w:type="spellEnd"/>
-      <w:r>
-        <w:t xml:space="preserve"> &gt; main &gt; java and create a new class</w:t>
+        <w:t>Right mouse click on the node src &gt; main &gt; java and create a new class</w:t>
       </w:r>
       <w:r>
         <w:rPr>
@@ -1471,13 +1682,8 @@
         <w:ind w:left="720"/>
       </w:pPr>
       <w:r>
-        <w:t xml:space="preserve">│── </w:t>
-      </w:r>
-      <w:proofErr w:type="spellStart"/>
-      <w:r>
-        <w:t>src</w:t>
-      </w:r>
-      <w:proofErr w:type="spellEnd"/>
+        <w:t>│── src</w:t>
+      </w:r>
     </w:p>
     <w:p>
       <w:pPr>
@@ -1555,6 +1761,7 @@
           <w:sz w:val="24"/>
           <w:szCs w:val="24"/>
         </w:rPr>
+        <w:lastRenderedPageBreak/>
         <w:t>Right mouse Click</w:t>
       </w:r>
       <w:r>
@@ -1565,7 +1772,6 @@
         </w:rPr>
         <w:t xml:space="preserve"> on the </w:t>
       </w:r>
-      <w:proofErr w:type="spellStart"/>
       <w:r>
         <w:rPr>
           <w:rFonts w:ascii="Times New Roman" w:hAnsi="Times New Roman"/>
@@ -1574,18 +1780,7 @@
           <w:sz w:val="28"/>
           <w:szCs w:val="28"/>
         </w:rPr>
-        <w:t>src</w:t>
-      </w:r>
-      <w:proofErr w:type="spellEnd"/>
-      <w:r>
-        <w:rPr>
-          <w:rFonts w:ascii="Times New Roman" w:hAnsi="Times New Roman"/>
-          <w:b/>
-          <w:bCs/>
-          <w:sz w:val="28"/>
-          <w:szCs w:val="28"/>
-        </w:rPr>
-        <w:t xml:space="preserve"> &gt; test &gt; java</w:t>
+        <w:t>src &gt; test &gt; java</w:t>
       </w:r>
       <w:r>
         <w:rPr>
@@ -1750,16 +1945,7 @@
         </w:rPr>
       </w:pPr>
       <w:r>
-        <w:lastRenderedPageBreak/>
-        <w:t xml:space="preserve">To test the structure of your project, type the following in the </w:t>
-      </w:r>
-      <w:proofErr w:type="spellStart"/>
-      <w:r>
-        <w:t>UserServices</w:t>
-      </w:r>
-      <w:proofErr w:type="spellEnd"/>
-      <w:r>
-        <w:t xml:space="preserve"> class</w:t>
+        <w:t>To test the structure of your project, type the following in the UserServices class</w:t>
       </w:r>
       <w:r>
         <w:br/>
@@ -2984,71 +3170,3529 @@
     <w:p>
       <w:pPr>
         <w:pStyle w:val="Heading2"/>
-        <w:rPr>
-          <w:rFonts w:ascii="Times New Roman" w:hAnsi="Times New Roman"/>
-          <w:sz w:val="24"/>
-          <w:szCs w:val="24"/>
-        </w:rPr>
-      </w:pPr>
-      <w:r>
-        <w:rPr>
-          <w:rFonts w:ascii="Times New Roman" w:hAnsi="Times New Roman"/>
-          <w:sz w:val="24"/>
-          <w:szCs w:val="24"/>
-        </w:rPr>
-        <w:t xml:space="preserve">Write the code for </w:t>
+      </w:pPr>
+      <w:r>
+        <w:t xml:space="preserve">Implement the </w:t>
       </w:r>
       <w:proofErr w:type="spellStart"/>
       <w:r>
-        <w:rPr>
-          <w:b/>
-          <w:bCs/>
-          <w:color w:val="215E99" w:themeColor="text2" w:themeTint="BF"/>
-          <w:sz w:val="28"/>
-          <w:szCs w:val="28"/>
-        </w:rPr>
         <w:t>UserService</w:t>
       </w:r>
       <w:proofErr w:type="spellEnd"/>
       <w:r>
-        <w:rPr>
-          <w:color w:val="215E99" w:themeColor="text2" w:themeTint="BF"/>
-          <w:sz w:val="28"/>
-          <w:szCs w:val="28"/>
-        </w:rPr>
+        <w:t xml:space="preserve"> Class</w:t>
+      </w:r>
+    </w:p>
+    <w:p>
+      <w:r>
+        <w:t xml:space="preserve">Create a class </w:t>
+      </w:r>
+      <w:proofErr w:type="spellStart"/>
+      <w:r>
+        <w:rPr>
+          <w:b/>
+          <w:bCs/>
+        </w:rPr>
+        <w:t>UserService</w:t>
+      </w:r>
+      <w:proofErr w:type="spellEnd"/>
+      <w:r>
+        <w:t xml:space="preserve"> with the following methods:</w:t>
+      </w:r>
+      <w:r>
+        <w:br/>
+      </w:r>
+    </w:p>
+    <w:p>
+      <w:pPr>
+        <w:rPr>
+          <w:b/>
+          <w:bCs/>
+        </w:rPr>
+      </w:pPr>
+      <w:r>
+        <w:rPr>
+          <w:b/>
+          <w:bCs/>
+        </w:rPr>
+        <w:t xml:space="preserve">1. </w:t>
+      </w:r>
+      <w:proofErr w:type="spellStart"/>
+      <w:r>
+        <w:rPr>
+          <w:b/>
+          <w:bCs/>
+        </w:rPr>
+        <w:t>RegisterUser</w:t>
+      </w:r>
+      <w:proofErr w:type="spellEnd"/>
+      <w:r>
+        <w:rPr>
+          <w:b/>
+          <w:bCs/>
+        </w:rPr>
+        <w:t>(string username, string password, string role)</w:t>
+      </w:r>
+    </w:p>
+    <w:p>
+      <w:pPr>
+        <w:numPr>
+          <w:ilvl w:val="0"/>
+          <w:numId w:val="11"/>
+        </w:numPr>
+        <w:rPr>
+          <w:b/>
+          <w:bCs/>
+        </w:rPr>
+      </w:pPr>
+      <w:r>
+        <w:rPr>
+          <w:b/>
+          <w:bCs/>
+        </w:rPr>
+        <w:t>Throw an exception if:</w:t>
+      </w:r>
+    </w:p>
+    <w:p>
+      <w:pPr>
+        <w:numPr>
+          <w:ilvl w:val="1"/>
+          <w:numId w:val="11"/>
+        </w:numPr>
+      </w:pPr>
+      <w:r>
+        <w:t>The username already exists.</w:t>
+      </w:r>
+      <w:r>
         <w:t xml:space="preserve"> </w:t>
       </w:r>
       <w:r>
         <w:rPr>
-          <w:color w:val="000000" w:themeColor="text1"/>
-          <w:sz w:val="28"/>
-          <w:szCs w:val="28"/>
-        </w:rPr>
-        <w:t xml:space="preserve">and </w:t>
+          <mc:AlternateContent>
+            <mc:Choice Requires="w16se"/>
+            <mc:Fallback>
+              <w:rFonts w:ascii="Segoe UI Emoji" w:eastAsia="Segoe UI Emoji" w:hAnsi="Segoe UI Emoji" w:cs="Segoe UI Emoji"/>
+            </mc:Fallback>
+          </mc:AlternateContent>
+        </w:rPr>
+        <mc:AlternateContent>
+          <mc:Choice Requires="w16se">
+            <w16se:symEx w16se:font="Segoe UI Emoji" w16se:char="2622"/>
+          </mc:Choice>
+          <mc:Fallback>
+            <w:t>☢</w:t>
+          </mc:Fallback>
+        </mc:AlternateContent>
+      </w:r>
+      <w:r>
+        <w:t>️</w:t>
+      </w:r>
+    </w:p>
+    <w:p>
+      <w:pPr>
+        <w:numPr>
+          <w:ilvl w:val="1"/>
+          <w:numId w:val="11"/>
+        </w:numPr>
+      </w:pPr>
+      <w:r>
+        <w:t>The password is less than 8 characters.</w:t>
+      </w:r>
+    </w:p>
+    <w:p>
+      <w:pPr>
+        <w:numPr>
+          <w:ilvl w:val="1"/>
+          <w:numId w:val="11"/>
+        </w:numPr>
+      </w:pPr>
+      <w:r>
+        <w:t>The password does not contain at least one number.</w:t>
+      </w:r>
+    </w:p>
+    <w:p>
+      <w:pPr>
+        <w:numPr>
+          <w:ilvl w:val="1"/>
+          <w:numId w:val="11"/>
+        </w:numPr>
+      </w:pPr>
+      <w:r>
+        <w:t xml:space="preserve">The password </w:t>
+      </w:r>
+      <w:r>
+        <w:t xml:space="preserve">does not have </w:t>
+      </w:r>
+      <w:r>
+        <w:t xml:space="preserve">a </w:t>
+      </w:r>
+      <w:r>
+        <w:t>special character from this list: !@#$%^&amp;*.</w:t>
+      </w:r>
+    </w:p>
+    <w:p>
+      <w:pPr>
+        <w:numPr>
+          <w:ilvl w:val="1"/>
+          <w:numId w:val="11"/>
+        </w:numPr>
+      </w:pPr>
+      <w:r>
+        <w:t>The role is not one of: "admin", "manager", "support", "trainer".</w:t>
+      </w:r>
+    </w:p>
+    <w:p>
+      <w:pPr>
+        <w:numPr>
+          <w:ilvl w:val="0"/>
+          <w:numId w:val="11"/>
+        </w:numPr>
+      </w:pPr>
+      <w:r>
+        <w:t>Otherwise, add the user.</w:t>
+      </w:r>
+      <w:r>
+        <w:br/>
+      </w:r>
+    </w:p>
+    <w:p>
+      <w:pPr>
+        <w:keepNext/>
+        <w:keepLines/>
+        <w:rPr>
+          <w:b/>
+          <w:bCs/>
+        </w:rPr>
+      </w:pPr>
+      <w:r>
+        <w:rPr>
+          <w:b/>
+          <w:bCs/>
+        </w:rPr>
+        <w:lastRenderedPageBreak/>
+        <w:t xml:space="preserve">2. </w:t>
       </w:r>
       <w:proofErr w:type="spellStart"/>
       <w:r>
         <w:rPr>
           <w:b/>
           <w:bCs/>
-          <w:color w:val="215E99" w:themeColor="text2" w:themeTint="BF"/>
-          <w:sz w:val="28"/>
-          <w:szCs w:val="28"/>
-        </w:rPr>
-        <w:t>UserServiceTest</w:t>
+        </w:rPr>
+        <w:t>LoginUser</w:t>
       </w:r>
       <w:proofErr w:type="spellEnd"/>
       <w:r>
+        <w:rPr>
+          <w:b/>
+          <w:bCs/>
+        </w:rPr>
+        <w:t>(string username, string password)</w:t>
+      </w:r>
+    </w:p>
+    <w:p>
+      <w:pPr>
+        <w:keepNext/>
+        <w:keepLines/>
+        <w:numPr>
+          <w:ilvl w:val="0"/>
+          <w:numId w:val="12"/>
+        </w:numPr>
+        <w:rPr>
+          <w:b/>
+          <w:bCs/>
+        </w:rPr>
+      </w:pPr>
+      <w:r>
+        <w:rPr>
+          <w:b/>
+          <w:bCs/>
+        </w:rPr>
+        <w:t>Throw an exception if:</w:t>
+      </w:r>
+    </w:p>
+    <w:p>
+      <w:pPr>
+        <w:keepNext/>
+        <w:keepLines/>
+        <w:numPr>
+          <w:ilvl w:val="1"/>
+          <w:numId w:val="12"/>
+        </w:numPr>
+      </w:pPr>
+      <w:r>
+        <w:t>The username is null or contains only whitespace.</w:t>
+      </w:r>
+    </w:p>
+    <w:p>
+      <w:pPr>
+        <w:keepNext/>
+        <w:keepLines/>
+        <w:numPr>
+          <w:ilvl w:val="1"/>
+          <w:numId w:val="12"/>
+        </w:numPr>
+      </w:pPr>
+      <w:r>
+        <w:t>The user does not exist.</w:t>
+      </w:r>
+      <w:r>
         <w:t xml:space="preserve"> </w:t>
       </w:r>
       <w:r>
         <w:rPr>
-          <w:rFonts w:ascii="Times New Roman" w:hAnsi="Times New Roman"/>
-          <w:sz w:val="24"/>
-          <w:szCs w:val="24"/>
-        </w:rPr>
-        <w:t>classes</w:t>
-      </w:r>
+          <mc:AlternateContent>
+            <mc:Choice Requires="w16se"/>
+            <mc:Fallback>
+              <w:rFonts w:ascii="Segoe UI Emoji" w:eastAsia="Segoe UI Emoji" w:hAnsi="Segoe UI Emoji" w:cs="Segoe UI Emoji"/>
+            </mc:Fallback>
+          </mc:AlternateContent>
+        </w:rPr>
+        <mc:AlternateContent>
+          <mc:Choice Requires="w16se">
+            <w16se:symEx w16se:font="Segoe UI Emoji" w16se:char="2622"/>
+          </mc:Choice>
+          <mc:Fallback>
+            <w:t>☢</w:t>
+          </mc:Fallback>
+        </mc:AlternateContent>
+      </w:r>
+      <w:r>
+        <w:t>️</w:t>
+      </w:r>
+      <w:r>
+        <w:br/>
+      </w:r>
+    </w:p>
+    <w:p>
+      <w:pPr>
+        <w:numPr>
+          <w:ilvl w:val="0"/>
+          <w:numId w:val="12"/>
+        </w:numPr>
+      </w:pPr>
+      <w:r>
+        <w:t>Return true if the password matches the stored one, otherwise return false.</w:t>
+      </w:r>
+      <w:r>
+        <w:br/>
+      </w:r>
+    </w:p>
+    <w:p>
+      <w:pPr>
+        <w:keepNext/>
+        <w:keepLines/>
+        <w:rPr>
+          <w:b/>
+          <w:bCs/>
+        </w:rPr>
+      </w:pPr>
+      <w:r>
+        <w:rPr>
+          <w:b/>
+          <w:bCs/>
+        </w:rPr>
+        <w:t xml:space="preserve">3. </w:t>
+      </w:r>
+      <w:proofErr w:type="spellStart"/>
+      <w:r>
+        <w:rPr>
+          <w:b/>
+          <w:bCs/>
+        </w:rPr>
+        <w:t>HasAccess</w:t>
+      </w:r>
+      <w:proofErr w:type="spellEnd"/>
+      <w:r>
+        <w:rPr>
+          <w:b/>
+          <w:bCs/>
+        </w:rPr>
+        <w:t xml:space="preserve">(string username, string </w:t>
+      </w:r>
+      <w:proofErr w:type="spellStart"/>
+      <w:r>
+        <w:rPr>
+          <w:b/>
+          <w:bCs/>
+        </w:rPr>
+        <w:t>requiredRole</w:t>
+      </w:r>
+      <w:proofErr w:type="spellEnd"/>
+      <w:r>
+        <w:rPr>
+          <w:b/>
+          <w:bCs/>
+        </w:rPr>
+        <w:t>)</w:t>
+      </w:r>
+    </w:p>
+    <w:p>
+      <w:pPr>
+        <w:keepNext/>
+        <w:keepLines/>
+        <w:numPr>
+          <w:ilvl w:val="0"/>
+          <w:numId w:val="13"/>
+        </w:numPr>
+      </w:pPr>
+      <w:r>
+        <w:t>Throw an exception if the username is null or empty.</w:t>
+      </w:r>
+    </w:p>
+    <w:p>
+      <w:pPr>
+        <w:keepNext/>
+        <w:keepLines/>
+        <w:numPr>
+          <w:ilvl w:val="0"/>
+          <w:numId w:val="13"/>
+        </w:numPr>
+      </w:pPr>
+      <w:r>
+        <w:t xml:space="preserve">Return </w:t>
+      </w:r>
+      <w:r>
+        <w:rPr>
+          <w:b/>
+          <w:bCs/>
+        </w:rPr>
+        <w:t>true</w:t>
+      </w:r>
+      <w:r>
+        <w:t xml:space="preserve"> if the user exists </w:t>
+      </w:r>
+      <w:r>
+        <w:rPr>
+          <mc:AlternateContent>
+            <mc:Choice Requires="w16se"/>
+            <mc:Fallback>
+              <w:rFonts w:ascii="Segoe UI Emoji" w:eastAsia="Segoe UI Emoji" w:hAnsi="Segoe UI Emoji" w:cs="Segoe UI Emoji"/>
+            </mc:Fallback>
+          </mc:AlternateContent>
+        </w:rPr>
+        <mc:AlternateContent>
+          <mc:Choice Requires="w16se">
+            <w16se:symEx w16se:font="Segoe UI Emoji" w16se:char="2622"/>
+          </mc:Choice>
+          <mc:Fallback>
+            <w:t>☢</w:t>
+          </mc:Fallback>
+        </mc:AlternateContent>
+      </w:r>
+      <w:r>
+        <w:t xml:space="preserve">️ </w:t>
+      </w:r>
+      <w:r>
+        <w:t xml:space="preserve">and their role matches </w:t>
+      </w:r>
+      <w:proofErr w:type="spellStart"/>
+      <w:r>
+        <w:t>requiredRole</w:t>
+      </w:r>
+      <w:proofErr w:type="spellEnd"/>
+      <w:r>
+        <w:br/>
+      </w:r>
+      <w:r>
+        <w:br/>
+      </w:r>
+    </w:p>
+    <w:p>
+      <w:r>
+        <w:t>Please c</w:t>
+      </w:r>
+      <w:r>
+        <w:t>reate a simple User class with Username, Password, and Role properties to support this.</w:t>
+      </w:r>
+    </w:p>
+    <w:p/>
+    <w:p>
+      <w:pPr>
+        <w:pStyle w:val="Heading2"/>
+        <w:rPr>
+          <w:lang w:eastAsia="en-US"/>
+        </w:rPr>
+      </w:pPr>
+      <w:r>
+        <w:rPr>
+          <w:lang w:eastAsia="en-US"/>
+        </w:rPr>
+        <w:t xml:space="preserve">Starter code for </w:t>
+      </w:r>
+      <w:proofErr w:type="spellStart"/>
+      <w:r>
+        <w:rPr>
+          <w:lang w:eastAsia="en-US"/>
+        </w:rPr>
+        <w:t>UserService</w:t>
+      </w:r>
+      <w:proofErr w:type="spellEnd"/>
+    </w:p>
+    <w:p>
+      <w:pPr>
+        <w:suppressAutoHyphens w:val="0"/>
+        <w:autoSpaceDE w:val="0"/>
+        <w:autoSpaceDN w:val="0"/>
+        <w:adjustRightInd w:val="0"/>
+        <w:rPr>
+          <w:rFonts w:ascii="Consolas" w:hAnsi="Consolas" w:cs="Consolas"/>
+          <w:b/>
+          <w:bCs/>
+          <w:color w:val="000000"/>
+          <w:sz w:val="18"/>
+          <w:szCs w:val="18"/>
+          <w:lang w:eastAsia="en-US"/>
+        </w:rPr>
+      </w:pPr>
+      <w:r>
+        <w:rPr>
+          <w:rFonts w:ascii="Consolas" w:hAnsi="Consolas" w:cs="Consolas"/>
+          <w:b/>
+          <w:bCs/>
+          <w:color w:val="0000FF"/>
+          <w:sz w:val="18"/>
+          <w:szCs w:val="18"/>
+          <w:lang w:eastAsia="en-US"/>
+        </w:rPr>
+        <w:t>public</w:t>
+      </w:r>
+      <w:r>
+        <w:rPr>
+          <w:rFonts w:ascii="Consolas" w:hAnsi="Consolas" w:cs="Consolas"/>
+          <w:b/>
+          <w:bCs/>
+          <w:color w:val="000000"/>
+          <w:sz w:val="18"/>
+          <w:szCs w:val="18"/>
+          <w:lang w:eastAsia="en-US"/>
+        </w:rPr>
+        <w:t xml:space="preserve"> </w:t>
+      </w:r>
+      <w:r>
+        <w:rPr>
+          <w:rFonts w:ascii="Consolas" w:hAnsi="Consolas" w:cs="Consolas"/>
+          <w:b/>
+          <w:bCs/>
+          <w:color w:val="0000FF"/>
+          <w:sz w:val="18"/>
+          <w:szCs w:val="18"/>
+          <w:lang w:eastAsia="en-US"/>
+        </w:rPr>
+        <w:t>class</w:t>
+      </w:r>
+      <w:r>
+        <w:rPr>
+          <w:rFonts w:ascii="Consolas" w:hAnsi="Consolas" w:cs="Consolas"/>
+          <w:b/>
+          <w:bCs/>
+          <w:color w:val="000000"/>
+          <w:sz w:val="18"/>
+          <w:szCs w:val="18"/>
+          <w:lang w:eastAsia="en-US"/>
+        </w:rPr>
+        <w:t xml:space="preserve"> </w:t>
+      </w:r>
+      <w:proofErr w:type="spellStart"/>
+      <w:r>
+        <w:rPr>
+          <w:rFonts w:ascii="Consolas" w:hAnsi="Consolas" w:cs="Consolas"/>
+          <w:b/>
+          <w:bCs/>
+          <w:color w:val="2B91AF"/>
+          <w:sz w:val="18"/>
+          <w:szCs w:val="18"/>
+          <w:lang w:eastAsia="en-US"/>
+        </w:rPr>
+        <w:t>UserService</w:t>
+      </w:r>
+      <w:proofErr w:type="spellEnd"/>
+    </w:p>
+    <w:p>
+      <w:pPr>
+        <w:suppressAutoHyphens w:val="0"/>
+        <w:autoSpaceDE w:val="0"/>
+        <w:autoSpaceDN w:val="0"/>
+        <w:adjustRightInd w:val="0"/>
+        <w:rPr>
+          <w:rFonts w:ascii="Consolas" w:hAnsi="Consolas" w:cs="Consolas"/>
+          <w:color w:val="000000"/>
+          <w:sz w:val="18"/>
+          <w:szCs w:val="18"/>
+          <w:lang w:eastAsia="en-US"/>
+        </w:rPr>
+      </w:pPr>
+      <w:r>
+        <w:rPr>
+          <w:rFonts w:ascii="Consolas" w:hAnsi="Consolas" w:cs="Consolas"/>
+          <w:color w:val="000000"/>
+          <w:sz w:val="18"/>
+          <w:szCs w:val="18"/>
+          <w:lang w:eastAsia="en-US"/>
+        </w:rPr>
+        <w:t>{</w:t>
+      </w:r>
+    </w:p>
+    <w:p>
+      <w:pPr>
+        <w:suppressAutoHyphens w:val="0"/>
+        <w:autoSpaceDE w:val="0"/>
+        <w:autoSpaceDN w:val="0"/>
+        <w:adjustRightInd w:val="0"/>
+        <w:rPr>
+          <w:rFonts w:ascii="Consolas" w:hAnsi="Consolas" w:cs="Consolas"/>
+          <w:b/>
+          <w:bCs/>
+          <w:color w:val="000000"/>
+          <w:sz w:val="18"/>
+          <w:szCs w:val="18"/>
+          <w:lang w:eastAsia="en-US"/>
+        </w:rPr>
+      </w:pPr>
+      <w:r>
+        <w:rPr>
+          <w:rFonts w:ascii="Consolas" w:hAnsi="Consolas" w:cs="Consolas"/>
+          <w:b/>
+          <w:bCs/>
+          <w:color w:val="000000"/>
+          <w:sz w:val="18"/>
+          <w:szCs w:val="18"/>
+          <w:lang w:eastAsia="en-US"/>
+        </w:rPr>
+        <w:t xml:space="preserve">    </w:t>
+      </w:r>
+      <w:r>
+        <w:rPr>
+          <w:rFonts w:ascii="Consolas" w:hAnsi="Consolas" w:cs="Consolas"/>
+          <w:b/>
+          <w:bCs/>
+          <w:color w:val="0000FF"/>
+          <w:sz w:val="18"/>
+          <w:szCs w:val="18"/>
+          <w:lang w:eastAsia="en-US"/>
+        </w:rPr>
+        <w:t>public</w:t>
+      </w:r>
+      <w:r>
+        <w:rPr>
+          <w:rFonts w:ascii="Consolas" w:hAnsi="Consolas" w:cs="Consolas"/>
+          <w:b/>
+          <w:bCs/>
+          <w:color w:val="000000"/>
+          <w:sz w:val="18"/>
+          <w:szCs w:val="18"/>
+          <w:lang w:eastAsia="en-US"/>
+        </w:rPr>
+        <w:t xml:space="preserve"> </w:t>
+      </w:r>
+      <w:r>
+        <w:rPr>
+          <w:rFonts w:ascii="Consolas" w:hAnsi="Consolas" w:cs="Consolas"/>
+          <w:b/>
+          <w:bCs/>
+          <w:color w:val="0000FF"/>
+          <w:sz w:val="18"/>
+          <w:szCs w:val="18"/>
+          <w:lang w:eastAsia="en-US"/>
+        </w:rPr>
+        <w:t>void</w:t>
+      </w:r>
+      <w:r>
+        <w:rPr>
+          <w:rFonts w:ascii="Consolas" w:hAnsi="Consolas" w:cs="Consolas"/>
+          <w:b/>
+          <w:bCs/>
+          <w:color w:val="000000"/>
+          <w:sz w:val="18"/>
+          <w:szCs w:val="18"/>
+          <w:lang w:eastAsia="en-US"/>
+        </w:rPr>
+        <w:t xml:space="preserve"> </w:t>
+      </w:r>
+      <w:proofErr w:type="spellStart"/>
+      <w:r>
+        <w:rPr>
+          <w:rFonts w:ascii="Consolas" w:hAnsi="Consolas" w:cs="Consolas"/>
+          <w:b/>
+          <w:bCs/>
+          <w:color w:val="000000"/>
+          <w:sz w:val="18"/>
+          <w:szCs w:val="18"/>
+          <w:lang w:eastAsia="en-US"/>
+        </w:rPr>
+        <w:t>registerUser</w:t>
+      </w:r>
+      <w:proofErr w:type="spellEnd"/>
+      <w:r>
+        <w:rPr>
+          <w:rFonts w:ascii="Consolas" w:hAnsi="Consolas" w:cs="Consolas"/>
+          <w:b/>
+          <w:bCs/>
+          <w:color w:val="000000"/>
+          <w:sz w:val="18"/>
+          <w:szCs w:val="18"/>
+          <w:lang w:eastAsia="en-US"/>
+        </w:rPr>
+        <w:t>(String username, String password, String role)</w:t>
+      </w:r>
+    </w:p>
+    <w:p>
+      <w:pPr>
+        <w:suppressAutoHyphens w:val="0"/>
+        <w:autoSpaceDE w:val="0"/>
+        <w:autoSpaceDN w:val="0"/>
+        <w:adjustRightInd w:val="0"/>
+        <w:rPr>
+          <w:rFonts w:ascii="Consolas" w:hAnsi="Consolas" w:cs="Consolas"/>
+          <w:color w:val="000000"/>
+          <w:sz w:val="18"/>
+          <w:szCs w:val="18"/>
+          <w:lang w:eastAsia="en-US"/>
+        </w:rPr>
+      </w:pPr>
+      <w:r>
+        <w:rPr>
+          <w:rFonts w:ascii="Consolas" w:hAnsi="Consolas" w:cs="Consolas"/>
+          <w:color w:val="000000"/>
+          <w:sz w:val="18"/>
+          <w:szCs w:val="18"/>
+          <w:lang w:eastAsia="en-US"/>
+        </w:rPr>
+        <w:t xml:space="preserve">    {</w:t>
+      </w:r>
+    </w:p>
+    <w:p>
+      <w:pPr>
+        <w:suppressAutoHyphens w:val="0"/>
+        <w:autoSpaceDE w:val="0"/>
+        <w:autoSpaceDN w:val="0"/>
+        <w:adjustRightInd w:val="0"/>
+        <w:rPr>
+          <w:rFonts w:ascii="Consolas" w:hAnsi="Consolas" w:cs="Consolas"/>
+          <w:color w:val="3A7C22" w:themeColor="accent6" w:themeShade="BF"/>
+          <w:sz w:val="18"/>
+          <w:szCs w:val="18"/>
+          <w:lang w:eastAsia="en-US"/>
+        </w:rPr>
+      </w:pPr>
+      <w:r>
+        <w:rPr>
+          <w:rFonts w:ascii="Consolas" w:hAnsi="Consolas" w:cs="Consolas"/>
+          <w:color w:val="000000"/>
+          <w:sz w:val="18"/>
+          <w:szCs w:val="18"/>
+          <w:lang w:eastAsia="en-US"/>
+        </w:rPr>
+        <w:t xml:space="preserve">        //</w:t>
+      </w:r>
+      <w:r>
+        <w:rPr>
+          <w:rFonts w:ascii="Consolas" w:hAnsi="Consolas" w:cs="Consolas"/>
+          <w:color w:val="3A7C22" w:themeColor="accent6" w:themeShade="BF"/>
+          <w:sz w:val="18"/>
+          <w:szCs w:val="18"/>
+          <w:lang w:eastAsia="en-US"/>
+        </w:rPr>
+        <w:t xml:space="preserve"> throw </w:t>
+      </w:r>
+      <w:proofErr w:type="spellStart"/>
+      <w:r>
+        <w:rPr>
+          <w:rFonts w:ascii="Consolas" w:hAnsi="Consolas" w:cs="Consolas"/>
+          <w:color w:val="77206D" w:themeColor="accent5" w:themeShade="BF"/>
+          <w:sz w:val="18"/>
+          <w:szCs w:val="18"/>
+          <w:lang w:eastAsia="en-US"/>
+        </w:rPr>
+        <w:t>Illegal</w:t>
+      </w:r>
+      <w:r>
+        <w:rPr>
+          <w:rFonts w:ascii="Consolas" w:hAnsi="Consolas" w:cs="Consolas"/>
+          <w:color w:val="77206D" w:themeColor="accent5" w:themeShade="BF"/>
+          <w:sz w:val="18"/>
+          <w:szCs w:val="18"/>
+          <w:lang w:eastAsia="en-US"/>
+        </w:rPr>
+        <w:t>ArgumentException</w:t>
+      </w:r>
+      <w:proofErr w:type="spellEnd"/>
+      <w:r>
+        <w:rPr>
+          <w:rFonts w:ascii="Consolas" w:hAnsi="Consolas" w:cs="Consolas"/>
+          <w:color w:val="77206D" w:themeColor="accent5" w:themeShade="BF"/>
+          <w:sz w:val="18"/>
+          <w:szCs w:val="18"/>
+          <w:lang w:eastAsia="en-US"/>
+        </w:rPr>
+        <w:t xml:space="preserve"> </w:t>
+      </w:r>
+      <w:r>
+        <w:rPr>
+          <w:rFonts w:ascii="Consolas" w:hAnsi="Consolas" w:cs="Consolas"/>
+          <w:color w:val="3A7C22" w:themeColor="accent6" w:themeShade="BF"/>
+          <w:sz w:val="18"/>
+          <w:szCs w:val="18"/>
+          <w:lang w:eastAsia="en-US"/>
+        </w:rPr>
+        <w:t>(or a custom exception)</w:t>
+      </w:r>
+    </w:p>
+    <w:p>
+      <w:pPr>
+        <w:suppressAutoHyphens w:val="0"/>
+        <w:autoSpaceDE w:val="0"/>
+        <w:autoSpaceDN w:val="0"/>
+        <w:adjustRightInd w:val="0"/>
+        <w:ind w:firstLine="720"/>
+        <w:rPr>
+          <w:rFonts w:ascii="Consolas" w:hAnsi="Consolas" w:cs="Consolas"/>
+          <w:color w:val="3A7C22" w:themeColor="accent6" w:themeShade="BF"/>
+          <w:sz w:val="18"/>
+          <w:szCs w:val="18"/>
+          <w:lang w:eastAsia="en-US"/>
+        </w:rPr>
+      </w:pPr>
+      <w:r>
+        <w:rPr>
+          <w:rFonts w:ascii="Consolas" w:hAnsi="Consolas" w:cs="Consolas"/>
+          <w:color w:val="77206D" w:themeColor="accent5" w:themeShade="BF"/>
+          <w:sz w:val="18"/>
+          <w:szCs w:val="18"/>
+          <w:lang w:eastAsia="en-US"/>
+        </w:rPr>
+        <w:t xml:space="preserve"> //  </w:t>
+      </w:r>
+      <w:r>
+        <w:rPr>
+          <w:rFonts w:ascii="Consolas" w:hAnsi="Consolas" w:cs="Consolas"/>
+          <w:color w:val="77206D" w:themeColor="accent5" w:themeShade="BF"/>
+          <w:sz w:val="18"/>
+          <w:szCs w:val="18"/>
+          <w:lang w:eastAsia="en-US"/>
+        </w:rPr>
+        <w:tab/>
+      </w:r>
+      <w:r>
+        <w:rPr>
+          <w:rFonts w:ascii="Consolas" w:hAnsi="Consolas" w:cs="Consolas"/>
+          <w:color w:val="3A7C22" w:themeColor="accent6" w:themeShade="BF"/>
+          <w:sz w:val="18"/>
+          <w:szCs w:val="18"/>
+          <w:lang w:eastAsia="en-US"/>
+        </w:rPr>
+        <w:t>if username exists</w:t>
+      </w:r>
+      <w:r>
+        <w:rPr>
+          <w:rFonts w:ascii="Consolas" w:hAnsi="Consolas" w:cs="Consolas"/>
+          <w:color w:val="3A7C22" w:themeColor="accent6" w:themeShade="BF"/>
+          <w:sz w:val="18"/>
+          <w:szCs w:val="18"/>
+          <w:lang w:eastAsia="en-US"/>
+        </w:rPr>
+        <w:t xml:space="preserve"> </w:t>
+      </w:r>
+      <w:r>
+        <w:rPr>
+          <mc:AlternateContent>
+            <mc:Choice Requires="w16se"/>
+            <mc:Fallback>
+              <w:rFonts w:ascii="Segoe UI Emoji" w:eastAsia="Segoe UI Emoji" w:hAnsi="Segoe UI Emoji" w:cs="Segoe UI Emoji"/>
+            </mc:Fallback>
+          </mc:AlternateContent>
+        </w:rPr>
+        <mc:AlternateContent>
+          <mc:Choice Requires="w16se">
+            <w16se:symEx w16se:font="Segoe UI Emoji" w16se:char="2622"/>
+          </mc:Choice>
+          <mc:Fallback>
+            <w:t>☢</w:t>
+          </mc:Fallback>
+        </mc:AlternateContent>
+      </w:r>
+      <w:r>
+        <w:t>️</w:t>
+      </w:r>
+    </w:p>
+    <w:p>
+      <w:pPr>
+        <w:suppressAutoHyphens w:val="0"/>
+        <w:autoSpaceDE w:val="0"/>
+        <w:autoSpaceDN w:val="0"/>
+        <w:adjustRightInd w:val="0"/>
+        <w:ind w:left="720" w:firstLine="120"/>
+        <w:rPr>
+          <w:rFonts w:ascii="Consolas" w:hAnsi="Consolas" w:cs="Consolas"/>
+          <w:color w:val="3A7C22" w:themeColor="accent6" w:themeShade="BF"/>
+          <w:sz w:val="18"/>
+          <w:szCs w:val="18"/>
+          <w:lang w:eastAsia="en-US"/>
+        </w:rPr>
+      </w:pPr>
+      <w:r>
+        <w:rPr>
+          <w:rFonts w:ascii="Consolas" w:hAnsi="Consolas" w:cs="Consolas"/>
+          <w:color w:val="3A7C22" w:themeColor="accent6" w:themeShade="BF"/>
+          <w:sz w:val="18"/>
+          <w:szCs w:val="18"/>
+          <w:lang w:eastAsia="en-US"/>
+        </w:rPr>
+        <w:t xml:space="preserve">// </w:t>
+      </w:r>
+      <w:r>
+        <w:rPr>
+          <w:rFonts w:ascii="Consolas" w:hAnsi="Consolas" w:cs="Consolas"/>
+          <w:color w:val="3A7C22" w:themeColor="accent6" w:themeShade="BF"/>
+          <w:sz w:val="18"/>
+          <w:szCs w:val="18"/>
+          <w:lang w:eastAsia="en-US"/>
+        </w:rPr>
+        <w:tab/>
+        <w:t>if password is invalid</w:t>
+      </w:r>
+    </w:p>
+    <w:p>
+      <w:pPr>
+        <w:suppressAutoHyphens w:val="0"/>
+        <w:autoSpaceDE w:val="0"/>
+        <w:autoSpaceDN w:val="0"/>
+        <w:adjustRightInd w:val="0"/>
+        <w:ind w:firstLine="720"/>
+        <w:rPr>
+          <w:rFonts w:ascii="Consolas" w:hAnsi="Consolas" w:cs="Consolas"/>
+          <w:color w:val="3A7C22" w:themeColor="accent6" w:themeShade="BF"/>
+          <w:sz w:val="18"/>
+          <w:szCs w:val="18"/>
+          <w:lang w:eastAsia="en-US"/>
+        </w:rPr>
+      </w:pPr>
+      <w:r>
+        <w:rPr>
+          <w:rFonts w:ascii="Consolas" w:hAnsi="Consolas" w:cs="Consolas"/>
+          <w:color w:val="3A7C22" w:themeColor="accent6" w:themeShade="BF"/>
+          <w:sz w:val="18"/>
+          <w:szCs w:val="18"/>
+          <w:lang w:eastAsia="en-US"/>
+        </w:rPr>
+        <w:t xml:space="preserve"> // </w:t>
+      </w:r>
+      <w:r>
+        <w:rPr>
+          <w:rFonts w:ascii="Consolas" w:hAnsi="Consolas" w:cs="Consolas"/>
+          <w:color w:val="3A7C22" w:themeColor="accent6" w:themeShade="BF"/>
+          <w:sz w:val="18"/>
+          <w:szCs w:val="18"/>
+          <w:lang w:eastAsia="en-US"/>
+        </w:rPr>
+        <w:tab/>
+      </w:r>
+      <w:r>
+        <w:rPr>
+          <w:rFonts w:ascii="Consolas" w:hAnsi="Consolas" w:cs="Consolas"/>
+          <w:color w:val="3A7C22" w:themeColor="accent6" w:themeShade="BF"/>
+          <w:sz w:val="18"/>
+          <w:szCs w:val="18"/>
+          <w:lang w:eastAsia="en-US"/>
+        </w:rPr>
+        <w:tab/>
+        <w:t>password length must be 8 or more character</w:t>
+      </w:r>
+    </w:p>
+    <w:p>
+      <w:pPr>
+        <w:suppressAutoHyphens w:val="0"/>
+        <w:autoSpaceDE w:val="0"/>
+        <w:autoSpaceDN w:val="0"/>
+        <w:adjustRightInd w:val="0"/>
+        <w:ind w:firstLine="720"/>
+        <w:rPr>
+          <w:rFonts w:ascii="Consolas" w:hAnsi="Consolas" w:cs="Consolas"/>
+          <w:color w:val="3A7C22" w:themeColor="accent6" w:themeShade="BF"/>
+          <w:sz w:val="18"/>
+          <w:szCs w:val="18"/>
+          <w:lang w:eastAsia="en-US"/>
+        </w:rPr>
+      </w:pPr>
+      <w:r>
+        <w:rPr>
+          <w:rFonts w:ascii="Consolas" w:hAnsi="Consolas" w:cs="Consolas"/>
+          <w:color w:val="3A7C22" w:themeColor="accent6" w:themeShade="BF"/>
+          <w:sz w:val="18"/>
+          <w:szCs w:val="18"/>
+          <w:lang w:eastAsia="en-US"/>
+        </w:rPr>
+        <w:t xml:space="preserve"> // </w:t>
+      </w:r>
+      <w:r>
+        <w:rPr>
+          <w:rFonts w:ascii="Consolas" w:hAnsi="Consolas" w:cs="Consolas"/>
+          <w:color w:val="3A7C22" w:themeColor="accent6" w:themeShade="BF"/>
+          <w:sz w:val="18"/>
+          <w:szCs w:val="18"/>
+          <w:lang w:eastAsia="en-US"/>
+        </w:rPr>
+        <w:tab/>
+      </w:r>
+      <w:r>
+        <w:rPr>
+          <w:rFonts w:ascii="Consolas" w:hAnsi="Consolas" w:cs="Consolas"/>
+          <w:color w:val="3A7C22" w:themeColor="accent6" w:themeShade="BF"/>
+          <w:sz w:val="18"/>
+          <w:szCs w:val="18"/>
+          <w:lang w:eastAsia="en-US"/>
+        </w:rPr>
+        <w:tab/>
+        <w:t>Must have one or more numbers</w:t>
+      </w:r>
+    </w:p>
+    <w:p>
+      <w:pPr>
+        <w:suppressAutoHyphens w:val="0"/>
+        <w:autoSpaceDE w:val="0"/>
+        <w:autoSpaceDN w:val="0"/>
+        <w:adjustRightInd w:val="0"/>
+        <w:ind w:firstLine="720"/>
+        <w:rPr>
+          <w:rFonts w:ascii="Consolas" w:hAnsi="Consolas" w:cs="Consolas"/>
+          <w:color w:val="3A7C22" w:themeColor="accent6" w:themeShade="BF"/>
+          <w:sz w:val="18"/>
+          <w:szCs w:val="18"/>
+          <w:lang w:eastAsia="en-US"/>
+        </w:rPr>
+      </w:pPr>
+      <w:r>
+        <w:rPr>
+          <w:rFonts w:ascii="Consolas" w:hAnsi="Consolas" w:cs="Consolas"/>
+          <w:color w:val="3A7C22" w:themeColor="accent6" w:themeShade="BF"/>
+          <w:sz w:val="18"/>
+          <w:szCs w:val="18"/>
+          <w:lang w:eastAsia="en-US"/>
+        </w:rPr>
+        <w:t xml:space="preserve"> // </w:t>
+      </w:r>
+      <w:r>
+        <w:rPr>
+          <w:rFonts w:ascii="Consolas" w:hAnsi="Consolas" w:cs="Consolas"/>
+          <w:color w:val="3A7C22" w:themeColor="accent6" w:themeShade="BF"/>
+          <w:sz w:val="18"/>
+          <w:szCs w:val="18"/>
+          <w:lang w:eastAsia="en-US"/>
+        </w:rPr>
+        <w:tab/>
+      </w:r>
+      <w:r>
+        <w:rPr>
+          <w:rFonts w:ascii="Consolas" w:hAnsi="Consolas" w:cs="Consolas"/>
+          <w:color w:val="3A7C22" w:themeColor="accent6" w:themeShade="BF"/>
+          <w:sz w:val="18"/>
+          <w:szCs w:val="18"/>
+          <w:lang w:eastAsia="en-US"/>
+        </w:rPr>
+        <w:tab/>
+        <w:t>must contain one of these special characters !@#$%^&amp;*</w:t>
+      </w:r>
+    </w:p>
+    <w:p>
+      <w:pPr>
+        <w:suppressAutoHyphens w:val="0"/>
+        <w:autoSpaceDE w:val="0"/>
+        <w:autoSpaceDN w:val="0"/>
+        <w:adjustRightInd w:val="0"/>
+        <w:ind w:firstLine="720"/>
+        <w:rPr>
+          <w:rFonts w:ascii="Consolas" w:hAnsi="Consolas" w:cs="Consolas"/>
+          <w:color w:val="3A7C22" w:themeColor="accent6" w:themeShade="BF"/>
+          <w:sz w:val="18"/>
+          <w:szCs w:val="18"/>
+          <w:lang w:eastAsia="en-US"/>
+        </w:rPr>
+      </w:pPr>
+      <w:r>
+        <w:rPr>
+          <w:rFonts w:ascii="Consolas" w:hAnsi="Consolas" w:cs="Consolas"/>
+          <w:color w:val="3A7C22" w:themeColor="accent6" w:themeShade="BF"/>
+          <w:sz w:val="18"/>
+          <w:szCs w:val="18"/>
+          <w:lang w:eastAsia="en-US"/>
+        </w:rPr>
+        <w:t xml:space="preserve"> //</w:t>
+      </w:r>
+      <w:r>
+        <w:rPr>
+          <w:rFonts w:ascii="Consolas" w:hAnsi="Consolas" w:cs="Consolas"/>
+          <w:color w:val="3A7C22" w:themeColor="accent6" w:themeShade="BF"/>
+          <w:sz w:val="18"/>
+          <w:szCs w:val="18"/>
+          <w:lang w:eastAsia="en-US"/>
+        </w:rPr>
+        <w:tab/>
+        <w:t>if role is not a (manager, admin, support or trainer)</w:t>
+      </w:r>
+    </w:p>
+    <w:p>
+      <w:pPr>
+        <w:suppressAutoHyphens w:val="0"/>
+        <w:autoSpaceDE w:val="0"/>
+        <w:autoSpaceDN w:val="0"/>
+        <w:adjustRightInd w:val="0"/>
+        <w:ind w:left="720" w:firstLine="120"/>
+        <w:rPr>
+          <w:rFonts w:ascii="Consolas" w:hAnsi="Consolas" w:cs="Consolas"/>
+          <w:color w:val="000000"/>
+          <w:sz w:val="18"/>
+          <w:szCs w:val="18"/>
+          <w:lang w:eastAsia="en-US"/>
+        </w:rPr>
+      </w:pPr>
+      <w:r>
+        <w:rPr>
+          <w:rFonts w:ascii="Consolas" w:hAnsi="Consolas" w:cs="Consolas"/>
+          <w:color w:val="000000"/>
+          <w:sz w:val="18"/>
+          <w:szCs w:val="18"/>
+          <w:lang w:eastAsia="en-US"/>
+        </w:rPr>
+        <w:br/>
+        <w:t xml:space="preserve"> // else do:</w:t>
+      </w:r>
+    </w:p>
+    <w:p>
+      <w:pPr>
+        <w:suppressAutoHyphens w:val="0"/>
+        <w:autoSpaceDE w:val="0"/>
+        <w:autoSpaceDN w:val="0"/>
+        <w:adjustRightInd w:val="0"/>
+        <w:rPr>
+          <w:rFonts w:ascii="Consolas" w:hAnsi="Consolas" w:cs="Consolas"/>
+          <w:color w:val="000000"/>
+          <w:sz w:val="18"/>
+          <w:szCs w:val="18"/>
+          <w:lang w:eastAsia="en-US"/>
+        </w:rPr>
+      </w:pPr>
+      <w:r>
+        <w:rPr>
+          <w:rFonts w:ascii="Consolas" w:hAnsi="Consolas" w:cs="Consolas"/>
+          <w:color w:val="000000"/>
+          <w:sz w:val="18"/>
+          <w:szCs w:val="18"/>
+          <w:lang w:eastAsia="en-US"/>
+        </w:rPr>
+        <w:tab/>
+        <w:t xml:space="preserve"> // </w:t>
+      </w:r>
+      <w:r>
+        <w:rPr>
+          <w:rFonts w:ascii="Consolas" w:hAnsi="Consolas" w:cs="Consolas"/>
+          <w:color w:val="000000"/>
+          <w:sz w:val="18"/>
+          <w:szCs w:val="18"/>
+          <w:lang w:eastAsia="en-US"/>
+        </w:rPr>
+        <w:tab/>
+      </w:r>
+      <w:r>
+        <w:rPr>
+          <w:rFonts w:ascii="Consolas" w:hAnsi="Consolas" w:cs="Consolas"/>
+          <w:color w:val="3A7C22" w:themeColor="accent6" w:themeShade="BF"/>
+          <w:sz w:val="18"/>
+          <w:szCs w:val="18"/>
+          <w:lang w:eastAsia="en-US"/>
+        </w:rPr>
+        <w:t xml:space="preserve">Add user to the database and </w:t>
+      </w:r>
+      <w:r>
+        <w:rPr>
+          <w:rFonts w:ascii="Consolas" w:hAnsi="Consolas" w:cs="Consolas"/>
+          <w:color w:val="3A7C22" w:themeColor="accent6" w:themeShade="BF"/>
+          <w:sz w:val="18"/>
+          <w:szCs w:val="18"/>
+          <w:lang w:eastAsia="en-US"/>
+        </w:rPr>
+        <w:t xml:space="preserve">Then </w:t>
+      </w:r>
+      <w:r>
+        <w:rPr>
+          <w:rFonts w:ascii="Consolas" w:hAnsi="Consolas" w:cs="Consolas"/>
+          <w:b/>
+          <w:bCs/>
+          <w:color w:val="3A7C22" w:themeColor="accent6" w:themeShade="BF"/>
+          <w:sz w:val="18"/>
+          <w:szCs w:val="18"/>
+          <w:lang w:eastAsia="en-US"/>
+        </w:rPr>
+        <w:t>test</w:t>
+      </w:r>
+      <w:r>
+        <w:rPr>
+          <w:rFonts w:ascii="Consolas" w:hAnsi="Consolas" w:cs="Consolas"/>
+          <w:color w:val="3A7C22" w:themeColor="accent6" w:themeShade="BF"/>
+          <w:sz w:val="18"/>
+          <w:szCs w:val="18"/>
+          <w:lang w:eastAsia="en-US"/>
+        </w:rPr>
+        <w:t xml:space="preserve"> username is added</w:t>
+      </w:r>
+      <w:r>
+        <w:rPr>
+          <w:rFonts w:ascii="Consolas" w:hAnsi="Consolas" w:cs="Consolas"/>
+          <w:color w:val="3A7C22" w:themeColor="accent6" w:themeShade="BF"/>
+          <w:sz w:val="18"/>
+          <w:szCs w:val="18"/>
+          <w:lang w:eastAsia="en-US"/>
+        </w:rPr>
+        <w:t xml:space="preserve"> </w:t>
+      </w:r>
+      <w:r>
+        <w:rPr>
+          <mc:AlternateContent>
+            <mc:Choice Requires="w16se"/>
+            <mc:Fallback>
+              <w:rFonts w:ascii="Segoe UI Emoji" w:eastAsia="Segoe UI Emoji" w:hAnsi="Segoe UI Emoji" w:cs="Segoe UI Emoji"/>
+            </mc:Fallback>
+          </mc:AlternateContent>
+        </w:rPr>
+        <mc:AlternateContent>
+          <mc:Choice Requires="w16se">
+            <w16se:symEx w16se:font="Segoe UI Emoji" w16se:char="2622"/>
+          </mc:Choice>
+          <mc:Fallback>
+            <w:t>☢</w:t>
+          </mc:Fallback>
+        </mc:AlternateContent>
+      </w:r>
+      <w:r>
+        <w:t>️</w:t>
+      </w:r>
+    </w:p>
+    <w:p>
+      <w:pPr>
+        <w:suppressAutoHyphens w:val="0"/>
+        <w:autoSpaceDE w:val="0"/>
+        <w:autoSpaceDN w:val="0"/>
+        <w:adjustRightInd w:val="0"/>
+        <w:rPr>
+          <w:rFonts w:ascii="Consolas" w:hAnsi="Consolas" w:cs="Consolas"/>
+          <w:color w:val="000000"/>
+          <w:sz w:val="18"/>
+          <w:szCs w:val="18"/>
+          <w:lang w:eastAsia="en-US"/>
+        </w:rPr>
+      </w:pPr>
+      <w:r>
+        <w:rPr>
+          <w:rFonts w:ascii="Consolas" w:hAnsi="Consolas" w:cs="Consolas"/>
+          <w:color w:val="000000"/>
+          <w:sz w:val="18"/>
+          <w:szCs w:val="18"/>
+          <w:lang w:eastAsia="en-US"/>
+        </w:rPr>
+        <w:t xml:space="preserve">    }</w:t>
+      </w:r>
+    </w:p>
+    <w:p>
+      <w:pPr>
+        <w:suppressAutoHyphens w:val="0"/>
+        <w:autoSpaceDE w:val="0"/>
+        <w:autoSpaceDN w:val="0"/>
+        <w:adjustRightInd w:val="0"/>
+        <w:rPr>
+          <w:rFonts w:ascii="Consolas" w:hAnsi="Consolas" w:cs="Consolas"/>
+          <w:color w:val="000000"/>
+          <w:sz w:val="18"/>
+          <w:szCs w:val="18"/>
+          <w:lang w:eastAsia="en-US"/>
+        </w:rPr>
+      </w:pPr>
+    </w:p>
+    <w:p>
+      <w:pPr>
+        <w:keepNext/>
+        <w:keepLines/>
+        <w:suppressAutoHyphens w:val="0"/>
+        <w:autoSpaceDE w:val="0"/>
+        <w:autoSpaceDN w:val="0"/>
+        <w:adjustRightInd w:val="0"/>
+        <w:rPr>
+          <w:rFonts w:ascii="Consolas" w:hAnsi="Consolas" w:cs="Consolas"/>
+          <w:b/>
+          <w:bCs/>
+          <w:color w:val="000000"/>
+          <w:sz w:val="18"/>
+          <w:szCs w:val="18"/>
+          <w:lang w:eastAsia="en-US"/>
+        </w:rPr>
+      </w:pPr>
+      <w:r>
+        <w:rPr>
+          <w:rFonts w:ascii="Consolas" w:hAnsi="Consolas" w:cs="Consolas"/>
+          <w:b/>
+          <w:bCs/>
+          <w:color w:val="000000"/>
+          <w:sz w:val="18"/>
+          <w:szCs w:val="18"/>
+          <w:lang w:eastAsia="en-US"/>
+        </w:rPr>
+        <w:t xml:space="preserve">    </w:t>
+      </w:r>
+      <w:r>
+        <w:rPr>
+          <w:rFonts w:ascii="Consolas" w:hAnsi="Consolas" w:cs="Consolas"/>
+          <w:b/>
+          <w:bCs/>
+          <w:color w:val="0000FF"/>
+          <w:sz w:val="18"/>
+          <w:szCs w:val="18"/>
+          <w:lang w:eastAsia="en-US"/>
+        </w:rPr>
+        <w:t>public</w:t>
+      </w:r>
+      <w:r>
+        <w:rPr>
+          <w:rFonts w:ascii="Consolas" w:hAnsi="Consolas" w:cs="Consolas"/>
+          <w:b/>
+          <w:bCs/>
+          <w:color w:val="000000"/>
+          <w:sz w:val="18"/>
+          <w:szCs w:val="18"/>
+          <w:lang w:eastAsia="en-US"/>
+        </w:rPr>
+        <w:t xml:space="preserve"> bool </w:t>
+      </w:r>
+      <w:proofErr w:type="spellStart"/>
+      <w:r>
+        <w:rPr>
+          <w:rFonts w:ascii="Consolas" w:hAnsi="Consolas" w:cs="Consolas"/>
+          <w:b/>
+          <w:bCs/>
+          <w:color w:val="000000"/>
+          <w:sz w:val="18"/>
+          <w:szCs w:val="18"/>
+          <w:lang w:eastAsia="en-US"/>
+        </w:rPr>
+        <w:t>loginUser</w:t>
+      </w:r>
+      <w:proofErr w:type="spellEnd"/>
+      <w:r>
+        <w:rPr>
+          <w:rFonts w:ascii="Consolas" w:hAnsi="Consolas" w:cs="Consolas"/>
+          <w:b/>
+          <w:bCs/>
+          <w:color w:val="000000"/>
+          <w:sz w:val="18"/>
+          <w:szCs w:val="18"/>
+          <w:lang w:eastAsia="en-US"/>
+        </w:rPr>
+        <w:t>(String username, String password)</w:t>
+      </w:r>
+    </w:p>
+    <w:p>
+      <w:pPr>
+        <w:keepNext/>
+        <w:keepLines/>
+        <w:suppressAutoHyphens w:val="0"/>
+        <w:autoSpaceDE w:val="0"/>
+        <w:autoSpaceDN w:val="0"/>
+        <w:adjustRightInd w:val="0"/>
+        <w:rPr>
+          <w:rFonts w:ascii="Consolas" w:hAnsi="Consolas" w:cs="Consolas"/>
+          <w:color w:val="000000"/>
+          <w:sz w:val="18"/>
+          <w:szCs w:val="18"/>
+          <w:lang w:eastAsia="en-US"/>
+        </w:rPr>
+      </w:pPr>
+      <w:r>
+        <w:rPr>
+          <w:rFonts w:ascii="Consolas" w:hAnsi="Consolas" w:cs="Consolas"/>
+          <w:color w:val="000000"/>
+          <w:sz w:val="18"/>
+          <w:szCs w:val="18"/>
+          <w:lang w:eastAsia="en-US"/>
+        </w:rPr>
+        <w:t xml:space="preserve">    {</w:t>
+      </w:r>
+    </w:p>
+    <w:p>
+      <w:pPr>
+        <w:suppressAutoHyphens w:val="0"/>
+        <w:autoSpaceDE w:val="0"/>
+        <w:autoSpaceDN w:val="0"/>
+        <w:adjustRightInd w:val="0"/>
+        <w:rPr>
+          <w:rFonts w:ascii="Consolas" w:hAnsi="Consolas" w:cs="Consolas"/>
+          <w:color w:val="3A7C22" w:themeColor="accent6" w:themeShade="BF"/>
+          <w:sz w:val="18"/>
+          <w:szCs w:val="18"/>
+          <w:lang w:eastAsia="en-US"/>
+        </w:rPr>
+      </w:pPr>
+      <w:r>
+        <w:rPr>
+          <w:rFonts w:ascii="Consolas" w:hAnsi="Consolas" w:cs="Consolas"/>
+          <w:color w:val="000000"/>
+          <w:sz w:val="18"/>
+          <w:szCs w:val="18"/>
+          <w:lang w:eastAsia="en-US"/>
+        </w:rPr>
+        <w:tab/>
+        <w:t>//</w:t>
+      </w:r>
+      <w:r>
+        <w:rPr>
+          <w:rFonts w:ascii="Consolas" w:hAnsi="Consolas" w:cs="Consolas"/>
+          <w:color w:val="3A7C22" w:themeColor="accent6" w:themeShade="BF"/>
+          <w:sz w:val="18"/>
+          <w:szCs w:val="18"/>
+          <w:lang w:eastAsia="en-US"/>
+        </w:rPr>
+        <w:t xml:space="preserve"> throw </w:t>
+      </w:r>
+      <w:proofErr w:type="spellStart"/>
+      <w:r>
+        <w:rPr>
+          <w:rFonts w:ascii="Consolas" w:hAnsi="Consolas" w:cs="Consolas"/>
+          <w:color w:val="77206D" w:themeColor="accent5" w:themeShade="BF"/>
+          <w:sz w:val="18"/>
+          <w:szCs w:val="18"/>
+          <w:lang w:eastAsia="en-US"/>
+        </w:rPr>
+        <w:t>Illegal</w:t>
+      </w:r>
+      <w:r>
+        <w:rPr>
+          <w:rFonts w:ascii="Consolas" w:hAnsi="Consolas" w:cs="Consolas"/>
+          <w:color w:val="77206D" w:themeColor="accent5" w:themeShade="BF"/>
+          <w:sz w:val="18"/>
+          <w:szCs w:val="18"/>
+          <w:lang w:eastAsia="en-US"/>
+        </w:rPr>
+        <w:t>ArgumentException</w:t>
+      </w:r>
+      <w:proofErr w:type="spellEnd"/>
+      <w:r>
+        <w:rPr>
+          <w:rFonts w:ascii="Consolas" w:hAnsi="Consolas" w:cs="Consolas"/>
+          <w:color w:val="3A7C22" w:themeColor="accent6" w:themeShade="BF"/>
+          <w:sz w:val="18"/>
+          <w:szCs w:val="18"/>
+          <w:lang w:eastAsia="en-US"/>
+        </w:rPr>
+        <w:t xml:space="preserve"> </w:t>
+      </w:r>
+      <w:r>
+        <w:rPr>
+          <w:rFonts w:ascii="Consolas" w:hAnsi="Consolas" w:cs="Consolas"/>
+          <w:color w:val="3A7C22" w:themeColor="accent6" w:themeShade="BF"/>
+          <w:sz w:val="18"/>
+          <w:szCs w:val="18"/>
+          <w:lang w:eastAsia="en-US"/>
+        </w:rPr>
+        <w:t>(or a custom exception)</w:t>
+      </w:r>
+    </w:p>
+    <w:p>
+      <w:pPr>
+        <w:suppressAutoHyphens w:val="0"/>
+        <w:autoSpaceDE w:val="0"/>
+        <w:autoSpaceDN w:val="0"/>
+        <w:adjustRightInd w:val="0"/>
+        <w:ind w:left="720"/>
+        <w:rPr>
+          <w:rFonts w:ascii="Consolas" w:hAnsi="Consolas" w:cs="Consolas"/>
+          <w:color w:val="3A7C22" w:themeColor="accent6" w:themeShade="BF"/>
+          <w:sz w:val="18"/>
+          <w:szCs w:val="18"/>
+          <w:lang w:eastAsia="en-US"/>
+        </w:rPr>
+      </w:pPr>
+      <w:r>
+        <w:rPr>
+          <w:rFonts w:ascii="Consolas" w:hAnsi="Consolas" w:cs="Consolas"/>
+          <w:color w:val="77206D" w:themeColor="accent5" w:themeShade="BF"/>
+          <w:sz w:val="18"/>
+          <w:szCs w:val="18"/>
+          <w:lang w:eastAsia="en-US"/>
+        </w:rPr>
+        <w:t xml:space="preserve">//  </w:t>
+      </w:r>
+      <w:r>
+        <w:rPr>
+          <w:rFonts w:ascii="Consolas" w:hAnsi="Consolas" w:cs="Consolas"/>
+          <w:color w:val="77206D" w:themeColor="accent5" w:themeShade="BF"/>
+          <w:sz w:val="18"/>
+          <w:szCs w:val="18"/>
+          <w:lang w:eastAsia="en-US"/>
+        </w:rPr>
+        <w:tab/>
+      </w:r>
+      <w:r>
+        <w:rPr>
+          <w:rFonts w:ascii="Consolas" w:hAnsi="Consolas" w:cs="Consolas"/>
+          <w:color w:val="3A7C22" w:themeColor="accent6" w:themeShade="BF"/>
+          <w:sz w:val="18"/>
+          <w:szCs w:val="18"/>
+          <w:lang w:eastAsia="en-US"/>
+        </w:rPr>
+        <w:t xml:space="preserve">if username is </w:t>
+      </w:r>
+      <w:r>
+        <w:rPr>
+          <w:rFonts w:ascii="Consolas" w:hAnsi="Consolas" w:cs="Consolas"/>
+          <w:color w:val="00B0F0"/>
+          <w:sz w:val="18"/>
+          <w:szCs w:val="18"/>
+          <w:lang w:eastAsia="en-US"/>
+        </w:rPr>
+        <w:t>null</w:t>
+      </w:r>
+    </w:p>
+    <w:p>
+      <w:pPr>
+        <w:suppressAutoHyphens w:val="0"/>
+        <w:autoSpaceDE w:val="0"/>
+        <w:autoSpaceDN w:val="0"/>
+        <w:adjustRightInd w:val="0"/>
+        <w:ind w:firstLine="720"/>
+        <w:rPr>
+          <w:rFonts w:ascii="Consolas" w:hAnsi="Consolas" w:cs="Consolas"/>
+          <w:color w:val="3A7C22" w:themeColor="accent6" w:themeShade="BF"/>
+          <w:sz w:val="18"/>
+          <w:szCs w:val="18"/>
+          <w:lang w:eastAsia="en-US"/>
+        </w:rPr>
+      </w:pPr>
+      <w:r>
+        <w:rPr>
+          <w:rFonts w:ascii="Consolas" w:hAnsi="Consolas" w:cs="Consolas"/>
+          <w:color w:val="77206D" w:themeColor="accent5" w:themeShade="BF"/>
+          <w:sz w:val="18"/>
+          <w:szCs w:val="18"/>
+          <w:lang w:eastAsia="en-US"/>
+        </w:rPr>
+        <w:t xml:space="preserve">//  </w:t>
+      </w:r>
+      <w:r>
+        <w:rPr>
+          <w:rFonts w:ascii="Consolas" w:hAnsi="Consolas" w:cs="Consolas"/>
+          <w:color w:val="77206D" w:themeColor="accent5" w:themeShade="BF"/>
+          <w:sz w:val="18"/>
+          <w:szCs w:val="18"/>
+          <w:lang w:eastAsia="en-US"/>
+        </w:rPr>
+        <w:tab/>
+      </w:r>
+      <w:r>
+        <w:rPr>
+          <w:rFonts w:ascii="Consolas" w:hAnsi="Consolas" w:cs="Consolas"/>
+          <w:color w:val="3A7C22" w:themeColor="accent6" w:themeShade="BF"/>
+          <w:sz w:val="18"/>
+          <w:szCs w:val="18"/>
+          <w:lang w:eastAsia="en-US"/>
+        </w:rPr>
+        <w:t xml:space="preserve">if username is </w:t>
+      </w:r>
+      <w:r>
+        <w:rPr>
+          <w:rFonts w:ascii="Consolas" w:hAnsi="Consolas" w:cs="Consolas"/>
+          <w:color w:val="00B0F0"/>
+          <w:sz w:val="18"/>
+          <w:szCs w:val="18"/>
+          <w:lang w:eastAsia="en-US"/>
+        </w:rPr>
+        <w:t xml:space="preserve">empty </w:t>
+      </w:r>
+      <w:r>
+        <w:rPr>
+          <w:rFonts w:ascii="Consolas" w:hAnsi="Consolas" w:cs="Consolas"/>
+          <w:color w:val="3A7C22" w:themeColor="accent6" w:themeShade="BF"/>
+          <w:sz w:val="18"/>
+          <w:szCs w:val="18"/>
+          <w:lang w:eastAsia="en-US"/>
+        </w:rPr>
+        <w:t>(spaces/tabs)</w:t>
+      </w:r>
+    </w:p>
+    <w:p>
+      <w:pPr>
+        <w:suppressAutoHyphens w:val="0"/>
+        <w:autoSpaceDE w:val="0"/>
+        <w:autoSpaceDN w:val="0"/>
+        <w:adjustRightInd w:val="0"/>
+        <w:ind w:firstLine="720"/>
+        <w:rPr>
+          <w:rFonts w:ascii="Consolas" w:hAnsi="Consolas" w:cs="Consolas"/>
+          <w:color w:val="3A7C22" w:themeColor="accent6" w:themeShade="BF"/>
+          <w:sz w:val="18"/>
+          <w:szCs w:val="18"/>
+          <w:lang w:eastAsia="en-US"/>
+        </w:rPr>
+      </w:pPr>
+      <w:r>
+        <w:rPr>
+          <w:rFonts w:ascii="Consolas" w:hAnsi="Consolas" w:cs="Consolas"/>
+          <w:color w:val="3A7C22" w:themeColor="accent6" w:themeShade="BF"/>
+          <w:sz w:val="18"/>
+          <w:szCs w:val="18"/>
+          <w:lang w:eastAsia="en-US"/>
+        </w:rPr>
+        <w:t xml:space="preserve">//  </w:t>
+      </w:r>
+      <w:r>
+        <w:rPr>
+          <w:rFonts w:ascii="Consolas" w:hAnsi="Consolas" w:cs="Consolas"/>
+          <w:color w:val="3A7C22" w:themeColor="accent6" w:themeShade="BF"/>
+          <w:sz w:val="18"/>
+          <w:szCs w:val="18"/>
+          <w:lang w:eastAsia="en-US"/>
+        </w:rPr>
+        <w:tab/>
+        <w:t>if user is not registered</w:t>
+      </w:r>
+      <w:r>
+        <w:rPr>
+          <w:rFonts w:ascii="Consolas" w:hAnsi="Consolas" w:cs="Consolas"/>
+          <w:color w:val="3A7C22" w:themeColor="accent6" w:themeShade="BF"/>
+          <w:sz w:val="18"/>
+          <w:szCs w:val="18"/>
+          <w:lang w:eastAsia="en-US"/>
+        </w:rPr>
+        <w:t xml:space="preserve"> </w:t>
+      </w:r>
+      <w:r>
+        <w:rPr>
+          <mc:AlternateContent>
+            <mc:Choice Requires="w16se"/>
+            <mc:Fallback>
+              <w:rFonts w:ascii="Segoe UI Emoji" w:eastAsia="Segoe UI Emoji" w:hAnsi="Segoe UI Emoji" w:cs="Segoe UI Emoji"/>
+            </mc:Fallback>
+          </mc:AlternateContent>
+        </w:rPr>
+        <mc:AlternateContent>
+          <mc:Choice Requires="w16se">
+            <w16se:symEx w16se:font="Segoe UI Emoji" w16se:char="2622"/>
+          </mc:Choice>
+          <mc:Fallback>
+            <w:t>☢</w:t>
+          </mc:Fallback>
+        </mc:AlternateContent>
+      </w:r>
+      <w:r>
+        <w:t>️</w:t>
+      </w:r>
+    </w:p>
+    <w:p>
+      <w:pPr>
+        <w:suppressAutoHyphens w:val="0"/>
+        <w:autoSpaceDE w:val="0"/>
+        <w:autoSpaceDN w:val="0"/>
+        <w:adjustRightInd w:val="0"/>
+        <w:ind w:left="720"/>
+        <w:rPr>
+          <w:rFonts w:ascii="Consolas" w:hAnsi="Consolas" w:cs="Consolas"/>
+          <w:color w:val="3A7C22" w:themeColor="accent6" w:themeShade="BF"/>
+          <w:sz w:val="18"/>
+          <w:szCs w:val="18"/>
+          <w:lang w:eastAsia="en-US"/>
+        </w:rPr>
+      </w:pPr>
+      <w:r>
+        <w:rPr>
+          <w:rFonts w:ascii="Consolas" w:hAnsi="Consolas" w:cs="Consolas"/>
+          <w:color w:val="3A7C22" w:themeColor="accent6" w:themeShade="BF"/>
+          <w:sz w:val="18"/>
+          <w:szCs w:val="18"/>
+          <w:lang w:eastAsia="en-US"/>
+        </w:rPr>
+        <w:t>//</w:t>
+      </w:r>
+      <w:r>
+        <w:rPr>
+          <w:rFonts w:ascii="Consolas" w:hAnsi="Consolas" w:cs="Consolas"/>
+          <w:color w:val="3A7C22" w:themeColor="accent6" w:themeShade="BF"/>
+          <w:sz w:val="18"/>
+          <w:szCs w:val="18"/>
+          <w:lang w:eastAsia="en-US"/>
+        </w:rPr>
+        <w:tab/>
+        <w:t xml:space="preserve">return </w:t>
+      </w:r>
+      <w:r>
+        <w:rPr>
+          <w:rFonts w:ascii="Consolas" w:hAnsi="Consolas" w:cs="Consolas"/>
+          <w:color w:val="00B0F0"/>
+          <w:sz w:val="18"/>
+          <w:szCs w:val="18"/>
+          <w:lang w:eastAsia="en-US"/>
+        </w:rPr>
+        <w:t>true</w:t>
+      </w:r>
+      <w:r>
+        <w:rPr>
+          <w:rFonts w:ascii="Consolas" w:hAnsi="Consolas" w:cs="Consolas"/>
+          <w:color w:val="3A7C22" w:themeColor="accent6" w:themeShade="BF"/>
+          <w:sz w:val="18"/>
+          <w:szCs w:val="18"/>
+          <w:lang w:eastAsia="en-US"/>
+        </w:rPr>
+        <w:t xml:space="preserve"> if username and password of an existing user</w:t>
+      </w:r>
+      <w:r>
+        <w:rPr>
+          <w:rFonts w:ascii="Consolas" w:hAnsi="Consolas" w:cs="Consolas"/>
+          <w:color w:val="3A7C22" w:themeColor="accent6" w:themeShade="BF"/>
+          <w:sz w:val="18"/>
+          <w:szCs w:val="18"/>
+          <w:lang w:eastAsia="en-US"/>
+        </w:rPr>
+        <w:t xml:space="preserve"> </w:t>
+      </w:r>
+      <w:r>
+        <w:rPr>
+          <mc:AlternateContent>
+            <mc:Choice Requires="w16se"/>
+            <mc:Fallback>
+              <w:rFonts w:ascii="Segoe UI Emoji" w:eastAsia="Segoe UI Emoji" w:hAnsi="Segoe UI Emoji" w:cs="Segoe UI Emoji"/>
+            </mc:Fallback>
+          </mc:AlternateContent>
+        </w:rPr>
+        <mc:AlternateContent>
+          <mc:Choice Requires="w16se">
+            <w16se:symEx w16se:font="Segoe UI Emoji" w16se:char="2622"/>
+          </mc:Choice>
+          <mc:Fallback>
+            <w:t>☢</w:t>
+          </mc:Fallback>
+        </mc:AlternateContent>
+      </w:r>
+      <w:r>
+        <w:t>️</w:t>
+      </w:r>
+    </w:p>
+    <w:p>
+      <w:pPr>
+        <w:suppressAutoHyphens w:val="0"/>
+        <w:autoSpaceDE w:val="0"/>
+        <w:autoSpaceDN w:val="0"/>
+        <w:adjustRightInd w:val="0"/>
+        <w:ind w:left="720"/>
+        <w:rPr>
+          <w:rFonts w:ascii="Consolas" w:hAnsi="Consolas" w:cs="Consolas"/>
+          <w:color w:val="3A7C22" w:themeColor="accent6" w:themeShade="BF"/>
+          <w:sz w:val="18"/>
+          <w:szCs w:val="18"/>
+          <w:lang w:eastAsia="en-US"/>
+        </w:rPr>
+      </w:pPr>
+      <w:r>
+        <w:rPr>
+          <w:rFonts w:ascii="Consolas" w:hAnsi="Consolas" w:cs="Consolas"/>
+          <w:color w:val="3A7C22" w:themeColor="accent6" w:themeShade="BF"/>
+          <w:sz w:val="18"/>
+          <w:szCs w:val="18"/>
+          <w:lang w:eastAsia="en-US"/>
+        </w:rPr>
+        <w:t xml:space="preserve">//     else return </w:t>
+      </w:r>
+      <w:r>
+        <w:rPr>
+          <w:rFonts w:ascii="Consolas" w:hAnsi="Consolas" w:cs="Consolas"/>
+          <w:color w:val="00B0F0"/>
+          <w:sz w:val="18"/>
+          <w:szCs w:val="18"/>
+          <w:lang w:eastAsia="en-US"/>
+        </w:rPr>
+        <w:t>false</w:t>
+      </w:r>
+    </w:p>
+    <w:p>
+      <w:pPr>
+        <w:suppressAutoHyphens w:val="0"/>
+        <w:autoSpaceDE w:val="0"/>
+        <w:autoSpaceDN w:val="0"/>
+        <w:adjustRightInd w:val="0"/>
+        <w:rPr>
+          <w:rFonts w:ascii="Consolas" w:hAnsi="Consolas" w:cs="Consolas"/>
+          <w:color w:val="000000"/>
+          <w:sz w:val="18"/>
+          <w:szCs w:val="18"/>
+          <w:lang w:eastAsia="en-US"/>
+        </w:rPr>
+      </w:pPr>
+      <w:r>
+        <w:rPr>
+          <w:rFonts w:ascii="Consolas" w:hAnsi="Consolas" w:cs="Consolas"/>
+          <w:color w:val="000000"/>
+          <w:sz w:val="18"/>
+          <w:szCs w:val="18"/>
+          <w:lang w:eastAsia="en-US"/>
+        </w:rPr>
+        <w:t xml:space="preserve">    }</w:t>
+      </w:r>
+    </w:p>
+    <w:p>
+      <w:pPr>
+        <w:suppressAutoHyphens w:val="0"/>
+        <w:autoSpaceDE w:val="0"/>
+        <w:autoSpaceDN w:val="0"/>
+        <w:adjustRightInd w:val="0"/>
+        <w:rPr>
+          <w:rFonts w:ascii="Consolas" w:hAnsi="Consolas" w:cs="Consolas"/>
+          <w:color w:val="000000"/>
+          <w:sz w:val="18"/>
+          <w:szCs w:val="18"/>
+          <w:lang w:eastAsia="en-US"/>
+        </w:rPr>
+      </w:pPr>
+    </w:p>
+    <w:p>
+      <w:pPr>
+        <w:suppressAutoHyphens w:val="0"/>
+        <w:autoSpaceDE w:val="0"/>
+        <w:autoSpaceDN w:val="0"/>
+        <w:adjustRightInd w:val="0"/>
+        <w:rPr>
+          <w:rFonts w:ascii="Consolas" w:hAnsi="Consolas" w:cs="Consolas"/>
+          <w:b/>
+          <w:bCs/>
+          <w:color w:val="000000"/>
+          <w:sz w:val="18"/>
+          <w:szCs w:val="18"/>
+          <w:lang w:eastAsia="en-US"/>
+        </w:rPr>
+      </w:pPr>
+      <w:r>
+        <w:rPr>
+          <w:rFonts w:ascii="Consolas" w:hAnsi="Consolas" w:cs="Consolas"/>
+          <w:b/>
+          <w:bCs/>
+          <w:color w:val="000000"/>
+          <w:sz w:val="18"/>
+          <w:szCs w:val="18"/>
+          <w:lang w:eastAsia="en-US"/>
+        </w:rPr>
+        <w:t xml:space="preserve">    </w:t>
+      </w:r>
+      <w:r>
+        <w:rPr>
+          <w:rFonts w:ascii="Consolas" w:hAnsi="Consolas" w:cs="Consolas"/>
+          <w:b/>
+          <w:bCs/>
+          <w:color w:val="0000FF"/>
+          <w:sz w:val="18"/>
+          <w:szCs w:val="18"/>
+          <w:lang w:eastAsia="en-US"/>
+        </w:rPr>
+        <w:t>public</w:t>
+      </w:r>
+      <w:r>
+        <w:rPr>
+          <w:rFonts w:ascii="Consolas" w:hAnsi="Consolas" w:cs="Consolas"/>
+          <w:b/>
+          <w:bCs/>
+          <w:color w:val="000000"/>
+          <w:sz w:val="18"/>
+          <w:szCs w:val="18"/>
+          <w:lang w:eastAsia="en-US"/>
+        </w:rPr>
+        <w:t xml:space="preserve"> bool </w:t>
+      </w:r>
+      <w:proofErr w:type="spellStart"/>
+      <w:r>
+        <w:rPr>
+          <w:rFonts w:ascii="Consolas" w:hAnsi="Consolas" w:cs="Consolas"/>
+          <w:b/>
+          <w:bCs/>
+          <w:color w:val="000000"/>
+          <w:sz w:val="18"/>
+          <w:szCs w:val="18"/>
+          <w:lang w:eastAsia="en-US"/>
+        </w:rPr>
+        <w:t>hasAccess</w:t>
+      </w:r>
+      <w:proofErr w:type="spellEnd"/>
+      <w:r>
+        <w:rPr>
+          <w:rFonts w:ascii="Consolas" w:hAnsi="Consolas" w:cs="Consolas"/>
+          <w:b/>
+          <w:bCs/>
+          <w:color w:val="000000"/>
+          <w:sz w:val="18"/>
+          <w:szCs w:val="18"/>
+          <w:lang w:eastAsia="en-US"/>
+        </w:rPr>
+        <w:t xml:space="preserve">(String username, String </w:t>
+      </w:r>
+      <w:proofErr w:type="spellStart"/>
+      <w:r>
+        <w:rPr>
+          <w:rFonts w:ascii="Consolas" w:hAnsi="Consolas" w:cs="Consolas"/>
+          <w:b/>
+          <w:bCs/>
+          <w:color w:val="000000"/>
+          <w:sz w:val="18"/>
+          <w:szCs w:val="18"/>
+          <w:lang w:eastAsia="en-US"/>
+        </w:rPr>
+        <w:t>requiredRole</w:t>
+      </w:r>
+      <w:proofErr w:type="spellEnd"/>
+      <w:r>
+        <w:rPr>
+          <w:rFonts w:ascii="Consolas" w:hAnsi="Consolas" w:cs="Consolas"/>
+          <w:b/>
+          <w:bCs/>
+          <w:color w:val="000000"/>
+          <w:sz w:val="18"/>
+          <w:szCs w:val="18"/>
+          <w:lang w:eastAsia="en-US"/>
+        </w:rPr>
+        <w:t>)</w:t>
+      </w:r>
+    </w:p>
+    <w:p>
+      <w:pPr>
+        <w:suppressAutoHyphens w:val="0"/>
+        <w:autoSpaceDE w:val="0"/>
+        <w:autoSpaceDN w:val="0"/>
+        <w:adjustRightInd w:val="0"/>
+        <w:rPr>
+          <w:rFonts w:ascii="Consolas" w:hAnsi="Consolas" w:cs="Consolas"/>
+          <w:color w:val="000000"/>
+          <w:sz w:val="18"/>
+          <w:szCs w:val="18"/>
+          <w:lang w:eastAsia="en-US"/>
+        </w:rPr>
+      </w:pPr>
+      <w:r>
+        <w:rPr>
+          <w:rFonts w:ascii="Consolas" w:hAnsi="Consolas" w:cs="Consolas"/>
+          <w:color w:val="000000"/>
+          <w:sz w:val="18"/>
+          <w:szCs w:val="18"/>
+          <w:lang w:eastAsia="en-US"/>
+        </w:rPr>
+        <w:t xml:space="preserve">    {</w:t>
+      </w:r>
+    </w:p>
+    <w:p>
+      <w:pPr>
+        <w:suppressAutoHyphens w:val="0"/>
+        <w:autoSpaceDE w:val="0"/>
+        <w:autoSpaceDN w:val="0"/>
+        <w:adjustRightInd w:val="0"/>
+        <w:rPr>
+          <w:rFonts w:ascii="Consolas" w:hAnsi="Consolas" w:cs="Consolas"/>
+          <w:color w:val="3A7C22" w:themeColor="accent6" w:themeShade="BF"/>
+          <w:sz w:val="18"/>
+          <w:szCs w:val="18"/>
+          <w:lang w:eastAsia="en-US"/>
+        </w:rPr>
+      </w:pPr>
+      <w:r>
+        <w:rPr>
+          <w:rFonts w:ascii="Consolas" w:hAnsi="Consolas" w:cs="Consolas"/>
+          <w:color w:val="000000"/>
+          <w:sz w:val="18"/>
+          <w:szCs w:val="18"/>
+          <w:lang w:eastAsia="en-US"/>
+        </w:rPr>
+        <w:t xml:space="preserve">        </w:t>
+      </w:r>
+      <w:r>
+        <w:rPr>
+          <w:rFonts w:ascii="Consolas" w:hAnsi="Consolas" w:cs="Consolas"/>
+          <w:color w:val="3A7C22" w:themeColor="accent6" w:themeShade="BF"/>
+          <w:sz w:val="18"/>
+          <w:szCs w:val="18"/>
+          <w:lang w:eastAsia="en-US"/>
+        </w:rPr>
+        <w:t xml:space="preserve">// throw </w:t>
+      </w:r>
+      <w:proofErr w:type="spellStart"/>
+      <w:r>
+        <w:rPr>
+          <w:rFonts w:ascii="Consolas" w:hAnsi="Consolas" w:cs="Consolas"/>
+          <w:color w:val="77206D" w:themeColor="accent5" w:themeShade="BF"/>
+          <w:sz w:val="18"/>
+          <w:szCs w:val="18"/>
+          <w:lang w:eastAsia="en-US"/>
+        </w:rPr>
+        <w:t>ArgumentException</w:t>
+      </w:r>
+      <w:proofErr w:type="spellEnd"/>
+      <w:r>
+        <w:rPr>
+          <w:rFonts w:ascii="Consolas" w:hAnsi="Consolas" w:cs="Consolas"/>
+          <w:color w:val="77206D" w:themeColor="accent5" w:themeShade="BF"/>
+          <w:sz w:val="18"/>
+          <w:szCs w:val="18"/>
+          <w:lang w:eastAsia="en-US"/>
+        </w:rPr>
+        <w:t xml:space="preserve"> </w:t>
+      </w:r>
+      <w:r>
+        <w:rPr>
+          <w:rFonts w:ascii="Consolas" w:hAnsi="Consolas" w:cs="Consolas"/>
+          <w:color w:val="3A7C22" w:themeColor="accent6" w:themeShade="BF"/>
+          <w:sz w:val="18"/>
+          <w:szCs w:val="18"/>
+          <w:lang w:eastAsia="en-US"/>
+        </w:rPr>
+        <w:t>if username is null or empty</w:t>
+      </w:r>
+    </w:p>
+    <w:p>
+      <w:pPr>
+        <w:suppressAutoHyphens w:val="0"/>
+        <w:autoSpaceDE w:val="0"/>
+        <w:autoSpaceDN w:val="0"/>
+        <w:adjustRightInd w:val="0"/>
+        <w:ind w:firstLine="720"/>
+        <w:rPr>
+          <w:rFonts w:ascii="Consolas" w:hAnsi="Consolas" w:cs="Consolas"/>
+          <w:b/>
+          <w:bCs/>
+          <w:color w:val="3A7C22" w:themeColor="accent6" w:themeShade="BF"/>
+          <w:sz w:val="18"/>
+          <w:szCs w:val="18"/>
+          <w:lang w:eastAsia="en-US"/>
+        </w:rPr>
+      </w:pPr>
+      <w:r>
+        <w:rPr>
+          <w:rFonts w:ascii="Consolas" w:hAnsi="Consolas" w:cs="Consolas"/>
+          <w:color w:val="3A7C22" w:themeColor="accent6" w:themeShade="BF"/>
+          <w:sz w:val="18"/>
+          <w:szCs w:val="18"/>
+          <w:lang w:eastAsia="en-US"/>
+        </w:rPr>
+        <w:t xml:space="preserve"> // return true if the user’s role matches the </w:t>
+      </w:r>
+      <w:proofErr w:type="spellStart"/>
+      <w:r>
+        <w:rPr>
+          <w:rFonts w:ascii="Consolas" w:hAnsi="Consolas" w:cs="Consolas"/>
+          <w:color w:val="3A7C22" w:themeColor="accent6" w:themeShade="BF"/>
+          <w:sz w:val="18"/>
+          <w:szCs w:val="18"/>
+          <w:lang w:eastAsia="en-US"/>
+        </w:rPr>
+        <w:t>requiredRole</w:t>
+      </w:r>
+      <w:proofErr w:type="spellEnd"/>
+    </w:p>
+    <w:p>
+      <w:pPr>
+        <w:suppressAutoHyphens w:val="0"/>
+        <w:autoSpaceDE w:val="0"/>
+        <w:autoSpaceDN w:val="0"/>
+        <w:adjustRightInd w:val="0"/>
+        <w:ind w:firstLine="720"/>
+        <w:rPr>
+          <w:rFonts w:ascii="Consolas" w:hAnsi="Consolas" w:cs="Consolas"/>
+          <w:color w:val="3A7C22" w:themeColor="accent6" w:themeShade="BF"/>
+          <w:sz w:val="18"/>
+          <w:szCs w:val="18"/>
+          <w:lang w:eastAsia="en-US"/>
+        </w:rPr>
+      </w:pPr>
+      <w:r>
+        <w:rPr>
+          <w:rFonts w:ascii="Consolas" w:hAnsi="Consolas" w:cs="Consolas"/>
+          <w:b/>
+          <w:bCs/>
+          <w:color w:val="3A7C22" w:themeColor="accent6" w:themeShade="BF"/>
+          <w:sz w:val="18"/>
+          <w:szCs w:val="18"/>
+          <w:lang w:eastAsia="en-US"/>
+        </w:rPr>
+        <w:t xml:space="preserve"> // </w:t>
+      </w:r>
+      <w:r>
+        <w:rPr>
+          <w:rFonts w:ascii="Consolas" w:hAnsi="Consolas" w:cs="Consolas"/>
+          <w:color w:val="3A7C22" w:themeColor="accent6" w:themeShade="BF"/>
+          <w:sz w:val="18"/>
+          <w:szCs w:val="18"/>
+          <w:lang w:eastAsia="en-US"/>
+        </w:rPr>
+        <w:t>else return false</w:t>
+      </w:r>
+    </w:p>
+    <w:p>
+      <w:pPr>
+        <w:suppressAutoHyphens w:val="0"/>
+        <w:autoSpaceDE w:val="0"/>
+        <w:autoSpaceDN w:val="0"/>
+        <w:adjustRightInd w:val="0"/>
+        <w:rPr>
+          <w:rFonts w:ascii="Consolas" w:hAnsi="Consolas" w:cs="Consolas"/>
+          <w:color w:val="000000"/>
+          <w:sz w:val="18"/>
+          <w:szCs w:val="18"/>
+          <w:lang w:eastAsia="en-US"/>
+        </w:rPr>
+      </w:pPr>
+      <w:r>
+        <w:rPr>
+          <w:rFonts w:ascii="Consolas" w:hAnsi="Consolas" w:cs="Consolas"/>
+          <w:color w:val="000000"/>
+          <w:sz w:val="18"/>
+          <w:szCs w:val="18"/>
+          <w:lang w:eastAsia="en-US"/>
+        </w:rPr>
+        <w:t xml:space="preserve">    }</w:t>
+      </w:r>
+    </w:p>
+    <w:p>
+      <w:pPr>
+        <w:suppressAutoHyphens w:val="0"/>
+        <w:autoSpaceDE w:val="0"/>
+        <w:autoSpaceDN w:val="0"/>
+        <w:adjustRightInd w:val="0"/>
+        <w:rPr>
+          <w:rFonts w:ascii="Consolas" w:hAnsi="Consolas" w:cs="Consolas"/>
+          <w:color w:val="000000"/>
+          <w:sz w:val="18"/>
+          <w:szCs w:val="18"/>
+          <w:lang w:eastAsia="en-US"/>
+        </w:rPr>
+      </w:pPr>
+      <w:r>
+        <w:rPr>
+          <w:rFonts w:ascii="Consolas" w:hAnsi="Consolas" w:cs="Consolas"/>
+          <w:color w:val="000000"/>
+          <w:sz w:val="18"/>
+          <w:szCs w:val="18"/>
+          <w:lang w:eastAsia="en-US"/>
+        </w:rPr>
+        <w:t>}</w:t>
+      </w:r>
+    </w:p>
+    <w:p>
+      <w:pPr>
+        <w:suppressAutoHyphens w:val="0"/>
+        <w:autoSpaceDE w:val="0"/>
+        <w:autoSpaceDN w:val="0"/>
+        <w:adjustRightInd w:val="0"/>
+        <w:rPr>
+          <w:rFonts w:ascii="Consolas" w:hAnsi="Consolas" w:cs="Consolas"/>
+          <w:color w:val="000000"/>
+          <w:sz w:val="18"/>
+          <w:szCs w:val="18"/>
+          <w:lang w:eastAsia="en-US"/>
+        </w:rPr>
+      </w:pPr>
+    </w:p>
+    <w:p>
+      <w:pPr>
+        <w:keepNext/>
+        <w:keepLines/>
+        <w:suppressAutoHyphens w:val="0"/>
+        <w:autoSpaceDE w:val="0"/>
+        <w:autoSpaceDN w:val="0"/>
+        <w:adjustRightInd w:val="0"/>
+        <w:rPr>
+          <w:rFonts w:ascii="Consolas" w:hAnsi="Consolas" w:cs="Consolas"/>
+          <w:b/>
+          <w:bCs/>
+          <w:color w:val="000000"/>
+          <w:sz w:val="19"/>
+          <w:szCs w:val="19"/>
+          <w:lang w:eastAsia="en-US"/>
+        </w:rPr>
+      </w:pPr>
+      <w:r>
+        <w:rPr>
+          <w:rFonts w:ascii="Consolas" w:hAnsi="Consolas" w:cs="Consolas"/>
+          <w:b/>
+          <w:bCs/>
+          <w:color w:val="0000FF"/>
+          <w:sz w:val="19"/>
+          <w:szCs w:val="19"/>
+          <w:lang w:eastAsia="en-US"/>
+        </w:rPr>
+        <w:lastRenderedPageBreak/>
+        <w:t>public</w:t>
+      </w:r>
+      <w:r>
+        <w:rPr>
+          <w:rFonts w:ascii="Consolas" w:hAnsi="Consolas" w:cs="Consolas"/>
+          <w:b/>
+          <w:bCs/>
+          <w:color w:val="000000"/>
+          <w:sz w:val="19"/>
+          <w:szCs w:val="19"/>
+          <w:lang w:eastAsia="en-US"/>
+        </w:rPr>
+        <w:t xml:space="preserve"> </w:t>
+      </w:r>
+      <w:r>
+        <w:rPr>
+          <w:rFonts w:ascii="Consolas" w:hAnsi="Consolas" w:cs="Consolas"/>
+          <w:b/>
+          <w:bCs/>
+          <w:color w:val="0000FF"/>
+          <w:sz w:val="19"/>
+          <w:szCs w:val="19"/>
+          <w:lang w:eastAsia="en-US"/>
+        </w:rPr>
+        <w:t>class</w:t>
+      </w:r>
+      <w:r>
+        <w:rPr>
+          <w:rFonts w:ascii="Consolas" w:hAnsi="Consolas" w:cs="Consolas"/>
+          <w:b/>
+          <w:bCs/>
+          <w:color w:val="000000"/>
+          <w:sz w:val="19"/>
+          <w:szCs w:val="19"/>
+          <w:lang w:eastAsia="en-US"/>
+        </w:rPr>
+        <w:t xml:space="preserve"> </w:t>
+      </w:r>
+      <w:r>
+        <w:rPr>
+          <w:rFonts w:ascii="Consolas" w:hAnsi="Consolas" w:cs="Consolas"/>
+          <w:b/>
+          <w:bCs/>
+          <w:color w:val="2B91AF"/>
+          <w:sz w:val="19"/>
+          <w:szCs w:val="19"/>
+          <w:lang w:eastAsia="en-US"/>
+        </w:rPr>
+        <w:t>User</w:t>
+      </w:r>
+    </w:p>
+    <w:p>
+      <w:pPr>
+        <w:keepNext/>
+        <w:keepLines/>
+        <w:suppressAutoHyphens w:val="0"/>
+        <w:autoSpaceDE w:val="0"/>
+        <w:autoSpaceDN w:val="0"/>
+        <w:adjustRightInd w:val="0"/>
+        <w:rPr>
+          <w:rFonts w:ascii="Consolas" w:hAnsi="Consolas" w:cs="Consolas"/>
+          <w:color w:val="000000"/>
+          <w:sz w:val="19"/>
+          <w:szCs w:val="19"/>
+          <w:lang w:eastAsia="en-US"/>
+        </w:rPr>
+      </w:pPr>
+      <w:r>
+        <w:rPr>
+          <w:rFonts w:ascii="Consolas" w:hAnsi="Consolas" w:cs="Consolas"/>
+          <w:color w:val="000000"/>
+          <w:sz w:val="19"/>
+          <w:szCs w:val="19"/>
+          <w:lang w:eastAsia="en-US"/>
+        </w:rPr>
+        <w:t>{</w:t>
+      </w:r>
+    </w:p>
+    <w:p>
+      <w:pPr>
+        <w:keepNext/>
+        <w:keepLines/>
+        <w:suppressAutoHyphens w:val="0"/>
+        <w:autoSpaceDE w:val="0"/>
+        <w:autoSpaceDN w:val="0"/>
+        <w:adjustRightInd w:val="0"/>
+        <w:rPr>
+          <w:rFonts w:ascii="Consolas" w:hAnsi="Consolas" w:cs="Consolas"/>
+          <w:color w:val="000000"/>
+          <w:sz w:val="19"/>
+          <w:szCs w:val="19"/>
+          <w:lang w:eastAsia="en-US"/>
+        </w:rPr>
+      </w:pPr>
+      <w:r>
+        <w:rPr>
+          <w:rFonts w:ascii="Consolas" w:hAnsi="Consolas" w:cs="Consolas"/>
+          <w:color w:val="000000"/>
+          <w:sz w:val="19"/>
+          <w:szCs w:val="19"/>
+          <w:lang w:eastAsia="en-US"/>
+        </w:rPr>
+        <w:t xml:space="preserve">    </w:t>
+      </w:r>
+      <w:r>
+        <w:rPr>
+          <w:rFonts w:ascii="Consolas" w:hAnsi="Consolas" w:cs="Consolas"/>
+          <w:color w:val="0000FF"/>
+          <w:sz w:val="19"/>
+          <w:szCs w:val="19"/>
+          <w:lang w:eastAsia="en-US"/>
+        </w:rPr>
+        <w:t>private</w:t>
+      </w:r>
+      <w:r>
+        <w:rPr>
+          <w:rFonts w:ascii="Consolas" w:hAnsi="Consolas" w:cs="Consolas"/>
+          <w:color w:val="000000"/>
+          <w:sz w:val="19"/>
+          <w:szCs w:val="19"/>
+          <w:lang w:eastAsia="en-US"/>
+        </w:rPr>
+        <w:t xml:space="preserve"> String username;</w:t>
+      </w:r>
+    </w:p>
+    <w:p>
+      <w:pPr>
+        <w:keepNext/>
+        <w:keepLines/>
+        <w:suppressAutoHyphens w:val="0"/>
+        <w:autoSpaceDE w:val="0"/>
+        <w:autoSpaceDN w:val="0"/>
+        <w:adjustRightInd w:val="0"/>
+        <w:rPr>
+          <w:rFonts w:ascii="Consolas" w:hAnsi="Consolas" w:cs="Consolas"/>
+          <w:color w:val="000000"/>
+          <w:sz w:val="19"/>
+          <w:szCs w:val="19"/>
+          <w:lang w:eastAsia="en-US"/>
+        </w:rPr>
+      </w:pPr>
+      <w:r>
+        <w:rPr>
+          <w:rFonts w:ascii="Consolas" w:hAnsi="Consolas" w:cs="Consolas"/>
+          <w:color w:val="000000"/>
+          <w:sz w:val="19"/>
+          <w:szCs w:val="19"/>
+          <w:lang w:eastAsia="en-US"/>
+        </w:rPr>
+        <w:t xml:space="preserve">    </w:t>
+      </w:r>
+      <w:r>
+        <w:rPr>
+          <w:rFonts w:ascii="Consolas" w:hAnsi="Consolas" w:cs="Consolas"/>
+          <w:color w:val="0000FF"/>
+          <w:sz w:val="19"/>
+          <w:szCs w:val="19"/>
+          <w:lang w:eastAsia="en-US"/>
+        </w:rPr>
+        <w:t>private</w:t>
+      </w:r>
+      <w:r>
+        <w:rPr>
+          <w:rFonts w:ascii="Consolas" w:hAnsi="Consolas" w:cs="Consolas"/>
+          <w:color w:val="000000"/>
+          <w:sz w:val="19"/>
+          <w:szCs w:val="19"/>
+          <w:lang w:eastAsia="en-US"/>
+        </w:rPr>
+        <w:t xml:space="preserve"> String password;</w:t>
+      </w:r>
+    </w:p>
+    <w:p>
+      <w:pPr>
+        <w:keepNext/>
+        <w:keepLines/>
+        <w:suppressAutoHyphens w:val="0"/>
+        <w:autoSpaceDE w:val="0"/>
+        <w:autoSpaceDN w:val="0"/>
+        <w:adjustRightInd w:val="0"/>
+        <w:rPr>
+          <w:rFonts w:ascii="Consolas" w:hAnsi="Consolas" w:cs="Consolas"/>
+          <w:color w:val="000000"/>
+          <w:sz w:val="19"/>
+          <w:szCs w:val="19"/>
+          <w:lang w:eastAsia="en-US"/>
+        </w:rPr>
+      </w:pPr>
+      <w:r>
+        <w:rPr>
+          <w:rFonts w:ascii="Consolas" w:hAnsi="Consolas" w:cs="Consolas"/>
+          <w:color w:val="000000"/>
+          <w:sz w:val="19"/>
+          <w:szCs w:val="19"/>
+          <w:lang w:eastAsia="en-US"/>
+        </w:rPr>
+        <w:t xml:space="preserve">    </w:t>
+      </w:r>
+      <w:r>
+        <w:rPr>
+          <w:rFonts w:ascii="Consolas" w:hAnsi="Consolas" w:cs="Consolas"/>
+          <w:color w:val="0000FF"/>
+          <w:sz w:val="19"/>
+          <w:szCs w:val="19"/>
+          <w:lang w:eastAsia="en-US"/>
+        </w:rPr>
+        <w:t>private</w:t>
+      </w:r>
+      <w:r>
+        <w:rPr>
+          <w:rFonts w:ascii="Consolas" w:hAnsi="Consolas" w:cs="Consolas"/>
+          <w:color w:val="000000"/>
+          <w:sz w:val="19"/>
+          <w:szCs w:val="19"/>
+          <w:lang w:eastAsia="en-US"/>
+        </w:rPr>
+        <w:t xml:space="preserve"> String role;</w:t>
+      </w:r>
+    </w:p>
+    <w:p>
+      <w:pPr>
+        <w:keepNext/>
+        <w:keepLines/>
+        <w:suppressAutoHyphens w:val="0"/>
+        <w:autoSpaceDE w:val="0"/>
+        <w:autoSpaceDN w:val="0"/>
+        <w:adjustRightInd w:val="0"/>
+        <w:rPr>
+          <w:rFonts w:ascii="Consolas" w:hAnsi="Consolas" w:cs="Consolas"/>
+          <w:color w:val="000000"/>
+          <w:sz w:val="19"/>
+          <w:szCs w:val="19"/>
+          <w:lang w:eastAsia="en-US"/>
+        </w:rPr>
+      </w:pPr>
+    </w:p>
+    <w:p>
+      <w:pPr>
+        <w:keepNext/>
+        <w:keepLines/>
+        <w:suppressAutoHyphens w:val="0"/>
+        <w:autoSpaceDE w:val="0"/>
+        <w:autoSpaceDN w:val="0"/>
+        <w:adjustRightInd w:val="0"/>
+        <w:rPr>
+          <w:rFonts w:ascii="Consolas" w:hAnsi="Consolas" w:cs="Consolas"/>
+          <w:b/>
+          <w:bCs/>
+          <w:color w:val="000000"/>
+          <w:sz w:val="19"/>
+          <w:szCs w:val="19"/>
+          <w:lang w:eastAsia="en-US"/>
+        </w:rPr>
+      </w:pPr>
+      <w:r>
+        <w:rPr>
+          <w:rFonts w:ascii="Consolas" w:hAnsi="Consolas" w:cs="Consolas"/>
+          <w:color w:val="000000"/>
+          <w:sz w:val="19"/>
+          <w:szCs w:val="19"/>
+          <w:lang w:eastAsia="en-US"/>
+        </w:rPr>
+        <w:t xml:space="preserve">    </w:t>
+      </w:r>
+      <w:r>
+        <w:rPr>
+          <w:rFonts w:ascii="Consolas" w:hAnsi="Consolas" w:cs="Consolas"/>
+          <w:b/>
+          <w:bCs/>
+          <w:color w:val="0000FF"/>
+          <w:sz w:val="19"/>
+          <w:szCs w:val="19"/>
+          <w:lang w:eastAsia="en-US"/>
+        </w:rPr>
+        <w:t>public</w:t>
+      </w:r>
+      <w:r>
+        <w:rPr>
+          <w:rFonts w:ascii="Consolas" w:hAnsi="Consolas" w:cs="Consolas"/>
+          <w:b/>
+          <w:bCs/>
+          <w:color w:val="000000"/>
+          <w:sz w:val="19"/>
+          <w:szCs w:val="19"/>
+          <w:lang w:eastAsia="en-US"/>
+        </w:rPr>
+        <w:t xml:space="preserve"> User(String username, String password, String role)</w:t>
+      </w:r>
+    </w:p>
+    <w:p>
+      <w:pPr>
+        <w:keepNext/>
+        <w:keepLines/>
+        <w:suppressAutoHyphens w:val="0"/>
+        <w:autoSpaceDE w:val="0"/>
+        <w:autoSpaceDN w:val="0"/>
+        <w:adjustRightInd w:val="0"/>
+        <w:rPr>
+          <w:rFonts w:ascii="Consolas" w:hAnsi="Consolas" w:cs="Consolas"/>
+          <w:color w:val="000000"/>
+          <w:sz w:val="19"/>
+          <w:szCs w:val="19"/>
+          <w:lang w:eastAsia="en-US"/>
+        </w:rPr>
+      </w:pPr>
+      <w:r>
+        <w:rPr>
+          <w:rFonts w:ascii="Consolas" w:hAnsi="Consolas" w:cs="Consolas"/>
+          <w:color w:val="000000"/>
+          <w:sz w:val="19"/>
+          <w:szCs w:val="19"/>
+          <w:lang w:eastAsia="en-US"/>
+        </w:rPr>
+        <w:t xml:space="preserve">    {</w:t>
+      </w:r>
+    </w:p>
+    <w:p>
+      <w:pPr>
+        <w:keepNext/>
+        <w:keepLines/>
+        <w:suppressAutoHyphens w:val="0"/>
+        <w:autoSpaceDE w:val="0"/>
+        <w:autoSpaceDN w:val="0"/>
+        <w:adjustRightInd w:val="0"/>
+        <w:rPr>
+          <w:rFonts w:ascii="Consolas" w:hAnsi="Consolas" w:cs="Consolas"/>
+          <w:color w:val="000000"/>
+          <w:sz w:val="19"/>
+          <w:szCs w:val="19"/>
+          <w:lang w:eastAsia="en-US"/>
+        </w:rPr>
+      </w:pPr>
+      <w:r>
+        <w:rPr>
+          <w:rFonts w:ascii="Consolas" w:hAnsi="Consolas" w:cs="Consolas"/>
+          <w:color w:val="000000"/>
+          <w:sz w:val="19"/>
+          <w:szCs w:val="19"/>
+          <w:lang w:eastAsia="en-US"/>
+        </w:rPr>
+        <w:t xml:space="preserve">        </w:t>
+      </w:r>
+      <w:proofErr w:type="spellStart"/>
+      <w:r>
+        <w:rPr>
+          <w:rFonts w:ascii="Consolas" w:hAnsi="Consolas" w:cs="Consolas"/>
+          <w:color w:val="0000FF"/>
+          <w:sz w:val="19"/>
+          <w:szCs w:val="19"/>
+          <w:lang w:eastAsia="en-US"/>
+        </w:rPr>
+        <w:t>this</w:t>
+      </w:r>
+      <w:r>
+        <w:rPr>
+          <w:rFonts w:ascii="Consolas" w:hAnsi="Consolas" w:cs="Consolas"/>
+          <w:color w:val="000000"/>
+          <w:sz w:val="19"/>
+          <w:szCs w:val="19"/>
+          <w:lang w:eastAsia="en-US"/>
+        </w:rPr>
+        <w:t>.username</w:t>
+      </w:r>
+      <w:proofErr w:type="spellEnd"/>
+      <w:r>
+        <w:rPr>
+          <w:rFonts w:ascii="Consolas" w:hAnsi="Consolas" w:cs="Consolas"/>
+          <w:color w:val="000000"/>
+          <w:sz w:val="19"/>
+          <w:szCs w:val="19"/>
+          <w:lang w:eastAsia="en-US"/>
+        </w:rPr>
+        <w:t xml:space="preserve"> = username;</w:t>
+      </w:r>
+    </w:p>
+    <w:p>
+      <w:pPr>
+        <w:keepNext/>
+        <w:keepLines/>
+        <w:suppressAutoHyphens w:val="0"/>
+        <w:autoSpaceDE w:val="0"/>
+        <w:autoSpaceDN w:val="0"/>
+        <w:adjustRightInd w:val="0"/>
+        <w:rPr>
+          <w:rFonts w:ascii="Consolas" w:hAnsi="Consolas" w:cs="Consolas"/>
+          <w:color w:val="000000"/>
+          <w:sz w:val="19"/>
+          <w:szCs w:val="19"/>
+          <w:lang w:eastAsia="en-US"/>
+        </w:rPr>
+      </w:pPr>
+      <w:r>
+        <w:rPr>
+          <w:rFonts w:ascii="Consolas" w:hAnsi="Consolas" w:cs="Consolas"/>
+          <w:color w:val="000000"/>
+          <w:sz w:val="19"/>
+          <w:szCs w:val="19"/>
+          <w:lang w:eastAsia="en-US"/>
+        </w:rPr>
+        <w:t xml:space="preserve">        </w:t>
+      </w:r>
+      <w:proofErr w:type="spellStart"/>
+      <w:r>
+        <w:rPr>
+          <w:rFonts w:ascii="Consolas" w:hAnsi="Consolas" w:cs="Consolas"/>
+          <w:color w:val="0000FF"/>
+          <w:sz w:val="19"/>
+          <w:szCs w:val="19"/>
+          <w:lang w:eastAsia="en-US"/>
+        </w:rPr>
+        <w:t>this</w:t>
+      </w:r>
+      <w:r>
+        <w:rPr>
+          <w:rFonts w:ascii="Consolas" w:hAnsi="Consolas" w:cs="Consolas"/>
+          <w:color w:val="000000"/>
+          <w:sz w:val="19"/>
+          <w:szCs w:val="19"/>
+          <w:lang w:eastAsia="en-US"/>
+        </w:rPr>
+        <w:t>.password</w:t>
+      </w:r>
+      <w:proofErr w:type="spellEnd"/>
+      <w:r>
+        <w:rPr>
+          <w:rFonts w:ascii="Consolas" w:hAnsi="Consolas" w:cs="Consolas"/>
+          <w:color w:val="000000"/>
+          <w:sz w:val="19"/>
+          <w:szCs w:val="19"/>
+          <w:lang w:eastAsia="en-US"/>
+        </w:rPr>
+        <w:t xml:space="preserve"> = password;</w:t>
+      </w:r>
+    </w:p>
+    <w:p>
+      <w:pPr>
+        <w:keepNext/>
+        <w:keepLines/>
+        <w:suppressAutoHyphens w:val="0"/>
+        <w:autoSpaceDE w:val="0"/>
+        <w:autoSpaceDN w:val="0"/>
+        <w:adjustRightInd w:val="0"/>
+        <w:rPr>
+          <w:rFonts w:ascii="Consolas" w:hAnsi="Consolas" w:cs="Consolas"/>
+          <w:color w:val="000000"/>
+          <w:sz w:val="19"/>
+          <w:szCs w:val="19"/>
+          <w:lang w:eastAsia="en-US"/>
+        </w:rPr>
+      </w:pPr>
+      <w:r>
+        <w:rPr>
+          <w:rFonts w:ascii="Consolas" w:hAnsi="Consolas" w:cs="Consolas"/>
+          <w:color w:val="000000"/>
+          <w:sz w:val="19"/>
+          <w:szCs w:val="19"/>
+          <w:lang w:eastAsia="en-US"/>
+        </w:rPr>
+        <w:t xml:space="preserve">        </w:t>
+      </w:r>
+      <w:proofErr w:type="spellStart"/>
+      <w:r>
+        <w:rPr>
+          <w:rFonts w:ascii="Consolas" w:hAnsi="Consolas" w:cs="Consolas"/>
+          <w:color w:val="0000FF"/>
+          <w:sz w:val="19"/>
+          <w:szCs w:val="19"/>
+          <w:lang w:eastAsia="en-US"/>
+        </w:rPr>
+        <w:t>this</w:t>
+      </w:r>
+      <w:r>
+        <w:rPr>
+          <w:rFonts w:ascii="Consolas" w:hAnsi="Consolas" w:cs="Consolas"/>
+          <w:color w:val="000000"/>
+          <w:sz w:val="19"/>
+          <w:szCs w:val="19"/>
+          <w:lang w:eastAsia="en-US"/>
+        </w:rPr>
+        <w:t>.role</w:t>
+      </w:r>
+      <w:proofErr w:type="spellEnd"/>
+      <w:r>
+        <w:rPr>
+          <w:rFonts w:ascii="Consolas" w:hAnsi="Consolas" w:cs="Consolas"/>
+          <w:color w:val="000000"/>
+          <w:sz w:val="19"/>
+          <w:szCs w:val="19"/>
+          <w:lang w:eastAsia="en-US"/>
+        </w:rPr>
+        <w:t xml:space="preserve"> = role;</w:t>
+      </w:r>
+    </w:p>
+    <w:p>
+      <w:pPr>
+        <w:keepNext/>
+        <w:keepLines/>
+        <w:suppressAutoHyphens w:val="0"/>
+        <w:autoSpaceDE w:val="0"/>
+        <w:autoSpaceDN w:val="0"/>
+        <w:adjustRightInd w:val="0"/>
+        <w:rPr>
+          <w:rFonts w:ascii="Consolas" w:hAnsi="Consolas" w:cs="Consolas"/>
+          <w:color w:val="000000"/>
+          <w:sz w:val="19"/>
+          <w:szCs w:val="19"/>
+          <w:lang w:eastAsia="en-US"/>
+        </w:rPr>
+      </w:pPr>
+      <w:r>
+        <w:rPr>
+          <w:rFonts w:ascii="Consolas" w:hAnsi="Consolas" w:cs="Consolas"/>
+          <w:color w:val="000000"/>
+          <w:sz w:val="19"/>
+          <w:szCs w:val="19"/>
+          <w:lang w:eastAsia="en-US"/>
+        </w:rPr>
+        <w:t xml:space="preserve">    }</w:t>
+      </w:r>
+    </w:p>
+    <w:p>
+      <w:pPr>
+        <w:keepNext/>
+        <w:keepLines/>
+        <w:suppressAutoHyphens w:val="0"/>
+        <w:autoSpaceDE w:val="0"/>
+        <w:autoSpaceDN w:val="0"/>
+        <w:adjustRightInd w:val="0"/>
+        <w:rPr>
+          <w:rFonts w:ascii="Consolas" w:hAnsi="Consolas" w:cs="Consolas"/>
+          <w:color w:val="000000"/>
+          <w:sz w:val="19"/>
+          <w:szCs w:val="19"/>
+          <w:lang w:eastAsia="en-US"/>
+        </w:rPr>
+      </w:pPr>
+    </w:p>
+    <w:p>
+      <w:pPr>
+        <w:keepNext/>
+        <w:keepLines/>
+        <w:suppressAutoHyphens w:val="0"/>
+        <w:autoSpaceDE w:val="0"/>
+        <w:autoSpaceDN w:val="0"/>
+        <w:adjustRightInd w:val="0"/>
+        <w:rPr>
+          <w:rFonts w:ascii="Consolas" w:hAnsi="Consolas" w:cs="Consolas"/>
+          <w:b/>
+          <w:bCs/>
+          <w:color w:val="000000"/>
+          <w:sz w:val="19"/>
+          <w:szCs w:val="19"/>
+          <w:lang w:eastAsia="en-US"/>
+        </w:rPr>
+      </w:pPr>
+      <w:r>
+        <w:rPr>
+          <w:rFonts w:ascii="Consolas" w:hAnsi="Consolas" w:cs="Consolas"/>
+          <w:b/>
+          <w:bCs/>
+          <w:color w:val="000000"/>
+          <w:sz w:val="19"/>
+          <w:szCs w:val="19"/>
+          <w:lang w:eastAsia="en-US"/>
+        </w:rPr>
+        <w:t xml:space="preserve">    </w:t>
+      </w:r>
+      <w:r>
+        <w:rPr>
+          <w:rFonts w:ascii="Consolas" w:hAnsi="Consolas" w:cs="Consolas"/>
+          <w:b/>
+          <w:bCs/>
+          <w:color w:val="0000FF"/>
+          <w:sz w:val="19"/>
+          <w:szCs w:val="19"/>
+          <w:lang w:eastAsia="en-US"/>
+        </w:rPr>
+        <w:t>public</w:t>
+      </w:r>
+      <w:r>
+        <w:rPr>
+          <w:rFonts w:ascii="Consolas" w:hAnsi="Consolas" w:cs="Consolas"/>
+          <w:b/>
+          <w:bCs/>
+          <w:color w:val="000000"/>
+          <w:sz w:val="19"/>
+          <w:szCs w:val="19"/>
+          <w:lang w:eastAsia="en-US"/>
+        </w:rPr>
+        <w:t xml:space="preserve"> String </w:t>
+      </w:r>
+      <w:proofErr w:type="spellStart"/>
+      <w:r>
+        <w:rPr>
+          <w:rFonts w:ascii="Consolas" w:hAnsi="Consolas" w:cs="Consolas"/>
+          <w:b/>
+          <w:bCs/>
+          <w:color w:val="000000"/>
+          <w:sz w:val="19"/>
+          <w:szCs w:val="19"/>
+          <w:lang w:eastAsia="en-US"/>
+        </w:rPr>
+        <w:t>getUsername</w:t>
+      </w:r>
+      <w:proofErr w:type="spellEnd"/>
+      <w:r>
+        <w:rPr>
+          <w:rFonts w:ascii="Consolas" w:hAnsi="Consolas" w:cs="Consolas"/>
+          <w:b/>
+          <w:bCs/>
+          <w:color w:val="000000"/>
+          <w:sz w:val="19"/>
+          <w:szCs w:val="19"/>
+          <w:lang w:eastAsia="en-US"/>
+        </w:rPr>
+        <w:t>()  {</w:t>
+      </w:r>
+    </w:p>
+    <w:p>
+      <w:pPr>
+        <w:keepNext/>
+        <w:keepLines/>
+        <w:suppressAutoHyphens w:val="0"/>
+        <w:autoSpaceDE w:val="0"/>
+        <w:autoSpaceDN w:val="0"/>
+        <w:adjustRightInd w:val="0"/>
+        <w:rPr>
+          <w:rFonts w:ascii="Consolas" w:hAnsi="Consolas" w:cs="Consolas"/>
+          <w:color w:val="000000"/>
+          <w:sz w:val="19"/>
+          <w:szCs w:val="19"/>
+          <w:lang w:eastAsia="en-US"/>
+        </w:rPr>
+      </w:pPr>
+      <w:r>
+        <w:rPr>
+          <w:rFonts w:ascii="Consolas" w:hAnsi="Consolas" w:cs="Consolas"/>
+          <w:color w:val="000000"/>
+          <w:sz w:val="19"/>
+          <w:szCs w:val="19"/>
+          <w:lang w:eastAsia="en-US"/>
+        </w:rPr>
+        <w:t xml:space="preserve">        </w:t>
+      </w:r>
+      <w:r>
+        <w:rPr>
+          <w:rFonts w:ascii="Consolas" w:hAnsi="Consolas" w:cs="Consolas"/>
+          <w:color w:val="0000FF"/>
+          <w:sz w:val="19"/>
+          <w:szCs w:val="19"/>
+          <w:lang w:eastAsia="en-US"/>
+        </w:rPr>
+        <w:t>return</w:t>
+      </w:r>
+      <w:r>
+        <w:rPr>
+          <w:rFonts w:ascii="Consolas" w:hAnsi="Consolas" w:cs="Consolas"/>
+          <w:color w:val="000000"/>
+          <w:sz w:val="19"/>
+          <w:szCs w:val="19"/>
+          <w:lang w:eastAsia="en-US"/>
+        </w:rPr>
+        <w:t xml:space="preserve"> username;</w:t>
+      </w:r>
+    </w:p>
+    <w:p>
+      <w:pPr>
+        <w:keepNext/>
+        <w:keepLines/>
+        <w:suppressAutoHyphens w:val="0"/>
+        <w:autoSpaceDE w:val="0"/>
+        <w:autoSpaceDN w:val="0"/>
+        <w:adjustRightInd w:val="0"/>
+        <w:rPr>
+          <w:rFonts w:ascii="Consolas" w:hAnsi="Consolas" w:cs="Consolas"/>
+          <w:color w:val="000000"/>
+          <w:sz w:val="19"/>
+          <w:szCs w:val="19"/>
+          <w:lang w:eastAsia="en-US"/>
+        </w:rPr>
+      </w:pPr>
+      <w:r>
+        <w:rPr>
+          <w:rFonts w:ascii="Consolas" w:hAnsi="Consolas" w:cs="Consolas"/>
+          <w:color w:val="000000"/>
+          <w:sz w:val="19"/>
+          <w:szCs w:val="19"/>
+          <w:lang w:eastAsia="en-US"/>
+        </w:rPr>
+        <w:t xml:space="preserve">    }</w:t>
+      </w:r>
+    </w:p>
+    <w:p>
+      <w:pPr>
+        <w:keepNext/>
+        <w:keepLines/>
+        <w:suppressAutoHyphens w:val="0"/>
+        <w:autoSpaceDE w:val="0"/>
+        <w:autoSpaceDN w:val="0"/>
+        <w:adjustRightInd w:val="0"/>
+        <w:rPr>
+          <w:rFonts w:ascii="Consolas" w:hAnsi="Consolas" w:cs="Consolas"/>
+          <w:color w:val="000000"/>
+          <w:sz w:val="19"/>
+          <w:szCs w:val="19"/>
+          <w:lang w:eastAsia="en-US"/>
+        </w:rPr>
+      </w:pPr>
+    </w:p>
+    <w:p>
+      <w:pPr>
+        <w:keepNext/>
+        <w:keepLines/>
+        <w:suppressAutoHyphens w:val="0"/>
+        <w:autoSpaceDE w:val="0"/>
+        <w:autoSpaceDN w:val="0"/>
+        <w:adjustRightInd w:val="0"/>
+        <w:rPr>
+          <w:rFonts w:ascii="Consolas" w:hAnsi="Consolas" w:cs="Consolas"/>
+          <w:b/>
+          <w:bCs/>
+          <w:color w:val="000000"/>
+          <w:sz w:val="19"/>
+          <w:szCs w:val="19"/>
+          <w:lang w:eastAsia="en-US"/>
+        </w:rPr>
+      </w:pPr>
+      <w:r>
+        <w:rPr>
+          <w:rFonts w:ascii="Consolas" w:hAnsi="Consolas" w:cs="Consolas"/>
+          <w:b/>
+          <w:bCs/>
+          <w:color w:val="000000"/>
+          <w:sz w:val="19"/>
+          <w:szCs w:val="19"/>
+          <w:lang w:eastAsia="en-US"/>
+        </w:rPr>
+        <w:t xml:space="preserve">    </w:t>
+      </w:r>
+      <w:r>
+        <w:rPr>
+          <w:rFonts w:ascii="Consolas" w:hAnsi="Consolas" w:cs="Consolas"/>
+          <w:b/>
+          <w:bCs/>
+          <w:color w:val="0000FF"/>
+          <w:sz w:val="19"/>
+          <w:szCs w:val="19"/>
+          <w:lang w:eastAsia="en-US"/>
+        </w:rPr>
+        <w:t>public</w:t>
+      </w:r>
+      <w:r>
+        <w:rPr>
+          <w:rFonts w:ascii="Consolas" w:hAnsi="Consolas" w:cs="Consolas"/>
+          <w:b/>
+          <w:bCs/>
+          <w:color w:val="000000"/>
+          <w:sz w:val="19"/>
+          <w:szCs w:val="19"/>
+          <w:lang w:eastAsia="en-US"/>
+        </w:rPr>
+        <w:t xml:space="preserve"> String </w:t>
+      </w:r>
+      <w:proofErr w:type="spellStart"/>
+      <w:r>
+        <w:rPr>
+          <w:rFonts w:ascii="Consolas" w:hAnsi="Consolas" w:cs="Consolas"/>
+          <w:b/>
+          <w:bCs/>
+          <w:color w:val="000000"/>
+          <w:sz w:val="19"/>
+          <w:szCs w:val="19"/>
+          <w:lang w:eastAsia="en-US"/>
+        </w:rPr>
+        <w:t>getPassword</w:t>
+      </w:r>
+      <w:proofErr w:type="spellEnd"/>
+      <w:r>
+        <w:rPr>
+          <w:rFonts w:ascii="Consolas" w:hAnsi="Consolas" w:cs="Consolas"/>
+          <w:b/>
+          <w:bCs/>
+          <w:color w:val="000000"/>
+          <w:sz w:val="19"/>
+          <w:szCs w:val="19"/>
+          <w:lang w:eastAsia="en-US"/>
+        </w:rPr>
+        <w:t>() {</w:t>
+      </w:r>
+    </w:p>
+    <w:p>
+      <w:pPr>
+        <w:keepNext/>
+        <w:keepLines/>
+        <w:suppressAutoHyphens w:val="0"/>
+        <w:autoSpaceDE w:val="0"/>
+        <w:autoSpaceDN w:val="0"/>
+        <w:adjustRightInd w:val="0"/>
+        <w:rPr>
+          <w:rFonts w:ascii="Consolas" w:hAnsi="Consolas" w:cs="Consolas"/>
+          <w:color w:val="000000"/>
+          <w:sz w:val="19"/>
+          <w:szCs w:val="19"/>
+          <w:lang w:eastAsia="en-US"/>
+        </w:rPr>
+      </w:pPr>
+      <w:r>
+        <w:rPr>
+          <w:rFonts w:ascii="Consolas" w:hAnsi="Consolas" w:cs="Consolas"/>
+          <w:color w:val="000000"/>
+          <w:sz w:val="19"/>
+          <w:szCs w:val="19"/>
+          <w:lang w:eastAsia="en-US"/>
+        </w:rPr>
+        <w:t xml:space="preserve">        </w:t>
+      </w:r>
+      <w:r>
+        <w:rPr>
+          <w:rFonts w:ascii="Consolas" w:hAnsi="Consolas" w:cs="Consolas"/>
+          <w:color w:val="0000FF"/>
+          <w:sz w:val="19"/>
+          <w:szCs w:val="19"/>
+          <w:lang w:eastAsia="en-US"/>
+        </w:rPr>
+        <w:t>return</w:t>
+      </w:r>
+      <w:r>
+        <w:rPr>
+          <w:rFonts w:ascii="Consolas" w:hAnsi="Consolas" w:cs="Consolas"/>
+          <w:color w:val="000000"/>
+          <w:sz w:val="19"/>
+          <w:szCs w:val="19"/>
+          <w:lang w:eastAsia="en-US"/>
+        </w:rPr>
+        <w:t xml:space="preserve"> password;</w:t>
+      </w:r>
+    </w:p>
+    <w:p>
+      <w:pPr>
+        <w:keepNext/>
+        <w:keepLines/>
+        <w:suppressAutoHyphens w:val="0"/>
+        <w:autoSpaceDE w:val="0"/>
+        <w:autoSpaceDN w:val="0"/>
+        <w:adjustRightInd w:val="0"/>
+        <w:rPr>
+          <w:rFonts w:ascii="Consolas" w:hAnsi="Consolas" w:cs="Consolas"/>
+          <w:color w:val="000000"/>
+          <w:sz w:val="19"/>
+          <w:szCs w:val="19"/>
+          <w:lang w:eastAsia="en-US"/>
+        </w:rPr>
+      </w:pPr>
+      <w:r>
+        <w:rPr>
+          <w:rFonts w:ascii="Consolas" w:hAnsi="Consolas" w:cs="Consolas"/>
+          <w:color w:val="000000"/>
+          <w:sz w:val="19"/>
+          <w:szCs w:val="19"/>
+          <w:lang w:eastAsia="en-US"/>
+        </w:rPr>
+        <w:t xml:space="preserve">    }</w:t>
+      </w:r>
+    </w:p>
+    <w:p>
+      <w:pPr>
+        <w:keepNext/>
+        <w:keepLines/>
+        <w:suppressAutoHyphens w:val="0"/>
+        <w:autoSpaceDE w:val="0"/>
+        <w:autoSpaceDN w:val="0"/>
+        <w:adjustRightInd w:val="0"/>
+        <w:rPr>
+          <w:rFonts w:ascii="Consolas" w:hAnsi="Consolas" w:cs="Consolas"/>
+          <w:color w:val="000000"/>
+          <w:sz w:val="19"/>
+          <w:szCs w:val="19"/>
+          <w:lang w:eastAsia="en-US"/>
+        </w:rPr>
+      </w:pPr>
+    </w:p>
+    <w:p>
+      <w:pPr>
+        <w:keepNext/>
+        <w:keepLines/>
+        <w:suppressAutoHyphens w:val="0"/>
+        <w:autoSpaceDE w:val="0"/>
+        <w:autoSpaceDN w:val="0"/>
+        <w:adjustRightInd w:val="0"/>
+        <w:rPr>
+          <w:rFonts w:ascii="Consolas" w:hAnsi="Consolas" w:cs="Consolas"/>
+          <w:b/>
+          <w:bCs/>
+          <w:color w:val="000000"/>
+          <w:sz w:val="19"/>
+          <w:szCs w:val="19"/>
+          <w:lang w:eastAsia="en-US"/>
+        </w:rPr>
+      </w:pPr>
+      <w:r>
+        <w:rPr>
+          <w:rFonts w:ascii="Consolas" w:hAnsi="Consolas" w:cs="Consolas"/>
+          <w:b/>
+          <w:bCs/>
+          <w:color w:val="000000"/>
+          <w:sz w:val="19"/>
+          <w:szCs w:val="19"/>
+          <w:lang w:eastAsia="en-US"/>
+        </w:rPr>
+        <w:t xml:space="preserve">    </w:t>
+      </w:r>
+      <w:r>
+        <w:rPr>
+          <w:rFonts w:ascii="Consolas" w:hAnsi="Consolas" w:cs="Consolas"/>
+          <w:b/>
+          <w:bCs/>
+          <w:color w:val="0000FF"/>
+          <w:sz w:val="19"/>
+          <w:szCs w:val="19"/>
+          <w:lang w:eastAsia="en-US"/>
+        </w:rPr>
+        <w:t>public</w:t>
+      </w:r>
+      <w:r>
+        <w:rPr>
+          <w:rFonts w:ascii="Consolas" w:hAnsi="Consolas" w:cs="Consolas"/>
+          <w:b/>
+          <w:bCs/>
+          <w:color w:val="000000"/>
+          <w:sz w:val="19"/>
+          <w:szCs w:val="19"/>
+          <w:lang w:eastAsia="en-US"/>
+        </w:rPr>
+        <w:t xml:space="preserve"> String </w:t>
+      </w:r>
+      <w:proofErr w:type="spellStart"/>
+      <w:r>
+        <w:rPr>
+          <w:rFonts w:ascii="Consolas" w:hAnsi="Consolas" w:cs="Consolas"/>
+          <w:b/>
+          <w:bCs/>
+          <w:color w:val="000000"/>
+          <w:sz w:val="19"/>
+          <w:szCs w:val="19"/>
+          <w:lang w:eastAsia="en-US"/>
+        </w:rPr>
+        <w:t>getRole</w:t>
+      </w:r>
+      <w:proofErr w:type="spellEnd"/>
+      <w:r>
+        <w:rPr>
+          <w:rFonts w:ascii="Consolas" w:hAnsi="Consolas" w:cs="Consolas"/>
+          <w:b/>
+          <w:bCs/>
+          <w:color w:val="000000"/>
+          <w:sz w:val="19"/>
+          <w:szCs w:val="19"/>
+          <w:lang w:eastAsia="en-US"/>
+        </w:rPr>
+        <w:t>()  {</w:t>
+      </w:r>
+    </w:p>
+    <w:p>
+      <w:pPr>
+        <w:keepNext/>
+        <w:keepLines/>
+        <w:suppressAutoHyphens w:val="0"/>
+        <w:autoSpaceDE w:val="0"/>
+        <w:autoSpaceDN w:val="0"/>
+        <w:adjustRightInd w:val="0"/>
+        <w:rPr>
+          <w:rFonts w:ascii="Consolas" w:hAnsi="Consolas" w:cs="Consolas"/>
+          <w:color w:val="000000"/>
+          <w:sz w:val="19"/>
+          <w:szCs w:val="19"/>
+          <w:lang w:eastAsia="en-US"/>
+        </w:rPr>
+      </w:pPr>
+      <w:r>
+        <w:rPr>
+          <w:rFonts w:ascii="Consolas" w:hAnsi="Consolas" w:cs="Consolas"/>
+          <w:color w:val="000000"/>
+          <w:sz w:val="19"/>
+          <w:szCs w:val="19"/>
+          <w:lang w:eastAsia="en-US"/>
+        </w:rPr>
+        <w:t xml:space="preserve">        </w:t>
+      </w:r>
+      <w:r>
+        <w:rPr>
+          <w:rFonts w:ascii="Consolas" w:hAnsi="Consolas" w:cs="Consolas"/>
+          <w:color w:val="0000FF"/>
+          <w:sz w:val="19"/>
+          <w:szCs w:val="19"/>
+          <w:lang w:eastAsia="en-US"/>
+        </w:rPr>
+        <w:t>return</w:t>
+      </w:r>
+      <w:r>
+        <w:rPr>
+          <w:rFonts w:ascii="Consolas" w:hAnsi="Consolas" w:cs="Consolas"/>
+          <w:color w:val="000000"/>
+          <w:sz w:val="19"/>
+          <w:szCs w:val="19"/>
+          <w:lang w:eastAsia="en-US"/>
+        </w:rPr>
+        <w:t xml:space="preserve"> role;</w:t>
+      </w:r>
+    </w:p>
+    <w:p>
+      <w:pPr>
+        <w:keepNext/>
+        <w:keepLines/>
+        <w:suppressAutoHyphens w:val="0"/>
+        <w:autoSpaceDE w:val="0"/>
+        <w:autoSpaceDN w:val="0"/>
+        <w:adjustRightInd w:val="0"/>
+        <w:rPr>
+          <w:rFonts w:ascii="Consolas" w:hAnsi="Consolas" w:cs="Consolas"/>
+          <w:color w:val="000000"/>
+          <w:sz w:val="19"/>
+          <w:szCs w:val="19"/>
+          <w:lang w:eastAsia="en-US"/>
+        </w:rPr>
+      </w:pPr>
+      <w:r>
+        <w:rPr>
+          <w:rFonts w:ascii="Consolas" w:hAnsi="Consolas" w:cs="Consolas"/>
+          <w:color w:val="000000"/>
+          <w:sz w:val="19"/>
+          <w:szCs w:val="19"/>
+          <w:lang w:eastAsia="en-US"/>
+        </w:rPr>
+        <w:t xml:space="preserve">    }</w:t>
+      </w:r>
+    </w:p>
+    <w:p>
+      <w:pPr>
+        <w:keepNext/>
+        <w:keepLines/>
+        <w:suppressAutoHyphens w:val="0"/>
+        <w:autoSpaceDE w:val="0"/>
+        <w:autoSpaceDN w:val="0"/>
+        <w:adjustRightInd w:val="0"/>
+        <w:rPr>
+          <w:rFonts w:ascii="Consolas" w:hAnsi="Consolas" w:cs="Consolas"/>
+          <w:color w:val="000000"/>
+          <w:sz w:val="19"/>
+          <w:szCs w:val="19"/>
+          <w:lang w:eastAsia="en-US"/>
+        </w:rPr>
+      </w:pPr>
+      <w:r>
+        <w:rPr>
+          <w:rFonts w:ascii="Consolas" w:hAnsi="Consolas" w:cs="Consolas"/>
+          <w:color w:val="000000"/>
+          <w:sz w:val="19"/>
+          <w:szCs w:val="19"/>
+          <w:lang w:eastAsia="en-US"/>
+        </w:rPr>
+        <w:t>}</w:t>
+      </w:r>
+    </w:p>
+    <w:p/>
+    <w:p>
+      <w:pPr>
+        <w:pStyle w:val="Heading2"/>
+      </w:pPr>
+      <w:r>
+        <w:t xml:space="preserve"> </w:t>
+      </w:r>
+    </w:p>
+    <w:p>
+      <w:pPr>
+        <w:suppressAutoHyphens w:val="0"/>
+        <w:rPr>
+          <w:rFonts w:asciiTheme="majorHAnsi" w:eastAsiaTheme="majorEastAsia" w:hAnsiTheme="majorHAnsi" w:cstheme="majorBidi"/>
+          <w:color w:val="0F4761" w:themeColor="accent1" w:themeShade="BF"/>
+          <w:sz w:val="32"/>
+          <w:szCs w:val="32"/>
+        </w:rPr>
+      </w:pPr>
+      <w:r>
+        <w:br w:type="page"/>
+      </w:r>
+    </w:p>
+    <w:p>
+      <w:pPr>
+        <w:pStyle w:val="Heading2"/>
+      </w:pPr>
+      <w:r>
+        <w:lastRenderedPageBreak/>
+        <w:t>Part 2: Write Unit Tests</w:t>
+      </w:r>
+    </w:p>
+    <w:p>
+      <w:pPr>
+        <w:keepNext/>
+        <w:keepLines/>
+      </w:pPr>
+      <w:r>
+        <w:t xml:space="preserve">Create a separate test project and write test methods for the following </w:t>
+      </w:r>
+      <w:r>
+        <w:rPr>
+          <w:b/>
+          <w:bCs/>
+        </w:rPr>
+        <w:t>scenarios</w:t>
+      </w:r>
+      <w:r>
+        <w:t>.</w:t>
+      </w:r>
+      <w:r>
+        <w:br/>
+      </w:r>
+    </w:p>
+    <w:p>
+      <w:pPr>
+        <w:pStyle w:val="Heading2"/>
+      </w:pPr>
+      <w:r>
+        <w:t xml:space="preserve"> </w:t>
+      </w:r>
+      <w:proofErr w:type="spellStart"/>
+      <w:r>
+        <w:t>RegisterUser</w:t>
+      </w:r>
+      <w:proofErr w:type="spellEnd"/>
+      <w:r>
+        <w:t xml:space="preserve"> Tests</w:t>
+      </w:r>
+    </w:p>
+    <w:p>
+      <w:pPr>
+        <w:pStyle w:val="ListParagraph"/>
+        <w:keepNext/>
+        <w:keepLines/>
+        <w:numPr>
+          <w:ilvl w:val="0"/>
+          <w:numId w:val="14"/>
+        </w:numPr>
+      </w:pPr>
+      <w:r>
+        <w:t>Valid user is registered successfully.</w:t>
+      </w:r>
+    </w:p>
+    <w:p>
+      <w:pPr>
+        <w:pStyle w:val="ListParagraph"/>
+        <w:keepNext/>
+        <w:keepLines/>
+        <w:numPr>
+          <w:ilvl w:val="0"/>
+          <w:numId w:val="14"/>
+        </w:numPr>
+      </w:pPr>
+      <w:r>
+        <w:t>Registering a duplicate username throws exception.</w:t>
+      </w:r>
+      <w:r>
+        <w:t xml:space="preserve"> </w:t>
+      </w:r>
+      <w:r>
+        <w:rPr>
+          <mc:AlternateContent>
+            <mc:Choice Requires="w16se"/>
+            <mc:Fallback>
+              <w:rFonts w:ascii="Segoe UI Emoji" w:eastAsia="Segoe UI Emoji" w:hAnsi="Segoe UI Emoji" w:cs="Segoe UI Emoji"/>
+            </mc:Fallback>
+          </mc:AlternateContent>
+        </w:rPr>
+        <mc:AlternateContent>
+          <mc:Choice Requires="w16se">
+            <w16se:symEx w16se:font="Segoe UI Emoji" w16se:char="2622"/>
+          </mc:Choice>
+          <mc:Fallback>
+            <w:t>☢</w:t>
+          </mc:Fallback>
+        </mc:AlternateContent>
+      </w:r>
+      <w:r>
+        <w:t>️</w:t>
+      </w:r>
+    </w:p>
+    <w:p>
+      <w:pPr>
+        <w:pStyle w:val="ListParagraph"/>
+        <w:keepNext/>
+        <w:keepLines/>
+        <w:numPr>
+          <w:ilvl w:val="0"/>
+          <w:numId w:val="14"/>
+        </w:numPr>
+      </w:pPr>
+      <w:r>
+        <w:t>Registering with a short password throws exception.</w:t>
+      </w:r>
+    </w:p>
+    <w:p>
+      <w:pPr>
+        <w:pStyle w:val="ListParagraph"/>
+        <w:keepNext/>
+        <w:keepLines/>
+        <w:numPr>
+          <w:ilvl w:val="0"/>
+          <w:numId w:val="14"/>
+        </w:numPr>
+      </w:pPr>
+      <w:r>
+        <w:t>Password without a number or special character throws exception.</w:t>
+      </w:r>
+    </w:p>
+    <w:p>
+      <w:pPr>
+        <w:pStyle w:val="ListParagraph"/>
+        <w:keepNext/>
+        <w:keepLines/>
+        <w:numPr>
+          <w:ilvl w:val="0"/>
+          <w:numId w:val="14"/>
+        </w:numPr>
+      </w:pPr>
+      <w:r>
+        <w:t>Invalid role throws exception.</w:t>
+      </w:r>
+    </w:p>
+    <w:p>
+      <w:pPr>
+        <w:pStyle w:val="ListParagraph"/>
+        <w:keepNext/>
+        <w:keepLines/>
+      </w:pPr>
+    </w:p>
+    <w:p>
+      <w:pPr>
+        <w:pStyle w:val="Heading2"/>
+      </w:pPr>
+      <w:r>
+        <w:t xml:space="preserve"> </w:t>
+      </w:r>
+      <w:proofErr w:type="spellStart"/>
+      <w:r>
+        <w:t>LoginUser</w:t>
+      </w:r>
+      <w:proofErr w:type="spellEnd"/>
+      <w:r>
+        <w:t xml:space="preserve"> Tests</w:t>
+      </w:r>
+    </w:p>
+    <w:p>
+      <w:pPr>
+        <w:pStyle w:val="ListParagraph"/>
+        <w:numPr>
+          <w:ilvl w:val="0"/>
+          <w:numId w:val="15"/>
+        </w:numPr>
+      </w:pPr>
+      <w:r>
+        <w:t>Login succeeds with correct credentials.</w:t>
+      </w:r>
+    </w:p>
+    <w:p>
+      <w:pPr>
+        <w:pStyle w:val="ListParagraph"/>
+        <w:numPr>
+          <w:ilvl w:val="0"/>
+          <w:numId w:val="15"/>
+        </w:numPr>
+      </w:pPr>
+      <w:r>
+        <w:t>Wrong password returns false.</w:t>
+      </w:r>
+    </w:p>
+    <w:p>
+      <w:pPr>
+        <w:pStyle w:val="ListParagraph"/>
+        <w:numPr>
+          <w:ilvl w:val="0"/>
+          <w:numId w:val="15"/>
+        </w:numPr>
+      </w:pPr>
+      <w:r>
+        <w:t>Null or whitespace username throws exception.</w:t>
+      </w:r>
+    </w:p>
+    <w:p>
+      <w:pPr>
+        <w:pStyle w:val="ListParagraph"/>
+        <w:numPr>
+          <w:ilvl w:val="0"/>
+          <w:numId w:val="15"/>
+        </w:numPr>
+      </w:pPr>
+      <w:r>
+        <w:t>Unregistered username throws exception.</w:t>
+      </w:r>
+      <w:r>
+        <w:t xml:space="preserve"> </w:t>
+      </w:r>
+      <w:r>
+        <w:rPr>
+          <mc:AlternateContent>
+            <mc:Choice Requires="w16se"/>
+            <mc:Fallback>
+              <w:rFonts w:ascii="Segoe UI Emoji" w:eastAsia="Segoe UI Emoji" w:hAnsi="Segoe UI Emoji" w:cs="Segoe UI Emoji"/>
+            </mc:Fallback>
+          </mc:AlternateContent>
+        </w:rPr>
+        <mc:AlternateContent>
+          <mc:Choice Requires="w16se">
+            <w16se:symEx w16se:font="Segoe UI Emoji" w16se:char="2622"/>
+          </mc:Choice>
+          <mc:Fallback>
+            <w:t>☢</w:t>
+          </mc:Fallback>
+        </mc:AlternateContent>
+      </w:r>
+      <w:r>
+        <w:t>️</w:t>
+      </w:r>
+      <w:r>
+        <w:br/>
+      </w:r>
+    </w:p>
+    <w:p>
+      <w:pPr>
+        <w:pStyle w:val="Heading2"/>
+      </w:pPr>
+      <w:proofErr w:type="spellStart"/>
+      <w:r>
+        <w:t>HasAccess</w:t>
+      </w:r>
+      <w:proofErr w:type="spellEnd"/>
+      <w:r>
+        <w:t xml:space="preserve"> Tests</w:t>
+      </w:r>
+    </w:p>
+    <w:p>
+      <w:pPr>
+        <w:pStyle w:val="ListParagraph"/>
+        <w:numPr>
+          <w:ilvl w:val="0"/>
+          <w:numId w:val="16"/>
+        </w:numPr>
+        <w:rPr>
+          <w:b/>
+          <w:bCs/>
+        </w:rPr>
+      </w:pPr>
+      <w:r>
+        <w:t>Returns true if user role matches</w:t>
+      </w:r>
+      <w:r>
+        <w:t xml:space="preserve"> otherwise false</w:t>
+      </w:r>
+    </w:p>
+    <w:p>
+      <w:pPr>
+        <w:pStyle w:val="ListParagraph"/>
+        <w:numPr>
+          <w:ilvl w:val="0"/>
+          <w:numId w:val="16"/>
+        </w:numPr>
+        <w:rPr>
+          <w:b/>
+          <w:bCs/>
+        </w:rPr>
+      </w:pPr>
+      <w:r>
+        <w:t>Null or empty username throws exception.</w:t>
+      </w:r>
+    </w:p>
+    <w:p/>
+    <w:p>
+      <w:pPr>
+        <w:keepNext/>
+        <w:keepLines/>
+      </w:pPr>
     </w:p>
     <w:p>
       <w:pPr>
@@ -3067,64 +6711,6 @@
           <w:szCs w:val="32"/>
         </w:rPr>
       </w:pPr>
-      <w:r>
-        <w:rPr>
-          <w:rFonts w:ascii="Times New Roman" w:hAnsi="Times New Roman"/>
-          <w:sz w:val="24"/>
-          <w:szCs w:val="24"/>
-        </w:rPr>
-        <w:t xml:space="preserve">You can now begin coding the </w:t>
-      </w:r>
-      <w:proofErr w:type="spellStart"/>
-      <w:r>
-        <w:rPr>
-          <w:rFonts w:ascii="Times New Roman" w:hAnsi="Times New Roman"/>
-          <w:b/>
-          <w:bCs/>
-          <w:sz w:val="24"/>
-          <w:szCs w:val="24"/>
-        </w:rPr>
-        <w:t>UserService</w:t>
-      </w:r>
-      <w:proofErr w:type="spellEnd"/>
-      <w:r>
-        <w:rPr>
-          <w:rFonts w:ascii="Times New Roman" w:hAnsi="Times New Roman"/>
-          <w:sz w:val="24"/>
-          <w:szCs w:val="24"/>
-        </w:rPr>
-        <w:t xml:space="preserve"> and test it using unit tests in the </w:t>
-      </w:r>
-      <w:proofErr w:type="spellStart"/>
-      <w:r>
-        <w:rPr>
-          <w:rFonts w:ascii="Times New Roman" w:hAnsi="Times New Roman"/>
-          <w:b/>
-          <w:bCs/>
-          <w:sz w:val="24"/>
-          <w:szCs w:val="24"/>
-        </w:rPr>
-        <w:t>UserServiceTest</w:t>
-      </w:r>
-      <w:proofErr w:type="spellEnd"/>
-      <w:r>
-        <w:rPr>
-          <w:rFonts w:ascii="Times New Roman" w:hAnsi="Times New Roman"/>
-          <w:sz w:val="24"/>
-          <w:szCs w:val="24"/>
-        </w:rPr>
-        <w:t xml:space="preserve"> class. For reference, code samples from the previous lab are included at the end of this document. Follow the comments as a guide to implement your code.</w:t>
-      </w:r>
-      <w:r>
-        <w:rPr>
-          <w:rFonts w:ascii="Times New Roman" w:hAnsi="Times New Roman"/>
-          <w:b/>
-          <w:bCs/>
-          <w:sz w:val="24"/>
-          <w:szCs w:val="24"/>
-        </w:rPr>
-        <w:t xml:space="preserve"> </w:t>
-      </w:r>
       <w:r>
         <w:rPr>
           <w:rFonts w:asciiTheme="majorHAnsi" w:eastAsiaTheme="majorEastAsia" w:hAnsiTheme="majorHAnsi" w:cstheme="majorBidi"/>
@@ -3710,7 +7296,6 @@
       <w:r>
         <w:t xml:space="preserve"> to </w:t>
       </w:r>
-      <w:proofErr w:type="spellStart"/>
       <w:r>
         <w:rPr>
           <w:b/>
@@ -3718,17 +7303,7 @@
           <w:sz w:val="24"/>
           <w:szCs w:val="24"/>
         </w:rPr>
-        <w:t>src</w:t>
-      </w:r>
-      <w:proofErr w:type="spellEnd"/>
-      <w:r>
-        <w:rPr>
-          <w:b/>
-          <w:bCs/>
-          <w:sz w:val="24"/>
-          <w:szCs w:val="24"/>
-        </w:rPr>
-        <w:t xml:space="preserve"> &gt; </w:t>
+        <w:t xml:space="preserve">src &gt; </w:t>
       </w:r>
       <w:r>
         <w:rPr>
@@ -5870,7 +9445,6 @@
       <w:r>
         <w:t xml:space="preserve"> to </w:t>
       </w:r>
-      <w:proofErr w:type="spellStart"/>
       <w:r>
         <w:rPr>
           <w:b/>
@@ -5878,17 +9452,7 @@
           <w:sz w:val="24"/>
           <w:szCs w:val="24"/>
         </w:rPr>
-        <w:t>src</w:t>
-      </w:r>
-      <w:proofErr w:type="spellEnd"/>
-      <w:r>
-        <w:rPr>
-          <w:b/>
-          <w:bCs/>
-          <w:sz w:val="24"/>
-          <w:szCs w:val="24"/>
-        </w:rPr>
-        <w:t xml:space="preserve"> &gt; test &gt; java</w:t>
+        <w:t>src &gt; test &gt; java</w:t>
       </w:r>
       <w:r>
         <w:rPr>
@@ -10674,9 +14238,158 @@
 <file path=word/numbering.xml><?xml version="1.0" encoding="utf-8"?>
 <w:numbering xmlns:wpc="http://schemas.microsoft.com/office/word/2010/wordprocessingCanvas" xmlns:cx="http://schemas.microsoft.com/office/drawing/2014/chartex" xmlns:cx1="http://schemas.microsoft.com/office/drawing/2015/9/8/chartex" xmlns:cx2="http://schemas.microsoft.com/office/drawing/2015/10/21/chartex" xmlns:cx3="http://schemas.microsoft.com/office/drawing/2016/5/9/chartex" xmlns:cx4="http://schemas.microsoft.com/office/drawing/2016/5/10/chartex" xmlns:cx5="http://schemas.microsoft.com/office/drawing/2016/5/11/chartex" xmlns:cx6="http://schemas.microsoft.com/office/drawing/2016/5/12/chartex" xmlns:cx7="http://schemas.microsoft.com/office/drawing/2016/5/13/chartex" xmlns:cx8="http://schemas.microsoft.com/office/drawing/2016/5/14/chartex" xmlns:mc="http://schemas.openxmlformats.org/markup-compatibility/2006" xmlns:aink="http://schemas.microsoft.com/office/drawing/2016/ink" xmlns:am3d="http://schemas.microsoft.com/office/drawing/2017/model3d" xmlns:o="urn:schemas-microsoft-com:office:office" xmlns:oel="http://schemas.microsoft.com/office/2019/extlst" xmlns:r="http://schemas.openxmlformats.org/officeDocument/2006/relationships" xmlns:m="http://schemas.openxmlformats.org/officeDocument/2006/math" xmlns:v="urn:schemas-microsoft-com:vml" xmlns:wp14="http://schemas.microsoft.com/office/word/2010/wordprocessingDrawing" xmlns:wp="http://schemas.openxmlformats.org/drawingml/2006/wordprocessingDrawing" xmlns:w10="urn:schemas-microsoft-com:office:word" xmlns:w="http://schemas.openxmlformats.org/wordprocessingml/2006/main" xmlns:w14="http://schemas.microsoft.com/office/word/2010/wordml" xmlns:w15="http://schemas.microsoft.com/office/word/2012/wordml" xmlns:w16cex="http://schemas.microsoft.com/office/word/2018/wordml/cex" xmlns:w16cid="http://schemas.microsoft.com/office/word/2016/wordml/cid" xmlns:w16="http://schemas.microsoft.com/office/word/2018/wordml" xmlns:w16du="http://schemas.microsoft.com/office/word/2023/wordml/word16du" xmlns:w16sdtdh="http://schemas.microsoft.com/office/word/2020/wordml/sdtdatahash" xmlns:w16sdtfl="http://schemas.microsoft.com/office/word/2024/wordml/sdtformatlock" xmlns:w16se="http://schemas.microsoft.com/office/word/2015/wordml/symex" xmlns:wpg="http://schemas.microsoft.com/office/word/2010/wordprocessingGroup" xmlns:wpi="http://schemas.microsoft.com/office/word/2010/wordprocessingInk" xmlns:wne="http://schemas.microsoft.com/office/word/2006/wordml" xmlns:wps="http://schemas.microsoft.com/office/word/2010/wordprocessingShape" mc:Ignorable="w14 w15 w16se w16cid w16 w16cex w16sdtdh w16sdtfl w16du wp14">
   <w:abstractNum w:abstractNumId="0" w15:restartNumberingAfterBreak="0">
-    <w:nsid w:val="0B4208EC"/>
+    <w:nsid w:val="090C4BB9"/>
     <w:multiLevelType w:val="multilevel"/>
-    <w:tmpl w:val="0986C4F6"/>
+    <w:tmpl w:val="92C8704A"/>
+    <w:lvl w:ilvl="0">
+      <w:start w:val="1"/>
+      <w:numFmt w:val="bullet"/>
+      <w:lvlText w:val=""/>
+      <w:lvlJc w:val="left"/>
+      <w:pPr>
+        <w:tabs>
+          <w:tab w:val="num" w:pos="720"/>
+        </w:tabs>
+        <w:ind w:left="720" w:hanging="360"/>
+      </w:pPr>
+      <w:rPr>
+        <w:rFonts w:ascii="Symbol" w:hAnsi="Symbol" w:hint="default"/>
+        <w:sz w:val="20"/>
+      </w:rPr>
+    </w:lvl>
+    <w:lvl w:ilvl="1">
+      <w:start w:val="1"/>
+      <w:numFmt w:val="bullet"/>
+      <w:lvlText w:val="o"/>
+      <w:lvlJc w:val="left"/>
+      <w:pPr>
+        <w:tabs>
+          <w:tab w:val="num" w:pos="1440"/>
+        </w:tabs>
+        <w:ind w:left="1440" w:hanging="360"/>
+      </w:pPr>
+      <w:rPr>
+        <w:rFonts w:ascii="Courier New" w:hAnsi="Courier New" w:hint="default"/>
+        <w:sz w:val="20"/>
+      </w:rPr>
+    </w:lvl>
+    <w:lvl w:ilvl="2" w:tentative="1">
+      <w:start w:val="1"/>
+      <w:numFmt w:val="bullet"/>
+      <w:lvlText w:val=""/>
+      <w:lvlJc w:val="left"/>
+      <w:pPr>
+        <w:tabs>
+          <w:tab w:val="num" w:pos="2160"/>
+        </w:tabs>
+        <w:ind w:left="2160" w:hanging="360"/>
+      </w:pPr>
+      <w:rPr>
+        <w:rFonts w:ascii="Wingdings" w:hAnsi="Wingdings" w:hint="default"/>
+        <w:sz w:val="20"/>
+      </w:rPr>
+    </w:lvl>
+    <w:lvl w:ilvl="3" w:tentative="1">
+      <w:start w:val="1"/>
+      <w:numFmt w:val="bullet"/>
+      <w:lvlText w:val=""/>
+      <w:lvlJc w:val="left"/>
+      <w:pPr>
+        <w:tabs>
+          <w:tab w:val="num" w:pos="2880"/>
+        </w:tabs>
+        <w:ind w:left="2880" w:hanging="360"/>
+      </w:pPr>
+      <w:rPr>
+        <w:rFonts w:ascii="Wingdings" w:hAnsi="Wingdings" w:hint="default"/>
+        <w:sz w:val="20"/>
+      </w:rPr>
+    </w:lvl>
+    <w:lvl w:ilvl="4" w:tentative="1">
+      <w:start w:val="1"/>
+      <w:numFmt w:val="bullet"/>
+      <w:lvlText w:val=""/>
+      <w:lvlJc w:val="left"/>
+      <w:pPr>
+        <w:tabs>
+          <w:tab w:val="num" w:pos="3600"/>
+        </w:tabs>
+        <w:ind w:left="3600" w:hanging="360"/>
+      </w:pPr>
+      <w:rPr>
+        <w:rFonts w:ascii="Wingdings" w:hAnsi="Wingdings" w:hint="default"/>
+        <w:sz w:val="20"/>
+      </w:rPr>
+    </w:lvl>
+    <w:lvl w:ilvl="5" w:tentative="1">
+      <w:start w:val="1"/>
+      <w:numFmt w:val="bullet"/>
+      <w:lvlText w:val=""/>
+      <w:lvlJc w:val="left"/>
+      <w:pPr>
+        <w:tabs>
+          <w:tab w:val="num" w:pos="4320"/>
+        </w:tabs>
+        <w:ind w:left="4320" w:hanging="360"/>
+      </w:pPr>
+      <w:rPr>
+        <w:rFonts w:ascii="Wingdings" w:hAnsi="Wingdings" w:hint="default"/>
+        <w:sz w:val="20"/>
+      </w:rPr>
+    </w:lvl>
+    <w:lvl w:ilvl="6" w:tentative="1">
+      <w:start w:val="1"/>
+      <w:numFmt w:val="bullet"/>
+      <w:lvlText w:val=""/>
+      <w:lvlJc w:val="left"/>
+      <w:pPr>
+        <w:tabs>
+          <w:tab w:val="num" w:pos="5040"/>
+        </w:tabs>
+        <w:ind w:left="5040" w:hanging="360"/>
+      </w:pPr>
+      <w:rPr>
+        <w:rFonts w:ascii="Wingdings" w:hAnsi="Wingdings" w:hint="default"/>
+        <w:sz w:val="20"/>
+      </w:rPr>
+    </w:lvl>
+    <w:lvl w:ilvl="7" w:tentative="1">
+      <w:start w:val="1"/>
+      <w:numFmt w:val="bullet"/>
+      <w:lvlText w:val=""/>
+      <w:lvlJc w:val="left"/>
+      <w:pPr>
+        <w:tabs>
+          <w:tab w:val="num" w:pos="5760"/>
+        </w:tabs>
+        <w:ind w:left="5760" w:hanging="360"/>
+      </w:pPr>
+      <w:rPr>
+        <w:rFonts w:ascii="Wingdings" w:hAnsi="Wingdings" w:hint="default"/>
+        <w:sz w:val="20"/>
+      </w:rPr>
+    </w:lvl>
+    <w:lvl w:ilvl="8" w:tentative="1">
+      <w:start w:val="1"/>
+      <w:numFmt w:val="bullet"/>
+      <w:lvlText w:val=""/>
+      <w:lvlJc w:val="left"/>
+      <w:pPr>
+        <w:tabs>
+          <w:tab w:val="num" w:pos="6480"/>
+        </w:tabs>
+        <w:ind w:left="6480" w:hanging="360"/>
+      </w:pPr>
+      <w:rPr>
+        <w:rFonts w:ascii="Wingdings" w:hAnsi="Wingdings" w:hint="default"/>
+        <w:sz w:val="20"/>
+      </w:rPr>
+    </w:lvl>
+  </w:abstractNum>
+  <w:abstractNum w:abstractNumId="1" w15:restartNumberingAfterBreak="0">
+    <w:nsid w:val="0974500A"/>
+    <w:multiLevelType w:val="multilevel"/>
+    <w:tmpl w:val="94AC2CC8"/>
     <w:lvl w:ilvl="0">
       <w:start w:val="1"/>
       <w:numFmt w:val="bullet"/>
@@ -10822,7 +14535,156 @@
       </w:rPr>
     </w:lvl>
   </w:abstractNum>
-  <w:abstractNum w:abstractNumId="1" w15:restartNumberingAfterBreak="0">
+  <w:abstractNum w:abstractNumId="2" w15:restartNumberingAfterBreak="0">
+    <w:nsid w:val="0B4208EC"/>
+    <w:multiLevelType w:val="multilevel"/>
+    <w:tmpl w:val="0986C4F6"/>
+    <w:lvl w:ilvl="0">
+      <w:start w:val="1"/>
+      <w:numFmt w:val="bullet"/>
+      <w:lvlText w:val=""/>
+      <w:lvlJc w:val="left"/>
+      <w:pPr>
+        <w:tabs>
+          <w:tab w:val="num" w:pos="720"/>
+        </w:tabs>
+        <w:ind w:left="720" w:hanging="360"/>
+      </w:pPr>
+      <w:rPr>
+        <w:rFonts w:ascii="Symbol" w:hAnsi="Symbol" w:hint="default"/>
+        <w:sz w:val="20"/>
+      </w:rPr>
+    </w:lvl>
+    <w:lvl w:ilvl="1" w:tentative="1">
+      <w:start w:val="1"/>
+      <w:numFmt w:val="bullet"/>
+      <w:lvlText w:val="o"/>
+      <w:lvlJc w:val="left"/>
+      <w:pPr>
+        <w:tabs>
+          <w:tab w:val="num" w:pos="1440"/>
+        </w:tabs>
+        <w:ind w:left="1440" w:hanging="360"/>
+      </w:pPr>
+      <w:rPr>
+        <w:rFonts w:ascii="Courier New" w:hAnsi="Courier New" w:hint="default"/>
+        <w:sz w:val="20"/>
+      </w:rPr>
+    </w:lvl>
+    <w:lvl w:ilvl="2" w:tentative="1">
+      <w:start w:val="1"/>
+      <w:numFmt w:val="bullet"/>
+      <w:lvlText w:val=""/>
+      <w:lvlJc w:val="left"/>
+      <w:pPr>
+        <w:tabs>
+          <w:tab w:val="num" w:pos="2160"/>
+        </w:tabs>
+        <w:ind w:left="2160" w:hanging="360"/>
+      </w:pPr>
+      <w:rPr>
+        <w:rFonts w:ascii="Wingdings" w:hAnsi="Wingdings" w:hint="default"/>
+        <w:sz w:val="20"/>
+      </w:rPr>
+    </w:lvl>
+    <w:lvl w:ilvl="3" w:tentative="1">
+      <w:start w:val="1"/>
+      <w:numFmt w:val="bullet"/>
+      <w:lvlText w:val=""/>
+      <w:lvlJc w:val="left"/>
+      <w:pPr>
+        <w:tabs>
+          <w:tab w:val="num" w:pos="2880"/>
+        </w:tabs>
+        <w:ind w:left="2880" w:hanging="360"/>
+      </w:pPr>
+      <w:rPr>
+        <w:rFonts w:ascii="Wingdings" w:hAnsi="Wingdings" w:hint="default"/>
+        <w:sz w:val="20"/>
+      </w:rPr>
+    </w:lvl>
+    <w:lvl w:ilvl="4" w:tentative="1">
+      <w:start w:val="1"/>
+      <w:numFmt w:val="bullet"/>
+      <w:lvlText w:val=""/>
+      <w:lvlJc w:val="left"/>
+      <w:pPr>
+        <w:tabs>
+          <w:tab w:val="num" w:pos="3600"/>
+        </w:tabs>
+        <w:ind w:left="3600" w:hanging="360"/>
+      </w:pPr>
+      <w:rPr>
+        <w:rFonts w:ascii="Wingdings" w:hAnsi="Wingdings" w:hint="default"/>
+        <w:sz w:val="20"/>
+      </w:rPr>
+    </w:lvl>
+    <w:lvl w:ilvl="5" w:tentative="1">
+      <w:start w:val="1"/>
+      <w:numFmt w:val="bullet"/>
+      <w:lvlText w:val=""/>
+      <w:lvlJc w:val="left"/>
+      <w:pPr>
+        <w:tabs>
+          <w:tab w:val="num" w:pos="4320"/>
+        </w:tabs>
+        <w:ind w:left="4320" w:hanging="360"/>
+      </w:pPr>
+      <w:rPr>
+        <w:rFonts w:ascii="Wingdings" w:hAnsi="Wingdings" w:hint="default"/>
+        <w:sz w:val="20"/>
+      </w:rPr>
+    </w:lvl>
+    <w:lvl w:ilvl="6" w:tentative="1">
+      <w:start w:val="1"/>
+      <w:numFmt w:val="bullet"/>
+      <w:lvlText w:val=""/>
+      <w:lvlJc w:val="left"/>
+      <w:pPr>
+        <w:tabs>
+          <w:tab w:val="num" w:pos="5040"/>
+        </w:tabs>
+        <w:ind w:left="5040" w:hanging="360"/>
+      </w:pPr>
+      <w:rPr>
+        <w:rFonts w:ascii="Wingdings" w:hAnsi="Wingdings" w:hint="default"/>
+        <w:sz w:val="20"/>
+      </w:rPr>
+    </w:lvl>
+    <w:lvl w:ilvl="7" w:tentative="1">
+      <w:start w:val="1"/>
+      <w:numFmt w:val="bullet"/>
+      <w:lvlText w:val=""/>
+      <w:lvlJc w:val="left"/>
+      <w:pPr>
+        <w:tabs>
+          <w:tab w:val="num" w:pos="5760"/>
+        </w:tabs>
+        <w:ind w:left="5760" w:hanging="360"/>
+      </w:pPr>
+      <w:rPr>
+        <w:rFonts w:ascii="Wingdings" w:hAnsi="Wingdings" w:hint="default"/>
+        <w:sz w:val="20"/>
+      </w:rPr>
+    </w:lvl>
+    <w:lvl w:ilvl="8" w:tentative="1">
+      <w:start w:val="1"/>
+      <w:numFmt w:val="bullet"/>
+      <w:lvlText w:val=""/>
+      <w:lvlJc w:val="left"/>
+      <w:pPr>
+        <w:tabs>
+          <w:tab w:val="num" w:pos="6480"/>
+        </w:tabs>
+        <w:ind w:left="6480" w:hanging="360"/>
+      </w:pPr>
+      <w:rPr>
+        <w:rFonts w:ascii="Wingdings" w:hAnsi="Wingdings" w:hint="default"/>
+        <w:sz w:val="20"/>
+      </w:rPr>
+    </w:lvl>
+  </w:abstractNum>
+  <w:abstractNum w:abstractNumId="3" w15:restartNumberingAfterBreak="0">
     <w:nsid w:val="1C4A783A"/>
     <w:multiLevelType w:val="multilevel"/>
     <w:tmpl w:val="346EBCC6"/>
@@ -10939,7 +14801,7 @@
       </w:pPr>
     </w:lvl>
   </w:abstractNum>
-  <w:abstractNum w:abstractNumId="2" w15:restartNumberingAfterBreak="0">
+  <w:abstractNum w:abstractNumId="4" w15:restartNumberingAfterBreak="0">
     <w:nsid w:val="23D02325"/>
     <w:multiLevelType w:val="hybridMultilevel"/>
     <w:tmpl w:val="D0A28102"/>
@@ -11052,7 +14914,156 @@
       </w:rPr>
     </w:lvl>
   </w:abstractNum>
-  <w:abstractNum w:abstractNumId="3" w15:restartNumberingAfterBreak="0">
+  <w:abstractNum w:abstractNumId="5" w15:restartNumberingAfterBreak="0">
+    <w:nsid w:val="25817413"/>
+    <w:multiLevelType w:val="multilevel"/>
+    <w:tmpl w:val="AD46E590"/>
+    <w:lvl w:ilvl="0">
+      <w:start w:val="1"/>
+      <w:numFmt w:val="bullet"/>
+      <w:lvlText w:val=""/>
+      <w:lvlJc w:val="left"/>
+      <w:pPr>
+        <w:tabs>
+          <w:tab w:val="num" w:pos="720"/>
+        </w:tabs>
+        <w:ind w:left="720" w:hanging="360"/>
+      </w:pPr>
+      <w:rPr>
+        <w:rFonts w:ascii="Symbol" w:hAnsi="Symbol" w:hint="default"/>
+        <w:sz w:val="20"/>
+      </w:rPr>
+    </w:lvl>
+    <w:lvl w:ilvl="1">
+      <w:start w:val="1"/>
+      <w:numFmt w:val="bullet"/>
+      <w:lvlText w:val="o"/>
+      <w:lvlJc w:val="left"/>
+      <w:pPr>
+        <w:tabs>
+          <w:tab w:val="num" w:pos="1440"/>
+        </w:tabs>
+        <w:ind w:left="1440" w:hanging="360"/>
+      </w:pPr>
+      <w:rPr>
+        <w:rFonts w:ascii="Courier New" w:hAnsi="Courier New" w:hint="default"/>
+        <w:sz w:val="20"/>
+      </w:rPr>
+    </w:lvl>
+    <w:lvl w:ilvl="2" w:tentative="1">
+      <w:start w:val="1"/>
+      <w:numFmt w:val="bullet"/>
+      <w:lvlText w:val=""/>
+      <w:lvlJc w:val="left"/>
+      <w:pPr>
+        <w:tabs>
+          <w:tab w:val="num" w:pos="2160"/>
+        </w:tabs>
+        <w:ind w:left="2160" w:hanging="360"/>
+      </w:pPr>
+      <w:rPr>
+        <w:rFonts w:ascii="Wingdings" w:hAnsi="Wingdings" w:hint="default"/>
+        <w:sz w:val="20"/>
+      </w:rPr>
+    </w:lvl>
+    <w:lvl w:ilvl="3" w:tentative="1">
+      <w:start w:val="1"/>
+      <w:numFmt w:val="bullet"/>
+      <w:lvlText w:val=""/>
+      <w:lvlJc w:val="left"/>
+      <w:pPr>
+        <w:tabs>
+          <w:tab w:val="num" w:pos="2880"/>
+        </w:tabs>
+        <w:ind w:left="2880" w:hanging="360"/>
+      </w:pPr>
+      <w:rPr>
+        <w:rFonts w:ascii="Wingdings" w:hAnsi="Wingdings" w:hint="default"/>
+        <w:sz w:val="20"/>
+      </w:rPr>
+    </w:lvl>
+    <w:lvl w:ilvl="4" w:tentative="1">
+      <w:start w:val="1"/>
+      <w:numFmt w:val="bullet"/>
+      <w:lvlText w:val=""/>
+      <w:lvlJc w:val="left"/>
+      <w:pPr>
+        <w:tabs>
+          <w:tab w:val="num" w:pos="3600"/>
+        </w:tabs>
+        <w:ind w:left="3600" w:hanging="360"/>
+      </w:pPr>
+      <w:rPr>
+        <w:rFonts w:ascii="Wingdings" w:hAnsi="Wingdings" w:hint="default"/>
+        <w:sz w:val="20"/>
+      </w:rPr>
+    </w:lvl>
+    <w:lvl w:ilvl="5" w:tentative="1">
+      <w:start w:val="1"/>
+      <w:numFmt w:val="bullet"/>
+      <w:lvlText w:val=""/>
+      <w:lvlJc w:val="left"/>
+      <w:pPr>
+        <w:tabs>
+          <w:tab w:val="num" w:pos="4320"/>
+        </w:tabs>
+        <w:ind w:left="4320" w:hanging="360"/>
+      </w:pPr>
+      <w:rPr>
+        <w:rFonts w:ascii="Wingdings" w:hAnsi="Wingdings" w:hint="default"/>
+        <w:sz w:val="20"/>
+      </w:rPr>
+    </w:lvl>
+    <w:lvl w:ilvl="6" w:tentative="1">
+      <w:start w:val="1"/>
+      <w:numFmt w:val="bullet"/>
+      <w:lvlText w:val=""/>
+      <w:lvlJc w:val="left"/>
+      <w:pPr>
+        <w:tabs>
+          <w:tab w:val="num" w:pos="5040"/>
+        </w:tabs>
+        <w:ind w:left="5040" w:hanging="360"/>
+      </w:pPr>
+      <w:rPr>
+        <w:rFonts w:ascii="Wingdings" w:hAnsi="Wingdings" w:hint="default"/>
+        <w:sz w:val="20"/>
+      </w:rPr>
+    </w:lvl>
+    <w:lvl w:ilvl="7" w:tentative="1">
+      <w:start w:val="1"/>
+      <w:numFmt w:val="bullet"/>
+      <w:lvlText w:val=""/>
+      <w:lvlJc w:val="left"/>
+      <w:pPr>
+        <w:tabs>
+          <w:tab w:val="num" w:pos="5760"/>
+        </w:tabs>
+        <w:ind w:left="5760" w:hanging="360"/>
+      </w:pPr>
+      <w:rPr>
+        <w:rFonts w:ascii="Wingdings" w:hAnsi="Wingdings" w:hint="default"/>
+        <w:sz w:val="20"/>
+      </w:rPr>
+    </w:lvl>
+    <w:lvl w:ilvl="8" w:tentative="1">
+      <w:start w:val="1"/>
+      <w:numFmt w:val="bullet"/>
+      <w:lvlText w:val=""/>
+      <w:lvlJc w:val="left"/>
+      <w:pPr>
+        <w:tabs>
+          <w:tab w:val="num" w:pos="6480"/>
+        </w:tabs>
+        <w:ind w:left="6480" w:hanging="360"/>
+      </w:pPr>
+      <w:rPr>
+        <w:rFonts w:ascii="Wingdings" w:hAnsi="Wingdings" w:hint="default"/>
+        <w:sz w:val="20"/>
+      </w:rPr>
+    </w:lvl>
+  </w:abstractNum>
+  <w:abstractNum w:abstractNumId="6" w15:restartNumberingAfterBreak="0">
     <w:nsid w:val="2DE569E4"/>
     <w:multiLevelType w:val="multilevel"/>
     <w:tmpl w:val="4148CF94"/>
@@ -11201,7 +15212,7 @@
       </w:rPr>
     </w:lvl>
   </w:abstractNum>
-  <w:abstractNum w:abstractNumId="4" w15:restartNumberingAfterBreak="0">
+  <w:abstractNum w:abstractNumId="7" w15:restartNumberingAfterBreak="0">
     <w:nsid w:val="334114A9"/>
     <w:multiLevelType w:val="hybridMultilevel"/>
     <w:tmpl w:val="8EA8314C"/>
@@ -11314,17 +15325,17 @@
       </w:rPr>
     </w:lvl>
   </w:abstractNum>
-  <w:abstractNum w:abstractNumId="5" w15:restartNumberingAfterBreak="0">
-    <w:nsid w:val="6D791086"/>
+  <w:abstractNum w:abstractNumId="8" w15:restartNumberingAfterBreak="0">
+    <w:nsid w:val="4C2A3A2C"/>
     <w:multiLevelType w:val="hybridMultilevel"/>
-    <w:tmpl w:val="3302205C"/>
+    <w:tmpl w:val="F0F6A09E"/>
     <w:lvl w:ilvl="0" w:tplc="08090001">
       <w:start w:val="1"/>
       <w:numFmt w:val="bullet"/>
       <w:lvlText w:val=""/>
       <w:lvlJc w:val="left"/>
       <w:pPr>
-        <w:ind w:left="1080" w:hanging="360"/>
+        <w:ind w:left="765" w:hanging="360"/>
       </w:pPr>
       <w:rPr>
         <w:rFonts w:ascii="Symbol" w:hAnsi="Symbol" w:hint="default"/>
@@ -11336,7 +15347,7 @@
       <w:lvlText w:val="o"/>
       <w:lvlJc w:val="left"/>
       <w:pPr>
-        <w:ind w:left="1800" w:hanging="360"/>
+        <w:ind w:left="1485" w:hanging="360"/>
       </w:pPr>
       <w:rPr>
         <w:rFonts w:ascii="Courier New" w:hAnsi="Courier New" w:cs="Courier New" w:hint="default"/>
@@ -11348,7 +15359,7 @@
       <w:lvlText w:val=""/>
       <w:lvlJc w:val="left"/>
       <w:pPr>
-        <w:ind w:left="2520" w:hanging="360"/>
+        <w:ind w:left="2205" w:hanging="360"/>
       </w:pPr>
       <w:rPr>
         <w:rFonts w:ascii="Wingdings" w:hAnsi="Wingdings" w:hint="default"/>
@@ -11360,7 +15371,7 @@
       <w:lvlText w:val=""/>
       <w:lvlJc w:val="left"/>
       <w:pPr>
-        <w:ind w:left="3240" w:hanging="360"/>
+        <w:ind w:left="2925" w:hanging="360"/>
       </w:pPr>
       <w:rPr>
         <w:rFonts w:ascii="Symbol" w:hAnsi="Symbol" w:hint="default"/>
@@ -11372,7 +15383,7 @@
       <w:lvlText w:val="o"/>
       <w:lvlJc w:val="left"/>
       <w:pPr>
-        <w:ind w:left="3960" w:hanging="360"/>
+        <w:ind w:left="3645" w:hanging="360"/>
       </w:pPr>
       <w:rPr>
         <w:rFonts w:ascii="Courier New" w:hAnsi="Courier New" w:cs="Courier New" w:hint="default"/>
@@ -11384,7 +15395,7 @@
       <w:lvlText w:val=""/>
       <w:lvlJc w:val="left"/>
       <w:pPr>
-        <w:ind w:left="4680" w:hanging="360"/>
+        <w:ind w:left="4365" w:hanging="360"/>
       </w:pPr>
       <w:rPr>
         <w:rFonts w:ascii="Wingdings" w:hAnsi="Wingdings" w:hint="default"/>
@@ -11396,7 +15407,7 @@
       <w:lvlText w:val=""/>
       <w:lvlJc w:val="left"/>
       <w:pPr>
-        <w:ind w:left="5400" w:hanging="360"/>
+        <w:ind w:left="5085" w:hanging="360"/>
       </w:pPr>
       <w:rPr>
         <w:rFonts w:ascii="Symbol" w:hAnsi="Symbol" w:hint="default"/>
@@ -11408,7 +15419,7 @@
       <w:lvlText w:val="o"/>
       <w:lvlJc w:val="left"/>
       <w:pPr>
-        <w:ind w:left="6120" w:hanging="360"/>
+        <w:ind w:left="5805" w:hanging="360"/>
       </w:pPr>
       <w:rPr>
         <w:rFonts w:ascii="Courier New" w:hAnsi="Courier New" w:cs="Courier New" w:hint="default"/>
@@ -11420,17 +15431,17 @@
       <w:lvlText w:val=""/>
       <w:lvlJc w:val="left"/>
       <w:pPr>
-        <w:ind w:left="6840" w:hanging="360"/>
+        <w:ind w:left="6525" w:hanging="360"/>
       </w:pPr>
       <w:rPr>
         <w:rFonts w:ascii="Wingdings" w:hAnsi="Wingdings" w:hint="default"/>
       </w:rPr>
     </w:lvl>
   </w:abstractNum>
-  <w:abstractNum w:abstractNumId="6" w15:restartNumberingAfterBreak="0">
-    <w:nsid w:val="73BA6B6A"/>
+  <w:abstractNum w:abstractNumId="9" w15:restartNumberingAfterBreak="0">
+    <w:nsid w:val="58DF200A"/>
     <w:multiLevelType w:val="multilevel"/>
-    <w:tmpl w:val="17EADFFE"/>
+    <w:tmpl w:val="A2FC470E"/>
     <w:lvl w:ilvl="0">
       <w:start w:val="1"/>
       <w:numFmt w:val="bullet"/>
@@ -11576,10 +15587,212 @@
       </w:rPr>
     </w:lvl>
   </w:abstractNum>
-  <w:abstractNum w:abstractNumId="7" w15:restartNumberingAfterBreak="0">
-    <w:nsid w:val="7CEB22A0"/>
+  <w:abstractNum w:abstractNumId="10" w15:restartNumberingAfterBreak="0">
+    <w:nsid w:val="616D5CE8"/>
+    <w:multiLevelType w:val="hybridMultilevel"/>
+    <w:tmpl w:val="59628EBA"/>
+    <w:lvl w:ilvl="0" w:tplc="08090015">
+      <w:start w:val="1"/>
+      <w:numFmt w:val="upperLetter"/>
+      <w:lvlText w:val="%1."/>
+      <w:lvlJc w:val="left"/>
+      <w:pPr>
+        <w:ind w:left="720" w:hanging="360"/>
+      </w:pPr>
+      <w:rPr>
+        <w:rFonts w:hint="default"/>
+      </w:rPr>
+    </w:lvl>
+    <w:lvl w:ilvl="1" w:tplc="08090019" w:tentative="1">
+      <w:start w:val="1"/>
+      <w:numFmt w:val="lowerLetter"/>
+      <w:lvlText w:val="%2."/>
+      <w:lvlJc w:val="left"/>
+      <w:pPr>
+        <w:ind w:left="1440" w:hanging="360"/>
+      </w:pPr>
+    </w:lvl>
+    <w:lvl w:ilvl="2" w:tplc="0809001B" w:tentative="1">
+      <w:start w:val="1"/>
+      <w:numFmt w:val="lowerRoman"/>
+      <w:lvlText w:val="%3."/>
+      <w:lvlJc w:val="right"/>
+      <w:pPr>
+        <w:ind w:left="2160" w:hanging="180"/>
+      </w:pPr>
+    </w:lvl>
+    <w:lvl w:ilvl="3" w:tplc="0809000F" w:tentative="1">
+      <w:start w:val="1"/>
+      <w:numFmt w:val="decimal"/>
+      <w:lvlText w:val="%4."/>
+      <w:lvlJc w:val="left"/>
+      <w:pPr>
+        <w:ind w:left="2880" w:hanging="360"/>
+      </w:pPr>
+    </w:lvl>
+    <w:lvl w:ilvl="4" w:tplc="08090019" w:tentative="1">
+      <w:start w:val="1"/>
+      <w:numFmt w:val="lowerLetter"/>
+      <w:lvlText w:val="%5."/>
+      <w:lvlJc w:val="left"/>
+      <w:pPr>
+        <w:ind w:left="3600" w:hanging="360"/>
+      </w:pPr>
+    </w:lvl>
+    <w:lvl w:ilvl="5" w:tplc="0809001B" w:tentative="1">
+      <w:start w:val="1"/>
+      <w:numFmt w:val="lowerRoman"/>
+      <w:lvlText w:val="%6."/>
+      <w:lvlJc w:val="right"/>
+      <w:pPr>
+        <w:ind w:left="4320" w:hanging="180"/>
+      </w:pPr>
+    </w:lvl>
+    <w:lvl w:ilvl="6" w:tplc="0809000F" w:tentative="1">
+      <w:start w:val="1"/>
+      <w:numFmt w:val="decimal"/>
+      <w:lvlText w:val="%7."/>
+      <w:lvlJc w:val="left"/>
+      <w:pPr>
+        <w:ind w:left="5040" w:hanging="360"/>
+      </w:pPr>
+    </w:lvl>
+    <w:lvl w:ilvl="7" w:tplc="08090019" w:tentative="1">
+      <w:start w:val="1"/>
+      <w:numFmt w:val="lowerLetter"/>
+      <w:lvlText w:val="%8."/>
+      <w:lvlJc w:val="left"/>
+      <w:pPr>
+        <w:ind w:left="5760" w:hanging="360"/>
+      </w:pPr>
+    </w:lvl>
+    <w:lvl w:ilvl="8" w:tplc="0809001B" w:tentative="1">
+      <w:start w:val="1"/>
+      <w:numFmt w:val="lowerRoman"/>
+      <w:lvlText w:val="%9."/>
+      <w:lvlJc w:val="right"/>
+      <w:pPr>
+        <w:ind w:left="6480" w:hanging="180"/>
+      </w:pPr>
+    </w:lvl>
+  </w:abstractNum>
+  <w:abstractNum w:abstractNumId="11" w15:restartNumberingAfterBreak="0">
+    <w:nsid w:val="6D791086"/>
+    <w:multiLevelType w:val="hybridMultilevel"/>
+    <w:tmpl w:val="3302205C"/>
+    <w:lvl w:ilvl="0" w:tplc="08090001">
+      <w:start w:val="1"/>
+      <w:numFmt w:val="bullet"/>
+      <w:lvlText w:val=""/>
+      <w:lvlJc w:val="left"/>
+      <w:pPr>
+        <w:ind w:left="1080" w:hanging="360"/>
+      </w:pPr>
+      <w:rPr>
+        <w:rFonts w:ascii="Symbol" w:hAnsi="Symbol" w:hint="default"/>
+      </w:rPr>
+    </w:lvl>
+    <w:lvl w:ilvl="1" w:tplc="08090003" w:tentative="1">
+      <w:start w:val="1"/>
+      <w:numFmt w:val="bullet"/>
+      <w:lvlText w:val="o"/>
+      <w:lvlJc w:val="left"/>
+      <w:pPr>
+        <w:ind w:left="1800" w:hanging="360"/>
+      </w:pPr>
+      <w:rPr>
+        <w:rFonts w:ascii="Courier New" w:hAnsi="Courier New" w:cs="Courier New" w:hint="default"/>
+      </w:rPr>
+    </w:lvl>
+    <w:lvl w:ilvl="2" w:tplc="08090005" w:tentative="1">
+      <w:start w:val="1"/>
+      <w:numFmt w:val="bullet"/>
+      <w:lvlText w:val=""/>
+      <w:lvlJc w:val="left"/>
+      <w:pPr>
+        <w:ind w:left="2520" w:hanging="360"/>
+      </w:pPr>
+      <w:rPr>
+        <w:rFonts w:ascii="Wingdings" w:hAnsi="Wingdings" w:hint="default"/>
+      </w:rPr>
+    </w:lvl>
+    <w:lvl w:ilvl="3" w:tplc="08090001" w:tentative="1">
+      <w:start w:val="1"/>
+      <w:numFmt w:val="bullet"/>
+      <w:lvlText w:val=""/>
+      <w:lvlJc w:val="left"/>
+      <w:pPr>
+        <w:ind w:left="3240" w:hanging="360"/>
+      </w:pPr>
+      <w:rPr>
+        <w:rFonts w:ascii="Symbol" w:hAnsi="Symbol" w:hint="default"/>
+      </w:rPr>
+    </w:lvl>
+    <w:lvl w:ilvl="4" w:tplc="08090003" w:tentative="1">
+      <w:start w:val="1"/>
+      <w:numFmt w:val="bullet"/>
+      <w:lvlText w:val="o"/>
+      <w:lvlJc w:val="left"/>
+      <w:pPr>
+        <w:ind w:left="3960" w:hanging="360"/>
+      </w:pPr>
+      <w:rPr>
+        <w:rFonts w:ascii="Courier New" w:hAnsi="Courier New" w:cs="Courier New" w:hint="default"/>
+      </w:rPr>
+    </w:lvl>
+    <w:lvl w:ilvl="5" w:tplc="08090005" w:tentative="1">
+      <w:start w:val="1"/>
+      <w:numFmt w:val="bullet"/>
+      <w:lvlText w:val=""/>
+      <w:lvlJc w:val="left"/>
+      <w:pPr>
+        <w:ind w:left="4680" w:hanging="360"/>
+      </w:pPr>
+      <w:rPr>
+        <w:rFonts w:ascii="Wingdings" w:hAnsi="Wingdings" w:hint="default"/>
+      </w:rPr>
+    </w:lvl>
+    <w:lvl w:ilvl="6" w:tplc="08090001" w:tentative="1">
+      <w:start w:val="1"/>
+      <w:numFmt w:val="bullet"/>
+      <w:lvlText w:val=""/>
+      <w:lvlJc w:val="left"/>
+      <w:pPr>
+        <w:ind w:left="5400" w:hanging="360"/>
+      </w:pPr>
+      <w:rPr>
+        <w:rFonts w:ascii="Symbol" w:hAnsi="Symbol" w:hint="default"/>
+      </w:rPr>
+    </w:lvl>
+    <w:lvl w:ilvl="7" w:tplc="08090003" w:tentative="1">
+      <w:start w:val="1"/>
+      <w:numFmt w:val="bullet"/>
+      <w:lvlText w:val="o"/>
+      <w:lvlJc w:val="left"/>
+      <w:pPr>
+        <w:ind w:left="6120" w:hanging="360"/>
+      </w:pPr>
+      <w:rPr>
+        <w:rFonts w:ascii="Courier New" w:hAnsi="Courier New" w:cs="Courier New" w:hint="default"/>
+      </w:rPr>
+    </w:lvl>
+    <w:lvl w:ilvl="8" w:tplc="08090005" w:tentative="1">
+      <w:start w:val="1"/>
+      <w:numFmt w:val="bullet"/>
+      <w:lvlText w:val=""/>
+      <w:lvlJc w:val="left"/>
+      <w:pPr>
+        <w:ind w:left="6840" w:hanging="360"/>
+      </w:pPr>
+      <w:rPr>
+        <w:rFonts w:ascii="Wingdings" w:hAnsi="Wingdings" w:hint="default"/>
+      </w:rPr>
+    </w:lvl>
+  </w:abstractNum>
+  <w:abstractNum w:abstractNumId="12" w15:restartNumberingAfterBreak="0">
+    <w:nsid w:val="73BA6B6A"/>
     <w:multiLevelType w:val="multilevel"/>
-    <w:tmpl w:val="2206A354"/>
+    <w:tmpl w:val="17EADFFE"/>
     <w:lvl w:ilvl="0">
       <w:start w:val="1"/>
       <w:numFmt w:val="bullet"/>
@@ -11725,29 +15938,580 @@
       </w:rPr>
     </w:lvl>
   </w:abstractNum>
+  <w:abstractNum w:abstractNumId="13" w15:restartNumberingAfterBreak="0">
+    <w:nsid w:val="7B9B30BA"/>
+    <w:multiLevelType w:val="multilevel"/>
+    <w:tmpl w:val="3520840A"/>
+    <w:lvl w:ilvl="0">
+      <w:start w:val="1"/>
+      <w:numFmt w:val="bullet"/>
+      <w:lvlText w:val=""/>
+      <w:lvlJc w:val="left"/>
+      <w:pPr>
+        <w:tabs>
+          <w:tab w:val="num" w:pos="720"/>
+        </w:tabs>
+        <w:ind w:left="720" w:hanging="360"/>
+      </w:pPr>
+      <w:rPr>
+        <w:rFonts w:ascii="Symbol" w:hAnsi="Symbol" w:hint="default"/>
+        <w:sz w:val="20"/>
+      </w:rPr>
+    </w:lvl>
+    <w:lvl w:ilvl="1" w:tentative="1">
+      <w:start w:val="1"/>
+      <w:numFmt w:val="bullet"/>
+      <w:lvlText w:val="o"/>
+      <w:lvlJc w:val="left"/>
+      <w:pPr>
+        <w:tabs>
+          <w:tab w:val="num" w:pos="1440"/>
+        </w:tabs>
+        <w:ind w:left="1440" w:hanging="360"/>
+      </w:pPr>
+      <w:rPr>
+        <w:rFonts w:ascii="Courier New" w:hAnsi="Courier New" w:hint="default"/>
+        <w:sz w:val="20"/>
+      </w:rPr>
+    </w:lvl>
+    <w:lvl w:ilvl="2" w:tentative="1">
+      <w:start w:val="1"/>
+      <w:numFmt w:val="bullet"/>
+      <w:lvlText w:val=""/>
+      <w:lvlJc w:val="left"/>
+      <w:pPr>
+        <w:tabs>
+          <w:tab w:val="num" w:pos="2160"/>
+        </w:tabs>
+        <w:ind w:left="2160" w:hanging="360"/>
+      </w:pPr>
+      <w:rPr>
+        <w:rFonts w:ascii="Wingdings" w:hAnsi="Wingdings" w:hint="default"/>
+        <w:sz w:val="20"/>
+      </w:rPr>
+    </w:lvl>
+    <w:lvl w:ilvl="3" w:tentative="1">
+      <w:start w:val="1"/>
+      <w:numFmt w:val="bullet"/>
+      <w:lvlText w:val=""/>
+      <w:lvlJc w:val="left"/>
+      <w:pPr>
+        <w:tabs>
+          <w:tab w:val="num" w:pos="2880"/>
+        </w:tabs>
+        <w:ind w:left="2880" w:hanging="360"/>
+      </w:pPr>
+      <w:rPr>
+        <w:rFonts w:ascii="Wingdings" w:hAnsi="Wingdings" w:hint="default"/>
+        <w:sz w:val="20"/>
+      </w:rPr>
+    </w:lvl>
+    <w:lvl w:ilvl="4" w:tentative="1">
+      <w:start w:val="1"/>
+      <w:numFmt w:val="bullet"/>
+      <w:lvlText w:val=""/>
+      <w:lvlJc w:val="left"/>
+      <w:pPr>
+        <w:tabs>
+          <w:tab w:val="num" w:pos="3600"/>
+        </w:tabs>
+        <w:ind w:left="3600" w:hanging="360"/>
+      </w:pPr>
+      <w:rPr>
+        <w:rFonts w:ascii="Wingdings" w:hAnsi="Wingdings" w:hint="default"/>
+        <w:sz w:val="20"/>
+      </w:rPr>
+    </w:lvl>
+    <w:lvl w:ilvl="5" w:tentative="1">
+      <w:start w:val="1"/>
+      <w:numFmt w:val="bullet"/>
+      <w:lvlText w:val=""/>
+      <w:lvlJc w:val="left"/>
+      <w:pPr>
+        <w:tabs>
+          <w:tab w:val="num" w:pos="4320"/>
+        </w:tabs>
+        <w:ind w:left="4320" w:hanging="360"/>
+      </w:pPr>
+      <w:rPr>
+        <w:rFonts w:ascii="Wingdings" w:hAnsi="Wingdings" w:hint="default"/>
+        <w:sz w:val="20"/>
+      </w:rPr>
+    </w:lvl>
+    <w:lvl w:ilvl="6" w:tentative="1">
+      <w:start w:val="1"/>
+      <w:numFmt w:val="bullet"/>
+      <w:lvlText w:val=""/>
+      <w:lvlJc w:val="left"/>
+      <w:pPr>
+        <w:tabs>
+          <w:tab w:val="num" w:pos="5040"/>
+        </w:tabs>
+        <w:ind w:left="5040" w:hanging="360"/>
+      </w:pPr>
+      <w:rPr>
+        <w:rFonts w:ascii="Wingdings" w:hAnsi="Wingdings" w:hint="default"/>
+        <w:sz w:val="20"/>
+      </w:rPr>
+    </w:lvl>
+    <w:lvl w:ilvl="7" w:tentative="1">
+      <w:start w:val="1"/>
+      <w:numFmt w:val="bullet"/>
+      <w:lvlText w:val=""/>
+      <w:lvlJc w:val="left"/>
+      <w:pPr>
+        <w:tabs>
+          <w:tab w:val="num" w:pos="5760"/>
+        </w:tabs>
+        <w:ind w:left="5760" w:hanging="360"/>
+      </w:pPr>
+      <w:rPr>
+        <w:rFonts w:ascii="Wingdings" w:hAnsi="Wingdings" w:hint="default"/>
+        <w:sz w:val="20"/>
+      </w:rPr>
+    </w:lvl>
+    <w:lvl w:ilvl="8" w:tentative="1">
+      <w:start w:val="1"/>
+      <w:numFmt w:val="bullet"/>
+      <w:lvlText w:val=""/>
+      <w:lvlJc w:val="left"/>
+      <w:pPr>
+        <w:tabs>
+          <w:tab w:val="num" w:pos="6480"/>
+        </w:tabs>
+        <w:ind w:left="6480" w:hanging="360"/>
+      </w:pPr>
+      <w:rPr>
+        <w:rFonts w:ascii="Wingdings" w:hAnsi="Wingdings" w:hint="default"/>
+        <w:sz w:val="20"/>
+      </w:rPr>
+    </w:lvl>
+  </w:abstractNum>
+  <w:abstractNum w:abstractNumId="14" w15:restartNumberingAfterBreak="0">
+    <w:nsid w:val="7CEB22A0"/>
+    <w:multiLevelType w:val="multilevel"/>
+    <w:tmpl w:val="2206A354"/>
+    <w:lvl w:ilvl="0">
+      <w:start w:val="1"/>
+      <w:numFmt w:val="bullet"/>
+      <w:lvlText w:val=""/>
+      <w:lvlJc w:val="left"/>
+      <w:pPr>
+        <w:tabs>
+          <w:tab w:val="num" w:pos="720"/>
+        </w:tabs>
+        <w:ind w:left="720" w:hanging="360"/>
+      </w:pPr>
+      <w:rPr>
+        <w:rFonts w:ascii="Symbol" w:hAnsi="Symbol" w:hint="default"/>
+        <w:sz w:val="20"/>
+      </w:rPr>
+    </w:lvl>
+    <w:lvl w:ilvl="1" w:tentative="1">
+      <w:start w:val="1"/>
+      <w:numFmt w:val="bullet"/>
+      <w:lvlText w:val="o"/>
+      <w:lvlJc w:val="left"/>
+      <w:pPr>
+        <w:tabs>
+          <w:tab w:val="num" w:pos="1440"/>
+        </w:tabs>
+        <w:ind w:left="1440" w:hanging="360"/>
+      </w:pPr>
+      <w:rPr>
+        <w:rFonts w:ascii="Courier New" w:hAnsi="Courier New" w:hint="default"/>
+        <w:sz w:val="20"/>
+      </w:rPr>
+    </w:lvl>
+    <w:lvl w:ilvl="2" w:tentative="1">
+      <w:start w:val="1"/>
+      <w:numFmt w:val="bullet"/>
+      <w:lvlText w:val=""/>
+      <w:lvlJc w:val="left"/>
+      <w:pPr>
+        <w:tabs>
+          <w:tab w:val="num" w:pos="2160"/>
+        </w:tabs>
+        <w:ind w:left="2160" w:hanging="360"/>
+      </w:pPr>
+      <w:rPr>
+        <w:rFonts w:ascii="Wingdings" w:hAnsi="Wingdings" w:hint="default"/>
+        <w:sz w:val="20"/>
+      </w:rPr>
+    </w:lvl>
+    <w:lvl w:ilvl="3" w:tentative="1">
+      <w:start w:val="1"/>
+      <w:numFmt w:val="bullet"/>
+      <w:lvlText w:val=""/>
+      <w:lvlJc w:val="left"/>
+      <w:pPr>
+        <w:tabs>
+          <w:tab w:val="num" w:pos="2880"/>
+        </w:tabs>
+        <w:ind w:left="2880" w:hanging="360"/>
+      </w:pPr>
+      <w:rPr>
+        <w:rFonts w:ascii="Wingdings" w:hAnsi="Wingdings" w:hint="default"/>
+        <w:sz w:val="20"/>
+      </w:rPr>
+    </w:lvl>
+    <w:lvl w:ilvl="4" w:tentative="1">
+      <w:start w:val="1"/>
+      <w:numFmt w:val="bullet"/>
+      <w:lvlText w:val=""/>
+      <w:lvlJc w:val="left"/>
+      <w:pPr>
+        <w:tabs>
+          <w:tab w:val="num" w:pos="3600"/>
+        </w:tabs>
+        <w:ind w:left="3600" w:hanging="360"/>
+      </w:pPr>
+      <w:rPr>
+        <w:rFonts w:ascii="Wingdings" w:hAnsi="Wingdings" w:hint="default"/>
+        <w:sz w:val="20"/>
+      </w:rPr>
+    </w:lvl>
+    <w:lvl w:ilvl="5" w:tentative="1">
+      <w:start w:val="1"/>
+      <w:numFmt w:val="bullet"/>
+      <w:lvlText w:val=""/>
+      <w:lvlJc w:val="left"/>
+      <w:pPr>
+        <w:tabs>
+          <w:tab w:val="num" w:pos="4320"/>
+        </w:tabs>
+        <w:ind w:left="4320" w:hanging="360"/>
+      </w:pPr>
+      <w:rPr>
+        <w:rFonts w:ascii="Wingdings" w:hAnsi="Wingdings" w:hint="default"/>
+        <w:sz w:val="20"/>
+      </w:rPr>
+    </w:lvl>
+    <w:lvl w:ilvl="6" w:tentative="1">
+      <w:start w:val="1"/>
+      <w:numFmt w:val="bullet"/>
+      <w:lvlText w:val=""/>
+      <w:lvlJc w:val="left"/>
+      <w:pPr>
+        <w:tabs>
+          <w:tab w:val="num" w:pos="5040"/>
+        </w:tabs>
+        <w:ind w:left="5040" w:hanging="360"/>
+      </w:pPr>
+      <w:rPr>
+        <w:rFonts w:ascii="Wingdings" w:hAnsi="Wingdings" w:hint="default"/>
+        <w:sz w:val="20"/>
+      </w:rPr>
+    </w:lvl>
+    <w:lvl w:ilvl="7" w:tentative="1">
+      <w:start w:val="1"/>
+      <w:numFmt w:val="bullet"/>
+      <w:lvlText w:val=""/>
+      <w:lvlJc w:val="left"/>
+      <w:pPr>
+        <w:tabs>
+          <w:tab w:val="num" w:pos="5760"/>
+        </w:tabs>
+        <w:ind w:left="5760" w:hanging="360"/>
+      </w:pPr>
+      <w:rPr>
+        <w:rFonts w:ascii="Wingdings" w:hAnsi="Wingdings" w:hint="default"/>
+        <w:sz w:val="20"/>
+      </w:rPr>
+    </w:lvl>
+    <w:lvl w:ilvl="8" w:tentative="1">
+      <w:start w:val="1"/>
+      <w:numFmt w:val="bullet"/>
+      <w:lvlText w:val=""/>
+      <w:lvlJc w:val="left"/>
+      <w:pPr>
+        <w:tabs>
+          <w:tab w:val="num" w:pos="6480"/>
+        </w:tabs>
+        <w:ind w:left="6480" w:hanging="360"/>
+      </w:pPr>
+      <w:rPr>
+        <w:rFonts w:ascii="Wingdings" w:hAnsi="Wingdings" w:hint="default"/>
+        <w:sz w:val="20"/>
+      </w:rPr>
+    </w:lvl>
+  </w:abstractNum>
+  <w:abstractNum w:abstractNumId="15" w15:restartNumberingAfterBreak="0">
+    <w:nsid w:val="7D3A6EFF"/>
+    <w:multiLevelType w:val="hybridMultilevel"/>
+    <w:tmpl w:val="D632B918"/>
+    <w:lvl w:ilvl="0" w:tplc="08090001">
+      <w:start w:val="1"/>
+      <w:numFmt w:val="bullet"/>
+      <w:lvlText w:val=""/>
+      <w:lvlJc w:val="left"/>
+      <w:pPr>
+        <w:ind w:left="720" w:hanging="360"/>
+      </w:pPr>
+      <w:rPr>
+        <w:rFonts w:ascii="Symbol" w:hAnsi="Symbol" w:hint="default"/>
+      </w:rPr>
+    </w:lvl>
+    <w:lvl w:ilvl="1" w:tplc="08090003" w:tentative="1">
+      <w:start w:val="1"/>
+      <w:numFmt w:val="bullet"/>
+      <w:lvlText w:val="o"/>
+      <w:lvlJc w:val="left"/>
+      <w:pPr>
+        <w:ind w:left="1440" w:hanging="360"/>
+      </w:pPr>
+      <w:rPr>
+        <w:rFonts w:ascii="Courier New" w:hAnsi="Courier New" w:cs="Courier New" w:hint="default"/>
+      </w:rPr>
+    </w:lvl>
+    <w:lvl w:ilvl="2" w:tplc="08090005" w:tentative="1">
+      <w:start w:val="1"/>
+      <w:numFmt w:val="bullet"/>
+      <w:lvlText w:val=""/>
+      <w:lvlJc w:val="left"/>
+      <w:pPr>
+        <w:ind w:left="2160" w:hanging="360"/>
+      </w:pPr>
+      <w:rPr>
+        <w:rFonts w:ascii="Wingdings" w:hAnsi="Wingdings" w:hint="default"/>
+      </w:rPr>
+    </w:lvl>
+    <w:lvl w:ilvl="3" w:tplc="08090001" w:tentative="1">
+      <w:start w:val="1"/>
+      <w:numFmt w:val="bullet"/>
+      <w:lvlText w:val=""/>
+      <w:lvlJc w:val="left"/>
+      <w:pPr>
+        <w:ind w:left="2880" w:hanging="360"/>
+      </w:pPr>
+      <w:rPr>
+        <w:rFonts w:ascii="Symbol" w:hAnsi="Symbol" w:hint="default"/>
+      </w:rPr>
+    </w:lvl>
+    <w:lvl w:ilvl="4" w:tplc="08090003" w:tentative="1">
+      <w:start w:val="1"/>
+      <w:numFmt w:val="bullet"/>
+      <w:lvlText w:val="o"/>
+      <w:lvlJc w:val="left"/>
+      <w:pPr>
+        <w:ind w:left="3600" w:hanging="360"/>
+      </w:pPr>
+      <w:rPr>
+        <w:rFonts w:ascii="Courier New" w:hAnsi="Courier New" w:cs="Courier New" w:hint="default"/>
+      </w:rPr>
+    </w:lvl>
+    <w:lvl w:ilvl="5" w:tplc="08090005" w:tentative="1">
+      <w:start w:val="1"/>
+      <w:numFmt w:val="bullet"/>
+      <w:lvlText w:val=""/>
+      <w:lvlJc w:val="left"/>
+      <w:pPr>
+        <w:ind w:left="4320" w:hanging="360"/>
+      </w:pPr>
+      <w:rPr>
+        <w:rFonts w:ascii="Wingdings" w:hAnsi="Wingdings" w:hint="default"/>
+      </w:rPr>
+    </w:lvl>
+    <w:lvl w:ilvl="6" w:tplc="08090001" w:tentative="1">
+      <w:start w:val="1"/>
+      <w:numFmt w:val="bullet"/>
+      <w:lvlText w:val=""/>
+      <w:lvlJc w:val="left"/>
+      <w:pPr>
+        <w:ind w:left="5040" w:hanging="360"/>
+      </w:pPr>
+      <w:rPr>
+        <w:rFonts w:ascii="Symbol" w:hAnsi="Symbol" w:hint="default"/>
+      </w:rPr>
+    </w:lvl>
+    <w:lvl w:ilvl="7" w:tplc="08090003" w:tentative="1">
+      <w:start w:val="1"/>
+      <w:numFmt w:val="bullet"/>
+      <w:lvlText w:val="o"/>
+      <w:lvlJc w:val="left"/>
+      <w:pPr>
+        <w:ind w:left="5760" w:hanging="360"/>
+      </w:pPr>
+      <w:rPr>
+        <w:rFonts w:ascii="Courier New" w:hAnsi="Courier New" w:cs="Courier New" w:hint="default"/>
+      </w:rPr>
+    </w:lvl>
+    <w:lvl w:ilvl="8" w:tplc="08090005" w:tentative="1">
+      <w:start w:val="1"/>
+      <w:numFmt w:val="bullet"/>
+      <w:lvlText w:val=""/>
+      <w:lvlJc w:val="left"/>
+      <w:pPr>
+        <w:ind w:left="6480" w:hanging="360"/>
+      </w:pPr>
+      <w:rPr>
+        <w:rFonts w:ascii="Wingdings" w:hAnsi="Wingdings" w:hint="default"/>
+      </w:rPr>
+    </w:lvl>
+  </w:abstractNum>
+  <w:abstractNum w:abstractNumId="16" w15:restartNumberingAfterBreak="0">
+    <w:nsid w:val="7ECC24DE"/>
+    <w:multiLevelType w:val="hybridMultilevel"/>
+    <w:tmpl w:val="035C3890"/>
+    <w:lvl w:ilvl="0" w:tplc="08090001">
+      <w:start w:val="1"/>
+      <w:numFmt w:val="bullet"/>
+      <w:lvlText w:val=""/>
+      <w:lvlJc w:val="left"/>
+      <w:pPr>
+        <w:ind w:left="765" w:hanging="360"/>
+      </w:pPr>
+      <w:rPr>
+        <w:rFonts w:ascii="Symbol" w:hAnsi="Symbol" w:hint="default"/>
+      </w:rPr>
+    </w:lvl>
+    <w:lvl w:ilvl="1" w:tplc="08090003" w:tentative="1">
+      <w:start w:val="1"/>
+      <w:numFmt w:val="bullet"/>
+      <w:lvlText w:val="o"/>
+      <w:lvlJc w:val="left"/>
+      <w:pPr>
+        <w:ind w:left="1485" w:hanging="360"/>
+      </w:pPr>
+      <w:rPr>
+        <w:rFonts w:ascii="Courier New" w:hAnsi="Courier New" w:cs="Courier New" w:hint="default"/>
+      </w:rPr>
+    </w:lvl>
+    <w:lvl w:ilvl="2" w:tplc="08090005" w:tentative="1">
+      <w:start w:val="1"/>
+      <w:numFmt w:val="bullet"/>
+      <w:lvlText w:val=""/>
+      <w:lvlJc w:val="left"/>
+      <w:pPr>
+        <w:ind w:left="2205" w:hanging="360"/>
+      </w:pPr>
+      <w:rPr>
+        <w:rFonts w:ascii="Wingdings" w:hAnsi="Wingdings" w:hint="default"/>
+      </w:rPr>
+    </w:lvl>
+    <w:lvl w:ilvl="3" w:tplc="08090001" w:tentative="1">
+      <w:start w:val="1"/>
+      <w:numFmt w:val="bullet"/>
+      <w:lvlText w:val=""/>
+      <w:lvlJc w:val="left"/>
+      <w:pPr>
+        <w:ind w:left="2925" w:hanging="360"/>
+      </w:pPr>
+      <w:rPr>
+        <w:rFonts w:ascii="Symbol" w:hAnsi="Symbol" w:hint="default"/>
+      </w:rPr>
+    </w:lvl>
+    <w:lvl w:ilvl="4" w:tplc="08090003" w:tentative="1">
+      <w:start w:val="1"/>
+      <w:numFmt w:val="bullet"/>
+      <w:lvlText w:val="o"/>
+      <w:lvlJc w:val="left"/>
+      <w:pPr>
+        <w:ind w:left="3645" w:hanging="360"/>
+      </w:pPr>
+      <w:rPr>
+        <w:rFonts w:ascii="Courier New" w:hAnsi="Courier New" w:cs="Courier New" w:hint="default"/>
+      </w:rPr>
+    </w:lvl>
+    <w:lvl w:ilvl="5" w:tplc="08090005" w:tentative="1">
+      <w:start w:val="1"/>
+      <w:numFmt w:val="bullet"/>
+      <w:lvlText w:val=""/>
+      <w:lvlJc w:val="left"/>
+      <w:pPr>
+        <w:ind w:left="4365" w:hanging="360"/>
+      </w:pPr>
+      <w:rPr>
+        <w:rFonts w:ascii="Wingdings" w:hAnsi="Wingdings" w:hint="default"/>
+      </w:rPr>
+    </w:lvl>
+    <w:lvl w:ilvl="6" w:tplc="08090001" w:tentative="1">
+      <w:start w:val="1"/>
+      <w:numFmt w:val="bullet"/>
+      <w:lvlText w:val=""/>
+      <w:lvlJc w:val="left"/>
+      <w:pPr>
+        <w:ind w:left="5085" w:hanging="360"/>
+      </w:pPr>
+      <w:rPr>
+        <w:rFonts w:ascii="Symbol" w:hAnsi="Symbol" w:hint="default"/>
+      </w:rPr>
+    </w:lvl>
+    <w:lvl w:ilvl="7" w:tplc="08090003" w:tentative="1">
+      <w:start w:val="1"/>
+      <w:numFmt w:val="bullet"/>
+      <w:lvlText w:val="o"/>
+      <w:lvlJc w:val="left"/>
+      <w:pPr>
+        <w:ind w:left="5805" w:hanging="360"/>
+      </w:pPr>
+      <w:rPr>
+        <w:rFonts w:ascii="Courier New" w:hAnsi="Courier New" w:cs="Courier New" w:hint="default"/>
+      </w:rPr>
+    </w:lvl>
+    <w:lvl w:ilvl="8" w:tplc="08090005" w:tentative="1">
+      <w:start w:val="1"/>
+      <w:numFmt w:val="bullet"/>
+      <w:lvlText w:val=""/>
+      <w:lvlJc w:val="left"/>
+      <w:pPr>
+        <w:ind w:left="6525" w:hanging="360"/>
+      </w:pPr>
+      <w:rPr>
+        <w:rFonts w:ascii="Wingdings" w:hAnsi="Wingdings" w:hint="default"/>
+      </w:rPr>
+    </w:lvl>
+  </w:abstractNum>
   <w:num w:numId="1" w16cid:durableId="890992948">
+    <w:abstractNumId w:val="3"/>
+  </w:num>
+  <w:num w:numId="2" w16cid:durableId="1013651133">
+    <w:abstractNumId w:val="14"/>
+  </w:num>
+  <w:num w:numId="3" w16cid:durableId="15349420">
+    <w:abstractNumId w:val="7"/>
+  </w:num>
+  <w:num w:numId="4" w16cid:durableId="1897663333">
+    <w:abstractNumId w:val="6"/>
+  </w:num>
+  <w:num w:numId="5" w16cid:durableId="1323238702">
+    <w:abstractNumId w:val="2"/>
+  </w:num>
+  <w:num w:numId="6" w16cid:durableId="1415937894">
+    <w:abstractNumId w:val="12"/>
+  </w:num>
+  <w:num w:numId="7" w16cid:durableId="141435084">
+    <w:abstractNumId w:val="11"/>
+  </w:num>
+  <w:num w:numId="8" w16cid:durableId="147552254">
+    <w:abstractNumId w:val="4"/>
+  </w:num>
+  <w:num w:numId="9" w16cid:durableId="657341066">
+    <w:abstractNumId w:val="9"/>
+  </w:num>
+  <w:num w:numId="10" w16cid:durableId="641084825">
     <w:abstractNumId w:val="1"/>
   </w:num>
-  <w:num w:numId="2" w16cid:durableId="1013651133">
-    <w:abstractNumId w:val="7"/>
-  </w:num>
-  <w:num w:numId="3" w16cid:durableId="15349420">
-    <w:abstractNumId w:val="4"/>
-  </w:num>
-  <w:num w:numId="4" w16cid:durableId="1897663333">
-    <w:abstractNumId w:val="3"/>
-  </w:num>
-  <w:num w:numId="5" w16cid:durableId="1323238702">
+  <w:num w:numId="11" w16cid:durableId="470561141">
     <w:abstractNumId w:val="0"/>
   </w:num>
-  <w:num w:numId="6" w16cid:durableId="1415937894">
-    <w:abstractNumId w:val="6"/>
-  </w:num>
-  <w:num w:numId="7" w16cid:durableId="141435084">
+  <w:num w:numId="12" w16cid:durableId="645932133">
     <w:abstractNumId w:val="5"/>
   </w:num>
-  <w:num w:numId="8" w16cid:durableId="147552254">
-    <w:abstractNumId w:val="2"/>
+  <w:num w:numId="13" w16cid:durableId="1908417089">
+    <w:abstractNumId w:val="13"/>
+  </w:num>
+  <w:num w:numId="14" w16cid:durableId="862743525">
+    <w:abstractNumId w:val="15"/>
+  </w:num>
+  <w:num w:numId="15" w16cid:durableId="1441532469">
+    <w:abstractNumId w:val="8"/>
+  </w:num>
+  <w:num w:numId="16" w16cid:durableId="24406696">
+    <w:abstractNumId w:val="16"/>
+  </w:num>
+  <w:num w:numId="17" w16cid:durableId="1908490184">
+    <w:abstractNumId w:val="10"/>
   </w:num>
 </w:numbering>
 </file>
@@ -12353,6 +17117,7 @@
   <w:style w:type="character" w:default="1" w:styleId="DefaultParagraphFont">
     <w:name w:val="Default Paragraph Font"/>
     <w:uiPriority w:val="1"/>
+    <w:semiHidden/>
     <w:unhideWhenUsed/>
   </w:style>
   <w:style w:type="table" w:default="1" w:styleId="TableNormal">

--- a/Labs/EG 02-Unit testing Java.docx
+++ b/Labs/EG 02-Unit testing Java.docx
@@ -13,13 +13,8 @@
         <w:t>JUnit</w:t>
       </w:r>
       <w:r>
-        <w:t xml:space="preserve"> – </w:t>
-      </w:r>
-      <w:proofErr w:type="spellStart"/>
-      <w:r>
-        <w:t>UserService</w:t>
-      </w:r>
-      <w:proofErr w:type="spellEnd"/>
+        <w:t xml:space="preserve"> – UserService</w:t>
+      </w:r>
     </w:p>
     <w:p>
       <w:pPr>
@@ -51,15 +46,7 @@
         </w:numPr>
       </w:pPr>
       <w:r>
-        <w:t xml:space="preserve">Implement a simple </w:t>
-      </w:r>
-      <w:proofErr w:type="spellStart"/>
-      <w:r>
-        <w:t>UserService</w:t>
-      </w:r>
-      <w:proofErr w:type="spellEnd"/>
-      <w:r>
-        <w:t xml:space="preserve"> class with basic business rules.</w:t>
+        <w:t>Implement a simple UserService class with basic business rules.</w:t>
       </w:r>
     </w:p>
     <w:p>
@@ -142,23 +129,7 @@
           <w:b/>
           <w:bCs/>
         </w:rPr>
-        <w:t xml:space="preserve">build a </w:t>
-      </w:r>
-      <w:proofErr w:type="spellStart"/>
-      <w:r>
-        <w:rPr>
-          <w:b/>
-          <w:bCs/>
-        </w:rPr>
-        <w:t>UserService</w:t>
-      </w:r>
-      <w:proofErr w:type="spellEnd"/>
-      <w:r>
-        <w:rPr>
-          <w:b/>
-          <w:bCs/>
-        </w:rPr>
-        <w:t xml:space="preserve"> class</w:t>
+        <w:t>build a UserService class</w:t>
       </w:r>
       <w:r>
         <w:t xml:space="preserve"> that allows:</w:t>
@@ -246,7 +217,6 @@
       <w:r>
         <w:t xml:space="preserve">The </w:t>
       </w:r>
-      <w:proofErr w:type="spellStart"/>
       <w:r>
         <w:rPr>
           <w:b/>
@@ -254,7 +224,6 @@
         </w:rPr>
         <w:t>UserService</w:t>
       </w:r>
-      <w:proofErr w:type="spellEnd"/>
       <w:r>
         <w:t xml:space="preserve"> class is designed to work with a user store (database), which you will implement or mock in a later module. For this exercise, </w:t>
       </w:r>
@@ -340,6 +309,10 @@
       </w:r>
       <w:r>
         <w:t xml:space="preserve"> </w:t>
+      </w:r>
+      <w:r>
+        <w:br/>
+        <w:t>(Please review the starter code at the end of this document)</w:t>
       </w:r>
       <w:r>
         <w:rPr>
@@ -615,7 +588,6 @@
         </w:rPr>
       </w:pPr>
       <w:r>
-        <w:lastRenderedPageBreak/>
         <w:t xml:space="preserve">Navigate to </w:t>
       </w:r>
       <w:hyperlink r:id="rId10" w:history="1">
@@ -654,7 +626,6 @@
       <w:r>
         <w:t xml:space="preserve">earch for </w:t>
       </w:r>
-      <w:proofErr w:type="spellStart"/>
       <w:r>
         <w:rPr>
           <w:b/>
@@ -662,7 +633,6 @@
         </w:rPr>
         <w:t>junit-jupiter</w:t>
       </w:r>
-      <w:proofErr w:type="spellEnd"/>
       <w:r>
         <w:t xml:space="preserve"> and then pick the first from the list below</w:t>
       </w:r>
@@ -727,15 +697,7 @@
         <w:br/>
       </w:r>
       <w:r>
-        <w:t xml:space="preserve">&lt;project </w:t>
-      </w:r>
-      <w:proofErr w:type="spellStart"/>
-      <w:r>
-        <w:t>xmlns</w:t>
-      </w:r>
-      <w:proofErr w:type="spellEnd"/>
-      <w:r>
-        <w:t>="http://maven.apache.org/POM/4.0.0"</w:t>
+        <w:t>&lt;project xmlns="http://maven.apache.org/POM/4.0.0"</w:t>
       </w:r>
     </w:p>
     <w:p>
@@ -748,21 +710,12 @@
       <w:r>
         <w:tab/>
       </w:r>
-      <w:proofErr w:type="spellStart"/>
       <w:r>
         <w:rPr>
           <w:sz w:val="18"/>
           <w:szCs w:val="18"/>
         </w:rPr>
-        <w:t>xmlns:xsi</w:t>
-      </w:r>
-      <w:proofErr w:type="spellEnd"/>
-      <w:r>
-        <w:rPr>
-          <w:sz w:val="18"/>
-          <w:szCs w:val="18"/>
-        </w:rPr>
-        <w:t>="http://www.w3.org/2001/XMLSchema-instance"</w:t>
+        <w:t>xmlns:xsi="http://www.w3.org/2001/XMLSchema-instance"</w:t>
       </w:r>
     </w:p>
     <w:p>
@@ -775,21 +728,12 @@
       <w:r>
         <w:tab/>
       </w:r>
-      <w:proofErr w:type="spellStart"/>
       <w:r>
         <w:rPr>
           <w:sz w:val="14"/>
           <w:szCs w:val="14"/>
         </w:rPr>
-        <w:t>xsi:schemaLocation</w:t>
-      </w:r>
-      <w:proofErr w:type="spellEnd"/>
-      <w:r>
-        <w:rPr>
-          <w:sz w:val="14"/>
-          <w:szCs w:val="14"/>
-        </w:rPr>
-        <w:t>="http://maven.apache.org/POM/4.0.0 https://maven.apache.org/xsd/maven-4.0.0.xsd"&gt;</w:t>
+        <w:t>xsi:schemaLocation="http://maven.apache.org/POM/4.0.0 https://maven.apache.org/xsd/maven-4.0.0.xsd"&gt;</w:t>
       </w:r>
     </w:p>
     <w:p>
@@ -809,39 +753,7 @@
           <w:szCs w:val="16"/>
         </w:rPr>
         <w:tab/>
-        <w:t>&lt;</w:t>
-      </w:r>
-      <w:proofErr w:type="spellStart"/>
-      <w:r>
-        <w:rPr>
-          <w:sz w:val="16"/>
-          <w:szCs w:val="16"/>
-        </w:rPr>
-        <w:t>modelVersion</w:t>
-      </w:r>
-      <w:proofErr w:type="spellEnd"/>
-      <w:r>
-        <w:rPr>
-          <w:sz w:val="16"/>
-          <w:szCs w:val="16"/>
-        </w:rPr>
-        <w:t>&gt;4.0.0&lt;/</w:t>
-      </w:r>
-      <w:proofErr w:type="spellStart"/>
-      <w:r>
-        <w:rPr>
-          <w:sz w:val="16"/>
-          <w:szCs w:val="16"/>
-        </w:rPr>
-        <w:t>modelVersion</w:t>
-      </w:r>
-      <w:proofErr w:type="spellEnd"/>
-      <w:r>
-        <w:rPr>
-          <w:sz w:val="16"/>
-          <w:szCs w:val="16"/>
-        </w:rPr>
-        <w:t>&gt;</w:t>
+        <w:t>&lt;modelVersion&gt;4.0.0&lt;/modelVersion&gt;</w:t>
       </w:r>
     </w:p>
     <w:p>
@@ -861,39 +773,7 @@
           <w:szCs w:val="16"/>
         </w:rPr>
         <w:tab/>
-        <w:t>&lt;</w:t>
-      </w:r>
-      <w:proofErr w:type="spellStart"/>
-      <w:r>
-        <w:rPr>
-          <w:sz w:val="16"/>
-          <w:szCs w:val="16"/>
-        </w:rPr>
-        <w:t>groupId</w:t>
-      </w:r>
-      <w:proofErr w:type="spellEnd"/>
-      <w:r>
-        <w:rPr>
-          <w:sz w:val="16"/>
-          <w:szCs w:val="16"/>
-        </w:rPr>
-        <w:t>&gt;com.qa&lt;/</w:t>
-      </w:r>
-      <w:proofErr w:type="spellStart"/>
-      <w:r>
-        <w:rPr>
-          <w:sz w:val="16"/>
-          <w:szCs w:val="16"/>
-        </w:rPr>
-        <w:t>groupId</w:t>
-      </w:r>
-      <w:proofErr w:type="spellEnd"/>
-      <w:r>
-        <w:rPr>
-          <w:sz w:val="16"/>
-          <w:szCs w:val="16"/>
-        </w:rPr>
-        <w:t>&gt;</w:t>
+        <w:t>&lt;groupId&gt;com.qa&lt;/groupId&gt;</w:t>
       </w:r>
     </w:p>
     <w:p>
@@ -913,39 +793,7 @@
           <w:szCs w:val="16"/>
         </w:rPr>
         <w:tab/>
-        <w:t>&lt;</w:t>
-      </w:r>
-      <w:proofErr w:type="spellStart"/>
-      <w:r>
-        <w:rPr>
-          <w:sz w:val="16"/>
-          <w:szCs w:val="16"/>
-        </w:rPr>
-        <w:t>artifactId</w:t>
-      </w:r>
-      <w:proofErr w:type="spellEnd"/>
-      <w:r>
-        <w:rPr>
-          <w:sz w:val="16"/>
-          <w:szCs w:val="16"/>
-        </w:rPr>
-        <w:t>&gt;mod3&lt;/</w:t>
-      </w:r>
-      <w:proofErr w:type="spellStart"/>
-      <w:r>
-        <w:rPr>
-          <w:sz w:val="16"/>
-          <w:szCs w:val="16"/>
-        </w:rPr>
-        <w:t>artifactId</w:t>
-      </w:r>
-      <w:proofErr w:type="spellEnd"/>
-      <w:r>
-        <w:rPr>
-          <w:sz w:val="16"/>
-          <w:szCs w:val="16"/>
-        </w:rPr>
-        <w:t>&gt;</w:t>
+        <w:t>&lt;artifactId&gt;mod3&lt;/artifactId&gt;</w:t>
       </w:r>
     </w:p>
     <w:p>
@@ -1090,61 +938,7 @@
           <w:color w:val="501549" w:themeColor="accent5" w:themeShade="80"/>
         </w:rPr>
         <w:tab/>
-        <w:t>&lt;</w:t>
-      </w:r>
-      <w:proofErr w:type="spellStart"/>
-      <w:r>
-        <w:rPr>
-          <w:b/>
-          <w:bCs/>
-          <w:color w:val="501549" w:themeColor="accent5" w:themeShade="80"/>
-        </w:rPr>
-        <w:t>groupId</w:t>
-      </w:r>
-      <w:proofErr w:type="spellEnd"/>
-      <w:r>
-        <w:rPr>
-          <w:b/>
-          <w:bCs/>
-          <w:color w:val="501549" w:themeColor="accent5" w:themeShade="80"/>
-        </w:rPr>
-        <w:t>&gt;</w:t>
-      </w:r>
-      <w:proofErr w:type="spellStart"/>
-      <w:r>
-        <w:rPr>
-          <w:b/>
-          <w:bCs/>
-          <w:color w:val="501549" w:themeColor="accent5" w:themeShade="80"/>
-        </w:rPr>
-        <w:t>org.junit.jupiter</w:t>
-      </w:r>
-      <w:proofErr w:type="spellEnd"/>
-      <w:r>
-        <w:rPr>
-          <w:b/>
-          <w:bCs/>
-          <w:color w:val="501549" w:themeColor="accent5" w:themeShade="80"/>
-        </w:rPr>
-        <w:t>&lt;/</w:t>
-      </w:r>
-      <w:proofErr w:type="spellStart"/>
-      <w:r>
-        <w:rPr>
-          <w:b/>
-          <w:bCs/>
-          <w:color w:val="501549" w:themeColor="accent5" w:themeShade="80"/>
-        </w:rPr>
-        <w:t>groupId</w:t>
-      </w:r>
-      <w:proofErr w:type="spellEnd"/>
-      <w:r>
-        <w:rPr>
-          <w:b/>
-          <w:bCs/>
-          <w:color w:val="501549" w:themeColor="accent5" w:themeShade="80"/>
-        </w:rPr>
-        <w:t>&gt;</w:t>
+        <w:t>&lt;groupId&gt;org.junit.jupiter&lt;/groupId&gt;</w:t>
       </w:r>
     </w:p>
     <w:p>
@@ -1180,61 +974,7 @@
           <w:color w:val="501549" w:themeColor="accent5" w:themeShade="80"/>
         </w:rPr>
         <w:tab/>
-        <w:t>&lt;</w:t>
-      </w:r>
-      <w:proofErr w:type="spellStart"/>
-      <w:r>
-        <w:rPr>
-          <w:b/>
-          <w:bCs/>
-          <w:color w:val="501549" w:themeColor="accent5" w:themeShade="80"/>
-        </w:rPr>
-        <w:t>artifactId</w:t>
-      </w:r>
-      <w:proofErr w:type="spellEnd"/>
-      <w:r>
-        <w:rPr>
-          <w:b/>
-          <w:bCs/>
-          <w:color w:val="501549" w:themeColor="accent5" w:themeShade="80"/>
-        </w:rPr>
-        <w:t>&gt;</w:t>
-      </w:r>
-      <w:proofErr w:type="spellStart"/>
-      <w:r>
-        <w:rPr>
-          <w:b/>
-          <w:bCs/>
-          <w:color w:val="501549" w:themeColor="accent5" w:themeShade="80"/>
-        </w:rPr>
-        <w:t>junit-jupiter</w:t>
-      </w:r>
-      <w:proofErr w:type="spellEnd"/>
-      <w:r>
-        <w:rPr>
-          <w:b/>
-          <w:bCs/>
-          <w:color w:val="501549" w:themeColor="accent5" w:themeShade="80"/>
-        </w:rPr>
-        <w:t>&lt;/</w:t>
-      </w:r>
-      <w:proofErr w:type="spellStart"/>
-      <w:r>
-        <w:rPr>
-          <w:b/>
-          <w:bCs/>
-          <w:color w:val="501549" w:themeColor="accent5" w:themeShade="80"/>
-        </w:rPr>
-        <w:t>artifactId</w:t>
-      </w:r>
-      <w:proofErr w:type="spellEnd"/>
-      <w:r>
-        <w:rPr>
-          <w:b/>
-          <w:bCs/>
-          <w:color w:val="501549" w:themeColor="accent5" w:themeShade="80"/>
-        </w:rPr>
-        <w:t>&gt;</w:t>
+        <w:t>&lt;artifactId&gt;junit-jupiter&lt;/artifactId&gt;</w:t>
       </w:r>
     </w:p>
     <w:p>
@@ -1454,15 +1194,7 @@
         </w:rPr>
       </w:pPr>
       <w:r>
-        <w:t>│    │    │   └── com/</w:t>
-      </w:r>
-      <w:proofErr w:type="spellStart"/>
-      <w:r>
-        <w:t>qa</w:t>
-      </w:r>
-      <w:proofErr w:type="spellEnd"/>
-      <w:r>
-        <w:t>/mod3</w:t>
+        <w:t>│    │    │   └── com/qa/mod3</w:t>
       </w:r>
       <w:r>
         <w:br/>
@@ -1484,15 +1216,7 @@
         </w:rPr>
       </w:pPr>
       <w:r>
-        <w:t xml:space="preserve">Create a new class called </w:t>
-      </w:r>
-      <w:proofErr w:type="spellStart"/>
-      <w:r>
-        <w:t>UserService</w:t>
-      </w:r>
-      <w:proofErr w:type="spellEnd"/>
-      <w:r>
-        <w:t xml:space="preserve"> in </w:t>
+        <w:t xml:space="preserve">Create a new class called UserService in </w:t>
       </w:r>
       <w:r>
         <w:t xml:space="preserve">package </w:t>
@@ -1590,27 +1314,7 @@
           <w:sz w:val="20"/>
           <w:szCs w:val="20"/>
         </w:rPr>
-        <w:t xml:space="preserve"> </w:t>
-      </w:r>
-      <w:proofErr w:type="spellStart"/>
-      <w:r>
-        <w:rPr>
-          <w:rFonts w:ascii="Consolas" w:eastAsia="Times New Roman" w:hAnsi="Consolas"/>
-          <w:color w:val="000000"/>
-          <w:sz w:val="20"/>
-          <w:szCs w:val="20"/>
-        </w:rPr>
-        <w:t>UserService</w:t>
-      </w:r>
-      <w:proofErr w:type="spellEnd"/>
-      <w:r>
-        <w:rPr>
-          <w:rFonts w:ascii="Consolas" w:eastAsia="Times New Roman" w:hAnsi="Consolas"/>
-          <w:color w:val="000000"/>
-          <w:sz w:val="20"/>
-          <w:szCs w:val="20"/>
-        </w:rPr>
-        <w:t xml:space="preserve"> {</w:t>
+        <w:t xml:space="preserve"> UserService {</w:t>
       </w:r>
       <w:r>
         <w:rPr>
@@ -1712,15 +1416,7 @@
         <w:ind w:left="720"/>
       </w:pPr>
       <w:r>
-        <w:t>│   │   │   └── com/</w:t>
-      </w:r>
-      <w:proofErr w:type="spellStart"/>
-      <w:r>
-        <w:t>qa</w:t>
-      </w:r>
-      <w:proofErr w:type="spellEnd"/>
-      <w:r>
-        <w:t>/mod3</w:t>
+        <w:t>│   │   │   └── com/qa/mod3</w:t>
       </w:r>
       <w:r>
         <w:br/>
@@ -1816,7 +1512,6 @@
         </w:rPr>
         <w:t xml:space="preserve">   type </w:t>
       </w:r>
-      <w:proofErr w:type="spellStart"/>
       <w:r>
         <w:rPr>
           <w:rFonts w:ascii="Times New Roman" w:hAnsi="Times New Roman"/>
@@ -1827,7 +1522,6 @@
         </w:rPr>
         <w:t>junit</w:t>
       </w:r>
-      <w:proofErr w:type="spellEnd"/>
       <w:r>
         <w:rPr>
           <w:rFonts w:ascii="Times New Roman" w:hAnsi="Times New Roman"/>
@@ -1916,7 +1610,6 @@
         </w:rPr>
         <w:t xml:space="preserve">reate a unit test class called </w:t>
       </w:r>
-      <w:proofErr w:type="spellStart"/>
       <w:r>
         <w:rPr>
           <w:rFonts w:ascii="Times New Roman" w:hAnsi="Times New Roman"/>
@@ -1927,7 +1620,6 @@
         </w:rPr>
         <w:t>UserServiceTest</w:t>
       </w:r>
-      <w:proofErr w:type="spellEnd"/>
     </w:p>
     <w:p>
       <w:pPr>
@@ -2033,50 +1725,50 @@
           <w:sz w:val="20"/>
           <w:szCs w:val="20"/>
         </w:rPr>
+        <w:t xml:space="preserve"> UserService {</w:t>
+      </w:r>
+    </w:p>
+    <w:p>
+      <w:pPr>
+        <w:shd w:val="clear" w:color="auto" w:fill="FFFFFF"/>
+        <w:suppressAutoHyphens w:val="0"/>
+        <w:ind w:left="720"/>
+        <w:rPr>
+          <w:rFonts w:ascii="Consolas" w:eastAsia="Times New Roman" w:hAnsi="Consolas" w:cs="Times New Roman"/>
+          <w:color w:val="000000"/>
+          <w:sz w:val="20"/>
+          <w:szCs w:val="20"/>
+        </w:rPr>
+      </w:pPr>
+      <w:r>
+        <w:rPr>
+          <w:rFonts w:ascii="Consolas" w:eastAsia="Times New Roman" w:hAnsi="Consolas" w:cs="Times New Roman"/>
+          <w:color w:val="000000"/>
+          <w:sz w:val="20"/>
+          <w:szCs w:val="20"/>
+        </w:rPr>
+        <w:tab/>
+      </w:r>
+      <w:r>
+        <w:rPr>
+          <w:rFonts w:ascii="Consolas" w:eastAsia="Times New Roman" w:hAnsi="Consolas" w:cs="Times New Roman"/>
+          <w:b/>
+          <w:bCs/>
+          <w:color w:val="7F0055"/>
+          <w:sz w:val="20"/>
+          <w:szCs w:val="20"/>
+        </w:rPr>
+        <w:t>public</w:t>
+      </w:r>
+      <w:r>
+        <w:rPr>
+          <w:rFonts w:ascii="Consolas" w:eastAsia="Times New Roman" w:hAnsi="Consolas" w:cs="Times New Roman"/>
+          <w:color w:val="000000"/>
+          <w:sz w:val="20"/>
+          <w:szCs w:val="20"/>
+        </w:rPr>
         <w:t xml:space="preserve"> </w:t>
       </w:r>
-      <w:proofErr w:type="spellStart"/>
-      <w:r>
-        <w:rPr>
-          <w:rFonts w:ascii="Consolas" w:eastAsia="Times New Roman" w:hAnsi="Consolas" w:cs="Times New Roman"/>
-          <w:color w:val="000000"/>
-          <w:sz w:val="20"/>
-          <w:szCs w:val="20"/>
-        </w:rPr>
-        <w:t>UserService</w:t>
-      </w:r>
-      <w:proofErr w:type="spellEnd"/>
-      <w:r>
-        <w:rPr>
-          <w:rFonts w:ascii="Consolas" w:eastAsia="Times New Roman" w:hAnsi="Consolas" w:cs="Times New Roman"/>
-          <w:color w:val="000000"/>
-          <w:sz w:val="20"/>
-          <w:szCs w:val="20"/>
-        </w:rPr>
-        <w:t xml:space="preserve"> {</w:t>
-      </w:r>
-    </w:p>
-    <w:p>
-      <w:pPr>
-        <w:shd w:val="clear" w:color="auto" w:fill="FFFFFF"/>
-        <w:suppressAutoHyphens w:val="0"/>
-        <w:ind w:left="720"/>
-        <w:rPr>
-          <w:rFonts w:ascii="Consolas" w:eastAsia="Times New Roman" w:hAnsi="Consolas" w:cs="Times New Roman"/>
-          <w:color w:val="000000"/>
-          <w:sz w:val="20"/>
-          <w:szCs w:val="20"/>
-        </w:rPr>
-      </w:pPr>
-      <w:r>
-        <w:rPr>
-          <w:rFonts w:ascii="Consolas" w:eastAsia="Times New Roman" w:hAnsi="Consolas" w:cs="Times New Roman"/>
-          <w:color w:val="000000"/>
-          <w:sz w:val="20"/>
-          <w:szCs w:val="20"/>
-        </w:rPr>
-        <w:tab/>
-      </w:r>
       <w:r>
         <w:rPr>
           <w:rFonts w:ascii="Consolas" w:eastAsia="Times New Roman" w:hAnsi="Consolas" w:cs="Times New Roman"/>
@@ -2086,58 +1778,16 @@
           <w:sz w:val="20"/>
           <w:szCs w:val="20"/>
         </w:rPr>
-        <w:t>public</w:t>
-      </w:r>
-      <w:r>
-        <w:rPr>
-          <w:rFonts w:ascii="Consolas" w:eastAsia="Times New Roman" w:hAnsi="Consolas" w:cs="Times New Roman"/>
-          <w:color w:val="000000"/>
-          <w:sz w:val="20"/>
-          <w:szCs w:val="20"/>
-        </w:rPr>
-        <w:t xml:space="preserve"> </w:t>
-      </w:r>
-      <w:proofErr w:type="spellStart"/>
-      <w:r>
-        <w:rPr>
-          <w:rFonts w:ascii="Consolas" w:eastAsia="Times New Roman" w:hAnsi="Consolas" w:cs="Times New Roman"/>
-          <w:b/>
-          <w:bCs/>
-          <w:color w:val="7F0055"/>
-          <w:sz w:val="20"/>
-          <w:szCs w:val="20"/>
-        </w:rPr>
         <w:t>boolean</w:t>
       </w:r>
-      <w:proofErr w:type="spellEnd"/>
-      <w:r>
-        <w:rPr>
-          <w:rFonts w:ascii="Consolas" w:eastAsia="Times New Roman" w:hAnsi="Consolas" w:cs="Times New Roman"/>
-          <w:color w:val="000000"/>
-          <w:sz w:val="20"/>
-          <w:szCs w:val="20"/>
-        </w:rPr>
-        <w:t xml:space="preserve"> </w:t>
-      </w:r>
-      <w:proofErr w:type="spellStart"/>
-      <w:r>
-        <w:rPr>
-          <w:rFonts w:ascii="Consolas" w:eastAsia="Times New Roman" w:hAnsi="Consolas" w:cs="Times New Roman"/>
-          <w:color w:val="000000"/>
-          <w:sz w:val="20"/>
-          <w:szCs w:val="20"/>
-        </w:rPr>
-        <w:t>testMethod</w:t>
-      </w:r>
-      <w:proofErr w:type="spellEnd"/>
-      <w:r>
-        <w:rPr>
-          <w:rFonts w:ascii="Consolas" w:eastAsia="Times New Roman" w:hAnsi="Consolas" w:cs="Times New Roman"/>
-          <w:color w:val="000000"/>
-          <w:sz w:val="20"/>
-          <w:szCs w:val="20"/>
-        </w:rPr>
-        <w:t>() {</w:t>
+      <w:r>
+        <w:rPr>
+          <w:rFonts w:ascii="Consolas" w:eastAsia="Times New Roman" w:hAnsi="Consolas" w:cs="Times New Roman"/>
+          <w:color w:val="000000"/>
+          <w:sz w:val="20"/>
+          <w:szCs w:val="20"/>
+        </w:rPr>
+        <w:t xml:space="preserve"> testMethod() {</w:t>
       </w:r>
     </w:p>
     <w:p>
@@ -2306,25 +1956,7 @@
           <w:sz w:val="24"/>
           <w:szCs w:val="24"/>
         </w:rPr>
-        <w:t xml:space="preserve">Type the following in the </w:t>
-      </w:r>
-      <w:proofErr w:type="spellStart"/>
-      <w:r>
-        <w:rPr>
-          <w:rFonts w:ascii="Times New Roman" w:hAnsi="Times New Roman"/>
-          <w:sz w:val="24"/>
-          <w:szCs w:val="24"/>
-        </w:rPr>
-        <w:t>UserServiceTest</w:t>
-      </w:r>
-      <w:proofErr w:type="spellEnd"/>
-      <w:r>
-        <w:rPr>
-          <w:rFonts w:ascii="Times New Roman" w:hAnsi="Times New Roman"/>
-          <w:sz w:val="24"/>
-          <w:szCs w:val="24"/>
-        </w:rPr>
-        <w:t xml:space="preserve"> class</w:t>
+        <w:t>Type the following in the UserServiceTest class</w:t>
       </w:r>
       <w:r>
         <w:rPr>
@@ -2411,29 +2043,7 @@
           <w:szCs w:val="19"/>
           <w:lang w:eastAsia="en-US"/>
         </w:rPr>
-        <w:t xml:space="preserve"> </w:t>
-      </w:r>
-      <w:proofErr w:type="spellStart"/>
-      <w:r>
-        <w:rPr>
-          <w:rFonts w:ascii="Consolas" w:hAnsi="Consolas" w:cs="Consolas"/>
-          <w:color w:val="000000"/>
-          <w:sz w:val="19"/>
-          <w:szCs w:val="19"/>
-          <w:lang w:eastAsia="en-US"/>
-        </w:rPr>
-        <w:t>org.junit.jupiter.api.Assertions</w:t>
-      </w:r>
-      <w:proofErr w:type="spellEnd"/>
-      <w:r>
-        <w:rPr>
-          <w:rFonts w:ascii="Consolas" w:hAnsi="Consolas" w:cs="Consolas"/>
-          <w:color w:val="000000"/>
-          <w:sz w:val="19"/>
-          <w:szCs w:val="19"/>
-          <w:lang w:eastAsia="en-US"/>
-        </w:rPr>
-        <w:t>.*;</w:t>
+        <w:t xml:space="preserve"> org.junit.jupiter.api.Assertions.*;</w:t>
       </w:r>
     </w:p>
     <w:p>
@@ -2459,29 +2069,7 @@
           <w:szCs w:val="19"/>
           <w:lang w:eastAsia="en-US"/>
         </w:rPr>
-        <w:t xml:space="preserve">import </w:t>
-      </w:r>
-      <w:proofErr w:type="spellStart"/>
-      <w:r>
-        <w:rPr>
-          <w:rFonts w:ascii="Consolas" w:hAnsi="Consolas" w:cs="Consolas"/>
-          <w:color w:val="000000"/>
-          <w:sz w:val="19"/>
-          <w:szCs w:val="19"/>
-          <w:lang w:eastAsia="en-US"/>
-        </w:rPr>
-        <w:t>org.junit.jupiter.api.BeforeEach</w:t>
-      </w:r>
-      <w:proofErr w:type="spellEnd"/>
-      <w:r>
-        <w:rPr>
-          <w:rFonts w:ascii="Consolas" w:hAnsi="Consolas" w:cs="Consolas"/>
-          <w:color w:val="000000"/>
-          <w:sz w:val="19"/>
-          <w:szCs w:val="19"/>
-          <w:lang w:eastAsia="en-US"/>
-        </w:rPr>
-        <w:t>;</w:t>
+        <w:t>import org.junit.jupiter.api.BeforeEach;</w:t>
       </w:r>
     </w:p>
     <w:p>
@@ -2507,29 +2095,7 @@
           <w:szCs w:val="19"/>
           <w:lang w:eastAsia="en-US"/>
         </w:rPr>
-        <w:t xml:space="preserve">import </w:t>
-      </w:r>
-      <w:proofErr w:type="spellStart"/>
-      <w:r>
-        <w:rPr>
-          <w:rFonts w:ascii="Consolas" w:hAnsi="Consolas" w:cs="Consolas"/>
-          <w:color w:val="000000"/>
-          <w:sz w:val="19"/>
-          <w:szCs w:val="19"/>
-          <w:lang w:eastAsia="en-US"/>
-        </w:rPr>
-        <w:t>org.junit.jupiter.api.Test</w:t>
-      </w:r>
-      <w:proofErr w:type="spellEnd"/>
-      <w:r>
-        <w:rPr>
-          <w:rFonts w:ascii="Consolas" w:hAnsi="Consolas" w:cs="Consolas"/>
-          <w:color w:val="000000"/>
-          <w:sz w:val="19"/>
-          <w:szCs w:val="19"/>
-          <w:lang w:eastAsia="en-US"/>
-        </w:rPr>
-        <w:t>;</w:t>
+        <w:t>import org.junit.jupiter.api.Test;</w:t>
       </w:r>
     </w:p>
     <w:p>
@@ -2583,7 +2149,6 @@
         </w:rPr>
         <w:t xml:space="preserve"> </w:t>
       </w:r>
-      <w:proofErr w:type="spellStart"/>
       <w:r>
         <w:rPr>
           <w:rFonts w:ascii="Consolas" w:hAnsi="Consolas" w:cs="Consolas"/>
@@ -2594,7 +2159,6 @@
         </w:rPr>
         <w:t>UserServiceTest</w:t>
       </w:r>
-      <w:proofErr w:type="spellEnd"/>
       <w:r>
         <w:rPr>
           <w:rFonts w:ascii="Consolas" w:hAnsi="Consolas" w:cs="Consolas"/>
@@ -2695,29 +2259,7 @@
           <w:szCs w:val="19"/>
           <w:lang w:eastAsia="en-US"/>
         </w:rPr>
-        <w:t xml:space="preserve"> </w:t>
-      </w:r>
-      <w:proofErr w:type="spellStart"/>
-      <w:r>
-        <w:rPr>
-          <w:rFonts w:ascii="Consolas" w:hAnsi="Consolas" w:cs="Consolas"/>
-          <w:color w:val="000000"/>
-          <w:sz w:val="19"/>
-          <w:szCs w:val="19"/>
-          <w:lang w:eastAsia="en-US"/>
-        </w:rPr>
-        <w:t>setUp</w:t>
-      </w:r>
-      <w:proofErr w:type="spellEnd"/>
-      <w:r>
-        <w:rPr>
-          <w:rFonts w:ascii="Consolas" w:hAnsi="Consolas" w:cs="Consolas"/>
-          <w:color w:val="000000"/>
-          <w:sz w:val="19"/>
-          <w:szCs w:val="19"/>
-          <w:lang w:eastAsia="en-US"/>
-        </w:rPr>
-        <w:t>() throws Exception  {</w:t>
+        <w:t xml:space="preserve"> setUp() throws Exception  {</w:t>
       </w:r>
     </w:p>
     <w:p>
@@ -2877,51 +2419,7 @@
           <w:szCs w:val="19"/>
           <w:lang w:eastAsia="en-US"/>
         </w:rPr>
-        <w:t xml:space="preserve">        </w:t>
-      </w:r>
-      <w:proofErr w:type="spellStart"/>
-      <w:r>
-        <w:rPr>
-          <w:rFonts w:ascii="Consolas" w:hAnsi="Consolas" w:cs="Consolas"/>
-          <w:color w:val="000000"/>
-          <w:sz w:val="19"/>
-          <w:szCs w:val="19"/>
-          <w:lang w:eastAsia="en-US"/>
-        </w:rPr>
-        <w:t>UserService</w:t>
-      </w:r>
-      <w:proofErr w:type="spellEnd"/>
-      <w:r>
-        <w:rPr>
-          <w:rFonts w:ascii="Consolas" w:hAnsi="Consolas" w:cs="Consolas"/>
-          <w:color w:val="000000"/>
-          <w:sz w:val="19"/>
-          <w:szCs w:val="19"/>
-          <w:lang w:eastAsia="en-US"/>
-        </w:rPr>
-        <w:t xml:space="preserve"> </w:t>
-      </w:r>
-      <w:proofErr w:type="spellStart"/>
-      <w:r>
-        <w:rPr>
-          <w:rFonts w:ascii="Consolas" w:hAnsi="Consolas" w:cs="Consolas"/>
-          <w:color w:val="000000"/>
-          <w:sz w:val="19"/>
-          <w:szCs w:val="19"/>
-          <w:lang w:eastAsia="en-US"/>
-        </w:rPr>
-        <w:t>userService</w:t>
-      </w:r>
-      <w:proofErr w:type="spellEnd"/>
-      <w:r>
-        <w:rPr>
-          <w:rFonts w:ascii="Consolas" w:hAnsi="Consolas" w:cs="Consolas"/>
-          <w:color w:val="000000"/>
-          <w:sz w:val="19"/>
-          <w:szCs w:val="19"/>
-          <w:lang w:eastAsia="en-US"/>
-        </w:rPr>
-        <w:t xml:space="preserve"> = </w:t>
+        <w:t xml:space="preserve">        UserService userService = </w:t>
       </w:r>
       <w:r>
         <w:rPr>
@@ -2941,29 +2439,7 @@
           <w:szCs w:val="19"/>
           <w:lang w:eastAsia="en-US"/>
         </w:rPr>
-        <w:t xml:space="preserve"> </w:t>
-      </w:r>
-      <w:proofErr w:type="spellStart"/>
-      <w:r>
-        <w:rPr>
-          <w:rFonts w:ascii="Consolas" w:hAnsi="Consolas" w:cs="Consolas"/>
-          <w:color w:val="000000"/>
-          <w:sz w:val="19"/>
-          <w:szCs w:val="19"/>
-          <w:lang w:eastAsia="en-US"/>
-        </w:rPr>
-        <w:t>UserService</w:t>
-      </w:r>
-      <w:proofErr w:type="spellEnd"/>
-      <w:r>
-        <w:rPr>
-          <w:rFonts w:ascii="Consolas" w:hAnsi="Consolas" w:cs="Consolas"/>
-          <w:color w:val="000000"/>
-          <w:sz w:val="19"/>
-          <w:szCs w:val="19"/>
-          <w:lang w:eastAsia="en-US"/>
-        </w:rPr>
-        <w:t>();</w:t>
+        <w:t xml:space="preserve"> UserService();</w:t>
       </w:r>
     </w:p>
     <w:p>
@@ -2989,51 +2465,7 @@
           <w:szCs w:val="19"/>
           <w:lang w:eastAsia="en-US"/>
         </w:rPr>
-        <w:t xml:space="preserve">        </w:t>
-      </w:r>
-      <w:proofErr w:type="spellStart"/>
-      <w:r>
-        <w:rPr>
-          <w:rFonts w:ascii="Consolas" w:hAnsi="Consolas" w:cs="Consolas"/>
-          <w:color w:val="000000"/>
-          <w:sz w:val="19"/>
-          <w:szCs w:val="19"/>
-          <w:lang w:eastAsia="en-US"/>
-        </w:rPr>
-        <w:t>assertTrue</w:t>
-      </w:r>
-      <w:proofErr w:type="spellEnd"/>
-      <w:r>
-        <w:rPr>
-          <w:rFonts w:ascii="Consolas" w:hAnsi="Consolas" w:cs="Consolas"/>
-          <w:color w:val="000000"/>
-          <w:sz w:val="19"/>
-          <w:szCs w:val="19"/>
-          <w:lang w:eastAsia="en-US"/>
-        </w:rPr>
-        <w:t>(</w:t>
-      </w:r>
-      <w:proofErr w:type="spellStart"/>
-      <w:r>
-        <w:rPr>
-          <w:rFonts w:ascii="Consolas" w:hAnsi="Consolas" w:cs="Consolas"/>
-          <w:color w:val="000000"/>
-          <w:sz w:val="19"/>
-          <w:szCs w:val="19"/>
-          <w:lang w:eastAsia="en-US"/>
-        </w:rPr>
-        <w:t>userService.testMethod</w:t>
-      </w:r>
-      <w:proofErr w:type="spellEnd"/>
-      <w:r>
-        <w:rPr>
-          <w:rFonts w:ascii="Consolas" w:hAnsi="Consolas" w:cs="Consolas"/>
-          <w:color w:val="000000"/>
-          <w:sz w:val="19"/>
-          <w:szCs w:val="19"/>
-          <w:lang w:eastAsia="en-US"/>
-        </w:rPr>
-        <w:t>());</w:t>
+        <w:t xml:space="preserve">        assertTrue(userService.testMethod());</w:t>
       </w:r>
     </w:p>
     <w:p>
@@ -3117,25 +2549,26 @@
           <w:sz w:val="24"/>
           <w:szCs w:val="24"/>
         </w:rPr>
-        <w:t xml:space="preserve">Save all the files and the n right mouse click on the </w:t>
-      </w:r>
-      <w:proofErr w:type="spellStart"/>
-      <w:r>
+        <w:t>Save all the files and the n right mouse click on the UserServiceTest text and select Run as &gt; Junit Test</w:t>
+      </w:r>
+    </w:p>
+    <w:p>
+      <w:pPr>
+        <w:pStyle w:val="ListParagraph"/>
         <w:rPr>
           <w:rFonts w:ascii="Times New Roman" w:hAnsi="Times New Roman"/>
           <w:sz w:val="24"/>
           <w:szCs w:val="24"/>
         </w:rPr>
-        <w:t>UserServiceTest</w:t>
-      </w:r>
-      <w:proofErr w:type="spellEnd"/>
+      </w:pPr>
       <w:r>
         <w:rPr>
           <w:rFonts w:ascii="Times New Roman" w:hAnsi="Times New Roman"/>
           <w:sz w:val="24"/>
           <w:szCs w:val="24"/>
         </w:rPr>
-        <w:t xml:space="preserve"> text and select Run as &gt; Junit Test</w:t>
+        <w:br/>
+        <w:t>You will see the test explorer window with green bar.</w:t>
       </w:r>
     </w:p>
     <w:p>
@@ -3147,91 +2580,46 @@
           <w:szCs w:val="24"/>
         </w:rPr>
       </w:pPr>
-      <w:r>
-        <w:rPr>
-          <w:rFonts w:ascii="Times New Roman" w:hAnsi="Times New Roman"/>
-          <w:sz w:val="24"/>
-          <w:szCs w:val="24"/>
-        </w:rPr>
+    </w:p>
+    <w:p>
+      <w:pPr>
+        <w:pStyle w:val="Heading2"/>
+      </w:pPr>
+      <w:r>
+        <w:t>Implement the UserService Class</w:t>
+      </w:r>
+    </w:p>
+    <w:p>
+      <w:r>
+        <w:t xml:space="preserve">Create a class </w:t>
+      </w:r>
+      <w:r>
+        <w:rPr>
+          <w:b/>
+          <w:bCs/>
+        </w:rPr>
+        <w:t>UserService</w:t>
+      </w:r>
+      <w:r>
+        <w:t xml:space="preserve"> with the following methods:</w:t>
+      </w:r>
+      <w:r>
         <w:br/>
-        <w:t>You will see the test explorer window with green bar.</w:t>
-      </w:r>
-    </w:p>
-    <w:p>
-      <w:pPr>
-        <w:pStyle w:val="ListParagraph"/>
-        <w:rPr>
-          <w:rFonts w:ascii="Times New Roman" w:hAnsi="Times New Roman"/>
-          <w:sz w:val="24"/>
-          <w:szCs w:val="24"/>
-        </w:rPr>
-      </w:pPr>
-    </w:p>
-    <w:p>
-      <w:pPr>
-        <w:pStyle w:val="Heading2"/>
-      </w:pPr>
-      <w:r>
-        <w:t xml:space="preserve">Implement the </w:t>
-      </w:r>
-      <w:proofErr w:type="spellStart"/>
-      <w:r>
-        <w:t>UserService</w:t>
-      </w:r>
-      <w:proofErr w:type="spellEnd"/>
-      <w:r>
-        <w:t xml:space="preserve"> Class</w:t>
-      </w:r>
-    </w:p>
-    <w:p>
-      <w:r>
-        <w:t xml:space="preserve">Create a class </w:t>
-      </w:r>
-      <w:proofErr w:type="spellStart"/>
-      <w:r>
-        <w:rPr>
-          <w:b/>
-          <w:bCs/>
-        </w:rPr>
-        <w:t>UserService</w:t>
-      </w:r>
-      <w:proofErr w:type="spellEnd"/>
-      <w:r>
-        <w:t xml:space="preserve"> with the following methods:</w:t>
-      </w:r>
-      <w:r>
-        <w:br/>
-      </w:r>
-    </w:p>
-    <w:p>
-      <w:pPr>
-        <w:rPr>
-          <w:b/>
-          <w:bCs/>
-        </w:rPr>
-      </w:pPr>
-      <w:r>
-        <w:rPr>
-          <w:b/>
-          <w:bCs/>
-        </w:rPr>
-        <w:t xml:space="preserve">1. </w:t>
-      </w:r>
-      <w:proofErr w:type="spellStart"/>
-      <w:r>
-        <w:rPr>
-          <w:b/>
-          <w:bCs/>
-        </w:rPr>
-        <w:t>RegisterUser</w:t>
-      </w:r>
-      <w:proofErr w:type="spellEnd"/>
-      <w:r>
-        <w:rPr>
-          <w:b/>
-          <w:bCs/>
-        </w:rPr>
-        <w:t>(string username, string password, string role)</w:t>
+      </w:r>
+    </w:p>
+    <w:p>
+      <w:pPr>
+        <w:rPr>
+          <w:b/>
+          <w:bCs/>
+        </w:rPr>
+      </w:pPr>
+      <w:r>
+        <w:rPr>
+          <w:b/>
+          <w:bCs/>
+        </w:rPr>
+        <w:t>1. RegisterUser(string username, string password, string role)</w:t>
       </w:r>
     </w:p>
     <w:p>
@@ -3370,23 +2758,7 @@
           <w:bCs/>
         </w:rPr>
         <w:lastRenderedPageBreak/>
-        <w:t xml:space="preserve">2. </w:t>
-      </w:r>
-      <w:proofErr w:type="spellStart"/>
-      <w:r>
-        <w:rPr>
-          <w:b/>
-          <w:bCs/>
-        </w:rPr>
-        <w:t>LoginUser</w:t>
-      </w:r>
-      <w:proofErr w:type="spellEnd"/>
-      <w:r>
-        <w:rPr>
-          <w:b/>
-          <w:bCs/>
-        </w:rPr>
-        <w:t>(string username, string password)</w:t>
+        <w:t>2. LoginUser(string username, string password)</w:t>
       </w:r>
     </w:p>
     <w:p>
@@ -3491,39 +2863,7 @@
           <w:b/>
           <w:bCs/>
         </w:rPr>
-        <w:t xml:space="preserve">3. </w:t>
-      </w:r>
-      <w:proofErr w:type="spellStart"/>
-      <w:r>
-        <w:rPr>
-          <w:b/>
-          <w:bCs/>
-        </w:rPr>
-        <w:t>HasAccess</w:t>
-      </w:r>
-      <w:proofErr w:type="spellEnd"/>
-      <w:r>
-        <w:rPr>
-          <w:b/>
-          <w:bCs/>
-        </w:rPr>
-        <w:t xml:space="preserve">(string username, string </w:t>
-      </w:r>
-      <w:proofErr w:type="spellStart"/>
-      <w:r>
-        <w:rPr>
-          <w:b/>
-          <w:bCs/>
-        </w:rPr>
-        <w:t>requiredRole</w:t>
-      </w:r>
-      <w:proofErr w:type="spellEnd"/>
-      <w:r>
-        <w:rPr>
-          <w:b/>
-          <w:bCs/>
-        </w:rPr>
-        <w:t>)</w:t>
+        <w:t>3. HasAccess(string username, string requiredRole)</w:t>
       </w:r>
     </w:p>
     <w:p>
@@ -3583,13 +2923,8 @@
         <w:t xml:space="preserve">️ </w:t>
       </w:r>
       <w:r>
-        <w:t xml:space="preserve">and their role matches </w:t>
-      </w:r>
-      <w:proofErr w:type="spellStart"/>
-      <w:r>
-        <w:t>requiredRole</w:t>
-      </w:r>
-      <w:proofErr w:type="spellEnd"/>
+        <w:t>and their role matches requiredRole</w:t>
+      </w:r>
       <w:r>
         <w:br/>
       </w:r>
@@ -3604,392 +2939,78 @@
       <w:r>
         <w:t>reate a simple User class with Username, Password, and Role properties to support this.</w:t>
       </w:r>
+      <w:r>
+        <w:br/>
+        <w:t>(Review the starter code at the end of this document)</w:t>
+      </w:r>
     </w:p>
     <w:p/>
     <w:p>
       <w:pPr>
         <w:pStyle w:val="Heading2"/>
-        <w:rPr>
-          <w:lang w:eastAsia="en-US"/>
-        </w:rPr>
-      </w:pPr>
-      <w:r>
-        <w:rPr>
-          <w:lang w:eastAsia="en-US"/>
-        </w:rPr>
-        <w:t xml:space="preserve">Starter code for </w:t>
-      </w:r>
-      <w:proofErr w:type="spellStart"/>
-      <w:r>
-        <w:rPr>
-          <w:lang w:eastAsia="en-US"/>
-        </w:rPr>
-        <w:t>UserService</w:t>
-      </w:r>
-      <w:proofErr w:type="spellEnd"/>
-    </w:p>
-    <w:p>
-      <w:pPr>
-        <w:suppressAutoHyphens w:val="0"/>
-        <w:autoSpaceDE w:val="0"/>
-        <w:autoSpaceDN w:val="0"/>
-        <w:adjustRightInd w:val="0"/>
-        <w:rPr>
-          <w:rFonts w:ascii="Consolas" w:hAnsi="Consolas" w:cs="Consolas"/>
-          <w:b/>
-          <w:bCs/>
-          <w:color w:val="000000"/>
-          <w:sz w:val="18"/>
-          <w:szCs w:val="18"/>
-          <w:lang w:eastAsia="en-US"/>
-        </w:rPr>
-      </w:pPr>
-      <w:r>
-        <w:rPr>
-          <w:rFonts w:ascii="Consolas" w:hAnsi="Consolas" w:cs="Consolas"/>
-          <w:b/>
-          <w:bCs/>
-          <w:color w:val="0000FF"/>
-          <w:sz w:val="18"/>
-          <w:szCs w:val="18"/>
-          <w:lang w:eastAsia="en-US"/>
-        </w:rPr>
-        <w:t>public</w:t>
-      </w:r>
-      <w:r>
-        <w:rPr>
-          <w:rFonts w:ascii="Consolas" w:hAnsi="Consolas" w:cs="Consolas"/>
-          <w:b/>
-          <w:bCs/>
-          <w:color w:val="000000"/>
-          <w:sz w:val="18"/>
-          <w:szCs w:val="18"/>
-          <w:lang w:eastAsia="en-US"/>
-        </w:rPr>
-        <w:t xml:space="preserve"> </w:t>
-      </w:r>
-      <w:r>
-        <w:rPr>
-          <w:rFonts w:ascii="Consolas" w:hAnsi="Consolas" w:cs="Consolas"/>
-          <w:b/>
-          <w:bCs/>
-          <w:color w:val="0000FF"/>
-          <w:sz w:val="18"/>
-          <w:szCs w:val="18"/>
-          <w:lang w:eastAsia="en-US"/>
-        </w:rPr>
-        <w:t>class</w:t>
-      </w:r>
-      <w:r>
-        <w:rPr>
-          <w:rFonts w:ascii="Consolas" w:hAnsi="Consolas" w:cs="Consolas"/>
-          <w:b/>
-          <w:bCs/>
-          <w:color w:val="000000"/>
-          <w:sz w:val="18"/>
-          <w:szCs w:val="18"/>
-          <w:lang w:eastAsia="en-US"/>
-        </w:rPr>
-        <w:t xml:space="preserve"> </w:t>
-      </w:r>
-      <w:proofErr w:type="spellStart"/>
-      <w:r>
-        <w:rPr>
-          <w:rFonts w:ascii="Consolas" w:hAnsi="Consolas" w:cs="Consolas"/>
-          <w:b/>
-          <w:bCs/>
-          <w:color w:val="2B91AF"/>
-          <w:sz w:val="18"/>
-          <w:szCs w:val="18"/>
-          <w:lang w:eastAsia="en-US"/>
-        </w:rPr>
-        <w:t>UserService</w:t>
-      </w:r>
-      <w:proofErr w:type="spellEnd"/>
-    </w:p>
-    <w:p>
-      <w:pPr>
-        <w:suppressAutoHyphens w:val="0"/>
-        <w:autoSpaceDE w:val="0"/>
-        <w:autoSpaceDN w:val="0"/>
-        <w:adjustRightInd w:val="0"/>
-        <w:rPr>
-          <w:rFonts w:ascii="Consolas" w:hAnsi="Consolas" w:cs="Consolas"/>
-          <w:color w:val="000000"/>
-          <w:sz w:val="18"/>
-          <w:szCs w:val="18"/>
-          <w:lang w:eastAsia="en-US"/>
-        </w:rPr>
-      </w:pPr>
-      <w:r>
-        <w:rPr>
-          <w:rFonts w:ascii="Consolas" w:hAnsi="Consolas" w:cs="Consolas"/>
-          <w:color w:val="000000"/>
-          <w:sz w:val="18"/>
-          <w:szCs w:val="18"/>
-          <w:lang w:eastAsia="en-US"/>
-        </w:rPr>
-        <w:t>{</w:t>
-      </w:r>
-    </w:p>
-    <w:p>
-      <w:pPr>
-        <w:suppressAutoHyphens w:val="0"/>
-        <w:autoSpaceDE w:val="0"/>
-        <w:autoSpaceDN w:val="0"/>
-        <w:adjustRightInd w:val="0"/>
-        <w:rPr>
-          <w:rFonts w:ascii="Consolas" w:hAnsi="Consolas" w:cs="Consolas"/>
-          <w:b/>
-          <w:bCs/>
-          <w:color w:val="000000"/>
-          <w:sz w:val="18"/>
-          <w:szCs w:val="18"/>
-          <w:lang w:eastAsia="en-US"/>
-        </w:rPr>
-      </w:pPr>
-      <w:r>
-        <w:rPr>
-          <w:rFonts w:ascii="Consolas" w:hAnsi="Consolas" w:cs="Consolas"/>
-          <w:b/>
-          <w:bCs/>
-          <w:color w:val="000000"/>
-          <w:sz w:val="18"/>
-          <w:szCs w:val="18"/>
-          <w:lang w:eastAsia="en-US"/>
-        </w:rPr>
-        <w:t xml:space="preserve">    </w:t>
-      </w:r>
-      <w:r>
-        <w:rPr>
-          <w:rFonts w:ascii="Consolas" w:hAnsi="Consolas" w:cs="Consolas"/>
-          <w:b/>
-          <w:bCs/>
-          <w:color w:val="0000FF"/>
-          <w:sz w:val="18"/>
-          <w:szCs w:val="18"/>
-          <w:lang w:eastAsia="en-US"/>
-        </w:rPr>
-        <w:t>public</w:t>
-      </w:r>
-      <w:r>
-        <w:rPr>
-          <w:rFonts w:ascii="Consolas" w:hAnsi="Consolas" w:cs="Consolas"/>
-          <w:b/>
-          <w:bCs/>
-          <w:color w:val="000000"/>
-          <w:sz w:val="18"/>
-          <w:szCs w:val="18"/>
-          <w:lang w:eastAsia="en-US"/>
-        </w:rPr>
-        <w:t xml:space="preserve"> </w:t>
-      </w:r>
-      <w:r>
-        <w:rPr>
-          <w:rFonts w:ascii="Consolas" w:hAnsi="Consolas" w:cs="Consolas"/>
-          <w:b/>
-          <w:bCs/>
-          <w:color w:val="0000FF"/>
-          <w:sz w:val="18"/>
-          <w:szCs w:val="18"/>
-          <w:lang w:eastAsia="en-US"/>
-        </w:rPr>
-        <w:t>void</w:t>
-      </w:r>
-      <w:r>
-        <w:rPr>
-          <w:rFonts w:ascii="Consolas" w:hAnsi="Consolas" w:cs="Consolas"/>
-          <w:b/>
-          <w:bCs/>
-          <w:color w:val="000000"/>
-          <w:sz w:val="18"/>
-          <w:szCs w:val="18"/>
-          <w:lang w:eastAsia="en-US"/>
-        </w:rPr>
-        <w:t xml:space="preserve"> </w:t>
-      </w:r>
-      <w:proofErr w:type="spellStart"/>
-      <w:r>
-        <w:rPr>
-          <w:rFonts w:ascii="Consolas" w:hAnsi="Consolas" w:cs="Consolas"/>
-          <w:b/>
-          <w:bCs/>
-          <w:color w:val="000000"/>
-          <w:sz w:val="18"/>
-          <w:szCs w:val="18"/>
-          <w:lang w:eastAsia="en-US"/>
-        </w:rPr>
-        <w:t>registerUser</w:t>
-      </w:r>
-      <w:proofErr w:type="spellEnd"/>
-      <w:r>
-        <w:rPr>
-          <w:rFonts w:ascii="Consolas" w:hAnsi="Consolas" w:cs="Consolas"/>
-          <w:b/>
-          <w:bCs/>
-          <w:color w:val="000000"/>
-          <w:sz w:val="18"/>
-          <w:szCs w:val="18"/>
-          <w:lang w:eastAsia="en-US"/>
-        </w:rPr>
-        <w:t>(String username, String password, String role)</w:t>
-      </w:r>
-    </w:p>
-    <w:p>
-      <w:pPr>
-        <w:suppressAutoHyphens w:val="0"/>
-        <w:autoSpaceDE w:val="0"/>
-        <w:autoSpaceDN w:val="0"/>
-        <w:adjustRightInd w:val="0"/>
-        <w:rPr>
-          <w:rFonts w:ascii="Consolas" w:hAnsi="Consolas" w:cs="Consolas"/>
-          <w:color w:val="000000"/>
-          <w:sz w:val="18"/>
-          <w:szCs w:val="18"/>
-          <w:lang w:eastAsia="en-US"/>
-        </w:rPr>
-      </w:pPr>
-      <w:r>
-        <w:rPr>
-          <w:rFonts w:ascii="Consolas" w:hAnsi="Consolas" w:cs="Consolas"/>
-          <w:color w:val="000000"/>
-          <w:sz w:val="18"/>
-          <w:szCs w:val="18"/>
-          <w:lang w:eastAsia="en-US"/>
-        </w:rPr>
-        <w:t xml:space="preserve">    {</w:t>
-      </w:r>
-    </w:p>
-    <w:p>
-      <w:pPr>
-        <w:suppressAutoHyphens w:val="0"/>
-        <w:autoSpaceDE w:val="0"/>
-        <w:autoSpaceDN w:val="0"/>
-        <w:adjustRightInd w:val="0"/>
-        <w:rPr>
-          <w:rFonts w:ascii="Consolas" w:hAnsi="Consolas" w:cs="Consolas"/>
-          <w:color w:val="3A7C22" w:themeColor="accent6" w:themeShade="BF"/>
-          <w:sz w:val="18"/>
-          <w:szCs w:val="18"/>
-          <w:lang w:eastAsia="en-US"/>
-        </w:rPr>
-      </w:pPr>
-      <w:r>
-        <w:rPr>
-          <w:rFonts w:ascii="Consolas" w:hAnsi="Consolas" w:cs="Consolas"/>
-          <w:color w:val="000000"/>
-          <w:sz w:val="18"/>
-          <w:szCs w:val="18"/>
-          <w:lang w:eastAsia="en-US"/>
-        </w:rPr>
-        <w:t xml:space="preserve">        //</w:t>
-      </w:r>
-      <w:r>
-        <w:rPr>
-          <w:rFonts w:ascii="Consolas" w:hAnsi="Consolas" w:cs="Consolas"/>
-          <w:color w:val="3A7C22" w:themeColor="accent6" w:themeShade="BF"/>
-          <w:sz w:val="18"/>
-          <w:szCs w:val="18"/>
-          <w:lang w:eastAsia="en-US"/>
-        </w:rPr>
-        <w:t xml:space="preserve"> throw </w:t>
-      </w:r>
-      <w:proofErr w:type="spellStart"/>
-      <w:r>
-        <w:rPr>
-          <w:rFonts w:ascii="Consolas" w:hAnsi="Consolas" w:cs="Consolas"/>
-          <w:color w:val="77206D" w:themeColor="accent5" w:themeShade="BF"/>
-          <w:sz w:val="18"/>
-          <w:szCs w:val="18"/>
-          <w:lang w:eastAsia="en-US"/>
-        </w:rPr>
-        <w:t>Illegal</w:t>
-      </w:r>
-      <w:r>
-        <w:rPr>
-          <w:rFonts w:ascii="Consolas" w:hAnsi="Consolas" w:cs="Consolas"/>
-          <w:color w:val="77206D" w:themeColor="accent5" w:themeShade="BF"/>
-          <w:sz w:val="18"/>
-          <w:szCs w:val="18"/>
-          <w:lang w:eastAsia="en-US"/>
-        </w:rPr>
-        <w:t>ArgumentException</w:t>
-      </w:r>
-      <w:proofErr w:type="spellEnd"/>
-      <w:r>
-        <w:rPr>
-          <w:rFonts w:ascii="Consolas" w:hAnsi="Consolas" w:cs="Consolas"/>
-          <w:color w:val="77206D" w:themeColor="accent5" w:themeShade="BF"/>
-          <w:sz w:val="18"/>
-          <w:szCs w:val="18"/>
-          <w:lang w:eastAsia="en-US"/>
-        </w:rPr>
-        <w:t xml:space="preserve"> </w:t>
-      </w:r>
-      <w:r>
-        <w:rPr>
-          <w:rFonts w:ascii="Consolas" w:hAnsi="Consolas" w:cs="Consolas"/>
-          <w:color w:val="3A7C22" w:themeColor="accent6" w:themeShade="BF"/>
-          <w:sz w:val="18"/>
-          <w:szCs w:val="18"/>
-          <w:lang w:eastAsia="en-US"/>
-        </w:rPr>
-        <w:t>(or a custom exception)</w:t>
-      </w:r>
-    </w:p>
-    <w:p>
-      <w:pPr>
-        <w:suppressAutoHyphens w:val="0"/>
-        <w:autoSpaceDE w:val="0"/>
-        <w:autoSpaceDN w:val="0"/>
-        <w:adjustRightInd w:val="0"/>
-        <w:ind w:firstLine="720"/>
-        <w:rPr>
-          <w:rFonts w:ascii="Consolas" w:hAnsi="Consolas" w:cs="Consolas"/>
-          <w:color w:val="3A7C22" w:themeColor="accent6" w:themeShade="BF"/>
-          <w:sz w:val="18"/>
-          <w:szCs w:val="18"/>
-          <w:lang w:eastAsia="en-US"/>
-        </w:rPr>
-      </w:pPr>
-      <w:r>
-        <w:rPr>
-          <w:rFonts w:ascii="Consolas" w:hAnsi="Consolas" w:cs="Consolas"/>
-          <w:color w:val="77206D" w:themeColor="accent5" w:themeShade="BF"/>
-          <w:sz w:val="18"/>
-          <w:szCs w:val="18"/>
-          <w:lang w:eastAsia="en-US"/>
-        </w:rPr>
-        <w:t xml:space="preserve"> //  </w:t>
-      </w:r>
-      <w:r>
-        <w:rPr>
-          <w:rFonts w:ascii="Consolas" w:hAnsi="Consolas" w:cs="Consolas"/>
-          <w:color w:val="77206D" w:themeColor="accent5" w:themeShade="BF"/>
-          <w:sz w:val="18"/>
-          <w:szCs w:val="18"/>
-          <w:lang w:eastAsia="en-US"/>
-        </w:rPr>
-        <w:tab/>
-      </w:r>
-      <w:r>
-        <w:rPr>
-          <w:rFonts w:ascii="Consolas" w:hAnsi="Consolas" w:cs="Consolas"/>
-          <w:color w:val="3A7C22" w:themeColor="accent6" w:themeShade="BF"/>
-          <w:sz w:val="18"/>
-          <w:szCs w:val="18"/>
-          <w:lang w:eastAsia="en-US"/>
-        </w:rPr>
-        <w:t>if username exists</w:t>
-      </w:r>
-      <w:r>
-        <w:rPr>
-          <w:rFonts w:ascii="Consolas" w:hAnsi="Consolas" w:cs="Consolas"/>
-          <w:color w:val="3A7C22" w:themeColor="accent6" w:themeShade="BF"/>
-          <w:sz w:val="18"/>
-          <w:szCs w:val="18"/>
-          <w:lang w:eastAsia="en-US"/>
-        </w:rPr>
+      </w:pPr>
+      <w:r>
+        <w:t>Part 2: Write Unit Tests</w:t>
+      </w:r>
+    </w:p>
+    <w:p>
+      <w:pPr>
+        <w:keepNext/>
+        <w:keepLines/>
+      </w:pPr>
+      <w:r>
+        <w:t xml:space="preserve">Create a separate test project and write test methods for the following </w:t>
+      </w:r>
+      <w:r>
+        <w:rPr>
+          <w:b/>
+          <w:bCs/>
+        </w:rPr>
+        <w:t>scenarios</w:t>
+      </w:r>
+      <w:r>
+        <w:t>.</w:t>
+      </w:r>
+      <w:r>
+        <w:br/>
+      </w:r>
+    </w:p>
+    <w:p>
+      <w:pPr>
+        <w:pStyle w:val="Heading2"/>
+      </w:pPr>
+      <w:r>
+        <w:t xml:space="preserve"> RegisterUser Tests</w:t>
+      </w:r>
+    </w:p>
+    <w:p>
+      <w:pPr>
+        <w:pStyle w:val="ListParagraph"/>
+        <w:keepNext/>
+        <w:keepLines/>
+        <w:numPr>
+          <w:ilvl w:val="0"/>
+          <w:numId w:val="14"/>
+        </w:numPr>
+      </w:pPr>
+      <w:r>
+        <w:t>Valid user is registered successfully.</w:t>
+      </w:r>
+    </w:p>
+    <w:p>
+      <w:pPr>
+        <w:pStyle w:val="ListParagraph"/>
+        <w:keepNext/>
+        <w:keepLines/>
+        <w:numPr>
+          <w:ilvl w:val="0"/>
+          <w:numId w:val="14"/>
+        </w:numPr>
+      </w:pPr>
+      <w:r>
+        <w:t>Registering a duplicate username throws exception.</w:t>
+      </w:r>
+      <w:r>
         <w:t xml:space="preserve"> </w:t>
       </w:r>
       <w:r>
@@ -4016,331 +3037,109 @@
     </w:p>
     <w:p>
       <w:pPr>
-        <w:suppressAutoHyphens w:val="0"/>
-        <w:autoSpaceDE w:val="0"/>
-        <w:autoSpaceDN w:val="0"/>
-        <w:adjustRightInd w:val="0"/>
-        <w:ind w:left="720" w:firstLine="120"/>
-        <w:rPr>
-          <w:rFonts w:ascii="Consolas" w:hAnsi="Consolas" w:cs="Consolas"/>
-          <w:color w:val="3A7C22" w:themeColor="accent6" w:themeShade="BF"/>
-          <w:sz w:val="18"/>
-          <w:szCs w:val="18"/>
-          <w:lang w:eastAsia="en-US"/>
-        </w:rPr>
-      </w:pPr>
-      <w:r>
-        <w:rPr>
-          <w:rFonts w:ascii="Consolas" w:hAnsi="Consolas" w:cs="Consolas"/>
-          <w:color w:val="3A7C22" w:themeColor="accent6" w:themeShade="BF"/>
-          <w:sz w:val="18"/>
-          <w:szCs w:val="18"/>
-          <w:lang w:eastAsia="en-US"/>
-        </w:rPr>
-        <w:t xml:space="preserve">// </w:t>
-      </w:r>
-      <w:r>
-        <w:rPr>
-          <w:rFonts w:ascii="Consolas" w:hAnsi="Consolas" w:cs="Consolas"/>
-          <w:color w:val="3A7C22" w:themeColor="accent6" w:themeShade="BF"/>
-          <w:sz w:val="18"/>
-          <w:szCs w:val="18"/>
-          <w:lang w:eastAsia="en-US"/>
-        </w:rPr>
-        <w:tab/>
-        <w:t>if password is invalid</w:t>
-      </w:r>
-    </w:p>
-    <w:p>
-      <w:pPr>
-        <w:suppressAutoHyphens w:val="0"/>
-        <w:autoSpaceDE w:val="0"/>
-        <w:autoSpaceDN w:val="0"/>
-        <w:adjustRightInd w:val="0"/>
-        <w:ind w:firstLine="720"/>
-        <w:rPr>
-          <w:rFonts w:ascii="Consolas" w:hAnsi="Consolas" w:cs="Consolas"/>
-          <w:color w:val="3A7C22" w:themeColor="accent6" w:themeShade="BF"/>
-          <w:sz w:val="18"/>
-          <w:szCs w:val="18"/>
-          <w:lang w:eastAsia="en-US"/>
-        </w:rPr>
-      </w:pPr>
-      <w:r>
-        <w:rPr>
-          <w:rFonts w:ascii="Consolas" w:hAnsi="Consolas" w:cs="Consolas"/>
-          <w:color w:val="3A7C22" w:themeColor="accent6" w:themeShade="BF"/>
-          <w:sz w:val="18"/>
-          <w:szCs w:val="18"/>
-          <w:lang w:eastAsia="en-US"/>
-        </w:rPr>
-        <w:t xml:space="preserve"> // </w:t>
-      </w:r>
-      <w:r>
-        <w:rPr>
-          <w:rFonts w:ascii="Consolas" w:hAnsi="Consolas" w:cs="Consolas"/>
-          <w:color w:val="3A7C22" w:themeColor="accent6" w:themeShade="BF"/>
-          <w:sz w:val="18"/>
-          <w:szCs w:val="18"/>
-          <w:lang w:eastAsia="en-US"/>
-        </w:rPr>
-        <w:tab/>
-      </w:r>
-      <w:r>
-        <w:rPr>
-          <w:rFonts w:ascii="Consolas" w:hAnsi="Consolas" w:cs="Consolas"/>
-          <w:color w:val="3A7C22" w:themeColor="accent6" w:themeShade="BF"/>
-          <w:sz w:val="18"/>
-          <w:szCs w:val="18"/>
-          <w:lang w:eastAsia="en-US"/>
-        </w:rPr>
-        <w:tab/>
-        <w:t>password length must be 8 or more character</w:t>
-      </w:r>
-    </w:p>
-    <w:p>
-      <w:pPr>
-        <w:suppressAutoHyphens w:val="0"/>
-        <w:autoSpaceDE w:val="0"/>
-        <w:autoSpaceDN w:val="0"/>
-        <w:adjustRightInd w:val="0"/>
-        <w:ind w:firstLine="720"/>
-        <w:rPr>
-          <w:rFonts w:ascii="Consolas" w:hAnsi="Consolas" w:cs="Consolas"/>
-          <w:color w:val="3A7C22" w:themeColor="accent6" w:themeShade="BF"/>
-          <w:sz w:val="18"/>
-          <w:szCs w:val="18"/>
-          <w:lang w:eastAsia="en-US"/>
-        </w:rPr>
-      </w:pPr>
-      <w:r>
-        <w:rPr>
-          <w:rFonts w:ascii="Consolas" w:hAnsi="Consolas" w:cs="Consolas"/>
-          <w:color w:val="3A7C22" w:themeColor="accent6" w:themeShade="BF"/>
-          <w:sz w:val="18"/>
-          <w:szCs w:val="18"/>
-          <w:lang w:eastAsia="en-US"/>
-        </w:rPr>
-        <w:t xml:space="preserve"> // </w:t>
-      </w:r>
-      <w:r>
-        <w:rPr>
-          <w:rFonts w:ascii="Consolas" w:hAnsi="Consolas" w:cs="Consolas"/>
-          <w:color w:val="3A7C22" w:themeColor="accent6" w:themeShade="BF"/>
-          <w:sz w:val="18"/>
-          <w:szCs w:val="18"/>
-          <w:lang w:eastAsia="en-US"/>
-        </w:rPr>
-        <w:tab/>
-      </w:r>
-      <w:r>
-        <w:rPr>
-          <w:rFonts w:ascii="Consolas" w:hAnsi="Consolas" w:cs="Consolas"/>
-          <w:color w:val="3A7C22" w:themeColor="accent6" w:themeShade="BF"/>
-          <w:sz w:val="18"/>
-          <w:szCs w:val="18"/>
-          <w:lang w:eastAsia="en-US"/>
-        </w:rPr>
-        <w:tab/>
-        <w:t>Must have one or more numbers</w:t>
-      </w:r>
-    </w:p>
-    <w:p>
-      <w:pPr>
-        <w:suppressAutoHyphens w:val="0"/>
-        <w:autoSpaceDE w:val="0"/>
-        <w:autoSpaceDN w:val="0"/>
-        <w:adjustRightInd w:val="0"/>
-        <w:ind w:firstLine="720"/>
-        <w:rPr>
-          <w:rFonts w:ascii="Consolas" w:hAnsi="Consolas" w:cs="Consolas"/>
-          <w:color w:val="3A7C22" w:themeColor="accent6" w:themeShade="BF"/>
-          <w:sz w:val="18"/>
-          <w:szCs w:val="18"/>
-          <w:lang w:eastAsia="en-US"/>
-        </w:rPr>
-      </w:pPr>
-      <w:r>
-        <w:rPr>
-          <w:rFonts w:ascii="Consolas" w:hAnsi="Consolas" w:cs="Consolas"/>
-          <w:color w:val="3A7C22" w:themeColor="accent6" w:themeShade="BF"/>
-          <w:sz w:val="18"/>
-          <w:szCs w:val="18"/>
-          <w:lang w:eastAsia="en-US"/>
-        </w:rPr>
-        <w:t xml:space="preserve"> // </w:t>
-      </w:r>
-      <w:r>
-        <w:rPr>
-          <w:rFonts w:ascii="Consolas" w:hAnsi="Consolas" w:cs="Consolas"/>
-          <w:color w:val="3A7C22" w:themeColor="accent6" w:themeShade="BF"/>
-          <w:sz w:val="18"/>
-          <w:szCs w:val="18"/>
-          <w:lang w:eastAsia="en-US"/>
-        </w:rPr>
-        <w:tab/>
-      </w:r>
-      <w:r>
-        <w:rPr>
-          <w:rFonts w:ascii="Consolas" w:hAnsi="Consolas" w:cs="Consolas"/>
-          <w:color w:val="3A7C22" w:themeColor="accent6" w:themeShade="BF"/>
-          <w:sz w:val="18"/>
-          <w:szCs w:val="18"/>
-          <w:lang w:eastAsia="en-US"/>
-        </w:rPr>
-        <w:tab/>
-        <w:t>must contain one of these special characters !@#$%^&amp;*</w:t>
-      </w:r>
-    </w:p>
-    <w:p>
-      <w:pPr>
-        <w:suppressAutoHyphens w:val="0"/>
-        <w:autoSpaceDE w:val="0"/>
-        <w:autoSpaceDN w:val="0"/>
-        <w:adjustRightInd w:val="0"/>
-        <w:ind w:firstLine="720"/>
-        <w:rPr>
-          <w:rFonts w:ascii="Consolas" w:hAnsi="Consolas" w:cs="Consolas"/>
-          <w:color w:val="3A7C22" w:themeColor="accent6" w:themeShade="BF"/>
-          <w:sz w:val="18"/>
-          <w:szCs w:val="18"/>
-          <w:lang w:eastAsia="en-US"/>
-        </w:rPr>
-      </w:pPr>
-      <w:r>
-        <w:rPr>
-          <w:rFonts w:ascii="Consolas" w:hAnsi="Consolas" w:cs="Consolas"/>
-          <w:color w:val="3A7C22" w:themeColor="accent6" w:themeShade="BF"/>
-          <w:sz w:val="18"/>
-          <w:szCs w:val="18"/>
-          <w:lang w:eastAsia="en-US"/>
-        </w:rPr>
-        <w:t xml:space="preserve"> //</w:t>
-      </w:r>
-      <w:r>
-        <w:rPr>
-          <w:rFonts w:ascii="Consolas" w:hAnsi="Consolas" w:cs="Consolas"/>
-          <w:color w:val="3A7C22" w:themeColor="accent6" w:themeShade="BF"/>
-          <w:sz w:val="18"/>
-          <w:szCs w:val="18"/>
-          <w:lang w:eastAsia="en-US"/>
-        </w:rPr>
-        <w:tab/>
-        <w:t>if role is not a (manager, admin, support or trainer)</w:t>
-      </w:r>
-    </w:p>
-    <w:p>
-      <w:pPr>
-        <w:suppressAutoHyphens w:val="0"/>
-        <w:autoSpaceDE w:val="0"/>
-        <w:autoSpaceDN w:val="0"/>
-        <w:adjustRightInd w:val="0"/>
-        <w:ind w:left="720" w:firstLine="120"/>
-        <w:rPr>
-          <w:rFonts w:ascii="Consolas" w:hAnsi="Consolas" w:cs="Consolas"/>
-          <w:color w:val="000000"/>
-          <w:sz w:val="18"/>
-          <w:szCs w:val="18"/>
-          <w:lang w:eastAsia="en-US"/>
-        </w:rPr>
-      </w:pPr>
-      <w:r>
-        <w:rPr>
-          <w:rFonts w:ascii="Consolas" w:hAnsi="Consolas" w:cs="Consolas"/>
-          <w:color w:val="000000"/>
-          <w:sz w:val="18"/>
-          <w:szCs w:val="18"/>
-          <w:lang w:eastAsia="en-US"/>
-        </w:rPr>
-        <w:br/>
-        <w:t xml:space="preserve"> // else do:</w:t>
-      </w:r>
-    </w:p>
-    <w:p>
-      <w:pPr>
-        <w:suppressAutoHyphens w:val="0"/>
-        <w:autoSpaceDE w:val="0"/>
-        <w:autoSpaceDN w:val="0"/>
-        <w:adjustRightInd w:val="0"/>
-        <w:rPr>
-          <w:rFonts w:ascii="Consolas" w:hAnsi="Consolas" w:cs="Consolas"/>
-          <w:color w:val="000000"/>
-          <w:sz w:val="18"/>
-          <w:szCs w:val="18"/>
-          <w:lang w:eastAsia="en-US"/>
-        </w:rPr>
-      </w:pPr>
-      <w:r>
-        <w:rPr>
-          <w:rFonts w:ascii="Consolas" w:hAnsi="Consolas" w:cs="Consolas"/>
-          <w:color w:val="000000"/>
-          <w:sz w:val="18"/>
-          <w:szCs w:val="18"/>
-          <w:lang w:eastAsia="en-US"/>
-        </w:rPr>
-        <w:tab/>
-        <w:t xml:space="preserve"> // </w:t>
-      </w:r>
-      <w:r>
-        <w:rPr>
-          <w:rFonts w:ascii="Consolas" w:hAnsi="Consolas" w:cs="Consolas"/>
-          <w:color w:val="000000"/>
-          <w:sz w:val="18"/>
-          <w:szCs w:val="18"/>
-          <w:lang w:eastAsia="en-US"/>
-        </w:rPr>
-        <w:tab/>
-      </w:r>
-      <w:r>
-        <w:rPr>
-          <w:rFonts w:ascii="Consolas" w:hAnsi="Consolas" w:cs="Consolas"/>
-          <w:color w:val="3A7C22" w:themeColor="accent6" w:themeShade="BF"/>
-          <w:sz w:val="18"/>
-          <w:szCs w:val="18"/>
-          <w:lang w:eastAsia="en-US"/>
-        </w:rPr>
-        <w:t xml:space="preserve">Add user to the database and </w:t>
-      </w:r>
-      <w:r>
-        <w:rPr>
-          <w:rFonts w:ascii="Consolas" w:hAnsi="Consolas" w:cs="Consolas"/>
-          <w:color w:val="3A7C22" w:themeColor="accent6" w:themeShade="BF"/>
-          <w:sz w:val="18"/>
-          <w:szCs w:val="18"/>
-          <w:lang w:eastAsia="en-US"/>
-        </w:rPr>
-        <w:t xml:space="preserve">Then </w:t>
-      </w:r>
-      <w:r>
-        <w:rPr>
-          <w:rFonts w:ascii="Consolas" w:hAnsi="Consolas" w:cs="Consolas"/>
-          <w:b/>
-          <w:bCs/>
-          <w:color w:val="3A7C22" w:themeColor="accent6" w:themeShade="BF"/>
-          <w:sz w:val="18"/>
-          <w:szCs w:val="18"/>
-          <w:lang w:eastAsia="en-US"/>
-        </w:rPr>
-        <w:t>test</w:t>
-      </w:r>
-      <w:r>
-        <w:rPr>
-          <w:rFonts w:ascii="Consolas" w:hAnsi="Consolas" w:cs="Consolas"/>
-          <w:color w:val="3A7C22" w:themeColor="accent6" w:themeShade="BF"/>
-          <w:sz w:val="18"/>
-          <w:szCs w:val="18"/>
-          <w:lang w:eastAsia="en-US"/>
-        </w:rPr>
-        <w:t xml:space="preserve"> username is added</w:t>
-      </w:r>
-      <w:r>
-        <w:rPr>
-          <w:rFonts w:ascii="Consolas" w:hAnsi="Consolas" w:cs="Consolas"/>
-          <w:color w:val="3A7C22" w:themeColor="accent6" w:themeShade="BF"/>
-          <w:sz w:val="18"/>
-          <w:szCs w:val="18"/>
-          <w:lang w:eastAsia="en-US"/>
-        </w:rPr>
+        <w:pStyle w:val="ListParagraph"/>
+        <w:keepNext/>
+        <w:keepLines/>
+        <w:numPr>
+          <w:ilvl w:val="0"/>
+          <w:numId w:val="14"/>
+        </w:numPr>
+      </w:pPr>
+      <w:r>
+        <w:t>Registering with a short password throws exception.</w:t>
+      </w:r>
+    </w:p>
+    <w:p>
+      <w:pPr>
+        <w:pStyle w:val="ListParagraph"/>
+        <w:keepNext/>
+        <w:keepLines/>
+        <w:numPr>
+          <w:ilvl w:val="0"/>
+          <w:numId w:val="14"/>
+        </w:numPr>
+      </w:pPr>
+      <w:r>
+        <w:t>Password without a number or special character throws exception.</w:t>
+      </w:r>
+    </w:p>
+    <w:p>
+      <w:pPr>
+        <w:pStyle w:val="ListParagraph"/>
+        <w:keepNext/>
+        <w:keepLines/>
+        <w:numPr>
+          <w:ilvl w:val="0"/>
+          <w:numId w:val="14"/>
+        </w:numPr>
+      </w:pPr>
+      <w:r>
+        <w:t>Invalid role throws exception.</w:t>
+      </w:r>
+    </w:p>
+    <w:p>
+      <w:pPr>
+        <w:pStyle w:val="ListParagraph"/>
+        <w:keepNext/>
+        <w:keepLines/>
+      </w:pPr>
+    </w:p>
+    <w:p>
+      <w:pPr>
+        <w:pStyle w:val="Heading2"/>
+      </w:pPr>
+      <w:r>
+        <w:t xml:space="preserve"> LoginUser Tests</w:t>
+      </w:r>
+    </w:p>
+    <w:p>
+      <w:pPr>
+        <w:pStyle w:val="ListParagraph"/>
+        <w:numPr>
+          <w:ilvl w:val="0"/>
+          <w:numId w:val="15"/>
+        </w:numPr>
+      </w:pPr>
+      <w:r>
+        <w:t>Login succeeds with correct credentials.</w:t>
+      </w:r>
+    </w:p>
+    <w:p>
+      <w:pPr>
+        <w:pStyle w:val="ListParagraph"/>
+        <w:numPr>
+          <w:ilvl w:val="0"/>
+          <w:numId w:val="15"/>
+        </w:numPr>
+      </w:pPr>
+      <w:r>
+        <w:t>Wrong password returns false.</w:t>
+      </w:r>
+    </w:p>
+    <w:p>
+      <w:pPr>
+        <w:pStyle w:val="ListParagraph"/>
+        <w:numPr>
+          <w:ilvl w:val="0"/>
+          <w:numId w:val="15"/>
+        </w:numPr>
+      </w:pPr>
+      <w:r>
+        <w:t>Null or whitespace username throws exception.</w:t>
+      </w:r>
+    </w:p>
+    <w:p>
+      <w:pPr>
+        <w:pStyle w:val="ListParagraph"/>
+        <w:numPr>
+          <w:ilvl w:val="0"/>
+          <w:numId w:val="15"/>
+        </w:numPr>
+      </w:pPr>
+      <w:r>
+        <w:t>Unregistered username throws exception.</w:t>
+      </w:r>
+      <w:r>
         <w:t xml:space="preserve"> </w:t>
       </w:r>
       <w:r>
@@ -4364,2292 +3163,16 @@
       <w:r>
         <w:t>️</w:t>
       </w:r>
-    </w:p>
-    <w:p>
-      <w:pPr>
-        <w:suppressAutoHyphens w:val="0"/>
-        <w:autoSpaceDE w:val="0"/>
-        <w:autoSpaceDN w:val="0"/>
-        <w:adjustRightInd w:val="0"/>
-        <w:rPr>
-          <w:rFonts w:ascii="Consolas" w:hAnsi="Consolas" w:cs="Consolas"/>
-          <w:color w:val="000000"/>
-          <w:sz w:val="18"/>
-          <w:szCs w:val="18"/>
-          <w:lang w:eastAsia="en-US"/>
-        </w:rPr>
-      </w:pPr>
-      <w:r>
-        <w:rPr>
-          <w:rFonts w:ascii="Consolas" w:hAnsi="Consolas" w:cs="Consolas"/>
-          <w:color w:val="000000"/>
-          <w:sz w:val="18"/>
-          <w:szCs w:val="18"/>
-          <w:lang w:eastAsia="en-US"/>
-        </w:rPr>
-        <w:t xml:space="preserve">    }</w:t>
-      </w:r>
-    </w:p>
-    <w:p>
-      <w:pPr>
-        <w:suppressAutoHyphens w:val="0"/>
-        <w:autoSpaceDE w:val="0"/>
-        <w:autoSpaceDN w:val="0"/>
-        <w:adjustRightInd w:val="0"/>
-        <w:rPr>
-          <w:rFonts w:ascii="Consolas" w:hAnsi="Consolas" w:cs="Consolas"/>
-          <w:color w:val="000000"/>
-          <w:sz w:val="18"/>
-          <w:szCs w:val="18"/>
-          <w:lang w:eastAsia="en-US"/>
-        </w:rPr>
-      </w:pPr>
-    </w:p>
-    <w:p>
-      <w:pPr>
-        <w:keepNext/>
-        <w:keepLines/>
-        <w:suppressAutoHyphens w:val="0"/>
-        <w:autoSpaceDE w:val="0"/>
-        <w:autoSpaceDN w:val="0"/>
-        <w:adjustRightInd w:val="0"/>
-        <w:rPr>
-          <w:rFonts w:ascii="Consolas" w:hAnsi="Consolas" w:cs="Consolas"/>
-          <w:b/>
-          <w:bCs/>
-          <w:color w:val="000000"/>
-          <w:sz w:val="18"/>
-          <w:szCs w:val="18"/>
-          <w:lang w:eastAsia="en-US"/>
-        </w:rPr>
-      </w:pPr>
-      <w:r>
-        <w:rPr>
-          <w:rFonts w:ascii="Consolas" w:hAnsi="Consolas" w:cs="Consolas"/>
-          <w:b/>
-          <w:bCs/>
-          <w:color w:val="000000"/>
-          <w:sz w:val="18"/>
-          <w:szCs w:val="18"/>
-          <w:lang w:eastAsia="en-US"/>
-        </w:rPr>
-        <w:t xml:space="preserve">    </w:t>
-      </w:r>
-      <w:r>
-        <w:rPr>
-          <w:rFonts w:ascii="Consolas" w:hAnsi="Consolas" w:cs="Consolas"/>
-          <w:b/>
-          <w:bCs/>
-          <w:color w:val="0000FF"/>
-          <w:sz w:val="18"/>
-          <w:szCs w:val="18"/>
-          <w:lang w:eastAsia="en-US"/>
-        </w:rPr>
-        <w:t>public</w:t>
-      </w:r>
-      <w:r>
-        <w:rPr>
-          <w:rFonts w:ascii="Consolas" w:hAnsi="Consolas" w:cs="Consolas"/>
-          <w:b/>
-          <w:bCs/>
-          <w:color w:val="000000"/>
-          <w:sz w:val="18"/>
-          <w:szCs w:val="18"/>
-          <w:lang w:eastAsia="en-US"/>
-        </w:rPr>
-        <w:t xml:space="preserve"> bool </w:t>
-      </w:r>
-      <w:proofErr w:type="spellStart"/>
-      <w:r>
-        <w:rPr>
-          <w:rFonts w:ascii="Consolas" w:hAnsi="Consolas" w:cs="Consolas"/>
-          <w:b/>
-          <w:bCs/>
-          <w:color w:val="000000"/>
-          <w:sz w:val="18"/>
-          <w:szCs w:val="18"/>
-          <w:lang w:eastAsia="en-US"/>
-        </w:rPr>
-        <w:t>loginUser</w:t>
-      </w:r>
-      <w:proofErr w:type="spellEnd"/>
-      <w:r>
-        <w:rPr>
-          <w:rFonts w:ascii="Consolas" w:hAnsi="Consolas" w:cs="Consolas"/>
-          <w:b/>
-          <w:bCs/>
-          <w:color w:val="000000"/>
-          <w:sz w:val="18"/>
-          <w:szCs w:val="18"/>
-          <w:lang w:eastAsia="en-US"/>
-        </w:rPr>
-        <w:t>(String username, String password)</w:t>
-      </w:r>
-    </w:p>
-    <w:p>
-      <w:pPr>
-        <w:keepNext/>
-        <w:keepLines/>
-        <w:suppressAutoHyphens w:val="0"/>
-        <w:autoSpaceDE w:val="0"/>
-        <w:autoSpaceDN w:val="0"/>
-        <w:adjustRightInd w:val="0"/>
-        <w:rPr>
-          <w:rFonts w:ascii="Consolas" w:hAnsi="Consolas" w:cs="Consolas"/>
-          <w:color w:val="000000"/>
-          <w:sz w:val="18"/>
-          <w:szCs w:val="18"/>
-          <w:lang w:eastAsia="en-US"/>
-        </w:rPr>
-      </w:pPr>
-      <w:r>
-        <w:rPr>
-          <w:rFonts w:ascii="Consolas" w:hAnsi="Consolas" w:cs="Consolas"/>
-          <w:color w:val="000000"/>
-          <w:sz w:val="18"/>
-          <w:szCs w:val="18"/>
-          <w:lang w:eastAsia="en-US"/>
-        </w:rPr>
-        <w:t xml:space="preserve">    {</w:t>
-      </w:r>
-    </w:p>
-    <w:p>
-      <w:pPr>
-        <w:suppressAutoHyphens w:val="0"/>
-        <w:autoSpaceDE w:val="0"/>
-        <w:autoSpaceDN w:val="0"/>
-        <w:adjustRightInd w:val="0"/>
-        <w:rPr>
-          <w:rFonts w:ascii="Consolas" w:hAnsi="Consolas" w:cs="Consolas"/>
-          <w:color w:val="3A7C22" w:themeColor="accent6" w:themeShade="BF"/>
-          <w:sz w:val="18"/>
-          <w:szCs w:val="18"/>
-          <w:lang w:eastAsia="en-US"/>
-        </w:rPr>
-      </w:pPr>
-      <w:r>
-        <w:rPr>
-          <w:rFonts w:ascii="Consolas" w:hAnsi="Consolas" w:cs="Consolas"/>
-          <w:color w:val="000000"/>
-          <w:sz w:val="18"/>
-          <w:szCs w:val="18"/>
-          <w:lang w:eastAsia="en-US"/>
-        </w:rPr>
-        <w:tab/>
-        <w:t>//</w:t>
-      </w:r>
-      <w:r>
-        <w:rPr>
-          <w:rFonts w:ascii="Consolas" w:hAnsi="Consolas" w:cs="Consolas"/>
-          <w:color w:val="3A7C22" w:themeColor="accent6" w:themeShade="BF"/>
-          <w:sz w:val="18"/>
-          <w:szCs w:val="18"/>
-          <w:lang w:eastAsia="en-US"/>
-        </w:rPr>
-        <w:t xml:space="preserve"> throw </w:t>
-      </w:r>
-      <w:proofErr w:type="spellStart"/>
-      <w:r>
-        <w:rPr>
-          <w:rFonts w:ascii="Consolas" w:hAnsi="Consolas" w:cs="Consolas"/>
-          <w:color w:val="77206D" w:themeColor="accent5" w:themeShade="BF"/>
-          <w:sz w:val="18"/>
-          <w:szCs w:val="18"/>
-          <w:lang w:eastAsia="en-US"/>
-        </w:rPr>
-        <w:t>Illegal</w:t>
-      </w:r>
-      <w:r>
-        <w:rPr>
-          <w:rFonts w:ascii="Consolas" w:hAnsi="Consolas" w:cs="Consolas"/>
-          <w:color w:val="77206D" w:themeColor="accent5" w:themeShade="BF"/>
-          <w:sz w:val="18"/>
-          <w:szCs w:val="18"/>
-          <w:lang w:eastAsia="en-US"/>
-        </w:rPr>
-        <w:t>ArgumentException</w:t>
-      </w:r>
-      <w:proofErr w:type="spellEnd"/>
-      <w:r>
-        <w:rPr>
-          <w:rFonts w:ascii="Consolas" w:hAnsi="Consolas" w:cs="Consolas"/>
-          <w:color w:val="3A7C22" w:themeColor="accent6" w:themeShade="BF"/>
-          <w:sz w:val="18"/>
-          <w:szCs w:val="18"/>
-          <w:lang w:eastAsia="en-US"/>
-        </w:rPr>
-        <w:t xml:space="preserve"> </w:t>
-      </w:r>
-      <w:r>
-        <w:rPr>
-          <w:rFonts w:ascii="Consolas" w:hAnsi="Consolas" w:cs="Consolas"/>
-          <w:color w:val="3A7C22" w:themeColor="accent6" w:themeShade="BF"/>
-          <w:sz w:val="18"/>
-          <w:szCs w:val="18"/>
-          <w:lang w:eastAsia="en-US"/>
-        </w:rPr>
-        <w:t>(or a custom exception)</w:t>
-      </w:r>
-    </w:p>
-    <w:p>
-      <w:pPr>
-        <w:suppressAutoHyphens w:val="0"/>
-        <w:autoSpaceDE w:val="0"/>
-        <w:autoSpaceDN w:val="0"/>
-        <w:adjustRightInd w:val="0"/>
-        <w:ind w:left="720"/>
-        <w:rPr>
-          <w:rFonts w:ascii="Consolas" w:hAnsi="Consolas" w:cs="Consolas"/>
-          <w:color w:val="3A7C22" w:themeColor="accent6" w:themeShade="BF"/>
-          <w:sz w:val="18"/>
-          <w:szCs w:val="18"/>
-          <w:lang w:eastAsia="en-US"/>
-        </w:rPr>
-      </w:pPr>
-      <w:r>
-        <w:rPr>
-          <w:rFonts w:ascii="Consolas" w:hAnsi="Consolas" w:cs="Consolas"/>
-          <w:color w:val="77206D" w:themeColor="accent5" w:themeShade="BF"/>
-          <w:sz w:val="18"/>
-          <w:szCs w:val="18"/>
-          <w:lang w:eastAsia="en-US"/>
-        </w:rPr>
-        <w:t xml:space="preserve">//  </w:t>
-      </w:r>
-      <w:r>
-        <w:rPr>
-          <w:rFonts w:ascii="Consolas" w:hAnsi="Consolas" w:cs="Consolas"/>
-          <w:color w:val="77206D" w:themeColor="accent5" w:themeShade="BF"/>
-          <w:sz w:val="18"/>
-          <w:szCs w:val="18"/>
-          <w:lang w:eastAsia="en-US"/>
-        </w:rPr>
-        <w:tab/>
-      </w:r>
-      <w:r>
-        <w:rPr>
-          <w:rFonts w:ascii="Consolas" w:hAnsi="Consolas" w:cs="Consolas"/>
-          <w:color w:val="3A7C22" w:themeColor="accent6" w:themeShade="BF"/>
-          <w:sz w:val="18"/>
-          <w:szCs w:val="18"/>
-          <w:lang w:eastAsia="en-US"/>
-        </w:rPr>
-        <w:t xml:space="preserve">if username is </w:t>
-      </w:r>
-      <w:r>
-        <w:rPr>
-          <w:rFonts w:ascii="Consolas" w:hAnsi="Consolas" w:cs="Consolas"/>
-          <w:color w:val="00B0F0"/>
-          <w:sz w:val="18"/>
-          <w:szCs w:val="18"/>
-          <w:lang w:eastAsia="en-US"/>
-        </w:rPr>
-        <w:t>null</w:t>
-      </w:r>
-    </w:p>
-    <w:p>
-      <w:pPr>
-        <w:suppressAutoHyphens w:val="0"/>
-        <w:autoSpaceDE w:val="0"/>
-        <w:autoSpaceDN w:val="0"/>
-        <w:adjustRightInd w:val="0"/>
-        <w:ind w:firstLine="720"/>
-        <w:rPr>
-          <w:rFonts w:ascii="Consolas" w:hAnsi="Consolas" w:cs="Consolas"/>
-          <w:color w:val="3A7C22" w:themeColor="accent6" w:themeShade="BF"/>
-          <w:sz w:val="18"/>
-          <w:szCs w:val="18"/>
-          <w:lang w:eastAsia="en-US"/>
-        </w:rPr>
-      </w:pPr>
-      <w:r>
-        <w:rPr>
-          <w:rFonts w:ascii="Consolas" w:hAnsi="Consolas" w:cs="Consolas"/>
-          <w:color w:val="77206D" w:themeColor="accent5" w:themeShade="BF"/>
-          <w:sz w:val="18"/>
-          <w:szCs w:val="18"/>
-          <w:lang w:eastAsia="en-US"/>
-        </w:rPr>
-        <w:t xml:space="preserve">//  </w:t>
-      </w:r>
-      <w:r>
-        <w:rPr>
-          <w:rFonts w:ascii="Consolas" w:hAnsi="Consolas" w:cs="Consolas"/>
-          <w:color w:val="77206D" w:themeColor="accent5" w:themeShade="BF"/>
-          <w:sz w:val="18"/>
-          <w:szCs w:val="18"/>
-          <w:lang w:eastAsia="en-US"/>
-        </w:rPr>
-        <w:tab/>
-      </w:r>
-      <w:r>
-        <w:rPr>
-          <w:rFonts w:ascii="Consolas" w:hAnsi="Consolas" w:cs="Consolas"/>
-          <w:color w:val="3A7C22" w:themeColor="accent6" w:themeShade="BF"/>
-          <w:sz w:val="18"/>
-          <w:szCs w:val="18"/>
-          <w:lang w:eastAsia="en-US"/>
-        </w:rPr>
-        <w:t xml:space="preserve">if username is </w:t>
-      </w:r>
-      <w:r>
-        <w:rPr>
-          <w:rFonts w:ascii="Consolas" w:hAnsi="Consolas" w:cs="Consolas"/>
-          <w:color w:val="00B0F0"/>
-          <w:sz w:val="18"/>
-          <w:szCs w:val="18"/>
-          <w:lang w:eastAsia="en-US"/>
-        </w:rPr>
-        <w:t xml:space="preserve">empty </w:t>
-      </w:r>
-      <w:r>
-        <w:rPr>
-          <w:rFonts w:ascii="Consolas" w:hAnsi="Consolas" w:cs="Consolas"/>
-          <w:color w:val="3A7C22" w:themeColor="accent6" w:themeShade="BF"/>
-          <w:sz w:val="18"/>
-          <w:szCs w:val="18"/>
-          <w:lang w:eastAsia="en-US"/>
-        </w:rPr>
-        <w:t>(spaces/tabs)</w:t>
-      </w:r>
-    </w:p>
-    <w:p>
-      <w:pPr>
-        <w:suppressAutoHyphens w:val="0"/>
-        <w:autoSpaceDE w:val="0"/>
-        <w:autoSpaceDN w:val="0"/>
-        <w:adjustRightInd w:val="0"/>
-        <w:ind w:firstLine="720"/>
-        <w:rPr>
-          <w:rFonts w:ascii="Consolas" w:hAnsi="Consolas" w:cs="Consolas"/>
-          <w:color w:val="3A7C22" w:themeColor="accent6" w:themeShade="BF"/>
-          <w:sz w:val="18"/>
-          <w:szCs w:val="18"/>
-          <w:lang w:eastAsia="en-US"/>
-        </w:rPr>
-      </w:pPr>
-      <w:r>
-        <w:rPr>
-          <w:rFonts w:ascii="Consolas" w:hAnsi="Consolas" w:cs="Consolas"/>
-          <w:color w:val="3A7C22" w:themeColor="accent6" w:themeShade="BF"/>
-          <w:sz w:val="18"/>
-          <w:szCs w:val="18"/>
-          <w:lang w:eastAsia="en-US"/>
-        </w:rPr>
-        <w:t xml:space="preserve">//  </w:t>
-      </w:r>
-      <w:r>
-        <w:rPr>
-          <w:rFonts w:ascii="Consolas" w:hAnsi="Consolas" w:cs="Consolas"/>
-          <w:color w:val="3A7C22" w:themeColor="accent6" w:themeShade="BF"/>
-          <w:sz w:val="18"/>
-          <w:szCs w:val="18"/>
-          <w:lang w:eastAsia="en-US"/>
-        </w:rPr>
-        <w:tab/>
-        <w:t>if user is not registered</w:t>
-      </w:r>
-      <w:r>
-        <w:rPr>
-          <w:rFonts w:ascii="Consolas" w:hAnsi="Consolas" w:cs="Consolas"/>
-          <w:color w:val="3A7C22" w:themeColor="accent6" w:themeShade="BF"/>
-          <w:sz w:val="18"/>
-          <w:szCs w:val="18"/>
-          <w:lang w:eastAsia="en-US"/>
-        </w:rPr>
-        <w:t xml:space="preserve"> </w:t>
-      </w:r>
-      <w:r>
-        <w:rPr>
-          <mc:AlternateContent>
-            <mc:Choice Requires="w16se"/>
-            <mc:Fallback>
-              <w:rFonts w:ascii="Segoe UI Emoji" w:eastAsia="Segoe UI Emoji" w:hAnsi="Segoe UI Emoji" w:cs="Segoe UI Emoji"/>
-            </mc:Fallback>
-          </mc:AlternateContent>
-        </w:rPr>
-        <mc:AlternateContent>
-          <mc:Choice Requires="w16se">
-            <w16se:symEx w16se:font="Segoe UI Emoji" w16se:char="2622"/>
-          </mc:Choice>
-          <mc:Fallback>
-            <w:t>☢</w:t>
-          </mc:Fallback>
-        </mc:AlternateContent>
-      </w:r>
-      <w:r>
-        <w:t>️</w:t>
-      </w:r>
-    </w:p>
-    <w:p>
-      <w:pPr>
-        <w:suppressAutoHyphens w:val="0"/>
-        <w:autoSpaceDE w:val="0"/>
-        <w:autoSpaceDN w:val="0"/>
-        <w:adjustRightInd w:val="0"/>
-        <w:ind w:left="720"/>
-        <w:rPr>
-          <w:rFonts w:ascii="Consolas" w:hAnsi="Consolas" w:cs="Consolas"/>
-          <w:color w:val="3A7C22" w:themeColor="accent6" w:themeShade="BF"/>
-          <w:sz w:val="18"/>
-          <w:szCs w:val="18"/>
-          <w:lang w:eastAsia="en-US"/>
-        </w:rPr>
-      </w:pPr>
-      <w:r>
-        <w:rPr>
-          <w:rFonts w:ascii="Consolas" w:hAnsi="Consolas" w:cs="Consolas"/>
-          <w:color w:val="3A7C22" w:themeColor="accent6" w:themeShade="BF"/>
-          <w:sz w:val="18"/>
-          <w:szCs w:val="18"/>
-          <w:lang w:eastAsia="en-US"/>
-        </w:rPr>
-        <w:t>//</w:t>
-      </w:r>
-      <w:r>
-        <w:rPr>
-          <w:rFonts w:ascii="Consolas" w:hAnsi="Consolas" w:cs="Consolas"/>
-          <w:color w:val="3A7C22" w:themeColor="accent6" w:themeShade="BF"/>
-          <w:sz w:val="18"/>
-          <w:szCs w:val="18"/>
-          <w:lang w:eastAsia="en-US"/>
-        </w:rPr>
-        <w:tab/>
-        <w:t xml:space="preserve">return </w:t>
-      </w:r>
-      <w:r>
-        <w:rPr>
-          <w:rFonts w:ascii="Consolas" w:hAnsi="Consolas" w:cs="Consolas"/>
-          <w:color w:val="00B0F0"/>
-          <w:sz w:val="18"/>
-          <w:szCs w:val="18"/>
-          <w:lang w:eastAsia="en-US"/>
-        </w:rPr>
-        <w:t>true</w:t>
-      </w:r>
-      <w:r>
-        <w:rPr>
-          <w:rFonts w:ascii="Consolas" w:hAnsi="Consolas" w:cs="Consolas"/>
-          <w:color w:val="3A7C22" w:themeColor="accent6" w:themeShade="BF"/>
-          <w:sz w:val="18"/>
-          <w:szCs w:val="18"/>
-          <w:lang w:eastAsia="en-US"/>
-        </w:rPr>
-        <w:t xml:space="preserve"> if username and password of an existing user</w:t>
-      </w:r>
-      <w:r>
-        <w:rPr>
-          <w:rFonts w:ascii="Consolas" w:hAnsi="Consolas" w:cs="Consolas"/>
-          <w:color w:val="3A7C22" w:themeColor="accent6" w:themeShade="BF"/>
-          <w:sz w:val="18"/>
-          <w:szCs w:val="18"/>
-          <w:lang w:eastAsia="en-US"/>
-        </w:rPr>
-        <w:t xml:space="preserve"> </w:t>
-      </w:r>
-      <w:r>
-        <w:rPr>
-          <mc:AlternateContent>
-            <mc:Choice Requires="w16se"/>
-            <mc:Fallback>
-              <w:rFonts w:ascii="Segoe UI Emoji" w:eastAsia="Segoe UI Emoji" w:hAnsi="Segoe UI Emoji" w:cs="Segoe UI Emoji"/>
-            </mc:Fallback>
-          </mc:AlternateContent>
-        </w:rPr>
-        <mc:AlternateContent>
-          <mc:Choice Requires="w16se">
-            <w16se:symEx w16se:font="Segoe UI Emoji" w16se:char="2622"/>
-          </mc:Choice>
-          <mc:Fallback>
-            <w:t>☢</w:t>
-          </mc:Fallback>
-        </mc:AlternateContent>
-      </w:r>
-      <w:r>
-        <w:t>️</w:t>
-      </w:r>
-    </w:p>
-    <w:p>
-      <w:pPr>
-        <w:suppressAutoHyphens w:val="0"/>
-        <w:autoSpaceDE w:val="0"/>
-        <w:autoSpaceDN w:val="0"/>
-        <w:adjustRightInd w:val="0"/>
-        <w:ind w:left="720"/>
-        <w:rPr>
-          <w:rFonts w:ascii="Consolas" w:hAnsi="Consolas" w:cs="Consolas"/>
-          <w:color w:val="3A7C22" w:themeColor="accent6" w:themeShade="BF"/>
-          <w:sz w:val="18"/>
-          <w:szCs w:val="18"/>
-          <w:lang w:eastAsia="en-US"/>
-        </w:rPr>
-      </w:pPr>
-      <w:r>
-        <w:rPr>
-          <w:rFonts w:ascii="Consolas" w:hAnsi="Consolas" w:cs="Consolas"/>
-          <w:color w:val="3A7C22" w:themeColor="accent6" w:themeShade="BF"/>
-          <w:sz w:val="18"/>
-          <w:szCs w:val="18"/>
-          <w:lang w:eastAsia="en-US"/>
-        </w:rPr>
-        <w:t xml:space="preserve">//     else return </w:t>
-      </w:r>
-      <w:r>
-        <w:rPr>
-          <w:rFonts w:ascii="Consolas" w:hAnsi="Consolas" w:cs="Consolas"/>
-          <w:color w:val="00B0F0"/>
-          <w:sz w:val="18"/>
-          <w:szCs w:val="18"/>
-          <w:lang w:eastAsia="en-US"/>
-        </w:rPr>
-        <w:t>false</w:t>
-      </w:r>
-    </w:p>
-    <w:p>
-      <w:pPr>
-        <w:suppressAutoHyphens w:val="0"/>
-        <w:autoSpaceDE w:val="0"/>
-        <w:autoSpaceDN w:val="0"/>
-        <w:adjustRightInd w:val="0"/>
-        <w:rPr>
-          <w:rFonts w:ascii="Consolas" w:hAnsi="Consolas" w:cs="Consolas"/>
-          <w:color w:val="000000"/>
-          <w:sz w:val="18"/>
-          <w:szCs w:val="18"/>
-          <w:lang w:eastAsia="en-US"/>
-        </w:rPr>
-      </w:pPr>
-      <w:r>
-        <w:rPr>
-          <w:rFonts w:ascii="Consolas" w:hAnsi="Consolas" w:cs="Consolas"/>
-          <w:color w:val="000000"/>
-          <w:sz w:val="18"/>
-          <w:szCs w:val="18"/>
-          <w:lang w:eastAsia="en-US"/>
-        </w:rPr>
-        <w:t xml:space="preserve">    }</w:t>
-      </w:r>
-    </w:p>
-    <w:p>
-      <w:pPr>
-        <w:suppressAutoHyphens w:val="0"/>
-        <w:autoSpaceDE w:val="0"/>
-        <w:autoSpaceDN w:val="0"/>
-        <w:adjustRightInd w:val="0"/>
-        <w:rPr>
-          <w:rFonts w:ascii="Consolas" w:hAnsi="Consolas" w:cs="Consolas"/>
-          <w:color w:val="000000"/>
-          <w:sz w:val="18"/>
-          <w:szCs w:val="18"/>
-          <w:lang w:eastAsia="en-US"/>
-        </w:rPr>
-      </w:pPr>
-    </w:p>
-    <w:p>
-      <w:pPr>
-        <w:suppressAutoHyphens w:val="0"/>
-        <w:autoSpaceDE w:val="0"/>
-        <w:autoSpaceDN w:val="0"/>
-        <w:adjustRightInd w:val="0"/>
-        <w:rPr>
-          <w:rFonts w:ascii="Consolas" w:hAnsi="Consolas" w:cs="Consolas"/>
-          <w:b/>
-          <w:bCs/>
-          <w:color w:val="000000"/>
-          <w:sz w:val="18"/>
-          <w:szCs w:val="18"/>
-          <w:lang w:eastAsia="en-US"/>
-        </w:rPr>
-      </w:pPr>
-      <w:r>
-        <w:rPr>
-          <w:rFonts w:ascii="Consolas" w:hAnsi="Consolas" w:cs="Consolas"/>
-          <w:b/>
-          <w:bCs/>
-          <w:color w:val="000000"/>
-          <w:sz w:val="18"/>
-          <w:szCs w:val="18"/>
-          <w:lang w:eastAsia="en-US"/>
-        </w:rPr>
-        <w:t xml:space="preserve">    </w:t>
-      </w:r>
-      <w:r>
-        <w:rPr>
-          <w:rFonts w:ascii="Consolas" w:hAnsi="Consolas" w:cs="Consolas"/>
-          <w:b/>
-          <w:bCs/>
-          <w:color w:val="0000FF"/>
-          <w:sz w:val="18"/>
-          <w:szCs w:val="18"/>
-          <w:lang w:eastAsia="en-US"/>
-        </w:rPr>
-        <w:t>public</w:t>
-      </w:r>
-      <w:r>
-        <w:rPr>
-          <w:rFonts w:ascii="Consolas" w:hAnsi="Consolas" w:cs="Consolas"/>
-          <w:b/>
-          <w:bCs/>
-          <w:color w:val="000000"/>
-          <w:sz w:val="18"/>
-          <w:szCs w:val="18"/>
-          <w:lang w:eastAsia="en-US"/>
-        </w:rPr>
-        <w:t xml:space="preserve"> bool </w:t>
-      </w:r>
-      <w:proofErr w:type="spellStart"/>
-      <w:r>
-        <w:rPr>
-          <w:rFonts w:ascii="Consolas" w:hAnsi="Consolas" w:cs="Consolas"/>
-          <w:b/>
-          <w:bCs/>
-          <w:color w:val="000000"/>
-          <w:sz w:val="18"/>
-          <w:szCs w:val="18"/>
-          <w:lang w:eastAsia="en-US"/>
-        </w:rPr>
-        <w:t>hasAccess</w:t>
-      </w:r>
-      <w:proofErr w:type="spellEnd"/>
-      <w:r>
-        <w:rPr>
-          <w:rFonts w:ascii="Consolas" w:hAnsi="Consolas" w:cs="Consolas"/>
-          <w:b/>
-          <w:bCs/>
-          <w:color w:val="000000"/>
-          <w:sz w:val="18"/>
-          <w:szCs w:val="18"/>
-          <w:lang w:eastAsia="en-US"/>
-        </w:rPr>
-        <w:t xml:space="preserve">(String username, String </w:t>
-      </w:r>
-      <w:proofErr w:type="spellStart"/>
-      <w:r>
-        <w:rPr>
-          <w:rFonts w:ascii="Consolas" w:hAnsi="Consolas" w:cs="Consolas"/>
-          <w:b/>
-          <w:bCs/>
-          <w:color w:val="000000"/>
-          <w:sz w:val="18"/>
-          <w:szCs w:val="18"/>
-          <w:lang w:eastAsia="en-US"/>
-        </w:rPr>
-        <w:t>requiredRole</w:t>
-      </w:r>
-      <w:proofErr w:type="spellEnd"/>
-      <w:r>
-        <w:rPr>
-          <w:rFonts w:ascii="Consolas" w:hAnsi="Consolas" w:cs="Consolas"/>
-          <w:b/>
-          <w:bCs/>
-          <w:color w:val="000000"/>
-          <w:sz w:val="18"/>
-          <w:szCs w:val="18"/>
-          <w:lang w:eastAsia="en-US"/>
-        </w:rPr>
-        <w:t>)</w:t>
-      </w:r>
-    </w:p>
-    <w:p>
-      <w:pPr>
-        <w:suppressAutoHyphens w:val="0"/>
-        <w:autoSpaceDE w:val="0"/>
-        <w:autoSpaceDN w:val="0"/>
-        <w:adjustRightInd w:val="0"/>
-        <w:rPr>
-          <w:rFonts w:ascii="Consolas" w:hAnsi="Consolas" w:cs="Consolas"/>
-          <w:color w:val="000000"/>
-          <w:sz w:val="18"/>
-          <w:szCs w:val="18"/>
-          <w:lang w:eastAsia="en-US"/>
-        </w:rPr>
-      </w:pPr>
-      <w:r>
-        <w:rPr>
-          <w:rFonts w:ascii="Consolas" w:hAnsi="Consolas" w:cs="Consolas"/>
-          <w:color w:val="000000"/>
-          <w:sz w:val="18"/>
-          <w:szCs w:val="18"/>
-          <w:lang w:eastAsia="en-US"/>
-        </w:rPr>
-        <w:t xml:space="preserve">    {</w:t>
-      </w:r>
-    </w:p>
-    <w:p>
-      <w:pPr>
-        <w:suppressAutoHyphens w:val="0"/>
-        <w:autoSpaceDE w:val="0"/>
-        <w:autoSpaceDN w:val="0"/>
-        <w:adjustRightInd w:val="0"/>
-        <w:rPr>
-          <w:rFonts w:ascii="Consolas" w:hAnsi="Consolas" w:cs="Consolas"/>
-          <w:color w:val="3A7C22" w:themeColor="accent6" w:themeShade="BF"/>
-          <w:sz w:val="18"/>
-          <w:szCs w:val="18"/>
-          <w:lang w:eastAsia="en-US"/>
-        </w:rPr>
-      </w:pPr>
-      <w:r>
-        <w:rPr>
-          <w:rFonts w:ascii="Consolas" w:hAnsi="Consolas" w:cs="Consolas"/>
-          <w:color w:val="000000"/>
-          <w:sz w:val="18"/>
-          <w:szCs w:val="18"/>
-          <w:lang w:eastAsia="en-US"/>
-        </w:rPr>
-        <w:t xml:space="preserve">        </w:t>
-      </w:r>
-      <w:r>
-        <w:rPr>
-          <w:rFonts w:ascii="Consolas" w:hAnsi="Consolas" w:cs="Consolas"/>
-          <w:color w:val="3A7C22" w:themeColor="accent6" w:themeShade="BF"/>
-          <w:sz w:val="18"/>
-          <w:szCs w:val="18"/>
-          <w:lang w:eastAsia="en-US"/>
-        </w:rPr>
-        <w:t xml:space="preserve">// throw </w:t>
-      </w:r>
-      <w:proofErr w:type="spellStart"/>
-      <w:r>
-        <w:rPr>
-          <w:rFonts w:ascii="Consolas" w:hAnsi="Consolas" w:cs="Consolas"/>
-          <w:color w:val="77206D" w:themeColor="accent5" w:themeShade="BF"/>
-          <w:sz w:val="18"/>
-          <w:szCs w:val="18"/>
-          <w:lang w:eastAsia="en-US"/>
-        </w:rPr>
-        <w:t>ArgumentException</w:t>
-      </w:r>
-      <w:proofErr w:type="spellEnd"/>
-      <w:r>
-        <w:rPr>
-          <w:rFonts w:ascii="Consolas" w:hAnsi="Consolas" w:cs="Consolas"/>
-          <w:color w:val="77206D" w:themeColor="accent5" w:themeShade="BF"/>
-          <w:sz w:val="18"/>
-          <w:szCs w:val="18"/>
-          <w:lang w:eastAsia="en-US"/>
-        </w:rPr>
-        <w:t xml:space="preserve"> </w:t>
-      </w:r>
-      <w:r>
-        <w:rPr>
-          <w:rFonts w:ascii="Consolas" w:hAnsi="Consolas" w:cs="Consolas"/>
-          <w:color w:val="3A7C22" w:themeColor="accent6" w:themeShade="BF"/>
-          <w:sz w:val="18"/>
-          <w:szCs w:val="18"/>
-          <w:lang w:eastAsia="en-US"/>
-        </w:rPr>
-        <w:t>if username is null or empty</w:t>
-      </w:r>
-    </w:p>
-    <w:p>
-      <w:pPr>
-        <w:suppressAutoHyphens w:val="0"/>
-        <w:autoSpaceDE w:val="0"/>
-        <w:autoSpaceDN w:val="0"/>
-        <w:adjustRightInd w:val="0"/>
-        <w:ind w:firstLine="720"/>
-        <w:rPr>
-          <w:rFonts w:ascii="Consolas" w:hAnsi="Consolas" w:cs="Consolas"/>
-          <w:b/>
-          <w:bCs/>
-          <w:color w:val="3A7C22" w:themeColor="accent6" w:themeShade="BF"/>
-          <w:sz w:val="18"/>
-          <w:szCs w:val="18"/>
-          <w:lang w:eastAsia="en-US"/>
-        </w:rPr>
-      </w:pPr>
-      <w:r>
-        <w:rPr>
-          <w:rFonts w:ascii="Consolas" w:hAnsi="Consolas" w:cs="Consolas"/>
-          <w:color w:val="3A7C22" w:themeColor="accent6" w:themeShade="BF"/>
-          <w:sz w:val="18"/>
-          <w:szCs w:val="18"/>
-          <w:lang w:eastAsia="en-US"/>
-        </w:rPr>
-        <w:t xml:space="preserve"> // return true if the user’s role matches the </w:t>
-      </w:r>
-      <w:proofErr w:type="spellStart"/>
-      <w:r>
-        <w:rPr>
-          <w:rFonts w:ascii="Consolas" w:hAnsi="Consolas" w:cs="Consolas"/>
-          <w:color w:val="3A7C22" w:themeColor="accent6" w:themeShade="BF"/>
-          <w:sz w:val="18"/>
-          <w:szCs w:val="18"/>
-          <w:lang w:eastAsia="en-US"/>
-        </w:rPr>
-        <w:t>requiredRole</w:t>
-      </w:r>
-      <w:proofErr w:type="spellEnd"/>
-    </w:p>
-    <w:p>
-      <w:pPr>
-        <w:suppressAutoHyphens w:val="0"/>
-        <w:autoSpaceDE w:val="0"/>
-        <w:autoSpaceDN w:val="0"/>
-        <w:adjustRightInd w:val="0"/>
-        <w:ind w:firstLine="720"/>
-        <w:rPr>
-          <w:rFonts w:ascii="Consolas" w:hAnsi="Consolas" w:cs="Consolas"/>
-          <w:color w:val="3A7C22" w:themeColor="accent6" w:themeShade="BF"/>
-          <w:sz w:val="18"/>
-          <w:szCs w:val="18"/>
-          <w:lang w:eastAsia="en-US"/>
-        </w:rPr>
-      </w:pPr>
-      <w:r>
-        <w:rPr>
-          <w:rFonts w:ascii="Consolas" w:hAnsi="Consolas" w:cs="Consolas"/>
-          <w:b/>
-          <w:bCs/>
-          <w:color w:val="3A7C22" w:themeColor="accent6" w:themeShade="BF"/>
-          <w:sz w:val="18"/>
-          <w:szCs w:val="18"/>
-          <w:lang w:eastAsia="en-US"/>
-        </w:rPr>
-        <w:t xml:space="preserve"> // </w:t>
-      </w:r>
-      <w:r>
-        <w:rPr>
-          <w:rFonts w:ascii="Consolas" w:hAnsi="Consolas" w:cs="Consolas"/>
-          <w:color w:val="3A7C22" w:themeColor="accent6" w:themeShade="BF"/>
-          <w:sz w:val="18"/>
-          <w:szCs w:val="18"/>
-          <w:lang w:eastAsia="en-US"/>
-        </w:rPr>
-        <w:t>else return false</w:t>
-      </w:r>
-    </w:p>
-    <w:p>
-      <w:pPr>
-        <w:suppressAutoHyphens w:val="0"/>
-        <w:autoSpaceDE w:val="0"/>
-        <w:autoSpaceDN w:val="0"/>
-        <w:adjustRightInd w:val="0"/>
-        <w:rPr>
-          <w:rFonts w:ascii="Consolas" w:hAnsi="Consolas" w:cs="Consolas"/>
-          <w:color w:val="000000"/>
-          <w:sz w:val="18"/>
-          <w:szCs w:val="18"/>
-          <w:lang w:eastAsia="en-US"/>
-        </w:rPr>
-      </w:pPr>
-      <w:r>
-        <w:rPr>
-          <w:rFonts w:ascii="Consolas" w:hAnsi="Consolas" w:cs="Consolas"/>
-          <w:color w:val="000000"/>
-          <w:sz w:val="18"/>
-          <w:szCs w:val="18"/>
-          <w:lang w:eastAsia="en-US"/>
-        </w:rPr>
-        <w:t xml:space="preserve">    }</w:t>
-      </w:r>
-    </w:p>
-    <w:p>
-      <w:pPr>
-        <w:suppressAutoHyphens w:val="0"/>
-        <w:autoSpaceDE w:val="0"/>
-        <w:autoSpaceDN w:val="0"/>
-        <w:adjustRightInd w:val="0"/>
-        <w:rPr>
-          <w:rFonts w:ascii="Consolas" w:hAnsi="Consolas" w:cs="Consolas"/>
-          <w:color w:val="000000"/>
-          <w:sz w:val="18"/>
-          <w:szCs w:val="18"/>
-          <w:lang w:eastAsia="en-US"/>
-        </w:rPr>
-      </w:pPr>
-      <w:r>
-        <w:rPr>
-          <w:rFonts w:ascii="Consolas" w:hAnsi="Consolas" w:cs="Consolas"/>
-          <w:color w:val="000000"/>
-          <w:sz w:val="18"/>
-          <w:szCs w:val="18"/>
-          <w:lang w:eastAsia="en-US"/>
-        </w:rPr>
-        <w:t>}</w:t>
-      </w:r>
-    </w:p>
-    <w:p>
-      <w:pPr>
-        <w:suppressAutoHyphens w:val="0"/>
-        <w:autoSpaceDE w:val="0"/>
-        <w:autoSpaceDN w:val="0"/>
-        <w:adjustRightInd w:val="0"/>
-        <w:rPr>
-          <w:rFonts w:ascii="Consolas" w:hAnsi="Consolas" w:cs="Consolas"/>
-          <w:color w:val="000000"/>
-          <w:sz w:val="18"/>
-          <w:szCs w:val="18"/>
-          <w:lang w:eastAsia="en-US"/>
-        </w:rPr>
-      </w:pPr>
-    </w:p>
-    <w:p>
-      <w:pPr>
-        <w:keepNext/>
-        <w:keepLines/>
-        <w:suppressAutoHyphens w:val="0"/>
-        <w:autoSpaceDE w:val="0"/>
-        <w:autoSpaceDN w:val="0"/>
-        <w:adjustRightInd w:val="0"/>
-        <w:rPr>
-          <w:rFonts w:ascii="Consolas" w:hAnsi="Consolas" w:cs="Consolas"/>
-          <w:b/>
-          <w:bCs/>
-          <w:color w:val="000000"/>
-          <w:sz w:val="19"/>
-          <w:szCs w:val="19"/>
-          <w:lang w:eastAsia="en-US"/>
-        </w:rPr>
-      </w:pPr>
-      <w:r>
-        <w:rPr>
-          <w:rFonts w:ascii="Consolas" w:hAnsi="Consolas" w:cs="Consolas"/>
-          <w:b/>
-          <w:bCs/>
-          <w:color w:val="0000FF"/>
-          <w:sz w:val="19"/>
-          <w:szCs w:val="19"/>
-          <w:lang w:eastAsia="en-US"/>
-        </w:rPr>
-        <w:lastRenderedPageBreak/>
-        <w:t>public</w:t>
-      </w:r>
-      <w:r>
-        <w:rPr>
-          <w:rFonts w:ascii="Consolas" w:hAnsi="Consolas" w:cs="Consolas"/>
-          <w:b/>
-          <w:bCs/>
-          <w:color w:val="000000"/>
-          <w:sz w:val="19"/>
-          <w:szCs w:val="19"/>
-          <w:lang w:eastAsia="en-US"/>
-        </w:rPr>
-        <w:t xml:space="preserve"> </w:t>
-      </w:r>
-      <w:r>
-        <w:rPr>
-          <w:rFonts w:ascii="Consolas" w:hAnsi="Consolas" w:cs="Consolas"/>
-          <w:b/>
-          <w:bCs/>
-          <w:color w:val="0000FF"/>
-          <w:sz w:val="19"/>
-          <w:szCs w:val="19"/>
-          <w:lang w:eastAsia="en-US"/>
-        </w:rPr>
-        <w:t>class</w:t>
-      </w:r>
-      <w:r>
-        <w:rPr>
-          <w:rFonts w:ascii="Consolas" w:hAnsi="Consolas" w:cs="Consolas"/>
-          <w:b/>
-          <w:bCs/>
-          <w:color w:val="000000"/>
-          <w:sz w:val="19"/>
-          <w:szCs w:val="19"/>
-          <w:lang w:eastAsia="en-US"/>
-        </w:rPr>
-        <w:t xml:space="preserve"> </w:t>
-      </w:r>
-      <w:r>
-        <w:rPr>
-          <w:rFonts w:ascii="Consolas" w:hAnsi="Consolas" w:cs="Consolas"/>
-          <w:b/>
-          <w:bCs/>
-          <w:color w:val="2B91AF"/>
-          <w:sz w:val="19"/>
-          <w:szCs w:val="19"/>
-          <w:lang w:eastAsia="en-US"/>
-        </w:rPr>
-        <w:t>User</w:t>
-      </w:r>
-    </w:p>
-    <w:p>
-      <w:pPr>
-        <w:keepNext/>
-        <w:keepLines/>
-        <w:suppressAutoHyphens w:val="0"/>
-        <w:autoSpaceDE w:val="0"/>
-        <w:autoSpaceDN w:val="0"/>
-        <w:adjustRightInd w:val="0"/>
-        <w:rPr>
-          <w:rFonts w:ascii="Consolas" w:hAnsi="Consolas" w:cs="Consolas"/>
-          <w:color w:val="000000"/>
-          <w:sz w:val="19"/>
-          <w:szCs w:val="19"/>
-          <w:lang w:eastAsia="en-US"/>
-        </w:rPr>
-      </w:pPr>
-      <w:r>
-        <w:rPr>
-          <w:rFonts w:ascii="Consolas" w:hAnsi="Consolas" w:cs="Consolas"/>
-          <w:color w:val="000000"/>
-          <w:sz w:val="19"/>
-          <w:szCs w:val="19"/>
-          <w:lang w:eastAsia="en-US"/>
-        </w:rPr>
-        <w:t>{</w:t>
-      </w:r>
-    </w:p>
-    <w:p>
-      <w:pPr>
-        <w:keepNext/>
-        <w:keepLines/>
-        <w:suppressAutoHyphens w:val="0"/>
-        <w:autoSpaceDE w:val="0"/>
-        <w:autoSpaceDN w:val="0"/>
-        <w:adjustRightInd w:val="0"/>
-        <w:rPr>
-          <w:rFonts w:ascii="Consolas" w:hAnsi="Consolas" w:cs="Consolas"/>
-          <w:color w:val="000000"/>
-          <w:sz w:val="19"/>
-          <w:szCs w:val="19"/>
-          <w:lang w:eastAsia="en-US"/>
-        </w:rPr>
-      </w:pPr>
-      <w:r>
-        <w:rPr>
-          <w:rFonts w:ascii="Consolas" w:hAnsi="Consolas" w:cs="Consolas"/>
-          <w:color w:val="000000"/>
-          <w:sz w:val="19"/>
-          <w:szCs w:val="19"/>
-          <w:lang w:eastAsia="en-US"/>
-        </w:rPr>
-        <w:t xml:space="preserve">    </w:t>
-      </w:r>
-      <w:r>
-        <w:rPr>
-          <w:rFonts w:ascii="Consolas" w:hAnsi="Consolas" w:cs="Consolas"/>
-          <w:color w:val="0000FF"/>
-          <w:sz w:val="19"/>
-          <w:szCs w:val="19"/>
-          <w:lang w:eastAsia="en-US"/>
-        </w:rPr>
-        <w:t>private</w:t>
-      </w:r>
-      <w:r>
-        <w:rPr>
-          <w:rFonts w:ascii="Consolas" w:hAnsi="Consolas" w:cs="Consolas"/>
-          <w:color w:val="000000"/>
-          <w:sz w:val="19"/>
-          <w:szCs w:val="19"/>
-          <w:lang w:eastAsia="en-US"/>
-        </w:rPr>
-        <w:t xml:space="preserve"> String username;</w:t>
-      </w:r>
-    </w:p>
-    <w:p>
-      <w:pPr>
-        <w:keepNext/>
-        <w:keepLines/>
-        <w:suppressAutoHyphens w:val="0"/>
-        <w:autoSpaceDE w:val="0"/>
-        <w:autoSpaceDN w:val="0"/>
-        <w:adjustRightInd w:val="0"/>
-        <w:rPr>
-          <w:rFonts w:ascii="Consolas" w:hAnsi="Consolas" w:cs="Consolas"/>
-          <w:color w:val="000000"/>
-          <w:sz w:val="19"/>
-          <w:szCs w:val="19"/>
-          <w:lang w:eastAsia="en-US"/>
-        </w:rPr>
-      </w:pPr>
-      <w:r>
-        <w:rPr>
-          <w:rFonts w:ascii="Consolas" w:hAnsi="Consolas" w:cs="Consolas"/>
-          <w:color w:val="000000"/>
-          <w:sz w:val="19"/>
-          <w:szCs w:val="19"/>
-          <w:lang w:eastAsia="en-US"/>
-        </w:rPr>
-        <w:t xml:space="preserve">    </w:t>
-      </w:r>
-      <w:r>
-        <w:rPr>
-          <w:rFonts w:ascii="Consolas" w:hAnsi="Consolas" w:cs="Consolas"/>
-          <w:color w:val="0000FF"/>
-          <w:sz w:val="19"/>
-          <w:szCs w:val="19"/>
-          <w:lang w:eastAsia="en-US"/>
-        </w:rPr>
-        <w:t>private</w:t>
-      </w:r>
-      <w:r>
-        <w:rPr>
-          <w:rFonts w:ascii="Consolas" w:hAnsi="Consolas" w:cs="Consolas"/>
-          <w:color w:val="000000"/>
-          <w:sz w:val="19"/>
-          <w:szCs w:val="19"/>
-          <w:lang w:eastAsia="en-US"/>
-        </w:rPr>
-        <w:t xml:space="preserve"> String password;</w:t>
-      </w:r>
-    </w:p>
-    <w:p>
-      <w:pPr>
-        <w:keepNext/>
-        <w:keepLines/>
-        <w:suppressAutoHyphens w:val="0"/>
-        <w:autoSpaceDE w:val="0"/>
-        <w:autoSpaceDN w:val="0"/>
-        <w:adjustRightInd w:val="0"/>
-        <w:rPr>
-          <w:rFonts w:ascii="Consolas" w:hAnsi="Consolas" w:cs="Consolas"/>
-          <w:color w:val="000000"/>
-          <w:sz w:val="19"/>
-          <w:szCs w:val="19"/>
-          <w:lang w:eastAsia="en-US"/>
-        </w:rPr>
-      </w:pPr>
-      <w:r>
-        <w:rPr>
-          <w:rFonts w:ascii="Consolas" w:hAnsi="Consolas" w:cs="Consolas"/>
-          <w:color w:val="000000"/>
-          <w:sz w:val="19"/>
-          <w:szCs w:val="19"/>
-          <w:lang w:eastAsia="en-US"/>
-        </w:rPr>
-        <w:t xml:space="preserve">    </w:t>
-      </w:r>
-      <w:r>
-        <w:rPr>
-          <w:rFonts w:ascii="Consolas" w:hAnsi="Consolas" w:cs="Consolas"/>
-          <w:color w:val="0000FF"/>
-          <w:sz w:val="19"/>
-          <w:szCs w:val="19"/>
-          <w:lang w:eastAsia="en-US"/>
-        </w:rPr>
-        <w:t>private</w:t>
-      </w:r>
-      <w:r>
-        <w:rPr>
-          <w:rFonts w:ascii="Consolas" w:hAnsi="Consolas" w:cs="Consolas"/>
-          <w:color w:val="000000"/>
-          <w:sz w:val="19"/>
-          <w:szCs w:val="19"/>
-          <w:lang w:eastAsia="en-US"/>
-        </w:rPr>
-        <w:t xml:space="preserve"> String role;</w:t>
-      </w:r>
-    </w:p>
-    <w:p>
-      <w:pPr>
-        <w:keepNext/>
-        <w:keepLines/>
-        <w:suppressAutoHyphens w:val="0"/>
-        <w:autoSpaceDE w:val="0"/>
-        <w:autoSpaceDN w:val="0"/>
-        <w:adjustRightInd w:val="0"/>
-        <w:rPr>
-          <w:rFonts w:ascii="Consolas" w:hAnsi="Consolas" w:cs="Consolas"/>
-          <w:color w:val="000000"/>
-          <w:sz w:val="19"/>
-          <w:szCs w:val="19"/>
-          <w:lang w:eastAsia="en-US"/>
-        </w:rPr>
-      </w:pPr>
-    </w:p>
-    <w:p>
-      <w:pPr>
-        <w:keepNext/>
-        <w:keepLines/>
-        <w:suppressAutoHyphens w:val="0"/>
-        <w:autoSpaceDE w:val="0"/>
-        <w:autoSpaceDN w:val="0"/>
-        <w:adjustRightInd w:val="0"/>
-        <w:rPr>
-          <w:rFonts w:ascii="Consolas" w:hAnsi="Consolas" w:cs="Consolas"/>
-          <w:b/>
-          <w:bCs/>
-          <w:color w:val="000000"/>
-          <w:sz w:val="19"/>
-          <w:szCs w:val="19"/>
-          <w:lang w:eastAsia="en-US"/>
-        </w:rPr>
-      </w:pPr>
-      <w:r>
-        <w:rPr>
-          <w:rFonts w:ascii="Consolas" w:hAnsi="Consolas" w:cs="Consolas"/>
-          <w:color w:val="000000"/>
-          <w:sz w:val="19"/>
-          <w:szCs w:val="19"/>
-          <w:lang w:eastAsia="en-US"/>
-        </w:rPr>
-        <w:t xml:space="preserve">    </w:t>
-      </w:r>
-      <w:r>
-        <w:rPr>
-          <w:rFonts w:ascii="Consolas" w:hAnsi="Consolas" w:cs="Consolas"/>
-          <w:b/>
-          <w:bCs/>
-          <w:color w:val="0000FF"/>
-          <w:sz w:val="19"/>
-          <w:szCs w:val="19"/>
-          <w:lang w:eastAsia="en-US"/>
-        </w:rPr>
-        <w:t>public</w:t>
-      </w:r>
-      <w:r>
-        <w:rPr>
-          <w:rFonts w:ascii="Consolas" w:hAnsi="Consolas" w:cs="Consolas"/>
-          <w:b/>
-          <w:bCs/>
-          <w:color w:val="000000"/>
-          <w:sz w:val="19"/>
-          <w:szCs w:val="19"/>
-          <w:lang w:eastAsia="en-US"/>
-        </w:rPr>
-        <w:t xml:space="preserve"> User(String username, String password, String role)</w:t>
-      </w:r>
-    </w:p>
-    <w:p>
-      <w:pPr>
-        <w:keepNext/>
-        <w:keepLines/>
-        <w:suppressAutoHyphens w:val="0"/>
-        <w:autoSpaceDE w:val="0"/>
-        <w:autoSpaceDN w:val="0"/>
-        <w:adjustRightInd w:val="0"/>
-        <w:rPr>
-          <w:rFonts w:ascii="Consolas" w:hAnsi="Consolas" w:cs="Consolas"/>
-          <w:color w:val="000000"/>
-          <w:sz w:val="19"/>
-          <w:szCs w:val="19"/>
-          <w:lang w:eastAsia="en-US"/>
-        </w:rPr>
-      </w:pPr>
-      <w:r>
-        <w:rPr>
-          <w:rFonts w:ascii="Consolas" w:hAnsi="Consolas" w:cs="Consolas"/>
-          <w:color w:val="000000"/>
-          <w:sz w:val="19"/>
-          <w:szCs w:val="19"/>
-          <w:lang w:eastAsia="en-US"/>
-        </w:rPr>
-        <w:t xml:space="preserve">    {</w:t>
-      </w:r>
-    </w:p>
-    <w:p>
-      <w:pPr>
-        <w:keepNext/>
-        <w:keepLines/>
-        <w:suppressAutoHyphens w:val="0"/>
-        <w:autoSpaceDE w:val="0"/>
-        <w:autoSpaceDN w:val="0"/>
-        <w:adjustRightInd w:val="0"/>
-        <w:rPr>
-          <w:rFonts w:ascii="Consolas" w:hAnsi="Consolas" w:cs="Consolas"/>
-          <w:color w:val="000000"/>
-          <w:sz w:val="19"/>
-          <w:szCs w:val="19"/>
-          <w:lang w:eastAsia="en-US"/>
-        </w:rPr>
-      </w:pPr>
-      <w:r>
-        <w:rPr>
-          <w:rFonts w:ascii="Consolas" w:hAnsi="Consolas" w:cs="Consolas"/>
-          <w:color w:val="000000"/>
-          <w:sz w:val="19"/>
-          <w:szCs w:val="19"/>
-          <w:lang w:eastAsia="en-US"/>
-        </w:rPr>
-        <w:t xml:space="preserve">        </w:t>
-      </w:r>
-      <w:proofErr w:type="spellStart"/>
-      <w:r>
-        <w:rPr>
-          <w:rFonts w:ascii="Consolas" w:hAnsi="Consolas" w:cs="Consolas"/>
-          <w:color w:val="0000FF"/>
-          <w:sz w:val="19"/>
-          <w:szCs w:val="19"/>
-          <w:lang w:eastAsia="en-US"/>
-        </w:rPr>
-        <w:t>this</w:t>
-      </w:r>
-      <w:r>
-        <w:rPr>
-          <w:rFonts w:ascii="Consolas" w:hAnsi="Consolas" w:cs="Consolas"/>
-          <w:color w:val="000000"/>
-          <w:sz w:val="19"/>
-          <w:szCs w:val="19"/>
-          <w:lang w:eastAsia="en-US"/>
-        </w:rPr>
-        <w:t>.username</w:t>
-      </w:r>
-      <w:proofErr w:type="spellEnd"/>
-      <w:r>
-        <w:rPr>
-          <w:rFonts w:ascii="Consolas" w:hAnsi="Consolas" w:cs="Consolas"/>
-          <w:color w:val="000000"/>
-          <w:sz w:val="19"/>
-          <w:szCs w:val="19"/>
-          <w:lang w:eastAsia="en-US"/>
-        </w:rPr>
-        <w:t xml:space="preserve"> = username;</w:t>
-      </w:r>
-    </w:p>
-    <w:p>
-      <w:pPr>
-        <w:keepNext/>
-        <w:keepLines/>
-        <w:suppressAutoHyphens w:val="0"/>
-        <w:autoSpaceDE w:val="0"/>
-        <w:autoSpaceDN w:val="0"/>
-        <w:adjustRightInd w:val="0"/>
-        <w:rPr>
-          <w:rFonts w:ascii="Consolas" w:hAnsi="Consolas" w:cs="Consolas"/>
-          <w:color w:val="000000"/>
-          <w:sz w:val="19"/>
-          <w:szCs w:val="19"/>
-          <w:lang w:eastAsia="en-US"/>
-        </w:rPr>
-      </w:pPr>
-      <w:r>
-        <w:rPr>
-          <w:rFonts w:ascii="Consolas" w:hAnsi="Consolas" w:cs="Consolas"/>
-          <w:color w:val="000000"/>
-          <w:sz w:val="19"/>
-          <w:szCs w:val="19"/>
-          <w:lang w:eastAsia="en-US"/>
-        </w:rPr>
-        <w:t xml:space="preserve">        </w:t>
-      </w:r>
-      <w:proofErr w:type="spellStart"/>
-      <w:r>
-        <w:rPr>
-          <w:rFonts w:ascii="Consolas" w:hAnsi="Consolas" w:cs="Consolas"/>
-          <w:color w:val="0000FF"/>
-          <w:sz w:val="19"/>
-          <w:szCs w:val="19"/>
-          <w:lang w:eastAsia="en-US"/>
-        </w:rPr>
-        <w:t>this</w:t>
-      </w:r>
-      <w:r>
-        <w:rPr>
-          <w:rFonts w:ascii="Consolas" w:hAnsi="Consolas" w:cs="Consolas"/>
-          <w:color w:val="000000"/>
-          <w:sz w:val="19"/>
-          <w:szCs w:val="19"/>
-          <w:lang w:eastAsia="en-US"/>
-        </w:rPr>
-        <w:t>.password</w:t>
-      </w:r>
-      <w:proofErr w:type="spellEnd"/>
-      <w:r>
-        <w:rPr>
-          <w:rFonts w:ascii="Consolas" w:hAnsi="Consolas" w:cs="Consolas"/>
-          <w:color w:val="000000"/>
-          <w:sz w:val="19"/>
-          <w:szCs w:val="19"/>
-          <w:lang w:eastAsia="en-US"/>
-        </w:rPr>
-        <w:t xml:space="preserve"> = password;</w:t>
-      </w:r>
-    </w:p>
-    <w:p>
-      <w:pPr>
-        <w:keepNext/>
-        <w:keepLines/>
-        <w:suppressAutoHyphens w:val="0"/>
-        <w:autoSpaceDE w:val="0"/>
-        <w:autoSpaceDN w:val="0"/>
-        <w:adjustRightInd w:val="0"/>
-        <w:rPr>
-          <w:rFonts w:ascii="Consolas" w:hAnsi="Consolas" w:cs="Consolas"/>
-          <w:color w:val="000000"/>
-          <w:sz w:val="19"/>
-          <w:szCs w:val="19"/>
-          <w:lang w:eastAsia="en-US"/>
-        </w:rPr>
-      </w:pPr>
-      <w:r>
-        <w:rPr>
-          <w:rFonts w:ascii="Consolas" w:hAnsi="Consolas" w:cs="Consolas"/>
-          <w:color w:val="000000"/>
-          <w:sz w:val="19"/>
-          <w:szCs w:val="19"/>
-          <w:lang w:eastAsia="en-US"/>
-        </w:rPr>
-        <w:t xml:space="preserve">        </w:t>
-      </w:r>
-      <w:proofErr w:type="spellStart"/>
-      <w:r>
-        <w:rPr>
-          <w:rFonts w:ascii="Consolas" w:hAnsi="Consolas" w:cs="Consolas"/>
-          <w:color w:val="0000FF"/>
-          <w:sz w:val="19"/>
-          <w:szCs w:val="19"/>
-          <w:lang w:eastAsia="en-US"/>
-        </w:rPr>
-        <w:t>this</w:t>
-      </w:r>
-      <w:r>
-        <w:rPr>
-          <w:rFonts w:ascii="Consolas" w:hAnsi="Consolas" w:cs="Consolas"/>
-          <w:color w:val="000000"/>
-          <w:sz w:val="19"/>
-          <w:szCs w:val="19"/>
-          <w:lang w:eastAsia="en-US"/>
-        </w:rPr>
-        <w:t>.role</w:t>
-      </w:r>
-      <w:proofErr w:type="spellEnd"/>
-      <w:r>
-        <w:rPr>
-          <w:rFonts w:ascii="Consolas" w:hAnsi="Consolas" w:cs="Consolas"/>
-          <w:color w:val="000000"/>
-          <w:sz w:val="19"/>
-          <w:szCs w:val="19"/>
-          <w:lang w:eastAsia="en-US"/>
-        </w:rPr>
-        <w:t xml:space="preserve"> = role;</w:t>
-      </w:r>
-    </w:p>
-    <w:p>
-      <w:pPr>
-        <w:keepNext/>
-        <w:keepLines/>
-        <w:suppressAutoHyphens w:val="0"/>
-        <w:autoSpaceDE w:val="0"/>
-        <w:autoSpaceDN w:val="0"/>
-        <w:adjustRightInd w:val="0"/>
-        <w:rPr>
-          <w:rFonts w:ascii="Consolas" w:hAnsi="Consolas" w:cs="Consolas"/>
-          <w:color w:val="000000"/>
-          <w:sz w:val="19"/>
-          <w:szCs w:val="19"/>
-          <w:lang w:eastAsia="en-US"/>
-        </w:rPr>
-      </w:pPr>
-      <w:r>
-        <w:rPr>
-          <w:rFonts w:ascii="Consolas" w:hAnsi="Consolas" w:cs="Consolas"/>
-          <w:color w:val="000000"/>
-          <w:sz w:val="19"/>
-          <w:szCs w:val="19"/>
-          <w:lang w:eastAsia="en-US"/>
-        </w:rPr>
-        <w:t xml:space="preserve">    }</w:t>
-      </w:r>
-    </w:p>
-    <w:p>
-      <w:pPr>
-        <w:keepNext/>
-        <w:keepLines/>
-        <w:suppressAutoHyphens w:val="0"/>
-        <w:autoSpaceDE w:val="0"/>
-        <w:autoSpaceDN w:val="0"/>
-        <w:adjustRightInd w:val="0"/>
-        <w:rPr>
-          <w:rFonts w:ascii="Consolas" w:hAnsi="Consolas" w:cs="Consolas"/>
-          <w:color w:val="000000"/>
-          <w:sz w:val="19"/>
-          <w:szCs w:val="19"/>
-          <w:lang w:eastAsia="en-US"/>
-        </w:rPr>
-      </w:pPr>
-    </w:p>
-    <w:p>
-      <w:pPr>
-        <w:keepNext/>
-        <w:keepLines/>
-        <w:suppressAutoHyphens w:val="0"/>
-        <w:autoSpaceDE w:val="0"/>
-        <w:autoSpaceDN w:val="0"/>
-        <w:adjustRightInd w:val="0"/>
-        <w:rPr>
-          <w:rFonts w:ascii="Consolas" w:hAnsi="Consolas" w:cs="Consolas"/>
-          <w:b/>
-          <w:bCs/>
-          <w:color w:val="000000"/>
-          <w:sz w:val="19"/>
-          <w:szCs w:val="19"/>
-          <w:lang w:eastAsia="en-US"/>
-        </w:rPr>
-      </w:pPr>
-      <w:r>
-        <w:rPr>
-          <w:rFonts w:ascii="Consolas" w:hAnsi="Consolas" w:cs="Consolas"/>
-          <w:b/>
-          <w:bCs/>
-          <w:color w:val="000000"/>
-          <w:sz w:val="19"/>
-          <w:szCs w:val="19"/>
-          <w:lang w:eastAsia="en-US"/>
-        </w:rPr>
-        <w:t xml:space="preserve">    </w:t>
-      </w:r>
-      <w:r>
-        <w:rPr>
-          <w:rFonts w:ascii="Consolas" w:hAnsi="Consolas" w:cs="Consolas"/>
-          <w:b/>
-          <w:bCs/>
-          <w:color w:val="0000FF"/>
-          <w:sz w:val="19"/>
-          <w:szCs w:val="19"/>
-          <w:lang w:eastAsia="en-US"/>
-        </w:rPr>
-        <w:t>public</w:t>
-      </w:r>
-      <w:r>
-        <w:rPr>
-          <w:rFonts w:ascii="Consolas" w:hAnsi="Consolas" w:cs="Consolas"/>
-          <w:b/>
-          <w:bCs/>
-          <w:color w:val="000000"/>
-          <w:sz w:val="19"/>
-          <w:szCs w:val="19"/>
-          <w:lang w:eastAsia="en-US"/>
-        </w:rPr>
-        <w:t xml:space="preserve"> String </w:t>
-      </w:r>
-      <w:proofErr w:type="spellStart"/>
-      <w:r>
-        <w:rPr>
-          <w:rFonts w:ascii="Consolas" w:hAnsi="Consolas" w:cs="Consolas"/>
-          <w:b/>
-          <w:bCs/>
-          <w:color w:val="000000"/>
-          <w:sz w:val="19"/>
-          <w:szCs w:val="19"/>
-          <w:lang w:eastAsia="en-US"/>
-        </w:rPr>
-        <w:t>getUsername</w:t>
-      </w:r>
-      <w:proofErr w:type="spellEnd"/>
-      <w:r>
-        <w:rPr>
-          <w:rFonts w:ascii="Consolas" w:hAnsi="Consolas" w:cs="Consolas"/>
-          <w:b/>
-          <w:bCs/>
-          <w:color w:val="000000"/>
-          <w:sz w:val="19"/>
-          <w:szCs w:val="19"/>
-          <w:lang w:eastAsia="en-US"/>
-        </w:rPr>
-        <w:t>()  {</w:t>
-      </w:r>
-    </w:p>
-    <w:p>
-      <w:pPr>
-        <w:keepNext/>
-        <w:keepLines/>
-        <w:suppressAutoHyphens w:val="0"/>
-        <w:autoSpaceDE w:val="0"/>
-        <w:autoSpaceDN w:val="0"/>
-        <w:adjustRightInd w:val="0"/>
-        <w:rPr>
-          <w:rFonts w:ascii="Consolas" w:hAnsi="Consolas" w:cs="Consolas"/>
-          <w:color w:val="000000"/>
-          <w:sz w:val="19"/>
-          <w:szCs w:val="19"/>
-          <w:lang w:eastAsia="en-US"/>
-        </w:rPr>
-      </w:pPr>
-      <w:r>
-        <w:rPr>
-          <w:rFonts w:ascii="Consolas" w:hAnsi="Consolas" w:cs="Consolas"/>
-          <w:color w:val="000000"/>
-          <w:sz w:val="19"/>
-          <w:szCs w:val="19"/>
-          <w:lang w:eastAsia="en-US"/>
-        </w:rPr>
-        <w:t xml:space="preserve">        </w:t>
-      </w:r>
-      <w:r>
-        <w:rPr>
-          <w:rFonts w:ascii="Consolas" w:hAnsi="Consolas" w:cs="Consolas"/>
-          <w:color w:val="0000FF"/>
-          <w:sz w:val="19"/>
-          <w:szCs w:val="19"/>
-          <w:lang w:eastAsia="en-US"/>
-        </w:rPr>
-        <w:t>return</w:t>
-      </w:r>
-      <w:r>
-        <w:rPr>
-          <w:rFonts w:ascii="Consolas" w:hAnsi="Consolas" w:cs="Consolas"/>
-          <w:color w:val="000000"/>
-          <w:sz w:val="19"/>
-          <w:szCs w:val="19"/>
-          <w:lang w:eastAsia="en-US"/>
-        </w:rPr>
-        <w:t xml:space="preserve"> username;</w:t>
-      </w:r>
-    </w:p>
-    <w:p>
-      <w:pPr>
-        <w:keepNext/>
-        <w:keepLines/>
-        <w:suppressAutoHyphens w:val="0"/>
-        <w:autoSpaceDE w:val="0"/>
-        <w:autoSpaceDN w:val="0"/>
-        <w:adjustRightInd w:val="0"/>
-        <w:rPr>
-          <w:rFonts w:ascii="Consolas" w:hAnsi="Consolas" w:cs="Consolas"/>
-          <w:color w:val="000000"/>
-          <w:sz w:val="19"/>
-          <w:szCs w:val="19"/>
-          <w:lang w:eastAsia="en-US"/>
-        </w:rPr>
-      </w:pPr>
-      <w:r>
-        <w:rPr>
-          <w:rFonts w:ascii="Consolas" w:hAnsi="Consolas" w:cs="Consolas"/>
-          <w:color w:val="000000"/>
-          <w:sz w:val="19"/>
-          <w:szCs w:val="19"/>
-          <w:lang w:eastAsia="en-US"/>
-        </w:rPr>
-        <w:t xml:space="preserve">    }</w:t>
-      </w:r>
-    </w:p>
-    <w:p>
-      <w:pPr>
-        <w:keepNext/>
-        <w:keepLines/>
-        <w:suppressAutoHyphens w:val="0"/>
-        <w:autoSpaceDE w:val="0"/>
-        <w:autoSpaceDN w:val="0"/>
-        <w:adjustRightInd w:val="0"/>
-        <w:rPr>
-          <w:rFonts w:ascii="Consolas" w:hAnsi="Consolas" w:cs="Consolas"/>
-          <w:color w:val="000000"/>
-          <w:sz w:val="19"/>
-          <w:szCs w:val="19"/>
-          <w:lang w:eastAsia="en-US"/>
-        </w:rPr>
-      </w:pPr>
-    </w:p>
-    <w:p>
-      <w:pPr>
-        <w:keepNext/>
-        <w:keepLines/>
-        <w:suppressAutoHyphens w:val="0"/>
-        <w:autoSpaceDE w:val="0"/>
-        <w:autoSpaceDN w:val="0"/>
-        <w:adjustRightInd w:val="0"/>
-        <w:rPr>
-          <w:rFonts w:ascii="Consolas" w:hAnsi="Consolas" w:cs="Consolas"/>
-          <w:b/>
-          <w:bCs/>
-          <w:color w:val="000000"/>
-          <w:sz w:val="19"/>
-          <w:szCs w:val="19"/>
-          <w:lang w:eastAsia="en-US"/>
-        </w:rPr>
-      </w:pPr>
-      <w:r>
-        <w:rPr>
-          <w:rFonts w:ascii="Consolas" w:hAnsi="Consolas" w:cs="Consolas"/>
-          <w:b/>
-          <w:bCs/>
-          <w:color w:val="000000"/>
-          <w:sz w:val="19"/>
-          <w:szCs w:val="19"/>
-          <w:lang w:eastAsia="en-US"/>
-        </w:rPr>
-        <w:t xml:space="preserve">    </w:t>
-      </w:r>
-      <w:r>
-        <w:rPr>
-          <w:rFonts w:ascii="Consolas" w:hAnsi="Consolas" w:cs="Consolas"/>
-          <w:b/>
-          <w:bCs/>
-          <w:color w:val="0000FF"/>
-          <w:sz w:val="19"/>
-          <w:szCs w:val="19"/>
-          <w:lang w:eastAsia="en-US"/>
-        </w:rPr>
-        <w:t>public</w:t>
-      </w:r>
-      <w:r>
-        <w:rPr>
-          <w:rFonts w:ascii="Consolas" w:hAnsi="Consolas" w:cs="Consolas"/>
-          <w:b/>
-          <w:bCs/>
-          <w:color w:val="000000"/>
-          <w:sz w:val="19"/>
-          <w:szCs w:val="19"/>
-          <w:lang w:eastAsia="en-US"/>
-        </w:rPr>
-        <w:t xml:space="preserve"> String </w:t>
-      </w:r>
-      <w:proofErr w:type="spellStart"/>
-      <w:r>
-        <w:rPr>
-          <w:rFonts w:ascii="Consolas" w:hAnsi="Consolas" w:cs="Consolas"/>
-          <w:b/>
-          <w:bCs/>
-          <w:color w:val="000000"/>
-          <w:sz w:val="19"/>
-          <w:szCs w:val="19"/>
-          <w:lang w:eastAsia="en-US"/>
-        </w:rPr>
-        <w:t>getPassword</w:t>
-      </w:r>
-      <w:proofErr w:type="spellEnd"/>
-      <w:r>
-        <w:rPr>
-          <w:rFonts w:ascii="Consolas" w:hAnsi="Consolas" w:cs="Consolas"/>
-          <w:b/>
-          <w:bCs/>
-          <w:color w:val="000000"/>
-          <w:sz w:val="19"/>
-          <w:szCs w:val="19"/>
-          <w:lang w:eastAsia="en-US"/>
-        </w:rPr>
-        <w:t>() {</w:t>
-      </w:r>
-    </w:p>
-    <w:p>
-      <w:pPr>
-        <w:keepNext/>
-        <w:keepLines/>
-        <w:suppressAutoHyphens w:val="0"/>
-        <w:autoSpaceDE w:val="0"/>
-        <w:autoSpaceDN w:val="0"/>
-        <w:adjustRightInd w:val="0"/>
-        <w:rPr>
-          <w:rFonts w:ascii="Consolas" w:hAnsi="Consolas" w:cs="Consolas"/>
-          <w:color w:val="000000"/>
-          <w:sz w:val="19"/>
-          <w:szCs w:val="19"/>
-          <w:lang w:eastAsia="en-US"/>
-        </w:rPr>
-      </w:pPr>
-      <w:r>
-        <w:rPr>
-          <w:rFonts w:ascii="Consolas" w:hAnsi="Consolas" w:cs="Consolas"/>
-          <w:color w:val="000000"/>
-          <w:sz w:val="19"/>
-          <w:szCs w:val="19"/>
-          <w:lang w:eastAsia="en-US"/>
-        </w:rPr>
-        <w:t xml:space="preserve">        </w:t>
-      </w:r>
-      <w:r>
-        <w:rPr>
-          <w:rFonts w:ascii="Consolas" w:hAnsi="Consolas" w:cs="Consolas"/>
-          <w:color w:val="0000FF"/>
-          <w:sz w:val="19"/>
-          <w:szCs w:val="19"/>
-          <w:lang w:eastAsia="en-US"/>
-        </w:rPr>
-        <w:t>return</w:t>
-      </w:r>
-      <w:r>
-        <w:rPr>
-          <w:rFonts w:ascii="Consolas" w:hAnsi="Consolas" w:cs="Consolas"/>
-          <w:color w:val="000000"/>
-          <w:sz w:val="19"/>
-          <w:szCs w:val="19"/>
-          <w:lang w:eastAsia="en-US"/>
-        </w:rPr>
-        <w:t xml:space="preserve"> password;</w:t>
-      </w:r>
-    </w:p>
-    <w:p>
-      <w:pPr>
-        <w:keepNext/>
-        <w:keepLines/>
-        <w:suppressAutoHyphens w:val="0"/>
-        <w:autoSpaceDE w:val="0"/>
-        <w:autoSpaceDN w:val="0"/>
-        <w:adjustRightInd w:val="0"/>
-        <w:rPr>
-          <w:rFonts w:ascii="Consolas" w:hAnsi="Consolas" w:cs="Consolas"/>
-          <w:color w:val="000000"/>
-          <w:sz w:val="19"/>
-          <w:szCs w:val="19"/>
-          <w:lang w:eastAsia="en-US"/>
-        </w:rPr>
-      </w:pPr>
-      <w:r>
-        <w:rPr>
-          <w:rFonts w:ascii="Consolas" w:hAnsi="Consolas" w:cs="Consolas"/>
-          <w:color w:val="000000"/>
-          <w:sz w:val="19"/>
-          <w:szCs w:val="19"/>
-          <w:lang w:eastAsia="en-US"/>
-        </w:rPr>
-        <w:t xml:space="preserve">    }</w:t>
-      </w:r>
-    </w:p>
-    <w:p>
-      <w:pPr>
-        <w:keepNext/>
-        <w:keepLines/>
-        <w:suppressAutoHyphens w:val="0"/>
-        <w:autoSpaceDE w:val="0"/>
-        <w:autoSpaceDN w:val="0"/>
-        <w:adjustRightInd w:val="0"/>
-        <w:rPr>
-          <w:rFonts w:ascii="Consolas" w:hAnsi="Consolas" w:cs="Consolas"/>
-          <w:color w:val="000000"/>
-          <w:sz w:val="19"/>
-          <w:szCs w:val="19"/>
-          <w:lang w:eastAsia="en-US"/>
-        </w:rPr>
-      </w:pPr>
-    </w:p>
-    <w:p>
-      <w:pPr>
-        <w:keepNext/>
-        <w:keepLines/>
-        <w:suppressAutoHyphens w:val="0"/>
-        <w:autoSpaceDE w:val="0"/>
-        <w:autoSpaceDN w:val="0"/>
-        <w:adjustRightInd w:val="0"/>
-        <w:rPr>
-          <w:rFonts w:ascii="Consolas" w:hAnsi="Consolas" w:cs="Consolas"/>
-          <w:b/>
-          <w:bCs/>
-          <w:color w:val="000000"/>
-          <w:sz w:val="19"/>
-          <w:szCs w:val="19"/>
-          <w:lang w:eastAsia="en-US"/>
-        </w:rPr>
-      </w:pPr>
-      <w:r>
-        <w:rPr>
-          <w:rFonts w:ascii="Consolas" w:hAnsi="Consolas" w:cs="Consolas"/>
-          <w:b/>
-          <w:bCs/>
-          <w:color w:val="000000"/>
-          <w:sz w:val="19"/>
-          <w:szCs w:val="19"/>
-          <w:lang w:eastAsia="en-US"/>
-        </w:rPr>
-        <w:t xml:space="preserve">    </w:t>
-      </w:r>
-      <w:r>
-        <w:rPr>
-          <w:rFonts w:ascii="Consolas" w:hAnsi="Consolas" w:cs="Consolas"/>
-          <w:b/>
-          <w:bCs/>
-          <w:color w:val="0000FF"/>
-          <w:sz w:val="19"/>
-          <w:szCs w:val="19"/>
-          <w:lang w:eastAsia="en-US"/>
-        </w:rPr>
-        <w:t>public</w:t>
-      </w:r>
-      <w:r>
-        <w:rPr>
-          <w:rFonts w:ascii="Consolas" w:hAnsi="Consolas" w:cs="Consolas"/>
-          <w:b/>
-          <w:bCs/>
-          <w:color w:val="000000"/>
-          <w:sz w:val="19"/>
-          <w:szCs w:val="19"/>
-          <w:lang w:eastAsia="en-US"/>
-        </w:rPr>
-        <w:t xml:space="preserve"> String </w:t>
-      </w:r>
-      <w:proofErr w:type="spellStart"/>
-      <w:r>
-        <w:rPr>
-          <w:rFonts w:ascii="Consolas" w:hAnsi="Consolas" w:cs="Consolas"/>
-          <w:b/>
-          <w:bCs/>
-          <w:color w:val="000000"/>
-          <w:sz w:val="19"/>
-          <w:szCs w:val="19"/>
-          <w:lang w:eastAsia="en-US"/>
-        </w:rPr>
-        <w:t>getRole</w:t>
-      </w:r>
-      <w:proofErr w:type="spellEnd"/>
-      <w:r>
-        <w:rPr>
-          <w:rFonts w:ascii="Consolas" w:hAnsi="Consolas" w:cs="Consolas"/>
-          <w:b/>
-          <w:bCs/>
-          <w:color w:val="000000"/>
-          <w:sz w:val="19"/>
-          <w:szCs w:val="19"/>
-          <w:lang w:eastAsia="en-US"/>
-        </w:rPr>
-        <w:t>()  {</w:t>
-      </w:r>
-    </w:p>
-    <w:p>
-      <w:pPr>
-        <w:keepNext/>
-        <w:keepLines/>
-        <w:suppressAutoHyphens w:val="0"/>
-        <w:autoSpaceDE w:val="0"/>
-        <w:autoSpaceDN w:val="0"/>
-        <w:adjustRightInd w:val="0"/>
-        <w:rPr>
-          <w:rFonts w:ascii="Consolas" w:hAnsi="Consolas" w:cs="Consolas"/>
-          <w:color w:val="000000"/>
-          <w:sz w:val="19"/>
-          <w:szCs w:val="19"/>
-          <w:lang w:eastAsia="en-US"/>
-        </w:rPr>
-      </w:pPr>
-      <w:r>
-        <w:rPr>
-          <w:rFonts w:ascii="Consolas" w:hAnsi="Consolas" w:cs="Consolas"/>
-          <w:color w:val="000000"/>
-          <w:sz w:val="19"/>
-          <w:szCs w:val="19"/>
-          <w:lang w:eastAsia="en-US"/>
-        </w:rPr>
-        <w:t xml:space="preserve">        </w:t>
-      </w:r>
-      <w:r>
-        <w:rPr>
-          <w:rFonts w:ascii="Consolas" w:hAnsi="Consolas" w:cs="Consolas"/>
-          <w:color w:val="0000FF"/>
-          <w:sz w:val="19"/>
-          <w:szCs w:val="19"/>
-          <w:lang w:eastAsia="en-US"/>
-        </w:rPr>
-        <w:t>return</w:t>
-      </w:r>
-      <w:r>
-        <w:rPr>
-          <w:rFonts w:ascii="Consolas" w:hAnsi="Consolas" w:cs="Consolas"/>
-          <w:color w:val="000000"/>
-          <w:sz w:val="19"/>
-          <w:szCs w:val="19"/>
-          <w:lang w:eastAsia="en-US"/>
-        </w:rPr>
-        <w:t xml:space="preserve"> role;</w:t>
-      </w:r>
-    </w:p>
-    <w:p>
-      <w:pPr>
-        <w:keepNext/>
-        <w:keepLines/>
-        <w:suppressAutoHyphens w:val="0"/>
-        <w:autoSpaceDE w:val="0"/>
-        <w:autoSpaceDN w:val="0"/>
-        <w:adjustRightInd w:val="0"/>
-        <w:rPr>
-          <w:rFonts w:ascii="Consolas" w:hAnsi="Consolas" w:cs="Consolas"/>
-          <w:color w:val="000000"/>
-          <w:sz w:val="19"/>
-          <w:szCs w:val="19"/>
-          <w:lang w:eastAsia="en-US"/>
-        </w:rPr>
-      </w:pPr>
-      <w:r>
-        <w:rPr>
-          <w:rFonts w:ascii="Consolas" w:hAnsi="Consolas" w:cs="Consolas"/>
-          <w:color w:val="000000"/>
-          <w:sz w:val="19"/>
-          <w:szCs w:val="19"/>
-          <w:lang w:eastAsia="en-US"/>
-        </w:rPr>
-        <w:t xml:space="preserve">    }</w:t>
-      </w:r>
-    </w:p>
-    <w:p>
-      <w:pPr>
-        <w:keepNext/>
-        <w:keepLines/>
-        <w:suppressAutoHyphens w:val="0"/>
-        <w:autoSpaceDE w:val="0"/>
-        <w:autoSpaceDN w:val="0"/>
-        <w:adjustRightInd w:val="0"/>
-        <w:rPr>
-          <w:rFonts w:ascii="Consolas" w:hAnsi="Consolas" w:cs="Consolas"/>
-          <w:color w:val="000000"/>
-          <w:sz w:val="19"/>
-          <w:szCs w:val="19"/>
-          <w:lang w:eastAsia="en-US"/>
-        </w:rPr>
-      </w:pPr>
-      <w:r>
-        <w:rPr>
-          <w:rFonts w:ascii="Consolas" w:hAnsi="Consolas" w:cs="Consolas"/>
-          <w:color w:val="000000"/>
-          <w:sz w:val="19"/>
-          <w:szCs w:val="19"/>
-          <w:lang w:eastAsia="en-US"/>
-        </w:rPr>
-        <w:t>}</w:t>
-      </w:r>
-    </w:p>
-    <w:p/>
+      <w:r>
+        <w:br/>
+      </w:r>
+    </w:p>
     <w:p>
       <w:pPr>
         <w:pStyle w:val="Heading2"/>
       </w:pPr>
       <w:r>
-        <w:t xml:space="preserve"> </w:t>
-      </w:r>
-    </w:p>
-    <w:p>
-      <w:pPr>
-        <w:suppressAutoHyphens w:val="0"/>
-        <w:rPr>
-          <w:rFonts w:asciiTheme="majorHAnsi" w:eastAsiaTheme="majorEastAsia" w:hAnsiTheme="majorHAnsi" w:cstheme="majorBidi"/>
-          <w:color w:val="0F4761" w:themeColor="accent1" w:themeShade="BF"/>
-          <w:sz w:val="32"/>
-          <w:szCs w:val="32"/>
-        </w:rPr>
-      </w:pPr>
-      <w:r>
-        <w:br w:type="page"/>
-      </w:r>
-    </w:p>
-    <w:p>
-      <w:pPr>
-        <w:pStyle w:val="Heading2"/>
-      </w:pPr>
-      <w:r>
-        <w:lastRenderedPageBreak/>
-        <w:t>Part 2: Write Unit Tests</w:t>
-      </w:r>
-    </w:p>
-    <w:p>
-      <w:pPr>
-        <w:keepNext/>
-        <w:keepLines/>
-      </w:pPr>
-      <w:r>
-        <w:t xml:space="preserve">Create a separate test project and write test methods for the following </w:t>
-      </w:r>
-      <w:r>
-        <w:rPr>
-          <w:b/>
-          <w:bCs/>
-        </w:rPr>
-        <w:t>scenarios</w:t>
-      </w:r>
-      <w:r>
-        <w:t>.</w:t>
-      </w:r>
-      <w:r>
-        <w:br/>
-      </w:r>
-    </w:p>
-    <w:p>
-      <w:pPr>
-        <w:pStyle w:val="Heading2"/>
-      </w:pPr>
-      <w:r>
-        <w:t xml:space="preserve"> </w:t>
-      </w:r>
-      <w:proofErr w:type="spellStart"/>
-      <w:r>
-        <w:t>RegisterUser</w:t>
-      </w:r>
-      <w:proofErr w:type="spellEnd"/>
-      <w:r>
-        <w:t xml:space="preserve"> Tests</w:t>
-      </w:r>
-    </w:p>
-    <w:p>
-      <w:pPr>
-        <w:pStyle w:val="ListParagraph"/>
-        <w:keepNext/>
-        <w:keepLines/>
-        <w:numPr>
-          <w:ilvl w:val="0"/>
-          <w:numId w:val="14"/>
-        </w:numPr>
-      </w:pPr>
-      <w:r>
-        <w:t>Valid user is registered successfully.</w:t>
-      </w:r>
-    </w:p>
-    <w:p>
-      <w:pPr>
-        <w:pStyle w:val="ListParagraph"/>
-        <w:keepNext/>
-        <w:keepLines/>
-        <w:numPr>
-          <w:ilvl w:val="0"/>
-          <w:numId w:val="14"/>
-        </w:numPr>
-      </w:pPr>
-      <w:r>
-        <w:t>Registering a duplicate username throws exception.</w:t>
-      </w:r>
-      <w:r>
-        <w:t xml:space="preserve"> </w:t>
-      </w:r>
-      <w:r>
-        <w:rPr>
-          <mc:AlternateContent>
-            <mc:Choice Requires="w16se"/>
-            <mc:Fallback>
-              <w:rFonts w:ascii="Segoe UI Emoji" w:eastAsia="Segoe UI Emoji" w:hAnsi="Segoe UI Emoji" w:cs="Segoe UI Emoji"/>
-            </mc:Fallback>
-          </mc:AlternateContent>
-        </w:rPr>
-        <mc:AlternateContent>
-          <mc:Choice Requires="w16se">
-            <w16se:symEx w16se:font="Segoe UI Emoji" w16se:char="2622"/>
-          </mc:Choice>
-          <mc:Fallback>
-            <w:t>☢</w:t>
-          </mc:Fallback>
-        </mc:AlternateContent>
-      </w:r>
-      <w:r>
-        <w:t>️</w:t>
-      </w:r>
-    </w:p>
-    <w:p>
-      <w:pPr>
-        <w:pStyle w:val="ListParagraph"/>
-        <w:keepNext/>
-        <w:keepLines/>
-        <w:numPr>
-          <w:ilvl w:val="0"/>
-          <w:numId w:val="14"/>
-        </w:numPr>
-      </w:pPr>
-      <w:r>
-        <w:t>Registering with a short password throws exception.</w:t>
-      </w:r>
-    </w:p>
-    <w:p>
-      <w:pPr>
-        <w:pStyle w:val="ListParagraph"/>
-        <w:keepNext/>
-        <w:keepLines/>
-        <w:numPr>
-          <w:ilvl w:val="0"/>
-          <w:numId w:val="14"/>
-        </w:numPr>
-      </w:pPr>
-      <w:r>
-        <w:t>Password without a number or special character throws exception.</w:t>
-      </w:r>
-    </w:p>
-    <w:p>
-      <w:pPr>
-        <w:pStyle w:val="ListParagraph"/>
-        <w:keepNext/>
-        <w:keepLines/>
-        <w:numPr>
-          <w:ilvl w:val="0"/>
-          <w:numId w:val="14"/>
-        </w:numPr>
-      </w:pPr>
-      <w:r>
-        <w:t>Invalid role throws exception.</w:t>
-      </w:r>
-    </w:p>
-    <w:p>
-      <w:pPr>
-        <w:pStyle w:val="ListParagraph"/>
-        <w:keepNext/>
-        <w:keepLines/>
-      </w:pPr>
-    </w:p>
-    <w:p>
-      <w:pPr>
-        <w:pStyle w:val="Heading2"/>
-      </w:pPr>
-      <w:r>
-        <w:t xml:space="preserve"> </w:t>
-      </w:r>
-      <w:proofErr w:type="spellStart"/>
-      <w:r>
-        <w:t>LoginUser</w:t>
-      </w:r>
-      <w:proofErr w:type="spellEnd"/>
-      <w:r>
-        <w:t xml:space="preserve"> Tests</w:t>
-      </w:r>
-    </w:p>
-    <w:p>
-      <w:pPr>
-        <w:pStyle w:val="ListParagraph"/>
-        <w:numPr>
-          <w:ilvl w:val="0"/>
-          <w:numId w:val="15"/>
-        </w:numPr>
-      </w:pPr>
-      <w:r>
-        <w:t>Login succeeds with correct credentials.</w:t>
-      </w:r>
-    </w:p>
-    <w:p>
-      <w:pPr>
-        <w:pStyle w:val="ListParagraph"/>
-        <w:numPr>
-          <w:ilvl w:val="0"/>
-          <w:numId w:val="15"/>
-        </w:numPr>
-      </w:pPr>
-      <w:r>
-        <w:t>Wrong password returns false.</w:t>
-      </w:r>
-    </w:p>
-    <w:p>
-      <w:pPr>
-        <w:pStyle w:val="ListParagraph"/>
-        <w:numPr>
-          <w:ilvl w:val="0"/>
-          <w:numId w:val="15"/>
-        </w:numPr>
-      </w:pPr>
-      <w:r>
-        <w:t>Null or whitespace username throws exception.</w:t>
-      </w:r>
-    </w:p>
-    <w:p>
-      <w:pPr>
-        <w:pStyle w:val="ListParagraph"/>
-        <w:numPr>
-          <w:ilvl w:val="0"/>
-          <w:numId w:val="15"/>
-        </w:numPr>
-      </w:pPr>
-      <w:r>
-        <w:t>Unregistered username throws exception.</w:t>
-      </w:r>
-      <w:r>
-        <w:t xml:space="preserve"> </w:t>
-      </w:r>
-      <w:r>
-        <w:rPr>
-          <mc:AlternateContent>
-            <mc:Choice Requires="w16se"/>
-            <mc:Fallback>
-              <w:rFonts w:ascii="Segoe UI Emoji" w:eastAsia="Segoe UI Emoji" w:hAnsi="Segoe UI Emoji" w:cs="Segoe UI Emoji"/>
-            </mc:Fallback>
-          </mc:AlternateContent>
-        </w:rPr>
-        <mc:AlternateContent>
-          <mc:Choice Requires="w16se">
-            <w16se:symEx w16se:font="Segoe UI Emoji" w16se:char="2622"/>
-          </mc:Choice>
-          <mc:Fallback>
-            <w:t>☢</w:t>
-          </mc:Fallback>
-        </mc:AlternateContent>
-      </w:r>
-      <w:r>
-        <w:t>️</w:t>
-      </w:r>
-      <w:r>
-        <w:br/>
-      </w:r>
-    </w:p>
-    <w:p>
-      <w:pPr>
-        <w:pStyle w:val="Heading2"/>
-      </w:pPr>
-      <w:proofErr w:type="spellStart"/>
-      <w:r>
-        <w:t>HasAccess</w:t>
-      </w:r>
-      <w:proofErr w:type="spellEnd"/>
-      <w:r>
-        <w:t xml:space="preserve"> Tests</w:t>
+        <w:t>HasAccess Tests</w:t>
       </w:r>
     </w:p>
     <w:p>
@@ -6744,8 +3267,74 @@
           <w:szCs w:val="32"/>
         </w:rPr>
         <w:lastRenderedPageBreak/>
+        <w:t xml:space="preserve">Part 3: </w:t>
+      </w:r>
+      <w:r>
+        <w:rPr>
+          <w:rFonts w:asciiTheme="majorHAnsi" w:eastAsiaTheme="majorEastAsia" w:hAnsiTheme="majorHAnsi" w:cstheme="majorBidi"/>
+          <w:b/>
+          <w:bCs/>
+          <w:color w:val="0F4761" w:themeColor="accent1" w:themeShade="BF"/>
+          <w:sz w:val="32"/>
+          <w:szCs w:val="32"/>
+        </w:rPr>
+        <w:t>(</w:t>
+      </w:r>
+      <w:r>
+        <w:rPr>
+          <w:rFonts w:asciiTheme="majorHAnsi" w:eastAsiaTheme="majorEastAsia" w:hAnsiTheme="majorHAnsi" w:cstheme="majorBidi"/>
+          <w:b/>
+          <w:bCs/>
+          <w:color w:val="0F4761" w:themeColor="accent1" w:themeShade="BF"/>
+          <w:sz w:val="32"/>
+          <w:szCs w:val="32"/>
+        </w:rPr>
+        <w:t>If you have time</w:t>
+      </w:r>
+      <w:r>
+        <w:rPr>
+          <w:rFonts w:asciiTheme="majorHAnsi" w:eastAsiaTheme="majorEastAsia" w:hAnsiTheme="majorHAnsi" w:cstheme="majorBidi"/>
+          <w:b/>
+          <w:bCs/>
+          <w:color w:val="0F4761" w:themeColor="accent1" w:themeShade="BF"/>
+          <w:sz w:val="32"/>
+          <w:szCs w:val="32"/>
+        </w:rPr>
+        <w:t>)</w:t>
+      </w:r>
+      <w:r>
+        <w:rPr>
+          <w:rFonts w:asciiTheme="majorHAnsi" w:eastAsiaTheme="majorEastAsia" w:hAnsiTheme="majorHAnsi" w:cstheme="majorBidi"/>
+          <w:b/>
+          <w:bCs/>
+          <w:color w:val="0F4761" w:themeColor="accent1" w:themeShade="BF"/>
+          <w:sz w:val="32"/>
+          <w:szCs w:val="32"/>
+        </w:rPr>
+        <w:br/>
+      </w:r>
+      <w:r>
+        <w:rPr>
+          <w:rFonts w:asciiTheme="majorHAnsi" w:eastAsiaTheme="majorEastAsia" w:hAnsiTheme="majorHAnsi" w:cstheme="majorBidi"/>
+          <w:b/>
+          <w:bCs/>
+          <w:color w:val="0F4761" w:themeColor="accent1" w:themeShade="BF"/>
+          <w:sz w:val="32"/>
+          <w:szCs w:val="32"/>
+        </w:rPr>
         <w:t>Integration test</w:t>
       </w:r>
+      <w:r>
+        <w:rPr>
+          <w:rFonts w:asciiTheme="majorHAnsi" w:eastAsiaTheme="majorEastAsia" w:hAnsiTheme="majorHAnsi" w:cstheme="majorBidi"/>
+          <w:b/>
+          <w:bCs/>
+          <w:color w:val="0F4761" w:themeColor="accent1" w:themeShade="BF"/>
+          <w:sz w:val="32"/>
+          <w:szCs w:val="32"/>
+        </w:rPr>
+        <w:t xml:space="preserve"> </w:t>
+      </w:r>
     </w:p>
     <w:p>
       <w:r>
@@ -6756,7 +3345,6 @@
       <w:r>
         <w:t xml:space="preserve">Before you begin, ensure you have the </w:t>
       </w:r>
-      <w:proofErr w:type="spellStart"/>
       <w:r>
         <w:rPr>
           <w:b/>
@@ -6764,7 +3352,6 @@
         </w:rPr>
         <w:t>RestAssured</w:t>
       </w:r>
-      <w:proofErr w:type="spellEnd"/>
       <w:r>
         <w:t xml:space="preserve"> module, which allows you to send API requests and validate responses in a structured way.</w:t>
       </w:r>
@@ -6825,7 +3412,6 @@
       <w:r>
         <w:t xml:space="preserve">Search for </w:t>
       </w:r>
-      <w:proofErr w:type="spellStart"/>
       <w:r>
         <w:rPr>
           <w:b/>
@@ -6833,7 +3419,6 @@
         </w:rPr>
         <w:t>restAssured</w:t>
       </w:r>
-      <w:proofErr w:type="spellEnd"/>
       <w:r>
         <w:t xml:space="preserve"> and then pick the first from the list below</w:t>
       </w:r>
@@ -6932,7 +3517,6 @@
         </w:rPr>
         <w:t>&lt;</w:t>
       </w:r>
-      <w:proofErr w:type="spellStart"/>
       <w:r>
         <w:rPr>
           <w:rFonts w:ascii="Consolas" w:eastAsia="Times New Roman" w:hAnsi="Consolas"/>
@@ -6944,7 +3528,6 @@
         </w:rPr>
         <w:t>groupId</w:t>
       </w:r>
-      <w:proofErr w:type="spellEnd"/>
       <w:r>
         <w:rPr>
           <w:rFonts w:ascii="Consolas" w:eastAsia="Times New Roman" w:hAnsi="Consolas"/>
@@ -6954,45 +3537,19 @@
           <w:sz w:val="20"/>
           <w:szCs w:val="20"/>
         </w:rPr>
-        <w:t>&gt;</w:t>
-      </w:r>
-      <w:proofErr w:type="spellStart"/>
+        <w:t>&gt;io.rest-assured&lt;/</w:t>
+      </w:r>
       <w:r>
         <w:rPr>
           <w:rFonts w:ascii="Consolas" w:eastAsia="Times New Roman" w:hAnsi="Consolas"/>
           <w:b/>
           <w:bCs/>
-          <w:color w:val="000000"/>
-          <w:sz w:val="20"/>
-          <w:szCs w:val="20"/>
-        </w:rPr>
-        <w:t>io.rest</w:t>
-      </w:r>
-      <w:proofErr w:type="spellEnd"/>
-      <w:r>
-        <w:rPr>
-          <w:rFonts w:ascii="Consolas" w:eastAsia="Times New Roman" w:hAnsi="Consolas"/>
-          <w:b/>
-          <w:bCs/>
-          <w:color w:val="000000"/>
-          <w:sz w:val="20"/>
-          <w:szCs w:val="20"/>
-        </w:rPr>
-        <w:t>-assured&lt;/</w:t>
-      </w:r>
-      <w:proofErr w:type="spellStart"/>
-      <w:r>
-        <w:rPr>
-          <w:rFonts w:ascii="Consolas" w:eastAsia="Times New Roman" w:hAnsi="Consolas"/>
-          <w:b/>
-          <w:bCs/>
           <w:color w:val="268BD2"/>
           <w:sz w:val="20"/>
           <w:szCs w:val="20"/>
         </w:rPr>
         <w:t>groupId</w:t>
       </w:r>
-      <w:proofErr w:type="spellEnd"/>
       <w:r>
         <w:rPr>
           <w:rFonts w:ascii="Consolas" w:eastAsia="Times New Roman" w:hAnsi="Consolas"/>
@@ -7031,7 +3588,6 @@
         </w:rPr>
         <w:t>&lt;</w:t>
       </w:r>
-      <w:proofErr w:type="spellStart"/>
       <w:r>
         <w:rPr>
           <w:rFonts w:ascii="Consolas" w:eastAsia="Times New Roman" w:hAnsi="Consolas"/>
@@ -7043,7 +3599,6 @@
         </w:rPr>
         <w:t>artifactId</w:t>
       </w:r>
-      <w:proofErr w:type="spellEnd"/>
       <w:r>
         <w:rPr>
           <w:rFonts w:ascii="Consolas" w:eastAsia="Times New Roman" w:hAnsi="Consolas"/>
@@ -7055,7 +3610,6 @@
         </w:rPr>
         <w:t>&gt;rest-assured&lt;/</w:t>
       </w:r>
-      <w:proofErr w:type="spellStart"/>
       <w:r>
         <w:rPr>
           <w:rFonts w:ascii="Consolas" w:eastAsia="Times New Roman" w:hAnsi="Consolas"/>
@@ -7067,7 +3621,6 @@
         </w:rPr>
         <w:t>artifactId</w:t>
       </w:r>
-      <w:proofErr w:type="spellEnd"/>
       <w:r>
         <w:rPr>
           <w:rFonts w:ascii="Consolas" w:eastAsia="Times New Roman" w:hAnsi="Consolas"/>
@@ -7284,7 +3837,6 @@
       <w:r>
         <w:t xml:space="preserve">Add a new class called </w:t>
       </w:r>
-      <w:proofErr w:type="spellStart"/>
       <w:r>
         <w:rPr>
           <w:b/>
@@ -7292,7 +3844,6 @@
         </w:rPr>
         <w:t>CustomerApiIntegration</w:t>
       </w:r>
-      <w:proofErr w:type="spellEnd"/>
       <w:r>
         <w:t xml:space="preserve"> to </w:t>
       </w:r>
@@ -7411,23 +3962,91 @@
           <w:rFonts w:ascii="Consolas" w:eastAsia="Times New Roman" w:hAnsi="Consolas" w:cs="Times New Roman"/>
           <w:color w:val="000000"/>
         </w:rPr>
+        <w:t xml:space="preserve"> io.restassured.RestAssured;</w:t>
+      </w:r>
+    </w:p>
+    <w:p>
+      <w:pPr>
+        <w:shd w:val="clear" w:color="auto" w:fill="FFFFFF"/>
+        <w:suppressAutoHyphens w:val="0"/>
+        <w:ind w:left="720"/>
+        <w:rPr>
+          <w:rFonts w:ascii="Consolas" w:eastAsia="Times New Roman" w:hAnsi="Consolas" w:cs="Times New Roman"/>
+          <w:color w:val="000000"/>
+        </w:rPr>
+      </w:pPr>
+      <w:r>
+        <w:rPr>
+          <w:rFonts w:ascii="Consolas" w:eastAsia="Times New Roman" w:hAnsi="Consolas" w:cs="Times New Roman"/>
+          <w:b/>
+          <w:bCs/>
+          <w:color w:val="7F0055"/>
+        </w:rPr>
+        <w:t>import</w:t>
+      </w:r>
+      <w:r>
+        <w:rPr>
+          <w:rFonts w:ascii="Consolas" w:eastAsia="Times New Roman" w:hAnsi="Consolas" w:cs="Times New Roman"/>
+          <w:color w:val="000000"/>
+        </w:rPr>
+        <w:t xml:space="preserve"> io.restassured.</w:t>
+      </w:r>
+      <w:r>
+        <w:rPr>
+          <w:rFonts w:ascii="Consolas" w:eastAsia="Times New Roman" w:hAnsi="Consolas" w:cs="Times New Roman"/>
+          <w:color w:val="000000"/>
+        </w:rPr>
+        <w:t>response.Response</w:t>
+      </w:r>
+      <w:r>
+        <w:rPr>
+          <w:rFonts w:ascii="Consolas" w:eastAsia="Times New Roman" w:hAnsi="Consolas" w:cs="Times New Roman"/>
+          <w:color w:val="000000"/>
+        </w:rPr>
+        <w:t>;</w:t>
+      </w:r>
+    </w:p>
+    <w:p>
+      <w:pPr>
+        <w:shd w:val="clear" w:color="auto" w:fill="FFFFFF"/>
+        <w:suppressAutoHyphens w:val="0"/>
+        <w:ind w:left="720"/>
+        <w:rPr>
+          <w:rFonts w:ascii="Consolas" w:eastAsia="Times New Roman" w:hAnsi="Consolas" w:cs="Times New Roman"/>
+          <w:color w:val="000000"/>
+        </w:rPr>
+      </w:pPr>
+      <w:r>
+        <w:rPr>
+          <w:rFonts w:ascii="Consolas" w:eastAsia="Times New Roman" w:hAnsi="Consolas" w:cs="Times New Roman"/>
+          <w:b/>
+          <w:bCs/>
+          <w:color w:val="7F0055"/>
+        </w:rPr>
+        <w:t>import</w:t>
+      </w:r>
+      <w:r>
+        <w:rPr>
+          <w:rFonts w:ascii="Consolas" w:eastAsia="Times New Roman" w:hAnsi="Consolas" w:cs="Times New Roman"/>
+          <w:color w:val="000000"/>
+        </w:rPr>
         <w:t xml:space="preserve"> </w:t>
       </w:r>
-      <w:proofErr w:type="spellStart"/>
-      <w:r>
-        <w:rPr>
-          <w:rFonts w:ascii="Consolas" w:eastAsia="Times New Roman" w:hAnsi="Consolas" w:cs="Times New Roman"/>
-          <w:color w:val="000000"/>
-        </w:rPr>
-        <w:t>io.restassured.RestAssured</w:t>
-      </w:r>
-      <w:proofErr w:type="spellEnd"/>
-      <w:r>
-        <w:rPr>
-          <w:rFonts w:ascii="Consolas" w:eastAsia="Times New Roman" w:hAnsi="Consolas" w:cs="Times New Roman"/>
-          <w:color w:val="000000"/>
-        </w:rPr>
-        <w:t>;</w:t>
+      <w:r>
+        <w:rPr>
+          <w:rFonts w:ascii="Consolas" w:eastAsia="Times New Roman" w:hAnsi="Consolas" w:cs="Times New Roman"/>
+          <w:b/>
+          <w:bCs/>
+          <w:color w:val="7F0055"/>
+        </w:rPr>
+        <w:t>static</w:t>
+      </w:r>
+      <w:r>
+        <w:rPr>
+          <w:rFonts w:ascii="Consolas" w:eastAsia="Times New Roman" w:hAnsi="Consolas" w:cs="Times New Roman"/>
+          <w:color w:val="000000"/>
+        </w:rPr>
+        <w:t xml:space="preserve"> io.restassured.RestAssured.*;</w:t>
       </w:r>
     </w:p>
     <w:p>
@@ -7440,6 +4059,19 @@
           <w:color w:val="000000"/>
         </w:rPr>
       </w:pPr>
+    </w:p>
+    <w:p>
+      <w:pPr>
+        <w:shd w:val="clear" w:color="auto" w:fill="FFFFFF"/>
+        <w:suppressAutoHyphens w:val="0"/>
+        <w:ind w:left="720"/>
+        <w:rPr>
+          <w:rFonts w:ascii="Consolas" w:eastAsia="Times New Roman" w:hAnsi="Consolas" w:cs="Times New Roman"/>
+          <w:b/>
+          <w:bCs/>
+          <w:color w:val="000000"/>
+        </w:rPr>
+      </w:pPr>
       <w:r>
         <w:rPr>
           <w:rFonts w:ascii="Consolas" w:eastAsia="Times New Roman" w:hAnsi="Consolas" w:cs="Times New Roman"/>
@@ -7447,49 +4079,17 @@
           <w:bCs/>
           <w:color w:val="7F0055"/>
         </w:rPr>
-        <w:t>import</w:t>
-      </w:r>
-      <w:r>
-        <w:rPr>
-          <w:rFonts w:ascii="Consolas" w:eastAsia="Times New Roman" w:hAnsi="Consolas" w:cs="Times New Roman"/>
+        <w:t>public</w:t>
+      </w:r>
+      <w:r>
+        <w:rPr>
+          <w:rFonts w:ascii="Consolas" w:eastAsia="Times New Roman" w:hAnsi="Consolas" w:cs="Times New Roman"/>
+          <w:b/>
+          <w:bCs/>
           <w:color w:val="000000"/>
         </w:rPr>
         <w:t xml:space="preserve"> </w:t>
       </w:r>
-      <w:proofErr w:type="spellStart"/>
-      <w:r>
-        <w:rPr>
-          <w:rFonts w:ascii="Consolas" w:eastAsia="Times New Roman" w:hAnsi="Consolas" w:cs="Times New Roman"/>
-          <w:color w:val="000000"/>
-        </w:rPr>
-        <w:t>io.restassured.</w:t>
-      </w:r>
-      <w:r>
-        <w:rPr>
-          <w:rFonts w:ascii="Consolas" w:eastAsia="Times New Roman" w:hAnsi="Consolas" w:cs="Times New Roman"/>
-          <w:color w:val="000000"/>
-        </w:rPr>
-        <w:t>response.Response</w:t>
-      </w:r>
-      <w:proofErr w:type="spellEnd"/>
-      <w:r>
-        <w:rPr>
-          <w:rFonts w:ascii="Consolas" w:eastAsia="Times New Roman" w:hAnsi="Consolas" w:cs="Times New Roman"/>
-          <w:color w:val="000000"/>
-        </w:rPr>
-        <w:t>;</w:t>
-      </w:r>
-    </w:p>
-    <w:p>
-      <w:pPr>
-        <w:shd w:val="clear" w:color="auto" w:fill="FFFFFF"/>
-        <w:suppressAutoHyphens w:val="0"/>
-        <w:ind w:left="720"/>
-        <w:rPr>
-          <w:rFonts w:ascii="Consolas" w:eastAsia="Times New Roman" w:hAnsi="Consolas" w:cs="Times New Roman"/>
-          <w:color w:val="000000"/>
-        </w:rPr>
-      </w:pPr>
       <w:r>
         <w:rPr>
           <w:rFonts w:ascii="Consolas" w:eastAsia="Times New Roman" w:hAnsi="Consolas" w:cs="Times New Roman"/>
@@ -7497,108 +4097,17 @@
           <w:bCs/>
           <w:color w:val="7F0055"/>
         </w:rPr>
-        <w:t>import</w:t>
-      </w:r>
-      <w:r>
-        <w:rPr>
-          <w:rFonts w:ascii="Consolas" w:eastAsia="Times New Roman" w:hAnsi="Consolas" w:cs="Times New Roman"/>
+        <w:t>class</w:t>
+      </w:r>
+      <w:r>
+        <w:rPr>
+          <w:rFonts w:ascii="Consolas" w:eastAsia="Times New Roman" w:hAnsi="Consolas" w:cs="Times New Roman"/>
+          <w:b/>
+          <w:bCs/>
           <w:color w:val="000000"/>
         </w:rPr>
         <w:t xml:space="preserve"> </w:t>
       </w:r>
-      <w:r>
-        <w:rPr>
-          <w:rFonts w:ascii="Consolas" w:eastAsia="Times New Roman" w:hAnsi="Consolas" w:cs="Times New Roman"/>
-          <w:b/>
-          <w:bCs/>
-          <w:color w:val="7F0055"/>
-        </w:rPr>
-        <w:t>static</w:t>
-      </w:r>
-      <w:r>
-        <w:rPr>
-          <w:rFonts w:ascii="Consolas" w:eastAsia="Times New Roman" w:hAnsi="Consolas" w:cs="Times New Roman"/>
-          <w:color w:val="000000"/>
-        </w:rPr>
-        <w:t xml:space="preserve"> </w:t>
-      </w:r>
-      <w:proofErr w:type="spellStart"/>
-      <w:r>
-        <w:rPr>
-          <w:rFonts w:ascii="Consolas" w:eastAsia="Times New Roman" w:hAnsi="Consolas" w:cs="Times New Roman"/>
-          <w:color w:val="000000"/>
-        </w:rPr>
-        <w:t>io.restassured.RestAssured</w:t>
-      </w:r>
-      <w:proofErr w:type="spellEnd"/>
-      <w:r>
-        <w:rPr>
-          <w:rFonts w:ascii="Consolas" w:eastAsia="Times New Roman" w:hAnsi="Consolas" w:cs="Times New Roman"/>
-          <w:color w:val="000000"/>
-        </w:rPr>
-        <w:t>.*;</w:t>
-      </w:r>
-    </w:p>
-    <w:p>
-      <w:pPr>
-        <w:shd w:val="clear" w:color="auto" w:fill="FFFFFF"/>
-        <w:suppressAutoHyphens w:val="0"/>
-        <w:ind w:left="720"/>
-        <w:rPr>
-          <w:rFonts w:ascii="Consolas" w:eastAsia="Times New Roman" w:hAnsi="Consolas" w:cs="Times New Roman"/>
-          <w:color w:val="000000"/>
-        </w:rPr>
-      </w:pPr>
-    </w:p>
-    <w:p>
-      <w:pPr>
-        <w:shd w:val="clear" w:color="auto" w:fill="FFFFFF"/>
-        <w:suppressAutoHyphens w:val="0"/>
-        <w:ind w:left="720"/>
-        <w:rPr>
-          <w:rFonts w:ascii="Consolas" w:eastAsia="Times New Roman" w:hAnsi="Consolas" w:cs="Times New Roman"/>
-          <w:b/>
-          <w:bCs/>
-          <w:color w:val="000000"/>
-        </w:rPr>
-      </w:pPr>
-      <w:r>
-        <w:rPr>
-          <w:rFonts w:ascii="Consolas" w:eastAsia="Times New Roman" w:hAnsi="Consolas" w:cs="Times New Roman"/>
-          <w:b/>
-          <w:bCs/>
-          <w:color w:val="7F0055"/>
-        </w:rPr>
-        <w:t>public</w:t>
-      </w:r>
-      <w:r>
-        <w:rPr>
-          <w:rFonts w:ascii="Consolas" w:eastAsia="Times New Roman" w:hAnsi="Consolas" w:cs="Times New Roman"/>
-          <w:b/>
-          <w:bCs/>
-          <w:color w:val="000000"/>
-        </w:rPr>
-        <w:t xml:space="preserve"> </w:t>
-      </w:r>
-      <w:r>
-        <w:rPr>
-          <w:rFonts w:ascii="Consolas" w:eastAsia="Times New Roman" w:hAnsi="Consolas" w:cs="Times New Roman"/>
-          <w:b/>
-          <w:bCs/>
-          <w:color w:val="7F0055"/>
-        </w:rPr>
-        <w:t>class</w:t>
-      </w:r>
-      <w:r>
-        <w:rPr>
-          <w:rFonts w:ascii="Consolas" w:eastAsia="Times New Roman" w:hAnsi="Consolas" w:cs="Times New Roman"/>
-          <w:b/>
-          <w:bCs/>
-          <w:color w:val="000000"/>
-        </w:rPr>
-        <w:t xml:space="preserve"> </w:t>
-      </w:r>
-      <w:proofErr w:type="spellStart"/>
       <w:r>
         <w:rPr>
           <w:b/>
@@ -7608,7 +4117,6 @@
         </w:rPr>
         <w:t>CustomerApiIntegration</w:t>
       </w:r>
-      <w:proofErr w:type="spellEnd"/>
       <w:r>
         <w:rPr>
           <w:rFonts w:ascii="Consolas" w:eastAsia="Times New Roman" w:hAnsi="Consolas" w:cs="Times New Roman"/>
@@ -7669,27 +4177,7 @@
           <w:bCs/>
           <w:color w:val="000000"/>
         </w:rPr>
-        <w:t xml:space="preserve"> String </w:t>
-      </w:r>
-      <w:proofErr w:type="spellStart"/>
-      <w:r>
-        <w:rPr>
-          <w:rFonts w:ascii="Consolas" w:eastAsia="Times New Roman" w:hAnsi="Consolas" w:cs="Times New Roman"/>
-          <w:b/>
-          <w:bCs/>
-          <w:color w:val="000000"/>
-        </w:rPr>
-        <w:t>getCustomers</w:t>
-      </w:r>
-      <w:proofErr w:type="spellEnd"/>
-      <w:r>
-        <w:rPr>
-          <w:rFonts w:ascii="Consolas" w:eastAsia="Times New Roman" w:hAnsi="Consolas" w:cs="Times New Roman"/>
-          <w:b/>
-          <w:bCs/>
-          <w:color w:val="000000"/>
-        </w:rPr>
-        <w:t>() {</w:t>
+        <w:t xml:space="preserve"> String getCustomers() {</w:t>
       </w:r>
     </w:p>
     <w:p>
@@ -7721,15 +4209,6 @@
           <w:color w:val="000000"/>
         </w:rPr>
         <w:tab/>
-      </w:r>
-      <w:proofErr w:type="spellStart"/>
-      <w:r>
-        <w:rPr>
-          <w:rFonts w:ascii="Consolas" w:eastAsia="Times New Roman" w:hAnsi="Consolas" w:cs="Times New Roman"/>
-          <w:b/>
-          <w:bCs/>
-          <w:color w:val="000000"/>
-        </w:rPr>
         <w:t>RestAssured.</w:t>
       </w:r>
       <w:r>
@@ -7743,7 +4222,6 @@
         </w:rPr>
         <w:t>baseURI</w:t>
       </w:r>
-      <w:proofErr w:type="spellEnd"/>
       <w:r>
         <w:rPr>
           <w:rFonts w:ascii="Consolas" w:eastAsia="Times New Roman" w:hAnsi="Consolas" w:cs="Times New Roman"/>
@@ -7760,7 +4238,25 @@
           <w:bCs/>
           <w:color w:val="2A00FF"/>
         </w:rPr>
-        <w:t>"https://tx100.glitch.me"</w:t>
+        <w:t>"https://tx100.</w:t>
+      </w:r>
+      <w:r>
+        <w:rPr>
+          <w:rFonts w:ascii="Consolas" w:eastAsia="Times New Roman" w:hAnsi="Consolas" w:cs="Times New Roman"/>
+          <w:b/>
+          <w:bCs/>
+          <w:color w:val="2A00FF"/>
+        </w:rPr>
+        <w:t>onrender.com</w:t>
+      </w:r>
+      <w:r>
+        <w:rPr>
+          <w:rFonts w:ascii="Consolas" w:eastAsia="Times New Roman" w:hAnsi="Consolas" w:cs="Times New Roman"/>
+          <w:b/>
+          <w:bCs/>
+          <w:color w:val="2A00FF"/>
+        </w:rPr>
+        <w:t>"</w:t>
       </w:r>
       <w:r>
         <w:rPr>
@@ -7821,7 +4317,6 @@
         </w:rPr>
         <w:t xml:space="preserve"> </w:t>
       </w:r>
-      <w:proofErr w:type="spellStart"/>
       <w:r>
         <w:rPr>
           <w:rFonts w:ascii="Consolas" w:eastAsia="Times New Roman" w:hAnsi="Consolas" w:cs="Times New Roman"/>
@@ -7831,7 +4326,6 @@
         </w:rPr>
         <w:t>response</w:t>
       </w:r>
-      <w:proofErr w:type="spellEnd"/>
       <w:r>
         <w:rPr>
           <w:rFonts w:ascii="Consolas" w:eastAsia="Times New Roman" w:hAnsi="Consolas" w:cs="Times New Roman"/>
@@ -7976,27 +4470,7 @@
           <w:bCs/>
           <w:color w:val="2A00FF"/>
         </w:rPr>
-        <w:t>"application/</w:t>
-      </w:r>
-      <w:proofErr w:type="spellStart"/>
-      <w:r>
-        <w:rPr>
-          <w:rFonts w:ascii="Consolas" w:eastAsia="Times New Roman" w:hAnsi="Consolas" w:cs="Times New Roman"/>
-          <w:b/>
-          <w:bCs/>
-          <w:color w:val="2A00FF"/>
-        </w:rPr>
-        <w:t>json</w:t>
-      </w:r>
-      <w:proofErr w:type="spellEnd"/>
-      <w:r>
-        <w:rPr>
-          <w:rFonts w:ascii="Consolas" w:eastAsia="Times New Roman" w:hAnsi="Consolas" w:cs="Times New Roman"/>
-          <w:b/>
-          <w:bCs/>
-          <w:color w:val="2A00FF"/>
-        </w:rPr>
-        <w:t>"</w:t>
+        <w:t>"application/json"</w:t>
       </w:r>
       <w:r>
         <w:rPr>
@@ -8107,27 +4581,7 @@
           <w:color w:val="000000"/>
         </w:rPr>
         <w:tab/>
-        <w:t>.then().</w:t>
-      </w:r>
-      <w:proofErr w:type="spellStart"/>
-      <w:r>
-        <w:rPr>
-          <w:rFonts w:ascii="Consolas" w:eastAsia="Times New Roman" w:hAnsi="Consolas" w:cs="Times New Roman"/>
-          <w:b/>
-          <w:bCs/>
-          <w:color w:val="000000"/>
-        </w:rPr>
-        <w:t>statusCode</w:t>
-      </w:r>
-      <w:proofErr w:type="spellEnd"/>
-      <w:r>
-        <w:rPr>
-          <w:rFonts w:ascii="Consolas" w:eastAsia="Times New Roman" w:hAnsi="Consolas" w:cs="Times New Roman"/>
-          <w:b/>
-          <w:bCs/>
-          <w:color w:val="000000"/>
-        </w:rPr>
-        <w:t xml:space="preserve">(200) </w:t>
+        <w:t xml:space="preserve">.then().statusCode(200) </w:t>
       </w:r>
       <w:r>
         <w:rPr>
@@ -8263,7 +4717,6 @@
         </w:rPr>
         <w:t xml:space="preserve"> </w:t>
       </w:r>
-      <w:proofErr w:type="spellStart"/>
       <w:r>
         <w:rPr>
           <w:rFonts w:ascii="Consolas" w:eastAsia="Times New Roman" w:hAnsi="Consolas" w:cs="Times New Roman"/>
@@ -8280,37 +4733,7 @@
           <w:bCs/>
           <w:color w:val="000000"/>
         </w:rPr>
-        <w:t>.getBody</w:t>
-      </w:r>
-      <w:proofErr w:type="spellEnd"/>
-      <w:r>
-        <w:rPr>
-          <w:rFonts w:ascii="Consolas" w:eastAsia="Times New Roman" w:hAnsi="Consolas" w:cs="Times New Roman"/>
-          <w:b/>
-          <w:bCs/>
-          <w:color w:val="000000"/>
-        </w:rPr>
-        <w:t>().</w:t>
-      </w:r>
-      <w:proofErr w:type="spellStart"/>
-      <w:r>
-        <w:rPr>
-          <w:rFonts w:ascii="Consolas" w:eastAsia="Times New Roman" w:hAnsi="Consolas" w:cs="Times New Roman"/>
-          <w:b/>
-          <w:bCs/>
-          <w:color w:val="000000"/>
-        </w:rPr>
-        <w:t>asPrettyString</w:t>
-      </w:r>
-      <w:proofErr w:type="spellEnd"/>
-      <w:r>
-        <w:rPr>
-          <w:rFonts w:ascii="Consolas" w:eastAsia="Times New Roman" w:hAnsi="Consolas" w:cs="Times New Roman"/>
-          <w:b/>
-          <w:bCs/>
-          <w:color w:val="000000"/>
-        </w:rPr>
-        <w:t>();</w:t>
+        <w:t>.getBody().asPrettyString();</w:t>
       </w:r>
     </w:p>
     <w:p>
@@ -8386,27 +4809,7 @@
           <w:bCs/>
           <w:color w:val="000000"/>
         </w:rPr>
-        <w:t xml:space="preserve"> String </w:t>
-      </w:r>
-      <w:proofErr w:type="spellStart"/>
-      <w:r>
-        <w:rPr>
-          <w:rFonts w:ascii="Consolas" w:eastAsia="Times New Roman" w:hAnsi="Consolas" w:cs="Times New Roman"/>
-          <w:b/>
-          <w:bCs/>
-          <w:color w:val="000000"/>
-        </w:rPr>
-        <w:t>getCustomerByID</w:t>
-      </w:r>
-      <w:proofErr w:type="spellEnd"/>
-      <w:r>
-        <w:rPr>
-          <w:rFonts w:ascii="Consolas" w:eastAsia="Times New Roman" w:hAnsi="Consolas" w:cs="Times New Roman"/>
-          <w:b/>
-          <w:bCs/>
-          <w:color w:val="000000"/>
-        </w:rPr>
-        <w:t xml:space="preserve">(String </w:t>
+        <w:t xml:space="preserve"> String getCustomerByID(String </w:t>
       </w:r>
       <w:r>
         <w:rPr>
@@ -8456,15 +4859,6 @@
           <w:color w:val="000000"/>
         </w:rPr>
         <w:tab/>
-      </w:r>
-      <w:proofErr w:type="spellStart"/>
-      <w:r>
-        <w:rPr>
-          <w:rFonts w:ascii="Consolas" w:eastAsia="Times New Roman" w:hAnsi="Consolas" w:cs="Times New Roman"/>
-          <w:b/>
-          <w:bCs/>
-          <w:color w:val="000000"/>
-        </w:rPr>
         <w:t>RestAssured.</w:t>
       </w:r>
       <w:r>
@@ -8478,7 +4872,6 @@
         </w:rPr>
         <w:t>baseURI</w:t>
       </w:r>
-      <w:proofErr w:type="spellEnd"/>
       <w:r>
         <w:rPr>
           <w:rFonts w:ascii="Consolas" w:eastAsia="Times New Roman" w:hAnsi="Consolas" w:cs="Times New Roman"/>
@@ -8495,7 +4888,34 @@
           <w:bCs/>
           <w:color w:val="2A00FF"/>
         </w:rPr>
-        <w:t>"https://tx100.glitch.me"</w:t>
+        <w:t>"https://tx100.</w:t>
+      </w:r>
+      <w:r>
+        <w:rPr>
+          <w:rFonts w:ascii="Consolas" w:eastAsia="Times New Roman" w:hAnsi="Consolas" w:cs="Times New Roman"/>
+          <w:b/>
+          <w:bCs/>
+          <w:color w:val="2A00FF"/>
+        </w:rPr>
+        <w:t>onrender.com</w:t>
+      </w:r>
+      <w:r>
+        <w:rPr>
+          <w:rFonts w:ascii="Consolas" w:eastAsia="Times New Roman" w:hAnsi="Consolas" w:cs="Times New Roman"/>
+          <w:b/>
+          <w:bCs/>
+          <w:color w:val="2A00FF"/>
+        </w:rPr>
+        <w:t xml:space="preserve"> </w:t>
+      </w:r>
+      <w:r>
+        <w:rPr>
+          <w:rFonts w:ascii="Consolas" w:eastAsia="Times New Roman" w:hAnsi="Consolas" w:cs="Times New Roman"/>
+          <w:b/>
+          <w:bCs/>
+          <w:color w:val="2A00FF"/>
+        </w:rPr>
+        <w:t>"</w:t>
       </w:r>
       <w:r>
         <w:rPr>
@@ -8556,7 +4976,6 @@
         </w:rPr>
         <w:t xml:space="preserve"> </w:t>
       </w:r>
-      <w:proofErr w:type="spellStart"/>
       <w:r>
         <w:rPr>
           <w:rFonts w:ascii="Consolas" w:eastAsia="Times New Roman" w:hAnsi="Consolas" w:cs="Times New Roman"/>
@@ -8566,7 +4985,6 @@
         </w:rPr>
         <w:t>response</w:t>
       </w:r>
-      <w:proofErr w:type="spellEnd"/>
       <w:r>
         <w:rPr>
           <w:rFonts w:ascii="Consolas" w:eastAsia="Times New Roman" w:hAnsi="Consolas" w:cs="Times New Roman"/>
@@ -8720,27 +5138,7 @@
           <w:bCs/>
           <w:color w:val="2A00FF"/>
         </w:rPr>
-        <w:t>"application/</w:t>
-      </w:r>
-      <w:proofErr w:type="spellStart"/>
-      <w:r>
-        <w:rPr>
-          <w:rFonts w:ascii="Consolas" w:eastAsia="Times New Roman" w:hAnsi="Consolas" w:cs="Times New Roman"/>
-          <w:b/>
-          <w:bCs/>
-          <w:color w:val="2A00FF"/>
-        </w:rPr>
-        <w:t>json</w:t>
-      </w:r>
-      <w:proofErr w:type="spellEnd"/>
-      <w:r>
-        <w:rPr>
-          <w:rFonts w:ascii="Consolas" w:eastAsia="Times New Roman" w:hAnsi="Consolas" w:cs="Times New Roman"/>
-          <w:b/>
-          <w:bCs/>
-          <w:color w:val="2A00FF"/>
-        </w:rPr>
-        <w:t>"</w:t>
+        <w:t>"application/json"</w:t>
       </w:r>
       <w:r>
         <w:rPr>
@@ -8867,27 +5265,7 @@
           <w:color w:val="000000"/>
         </w:rPr>
         <w:tab/>
-        <w:t>.then().</w:t>
-      </w:r>
-      <w:proofErr w:type="spellStart"/>
-      <w:r>
-        <w:rPr>
-          <w:rFonts w:ascii="Consolas" w:eastAsia="Times New Roman" w:hAnsi="Consolas" w:cs="Times New Roman"/>
-          <w:b/>
-          <w:bCs/>
-          <w:color w:val="000000"/>
-        </w:rPr>
-        <w:t>statusCode</w:t>
-      </w:r>
-      <w:proofErr w:type="spellEnd"/>
-      <w:r>
-        <w:rPr>
-          <w:rFonts w:ascii="Consolas" w:eastAsia="Times New Roman" w:hAnsi="Consolas" w:cs="Times New Roman"/>
-          <w:b/>
-          <w:bCs/>
-          <w:color w:val="000000"/>
-        </w:rPr>
-        <w:t xml:space="preserve">(200) </w:t>
+        <w:t xml:space="preserve">.then().statusCode(200) </w:t>
       </w:r>
       <w:r>
         <w:rPr>
@@ -9023,7 +5401,6 @@
         </w:rPr>
         <w:t xml:space="preserve"> </w:t>
       </w:r>
-      <w:proofErr w:type="spellStart"/>
       <w:r>
         <w:rPr>
           <w:rFonts w:ascii="Consolas" w:eastAsia="Times New Roman" w:hAnsi="Consolas" w:cs="Times New Roman"/>
@@ -9040,37 +5417,7 @@
           <w:bCs/>
           <w:color w:val="000000"/>
         </w:rPr>
-        <w:t>.getBody</w:t>
-      </w:r>
-      <w:proofErr w:type="spellEnd"/>
-      <w:r>
-        <w:rPr>
-          <w:rFonts w:ascii="Consolas" w:eastAsia="Times New Roman" w:hAnsi="Consolas" w:cs="Times New Roman"/>
-          <w:b/>
-          <w:bCs/>
-          <w:color w:val="000000"/>
-        </w:rPr>
-        <w:t>().</w:t>
-      </w:r>
-      <w:proofErr w:type="spellStart"/>
-      <w:r>
-        <w:rPr>
-          <w:rFonts w:ascii="Consolas" w:eastAsia="Times New Roman" w:hAnsi="Consolas" w:cs="Times New Roman"/>
-          <w:b/>
-          <w:bCs/>
-          <w:color w:val="000000"/>
-        </w:rPr>
-        <w:t>asPrettyString</w:t>
-      </w:r>
-      <w:proofErr w:type="spellEnd"/>
-      <w:r>
-        <w:rPr>
-          <w:rFonts w:ascii="Consolas" w:eastAsia="Times New Roman" w:hAnsi="Consolas" w:cs="Times New Roman"/>
-          <w:b/>
-          <w:bCs/>
-          <w:color w:val="000000"/>
-        </w:rPr>
-        <w:t>();</w:t>
+        <w:t>.getBody().asPrettyString();</w:t>
       </w:r>
     </w:p>
     <w:p>
@@ -9092,6 +5439,7 @@
           <w:bCs/>
           <w:color w:val="000000"/>
         </w:rPr>
+        <w:lastRenderedPageBreak/>
         <w:tab/>
         <w:t>}</w:t>
       </w:r>
@@ -9433,7 +5781,6 @@
       <w:r>
         <w:t xml:space="preserve">Add a new class called </w:t>
       </w:r>
-      <w:proofErr w:type="spellStart"/>
       <w:r>
         <w:rPr>
           <w:b/>
@@ -9441,7 +5788,6 @@
         </w:rPr>
         <w:t>CustomerApiIntegrationTest</w:t>
       </w:r>
-      <w:proofErr w:type="spellEnd"/>
       <w:r>
         <w:t xml:space="preserve"> to </w:t>
       </w:r>
@@ -9518,7 +5864,6 @@
       <w:r>
         <w:t xml:space="preserve">Add the following sample code in the </w:t>
       </w:r>
-      <w:proofErr w:type="spellStart"/>
       <w:r>
         <w:rPr>
           <w:b/>
@@ -9526,7 +5871,6 @@
         </w:rPr>
         <w:t>CustomerApiIntegrationTest</w:t>
       </w:r>
-      <w:proofErr w:type="spellEnd"/>
       <w:r>
         <w:t xml:space="preserve">  file.</w:t>
       </w:r>
@@ -9642,33 +5986,7 @@
           <w:szCs w:val="20"/>
           <w:lang w:eastAsia="en-US"/>
         </w:rPr>
-        <w:t xml:space="preserve"> </w:t>
-      </w:r>
-      <w:proofErr w:type="spellStart"/>
-      <w:r>
-        <w:rPr>
-          <w:rFonts w:ascii="Consolas" w:hAnsi="Consolas" w:cs="Consolas"/>
-          <w:b/>
-          <w:bCs/>
-          <w:color w:val="000000"/>
-          <w:sz w:val="20"/>
-          <w:szCs w:val="20"/>
-          <w:lang w:eastAsia="en-US"/>
-        </w:rPr>
-        <w:t>org.junit.jupiter.api.Assertions</w:t>
-      </w:r>
-      <w:proofErr w:type="spellEnd"/>
-      <w:r>
-        <w:rPr>
-          <w:rFonts w:ascii="Consolas" w:hAnsi="Consolas" w:cs="Consolas"/>
-          <w:b/>
-          <w:bCs/>
-          <w:color w:val="000000"/>
-          <w:sz w:val="20"/>
-          <w:szCs w:val="20"/>
-          <w:lang w:eastAsia="en-US"/>
-        </w:rPr>
-        <w:t>.*;</w:t>
+        <w:t xml:space="preserve"> org.junit.jupiter.api.Assertions.*;</w:t>
       </w:r>
     </w:p>
     <w:p>
@@ -9707,33 +6025,7 @@
           <w:szCs w:val="20"/>
           <w:lang w:eastAsia="en-US"/>
         </w:rPr>
-        <w:t xml:space="preserve"> </w:t>
-      </w:r>
-      <w:proofErr w:type="spellStart"/>
-      <w:r>
-        <w:rPr>
-          <w:rFonts w:ascii="Consolas" w:hAnsi="Consolas" w:cs="Consolas"/>
-          <w:b/>
-          <w:bCs/>
-          <w:color w:val="000000"/>
-          <w:sz w:val="20"/>
-          <w:szCs w:val="20"/>
-          <w:lang w:eastAsia="en-US"/>
-        </w:rPr>
-        <w:t>org.junit.jupiter.api.BeforeEach</w:t>
-      </w:r>
-      <w:proofErr w:type="spellEnd"/>
-      <w:r>
-        <w:rPr>
-          <w:rFonts w:ascii="Consolas" w:hAnsi="Consolas" w:cs="Consolas"/>
-          <w:b/>
-          <w:bCs/>
-          <w:color w:val="000000"/>
-          <w:sz w:val="20"/>
-          <w:szCs w:val="20"/>
-          <w:lang w:eastAsia="en-US"/>
-        </w:rPr>
-        <w:t>;</w:t>
+        <w:t xml:space="preserve"> org.junit.jupiter.api.BeforeEach;</w:t>
       </w:r>
     </w:p>
     <w:p>
@@ -9772,33 +6064,7 @@
           <w:szCs w:val="20"/>
           <w:lang w:eastAsia="en-US"/>
         </w:rPr>
-        <w:t xml:space="preserve"> </w:t>
-      </w:r>
-      <w:proofErr w:type="spellStart"/>
-      <w:r>
-        <w:rPr>
-          <w:rFonts w:ascii="Consolas" w:hAnsi="Consolas" w:cs="Consolas"/>
-          <w:b/>
-          <w:bCs/>
-          <w:color w:val="000000"/>
-          <w:sz w:val="20"/>
-          <w:szCs w:val="20"/>
-          <w:lang w:eastAsia="en-US"/>
-        </w:rPr>
-        <w:t>org.junit.jupiter.api.Test</w:t>
-      </w:r>
-      <w:proofErr w:type="spellEnd"/>
-      <w:r>
-        <w:rPr>
-          <w:rFonts w:ascii="Consolas" w:hAnsi="Consolas" w:cs="Consolas"/>
-          <w:b/>
-          <w:bCs/>
-          <w:color w:val="000000"/>
-          <w:sz w:val="20"/>
-          <w:szCs w:val="20"/>
-          <w:lang w:eastAsia="en-US"/>
-        </w:rPr>
-        <w:t>;</w:t>
+        <w:t xml:space="preserve"> org.junit.jupiter.api.Test;</w:t>
       </w:r>
     </w:p>
     <w:p>
@@ -9860,7 +6126,6 @@
         </w:rPr>
         <w:t xml:space="preserve"> </w:t>
       </w:r>
-      <w:proofErr w:type="spellStart"/>
       <w:r>
         <w:rPr>
           <w:rFonts w:ascii="Consolas" w:hAnsi="Consolas" w:cs="Consolas"/>
@@ -9873,7 +6138,6 @@
         </w:rPr>
         <w:t>CustomerApiIntegrationTest</w:t>
       </w:r>
-      <w:proofErr w:type="spellEnd"/>
     </w:p>
     <w:p>
       <w:pPr>
@@ -9986,33 +6250,7 @@
           <w:szCs w:val="20"/>
           <w:lang w:eastAsia="en-US"/>
         </w:rPr>
-        <w:t xml:space="preserve"> </w:t>
-      </w:r>
-      <w:proofErr w:type="spellStart"/>
-      <w:r>
-        <w:rPr>
-          <w:rFonts w:ascii="Consolas" w:hAnsi="Consolas" w:cs="Consolas"/>
-          <w:b/>
-          <w:bCs/>
-          <w:color w:val="000000"/>
-          <w:sz w:val="20"/>
-          <w:szCs w:val="20"/>
-          <w:lang w:eastAsia="en-US"/>
-        </w:rPr>
-        <w:t>testFetchCustomerByID</w:t>
-      </w:r>
-      <w:proofErr w:type="spellEnd"/>
-      <w:r>
-        <w:rPr>
-          <w:rFonts w:ascii="Consolas" w:hAnsi="Consolas" w:cs="Consolas"/>
-          <w:b/>
-          <w:bCs/>
-          <w:color w:val="000000"/>
-          <w:sz w:val="20"/>
-          <w:szCs w:val="20"/>
-          <w:lang w:eastAsia="en-US"/>
-        </w:rPr>
-        <w:t>()</w:t>
+        <w:t xml:space="preserve"> testFetchCustomerByID()</w:t>
       </w:r>
     </w:p>
     <w:p>
@@ -10072,59 +6310,7 @@
           <w:szCs w:val="20"/>
           <w:lang w:eastAsia="en-US"/>
         </w:rPr>
-        <w:t xml:space="preserve">        </w:t>
-      </w:r>
-      <w:proofErr w:type="spellStart"/>
-      <w:r>
-        <w:rPr>
-          <w:rFonts w:ascii="Consolas" w:hAnsi="Consolas" w:cs="Consolas"/>
-          <w:b/>
-          <w:bCs/>
-          <w:color w:val="000000"/>
-          <w:sz w:val="20"/>
-          <w:szCs w:val="20"/>
-          <w:lang w:eastAsia="en-US"/>
-        </w:rPr>
-        <w:t>UserService</w:t>
-      </w:r>
-      <w:proofErr w:type="spellEnd"/>
-      <w:r>
-        <w:rPr>
-          <w:rFonts w:ascii="Consolas" w:hAnsi="Consolas" w:cs="Consolas"/>
-          <w:b/>
-          <w:bCs/>
-          <w:color w:val="000000"/>
-          <w:sz w:val="20"/>
-          <w:szCs w:val="20"/>
-          <w:lang w:eastAsia="en-US"/>
-        </w:rPr>
-        <w:t xml:space="preserve"> </w:t>
-      </w:r>
-      <w:proofErr w:type="spellStart"/>
-      <w:r>
-        <w:rPr>
-          <w:rFonts w:ascii="Consolas" w:hAnsi="Consolas" w:cs="Consolas"/>
-          <w:b/>
-          <w:bCs/>
-          <w:color w:val="000000"/>
-          <w:sz w:val="20"/>
-          <w:szCs w:val="20"/>
-          <w:lang w:eastAsia="en-US"/>
-        </w:rPr>
-        <w:t>userService</w:t>
-      </w:r>
-      <w:proofErr w:type="spellEnd"/>
-      <w:r>
-        <w:rPr>
-          <w:rFonts w:ascii="Consolas" w:hAnsi="Consolas" w:cs="Consolas"/>
-          <w:b/>
-          <w:bCs/>
-          <w:color w:val="000000"/>
-          <w:sz w:val="20"/>
-          <w:szCs w:val="20"/>
-          <w:lang w:eastAsia="en-US"/>
-        </w:rPr>
-        <w:t xml:space="preserve"> = </w:t>
+        <w:t xml:space="preserve">        UserService userService = </w:t>
       </w:r>
       <w:r>
         <w:rPr>
@@ -10148,33 +6334,7 @@
           <w:szCs w:val="20"/>
           <w:lang w:eastAsia="en-US"/>
         </w:rPr>
-        <w:t xml:space="preserve"> </w:t>
-      </w:r>
-      <w:proofErr w:type="spellStart"/>
-      <w:r>
-        <w:rPr>
-          <w:rFonts w:ascii="Consolas" w:hAnsi="Consolas" w:cs="Consolas"/>
-          <w:b/>
-          <w:bCs/>
-          <w:color w:val="000000"/>
-          <w:sz w:val="20"/>
-          <w:szCs w:val="20"/>
-          <w:lang w:eastAsia="en-US"/>
-        </w:rPr>
-        <w:t>UserService</w:t>
-      </w:r>
-      <w:proofErr w:type="spellEnd"/>
-      <w:r>
-        <w:rPr>
-          <w:rFonts w:ascii="Consolas" w:hAnsi="Consolas" w:cs="Consolas"/>
-          <w:b/>
-          <w:bCs/>
-          <w:color w:val="000000"/>
-          <w:sz w:val="20"/>
-          <w:szCs w:val="20"/>
-          <w:lang w:eastAsia="en-US"/>
-        </w:rPr>
-        <w:t>();</w:t>
+        <w:t xml:space="preserve"> UserService();</w:t>
       </w:r>
     </w:p>
     <w:p>
@@ -10204,33 +6364,7 @@
           <w:szCs w:val="20"/>
           <w:lang w:eastAsia="en-US"/>
         </w:rPr>
-        <w:t xml:space="preserve">        String result = </w:t>
-      </w:r>
-      <w:proofErr w:type="spellStart"/>
-      <w:r>
-        <w:rPr>
-          <w:rFonts w:ascii="Consolas" w:hAnsi="Consolas" w:cs="Consolas"/>
-          <w:b/>
-          <w:bCs/>
-          <w:color w:val="000000"/>
-          <w:sz w:val="20"/>
-          <w:szCs w:val="20"/>
-          <w:lang w:eastAsia="en-US"/>
-        </w:rPr>
-        <w:t>userService.getCustomerByID</w:t>
-      </w:r>
-      <w:proofErr w:type="spellEnd"/>
-      <w:r>
-        <w:rPr>
-          <w:rFonts w:ascii="Consolas" w:hAnsi="Consolas" w:cs="Consolas"/>
-          <w:b/>
-          <w:bCs/>
-          <w:color w:val="000000"/>
-          <w:sz w:val="20"/>
-          <w:szCs w:val="20"/>
-          <w:lang w:eastAsia="en-US"/>
-        </w:rPr>
-        <w:t>(</w:t>
+        <w:t xml:space="preserve">        String result = userService.getCustomerByID(</w:t>
       </w:r>
       <w:r>
         <w:rPr>
@@ -10284,59 +6418,7 @@
           <w:szCs w:val="20"/>
           <w:lang w:eastAsia="en-US"/>
         </w:rPr>
-        <w:t xml:space="preserve">        </w:t>
-      </w:r>
-      <w:proofErr w:type="spellStart"/>
-      <w:r>
-        <w:rPr>
-          <w:rFonts w:ascii="Consolas" w:hAnsi="Consolas" w:cs="Consolas"/>
-          <w:b/>
-          <w:bCs/>
-          <w:color w:val="000000"/>
-          <w:sz w:val="20"/>
-          <w:szCs w:val="20"/>
-          <w:lang w:eastAsia="en-US"/>
-        </w:rPr>
-        <w:t>assertTrue</w:t>
-      </w:r>
-      <w:proofErr w:type="spellEnd"/>
-      <w:r>
-        <w:rPr>
-          <w:rFonts w:ascii="Consolas" w:hAnsi="Consolas" w:cs="Consolas"/>
-          <w:b/>
-          <w:bCs/>
-          <w:color w:val="000000"/>
-          <w:sz w:val="20"/>
-          <w:szCs w:val="20"/>
-          <w:lang w:eastAsia="en-US"/>
-        </w:rPr>
-        <w:t>(</w:t>
-      </w:r>
-      <w:proofErr w:type="spellStart"/>
-      <w:r>
-        <w:rPr>
-          <w:rFonts w:ascii="Consolas" w:hAnsi="Consolas" w:cs="Consolas"/>
-          <w:b/>
-          <w:bCs/>
-          <w:color w:val="000000"/>
-          <w:sz w:val="20"/>
-          <w:szCs w:val="20"/>
-          <w:lang w:eastAsia="en-US"/>
-        </w:rPr>
-        <w:t>result.contains</w:t>
-      </w:r>
-      <w:proofErr w:type="spellEnd"/>
-      <w:r>
-        <w:rPr>
-          <w:rFonts w:ascii="Consolas" w:hAnsi="Consolas" w:cs="Consolas"/>
-          <w:b/>
-          <w:bCs/>
-          <w:color w:val="000000"/>
-          <w:sz w:val="20"/>
-          <w:szCs w:val="20"/>
-          <w:lang w:eastAsia="en-US"/>
-        </w:rPr>
-        <w:t>(</w:t>
+        <w:t xml:space="preserve">        assertTrue(result.contains(</w:t>
       </w:r>
       <w:r>
         <w:rPr>
@@ -10348,33 +6430,7 @@
           <w:szCs w:val="20"/>
           <w:lang w:eastAsia="en-US"/>
         </w:rPr>
-        <w:t xml:space="preserve">"Alfreds </w:t>
-      </w:r>
-      <w:proofErr w:type="spellStart"/>
-      <w:r>
-        <w:rPr>
-          <w:rFonts w:ascii="Consolas" w:hAnsi="Consolas" w:cs="Consolas"/>
-          <w:b/>
-          <w:bCs/>
-          <w:color w:val="A31515"/>
-          <w:sz w:val="20"/>
-          <w:szCs w:val="20"/>
-          <w:lang w:eastAsia="en-US"/>
-        </w:rPr>
-        <w:t>Futterkiste</w:t>
-      </w:r>
-      <w:proofErr w:type="spellEnd"/>
-      <w:r>
-        <w:rPr>
-          <w:rFonts w:ascii="Consolas" w:hAnsi="Consolas" w:cs="Consolas"/>
-          <w:b/>
-          <w:bCs/>
-          <w:color w:val="A31515"/>
-          <w:sz w:val="20"/>
-          <w:szCs w:val="20"/>
-          <w:lang w:eastAsia="en-US"/>
-        </w:rPr>
-        <w:t>"</w:t>
+        <w:t>"Alfreds Futterkiste"</w:t>
       </w:r>
       <w:r>
         <w:rPr>
@@ -10518,33 +6574,7 @@
           <w:szCs w:val="20"/>
           <w:lang w:eastAsia="en-US"/>
         </w:rPr>
-        <w:t xml:space="preserve"> </w:t>
-      </w:r>
-      <w:proofErr w:type="spellStart"/>
-      <w:r>
-        <w:rPr>
-          <w:rFonts w:ascii="Consolas" w:hAnsi="Consolas" w:cs="Consolas"/>
-          <w:b/>
-          <w:bCs/>
-          <w:color w:val="000000"/>
-          <w:sz w:val="20"/>
-          <w:szCs w:val="20"/>
-          <w:lang w:eastAsia="en-US"/>
-        </w:rPr>
-        <w:t>testFetchCustomers</w:t>
-      </w:r>
-      <w:proofErr w:type="spellEnd"/>
-      <w:r>
-        <w:rPr>
-          <w:rFonts w:ascii="Consolas" w:hAnsi="Consolas" w:cs="Consolas"/>
-          <w:b/>
-          <w:bCs/>
-          <w:color w:val="000000"/>
-          <w:sz w:val="20"/>
-          <w:szCs w:val="20"/>
-          <w:lang w:eastAsia="en-US"/>
-        </w:rPr>
-        <w:t>()</w:t>
+        <w:t xml:space="preserve"> testFetchCustomers()</w:t>
       </w:r>
     </w:p>
     <w:p>
@@ -10604,59 +6634,7 @@
           <w:szCs w:val="20"/>
           <w:lang w:eastAsia="en-US"/>
         </w:rPr>
-        <w:t xml:space="preserve">        </w:t>
-      </w:r>
-      <w:proofErr w:type="spellStart"/>
-      <w:r>
-        <w:rPr>
-          <w:rFonts w:ascii="Consolas" w:hAnsi="Consolas" w:cs="Consolas"/>
-          <w:b/>
-          <w:bCs/>
-          <w:color w:val="000000"/>
-          <w:sz w:val="20"/>
-          <w:szCs w:val="20"/>
-          <w:lang w:eastAsia="en-US"/>
-        </w:rPr>
-        <w:t>UserService</w:t>
-      </w:r>
-      <w:proofErr w:type="spellEnd"/>
-      <w:r>
-        <w:rPr>
-          <w:rFonts w:ascii="Consolas" w:hAnsi="Consolas" w:cs="Consolas"/>
-          <w:b/>
-          <w:bCs/>
-          <w:color w:val="000000"/>
-          <w:sz w:val="20"/>
-          <w:szCs w:val="20"/>
-          <w:lang w:eastAsia="en-US"/>
-        </w:rPr>
-        <w:t xml:space="preserve"> </w:t>
-      </w:r>
-      <w:proofErr w:type="spellStart"/>
-      <w:r>
-        <w:rPr>
-          <w:rFonts w:ascii="Consolas" w:hAnsi="Consolas" w:cs="Consolas"/>
-          <w:b/>
-          <w:bCs/>
-          <w:color w:val="000000"/>
-          <w:sz w:val="20"/>
-          <w:szCs w:val="20"/>
-          <w:lang w:eastAsia="en-US"/>
-        </w:rPr>
-        <w:t>userService</w:t>
-      </w:r>
-      <w:proofErr w:type="spellEnd"/>
-      <w:r>
-        <w:rPr>
-          <w:rFonts w:ascii="Consolas" w:hAnsi="Consolas" w:cs="Consolas"/>
-          <w:b/>
-          <w:bCs/>
-          <w:color w:val="000000"/>
-          <w:sz w:val="20"/>
-          <w:szCs w:val="20"/>
-          <w:lang w:eastAsia="en-US"/>
-        </w:rPr>
-        <w:t xml:space="preserve"> = </w:t>
+        <w:t xml:space="preserve">        UserService userService = </w:t>
       </w:r>
       <w:r>
         <w:rPr>
@@ -10680,33 +6658,7 @@
           <w:szCs w:val="20"/>
           <w:lang w:eastAsia="en-US"/>
         </w:rPr>
-        <w:t xml:space="preserve"> </w:t>
-      </w:r>
-      <w:proofErr w:type="spellStart"/>
-      <w:r>
-        <w:rPr>
-          <w:rFonts w:ascii="Consolas" w:hAnsi="Consolas" w:cs="Consolas"/>
-          <w:b/>
-          <w:bCs/>
-          <w:color w:val="000000"/>
-          <w:sz w:val="20"/>
-          <w:szCs w:val="20"/>
-          <w:lang w:eastAsia="en-US"/>
-        </w:rPr>
-        <w:t>UserService</w:t>
-      </w:r>
-      <w:proofErr w:type="spellEnd"/>
-      <w:r>
-        <w:rPr>
-          <w:rFonts w:ascii="Consolas" w:hAnsi="Consolas" w:cs="Consolas"/>
-          <w:b/>
-          <w:bCs/>
-          <w:color w:val="000000"/>
-          <w:sz w:val="20"/>
-          <w:szCs w:val="20"/>
-          <w:lang w:eastAsia="en-US"/>
-        </w:rPr>
-        <w:t>();</w:t>
+        <w:t xml:space="preserve"> UserService();</w:t>
       </w:r>
     </w:p>
     <w:p>
@@ -10736,33 +6688,7 @@
           <w:szCs w:val="20"/>
           <w:lang w:eastAsia="en-US"/>
         </w:rPr>
-        <w:t xml:space="preserve">        String result = </w:t>
-      </w:r>
-      <w:proofErr w:type="spellStart"/>
-      <w:r>
-        <w:rPr>
-          <w:rFonts w:ascii="Consolas" w:hAnsi="Consolas" w:cs="Consolas"/>
-          <w:b/>
-          <w:bCs/>
-          <w:color w:val="000000"/>
-          <w:sz w:val="20"/>
-          <w:szCs w:val="20"/>
-          <w:lang w:eastAsia="en-US"/>
-        </w:rPr>
-        <w:t>userService.getCustomers</w:t>
-      </w:r>
-      <w:proofErr w:type="spellEnd"/>
-      <w:r>
-        <w:rPr>
-          <w:rFonts w:ascii="Consolas" w:hAnsi="Consolas" w:cs="Consolas"/>
-          <w:b/>
-          <w:bCs/>
-          <w:color w:val="000000"/>
-          <w:sz w:val="20"/>
-          <w:szCs w:val="20"/>
-          <w:lang w:eastAsia="en-US"/>
-        </w:rPr>
-        <w:t>();</w:t>
+        <w:t xml:space="preserve">        String result = userService.getCustomers();</w:t>
       </w:r>
     </w:p>
     <w:p>
@@ -10792,59 +6718,7 @@
           <w:szCs w:val="20"/>
           <w:lang w:eastAsia="en-US"/>
         </w:rPr>
-        <w:t xml:space="preserve">        </w:t>
-      </w:r>
-      <w:proofErr w:type="spellStart"/>
-      <w:r>
-        <w:rPr>
-          <w:rFonts w:ascii="Consolas" w:hAnsi="Consolas" w:cs="Consolas"/>
-          <w:b/>
-          <w:bCs/>
-          <w:color w:val="000000"/>
-          <w:sz w:val="20"/>
-          <w:szCs w:val="20"/>
-          <w:lang w:eastAsia="en-US"/>
-        </w:rPr>
-        <w:t>assertTrue</w:t>
-      </w:r>
-      <w:proofErr w:type="spellEnd"/>
-      <w:r>
-        <w:rPr>
-          <w:rFonts w:ascii="Consolas" w:hAnsi="Consolas" w:cs="Consolas"/>
-          <w:b/>
-          <w:bCs/>
-          <w:color w:val="000000"/>
-          <w:sz w:val="20"/>
-          <w:szCs w:val="20"/>
-          <w:lang w:eastAsia="en-US"/>
-        </w:rPr>
-        <w:t>(</w:t>
-      </w:r>
-      <w:proofErr w:type="spellStart"/>
-      <w:r>
-        <w:rPr>
-          <w:rFonts w:ascii="Consolas" w:hAnsi="Consolas" w:cs="Consolas"/>
-          <w:b/>
-          <w:bCs/>
-          <w:color w:val="000000"/>
-          <w:sz w:val="20"/>
-          <w:szCs w:val="20"/>
-          <w:lang w:eastAsia="en-US"/>
-        </w:rPr>
-        <w:t>result.contains</w:t>
-      </w:r>
-      <w:proofErr w:type="spellEnd"/>
-      <w:r>
-        <w:rPr>
-          <w:rFonts w:ascii="Consolas" w:hAnsi="Consolas" w:cs="Consolas"/>
-          <w:b/>
-          <w:bCs/>
-          <w:color w:val="000000"/>
-          <w:sz w:val="20"/>
-          <w:szCs w:val="20"/>
-          <w:lang w:eastAsia="en-US"/>
-        </w:rPr>
-        <w:t>(</w:t>
+        <w:t xml:space="preserve">        assertTrue(result.contains(</w:t>
       </w:r>
       <w:r>
         <w:rPr>
@@ -10856,33 +6730,7 @@
           <w:szCs w:val="20"/>
           <w:lang w:eastAsia="en-US"/>
         </w:rPr>
-        <w:t xml:space="preserve">"Alfreds </w:t>
-      </w:r>
-      <w:proofErr w:type="spellStart"/>
-      <w:r>
-        <w:rPr>
-          <w:rFonts w:ascii="Consolas" w:hAnsi="Consolas" w:cs="Consolas"/>
-          <w:b/>
-          <w:bCs/>
-          <w:color w:val="A31515"/>
-          <w:sz w:val="20"/>
-          <w:szCs w:val="20"/>
-          <w:lang w:eastAsia="en-US"/>
-        </w:rPr>
-        <w:t>Futterkiste</w:t>
-      </w:r>
-      <w:proofErr w:type="spellEnd"/>
-      <w:r>
-        <w:rPr>
-          <w:rFonts w:ascii="Consolas" w:hAnsi="Consolas" w:cs="Consolas"/>
-          <w:b/>
-          <w:bCs/>
-          <w:color w:val="A31515"/>
-          <w:sz w:val="20"/>
-          <w:szCs w:val="20"/>
-          <w:lang w:eastAsia="en-US"/>
-        </w:rPr>
-        <w:t>"</w:t>
+        <w:t>"Alfreds Futterkiste"</w:t>
       </w:r>
       <w:r>
         <w:rPr>
@@ -11008,7 +6856,6 @@
       <w:r>
         <w:t xml:space="preserve">Save all files and run the </w:t>
       </w:r>
-      <w:proofErr w:type="spellStart"/>
       <w:r>
         <w:rPr>
           <w:b/>
@@ -11016,7 +6863,6 @@
         </w:rPr>
         <w:t>CustomerApiIntegrationTest</w:t>
       </w:r>
-      <w:proofErr w:type="spellEnd"/>
       <w:r>
         <w:t xml:space="preserve"> class as a JUnit test case. </w:t>
       </w:r>
@@ -11065,6 +6911,21 @@
     </w:p>
     <w:p>
       <w:pPr>
+        <w:pStyle w:val="Heading2"/>
+        <w:rPr>
+          <w:lang w:eastAsia="en-US"/>
+        </w:rPr>
+      </w:pPr>
+      <w:r>
+        <w:rPr>
+          <w:lang w:eastAsia="en-US"/>
+        </w:rPr>
+        <w:lastRenderedPageBreak/>
+        <w:t>Starter code for UserService</w:t>
+      </w:r>
+    </w:p>
+    <w:p>
+      <w:pPr>
         <w:suppressAutoHyphens w:val="0"/>
         <w:autoSpaceDE w:val="0"/>
         <w:autoSpaceDN w:val="0"/>
@@ -11087,7 +6948,6 @@
           <w:szCs w:val="19"/>
           <w:lang w:eastAsia="en-US"/>
         </w:rPr>
-        <w:lastRenderedPageBreak/>
         <w:t>import</w:t>
       </w:r>
       <w:r>
@@ -11098,29 +6958,7 @@
           <w:szCs w:val="19"/>
           <w:lang w:eastAsia="en-US"/>
         </w:rPr>
-        <w:t xml:space="preserve"> </w:t>
-      </w:r>
-      <w:proofErr w:type="spellStart"/>
-      <w:r>
-        <w:rPr>
-          <w:rFonts w:ascii="Consolas" w:hAnsi="Consolas" w:cs="Consolas"/>
-          <w:color w:val="000000"/>
-          <w:sz w:val="19"/>
-          <w:szCs w:val="19"/>
-          <w:lang w:eastAsia="en-US"/>
-        </w:rPr>
-        <w:t>java.util.HashMap</w:t>
-      </w:r>
-      <w:proofErr w:type="spellEnd"/>
-      <w:r>
-        <w:rPr>
-          <w:rFonts w:ascii="Consolas" w:hAnsi="Consolas" w:cs="Consolas"/>
-          <w:color w:val="000000"/>
-          <w:sz w:val="19"/>
-          <w:szCs w:val="19"/>
-          <w:lang w:eastAsia="en-US"/>
-        </w:rPr>
-        <w:t>;</w:t>
+        <w:t xml:space="preserve"> java.util.HashMap;</w:t>
       </w:r>
     </w:p>
     <w:p>
@@ -11157,29 +6995,7 @@
           <w:szCs w:val="19"/>
           <w:lang w:eastAsia="en-US"/>
         </w:rPr>
-        <w:t xml:space="preserve"> </w:t>
-      </w:r>
-      <w:proofErr w:type="spellStart"/>
-      <w:r>
-        <w:rPr>
-          <w:rFonts w:ascii="Consolas" w:hAnsi="Consolas" w:cs="Consolas"/>
-          <w:color w:val="000000"/>
-          <w:sz w:val="19"/>
-          <w:szCs w:val="19"/>
-          <w:lang w:eastAsia="en-US"/>
-        </w:rPr>
-        <w:t>java.util.Map</w:t>
-      </w:r>
-      <w:proofErr w:type="spellEnd"/>
-      <w:r>
-        <w:rPr>
-          <w:rFonts w:ascii="Consolas" w:hAnsi="Consolas" w:cs="Consolas"/>
-          <w:color w:val="000000"/>
-          <w:sz w:val="19"/>
-          <w:szCs w:val="19"/>
-          <w:lang w:eastAsia="en-US"/>
-        </w:rPr>
-        <w:t>;</w:t>
+        <w:t xml:space="preserve"> java.util.Map;</w:t>
       </w:r>
     </w:p>
     <w:p>
@@ -11261,7 +7077,6 @@
         </w:rPr>
         <w:t xml:space="preserve"> </w:t>
       </w:r>
-      <w:proofErr w:type="spellStart"/>
       <w:r>
         <w:rPr>
           <w:rFonts w:ascii="Consolas" w:hAnsi="Consolas" w:cs="Consolas"/>
@@ -11274,7 +7089,6 @@
         </w:rPr>
         <w:t>UserService</w:t>
       </w:r>
-      <w:proofErr w:type="spellEnd"/>
     </w:p>
     <w:p>
       <w:pPr>
@@ -11455,33 +7269,7 @@
           <w:szCs w:val="19"/>
           <w:lang w:eastAsia="en-US"/>
         </w:rPr>
-        <w:t xml:space="preserve"> </w:t>
-      </w:r>
-      <w:proofErr w:type="spellStart"/>
-      <w:r>
-        <w:rPr>
-          <w:rFonts w:ascii="Consolas" w:hAnsi="Consolas" w:cs="Consolas"/>
-          <w:b/>
-          <w:bCs/>
-          <w:color w:val="000000"/>
-          <w:sz w:val="19"/>
-          <w:szCs w:val="19"/>
-          <w:lang w:eastAsia="en-US"/>
-        </w:rPr>
-        <w:t>registerUser</w:t>
-      </w:r>
-      <w:proofErr w:type="spellEnd"/>
-      <w:r>
-        <w:rPr>
-          <w:rFonts w:ascii="Consolas" w:hAnsi="Consolas" w:cs="Consolas"/>
-          <w:b/>
-          <w:bCs/>
-          <w:color w:val="000000"/>
-          <w:sz w:val="19"/>
-          <w:szCs w:val="19"/>
-          <w:lang w:eastAsia="en-US"/>
-        </w:rPr>
-        <w:t>(String username, String password, String role)</w:t>
+        <w:t xml:space="preserve"> registerUser(String username, String password, String role)</w:t>
       </w:r>
     </w:p>
     <w:p>
@@ -11543,7 +7331,6 @@
         </w:rPr>
         <w:t xml:space="preserve"> throw </w:t>
       </w:r>
-      <w:proofErr w:type="spellStart"/>
       <w:r>
         <w:rPr>
           <w:rFonts w:ascii="Consolas" w:hAnsi="Consolas" w:cs="Consolas"/>
@@ -11552,18 +7339,7 @@
           <w:szCs w:val="19"/>
           <w:lang w:eastAsia="en-US"/>
         </w:rPr>
-        <w:t>IllegalArgumentException</w:t>
-      </w:r>
-      <w:proofErr w:type="spellEnd"/>
-      <w:r>
-        <w:rPr>
-          <w:rFonts w:ascii="Consolas" w:hAnsi="Consolas" w:cs="Consolas"/>
-          <w:color w:val="77206D" w:themeColor="accent5" w:themeShade="BF"/>
-          <w:sz w:val="19"/>
-          <w:szCs w:val="19"/>
-          <w:lang w:eastAsia="en-US"/>
-        </w:rPr>
-        <w:t xml:space="preserve"> </w:t>
+        <w:t xml:space="preserve">IllegalArgumentException </w:t>
       </w:r>
       <w:r>
         <w:rPr>
@@ -11965,31 +7741,17 @@
         </w:rPr>
         <w:tab/>
       </w:r>
-      <w:proofErr w:type="spellStart"/>
-      <w:r>
-        <w:rPr>
-          <w:rFonts w:ascii="Consolas" w:hAnsi="Consolas" w:cs="Consolas"/>
-          <w:b/>
-          <w:bCs/>
-          <w:color w:val="000000"/>
-          <w:sz w:val="19"/>
-          <w:szCs w:val="19"/>
-          <w:lang w:eastAsia="en-US"/>
-        </w:rPr>
-        <w:t>users.put</w:t>
-      </w:r>
-      <w:proofErr w:type="spellEnd"/>
-      <w:r>
-        <w:rPr>
-          <w:rFonts w:ascii="Consolas" w:hAnsi="Consolas" w:cs="Consolas"/>
-          <w:b/>
-          <w:bCs/>
-          <w:color w:val="000000"/>
-          <w:sz w:val="19"/>
-          <w:szCs w:val="19"/>
-          <w:lang w:eastAsia="en-US"/>
-        </w:rPr>
-        <w:t xml:space="preserve">(username, </w:t>
+      <w:r>
+        <w:rPr>
+          <w:rFonts w:ascii="Consolas" w:hAnsi="Consolas" w:cs="Consolas"/>
+          <w:b/>
+          <w:bCs/>
+          <w:color w:val="000000"/>
+          <w:sz w:val="19"/>
+          <w:szCs w:val="19"/>
+          <w:lang w:eastAsia="en-US"/>
+        </w:rPr>
+        <w:t xml:space="preserve">users.put(username, </w:t>
       </w:r>
       <w:r>
         <w:rPr>
@@ -12176,59 +7938,7 @@
           <w:szCs w:val="19"/>
           <w:lang w:eastAsia="en-US"/>
         </w:rPr>
-        <w:t xml:space="preserve"> </w:t>
-      </w:r>
-      <w:proofErr w:type="spellStart"/>
-      <w:r>
-        <w:rPr>
-          <w:rFonts w:ascii="Consolas" w:hAnsi="Consolas" w:cs="Consolas"/>
-          <w:b/>
-          <w:bCs/>
-          <w:color w:val="000000"/>
-          <w:sz w:val="19"/>
-          <w:szCs w:val="19"/>
-          <w:lang w:eastAsia="en-US"/>
-        </w:rPr>
-        <w:t>boolean</w:t>
-      </w:r>
-      <w:proofErr w:type="spellEnd"/>
-      <w:r>
-        <w:rPr>
-          <w:rFonts w:ascii="Consolas" w:hAnsi="Consolas" w:cs="Consolas"/>
-          <w:b/>
-          <w:bCs/>
-          <w:color w:val="000000"/>
-          <w:sz w:val="19"/>
-          <w:szCs w:val="19"/>
-          <w:lang w:eastAsia="en-US"/>
-        </w:rPr>
-        <w:t xml:space="preserve"> </w:t>
-      </w:r>
-      <w:proofErr w:type="spellStart"/>
-      <w:r>
-        <w:rPr>
-          <w:rFonts w:ascii="Consolas" w:hAnsi="Consolas" w:cs="Consolas"/>
-          <w:b/>
-          <w:bCs/>
-          <w:color w:val="000000"/>
-          <w:sz w:val="19"/>
-          <w:szCs w:val="19"/>
-          <w:lang w:eastAsia="en-US"/>
-        </w:rPr>
-        <w:t>loginUser</w:t>
-      </w:r>
-      <w:proofErr w:type="spellEnd"/>
-      <w:r>
-        <w:rPr>
-          <w:rFonts w:ascii="Consolas" w:hAnsi="Consolas" w:cs="Consolas"/>
-          <w:b/>
-          <w:bCs/>
-          <w:color w:val="000000"/>
-          <w:sz w:val="19"/>
-          <w:szCs w:val="19"/>
-          <w:lang w:eastAsia="en-US"/>
-        </w:rPr>
-        <w:t>(String username, String password)</w:t>
+        <w:t xml:space="preserve"> boolean loginUser(String username, String password)</w:t>
       </w:r>
     </w:p>
     <w:p>
@@ -12293,7 +8003,6 @@
         </w:rPr>
         <w:t xml:space="preserve"> throw </w:t>
       </w:r>
-      <w:proofErr w:type="spellStart"/>
       <w:r>
         <w:rPr>
           <w:rFonts w:ascii="Consolas" w:hAnsi="Consolas" w:cs="Consolas"/>
@@ -12302,18 +8011,7 @@
           <w:szCs w:val="19"/>
           <w:lang w:eastAsia="en-US"/>
         </w:rPr>
-        <w:t>IllegalArgumentException</w:t>
-      </w:r>
-      <w:proofErr w:type="spellEnd"/>
-      <w:r>
-        <w:rPr>
-          <w:rFonts w:ascii="Consolas" w:hAnsi="Consolas" w:cs="Consolas"/>
-          <w:color w:val="77206D" w:themeColor="accent5" w:themeShade="BF"/>
-          <w:sz w:val="19"/>
-          <w:szCs w:val="19"/>
-          <w:lang w:eastAsia="en-US"/>
-        </w:rPr>
-        <w:t xml:space="preserve"> </w:t>
+        <w:t xml:space="preserve">IllegalArgumentException </w:t>
       </w:r>
       <w:r>
         <w:rPr>
@@ -12504,7 +8202,6 @@
         <w:tab/>
         <w:t xml:space="preserve">throw </w:t>
       </w:r>
-      <w:proofErr w:type="spellStart"/>
       <w:r>
         <w:rPr>
           <w:rFonts w:ascii="Consolas" w:hAnsi="Consolas" w:cs="Consolas"/>
@@ -12513,18 +8210,7 @@
           <w:szCs w:val="19"/>
           <w:lang w:eastAsia="en-US"/>
         </w:rPr>
-        <w:t>IllegalArgumentException</w:t>
-      </w:r>
-      <w:proofErr w:type="spellEnd"/>
-      <w:r>
-        <w:rPr>
-          <w:rFonts w:ascii="Consolas" w:hAnsi="Consolas" w:cs="Consolas"/>
-          <w:color w:val="77206D" w:themeColor="accent5" w:themeShade="BF"/>
-          <w:sz w:val="19"/>
-          <w:szCs w:val="19"/>
-          <w:lang w:eastAsia="en-US"/>
-        </w:rPr>
-        <w:t xml:space="preserve"> </w:t>
+        <w:t xml:space="preserve">IllegalArgumentException </w:t>
       </w:r>
       <w:r>
         <w:rPr>
@@ -12720,85 +8406,7 @@
           <w:szCs w:val="19"/>
           <w:lang w:eastAsia="en-US"/>
         </w:rPr>
-        <w:t xml:space="preserve"> </w:t>
-      </w:r>
-      <w:proofErr w:type="spellStart"/>
-      <w:r>
-        <w:rPr>
-          <w:rFonts w:ascii="Consolas" w:hAnsi="Consolas" w:cs="Consolas"/>
-          <w:b/>
-          <w:bCs/>
-          <w:color w:val="000000"/>
-          <w:sz w:val="19"/>
-          <w:szCs w:val="19"/>
-          <w:lang w:eastAsia="en-US"/>
-        </w:rPr>
-        <w:t>boolean</w:t>
-      </w:r>
-      <w:proofErr w:type="spellEnd"/>
-      <w:r>
-        <w:rPr>
-          <w:rFonts w:ascii="Consolas" w:hAnsi="Consolas" w:cs="Consolas"/>
-          <w:b/>
-          <w:bCs/>
-          <w:color w:val="000000"/>
-          <w:sz w:val="19"/>
-          <w:szCs w:val="19"/>
-          <w:lang w:eastAsia="en-US"/>
-        </w:rPr>
-        <w:t xml:space="preserve"> </w:t>
-      </w:r>
-      <w:proofErr w:type="spellStart"/>
-      <w:r>
-        <w:rPr>
-          <w:rFonts w:ascii="Consolas" w:hAnsi="Consolas" w:cs="Consolas"/>
-          <w:b/>
-          <w:bCs/>
-          <w:color w:val="000000"/>
-          <w:sz w:val="19"/>
-          <w:szCs w:val="19"/>
-          <w:lang w:eastAsia="en-US"/>
-        </w:rPr>
-        <w:t>hasAccess</w:t>
-      </w:r>
-      <w:proofErr w:type="spellEnd"/>
-      <w:r>
-        <w:rPr>
-          <w:rFonts w:ascii="Consolas" w:hAnsi="Consolas" w:cs="Consolas"/>
-          <w:b/>
-          <w:bCs/>
-          <w:color w:val="000000"/>
-          <w:sz w:val="19"/>
-          <w:szCs w:val="19"/>
-          <w:lang w:eastAsia="en-US"/>
-        </w:rPr>
-        <w:t xml:space="preserve">(String username, String </w:t>
-      </w:r>
-      <w:proofErr w:type="spellStart"/>
-      <w:r>
-        <w:rPr>
-          <w:rFonts w:ascii="Consolas" w:hAnsi="Consolas" w:cs="Consolas"/>
-          <w:b/>
-          <w:bCs/>
-          <w:color w:val="000000"/>
-          <w:sz w:val="19"/>
-          <w:szCs w:val="19"/>
-          <w:lang w:eastAsia="en-US"/>
-        </w:rPr>
-        <w:t>requiredRole</w:t>
-      </w:r>
-      <w:proofErr w:type="spellEnd"/>
-      <w:r>
-        <w:rPr>
-          <w:rFonts w:ascii="Consolas" w:hAnsi="Consolas" w:cs="Consolas"/>
-          <w:b/>
-          <w:bCs/>
-          <w:color w:val="000000"/>
-          <w:sz w:val="19"/>
-          <w:szCs w:val="19"/>
-          <w:lang w:eastAsia="en-US"/>
-        </w:rPr>
-        <w:t>)</w:t>
+        <w:t xml:space="preserve"> boolean hasAccess(String username, String requiredRole)</w:t>
       </w:r>
     </w:p>
     <w:p>
@@ -12860,7 +8468,6 @@
         </w:rPr>
         <w:t xml:space="preserve">// throw </w:t>
       </w:r>
-      <w:proofErr w:type="spellStart"/>
       <w:r>
         <w:rPr>
           <w:rFonts w:ascii="Consolas" w:hAnsi="Consolas" w:cs="Consolas"/>
@@ -12869,18 +8476,7 @@
           <w:szCs w:val="19"/>
           <w:lang w:eastAsia="en-US"/>
         </w:rPr>
-        <w:t>IllegalArgumentException</w:t>
-      </w:r>
-      <w:proofErr w:type="spellEnd"/>
-      <w:r>
-        <w:rPr>
-          <w:rFonts w:ascii="Consolas" w:hAnsi="Consolas" w:cs="Consolas"/>
-          <w:color w:val="77206D" w:themeColor="accent5" w:themeShade="BF"/>
-          <w:sz w:val="19"/>
-          <w:szCs w:val="19"/>
-          <w:lang w:eastAsia="en-US"/>
-        </w:rPr>
-        <w:t xml:space="preserve"> </w:t>
+        <w:t xml:space="preserve">IllegalArgumentException </w:t>
       </w:r>
       <w:r>
         <w:rPr>
@@ -12918,20 +8514,8 @@
           <w:szCs w:val="19"/>
           <w:lang w:eastAsia="en-US"/>
         </w:rPr>
-        <w:t xml:space="preserve"> // return true if the user’s role matches the </w:t>
-      </w:r>
-      <w:proofErr w:type="spellStart"/>
-      <w:r>
-        <w:rPr>
-          <w:rFonts w:ascii="Consolas" w:hAnsi="Consolas" w:cs="Consolas"/>
-          <w:color w:val="3A7C22" w:themeColor="accent6" w:themeShade="BF"/>
-          <w:sz w:val="19"/>
-          <w:szCs w:val="19"/>
-          <w:lang w:eastAsia="en-US"/>
-        </w:rPr>
-        <w:t>requiredRole</w:t>
-      </w:r>
-      <w:proofErr w:type="spellEnd"/>
+        <w:t xml:space="preserve"> // return true if the user’s role matches the requiredRole</w:t>
+      </w:r>
     </w:p>
     <w:p>
       <w:pPr>
@@ -13461,7 +9045,6 @@
         </w:rPr>
         <w:t xml:space="preserve">        </w:t>
       </w:r>
-      <w:proofErr w:type="spellStart"/>
       <w:r>
         <w:rPr>
           <w:rFonts w:ascii="Consolas" w:hAnsi="Consolas" w:cs="Consolas"/>
@@ -13480,18 +9063,7 @@
           <w:szCs w:val="19"/>
           <w:lang w:eastAsia="en-US"/>
         </w:rPr>
-        <w:t>.username</w:t>
-      </w:r>
-      <w:proofErr w:type="spellEnd"/>
-      <w:r>
-        <w:rPr>
-          <w:rFonts w:ascii="Consolas" w:hAnsi="Consolas" w:cs="Consolas"/>
-          <w:color w:val="000000"/>
-          <w:sz w:val="19"/>
-          <w:szCs w:val="19"/>
-          <w:lang w:eastAsia="en-US"/>
-        </w:rPr>
-        <w:t xml:space="preserve"> = username;</w:t>
+        <w:t>.username = username;</w:t>
       </w:r>
     </w:p>
     <w:p>
@@ -13520,7 +9092,6 @@
         </w:rPr>
         <w:t xml:space="preserve">        </w:t>
       </w:r>
-      <w:proofErr w:type="spellStart"/>
       <w:r>
         <w:rPr>
           <w:rFonts w:ascii="Consolas" w:hAnsi="Consolas" w:cs="Consolas"/>
@@ -13539,18 +9110,7 @@
           <w:szCs w:val="19"/>
           <w:lang w:eastAsia="en-US"/>
         </w:rPr>
-        <w:t>.password</w:t>
-      </w:r>
-      <w:proofErr w:type="spellEnd"/>
-      <w:r>
-        <w:rPr>
-          <w:rFonts w:ascii="Consolas" w:hAnsi="Consolas" w:cs="Consolas"/>
-          <w:color w:val="000000"/>
-          <w:sz w:val="19"/>
-          <w:szCs w:val="19"/>
-          <w:lang w:eastAsia="en-US"/>
-        </w:rPr>
-        <w:t xml:space="preserve"> = password;</w:t>
+        <w:t>.password = password;</w:t>
       </w:r>
     </w:p>
     <w:p>
@@ -13579,7 +9139,6 @@
         </w:rPr>
         <w:t xml:space="preserve">        </w:t>
       </w:r>
-      <w:proofErr w:type="spellStart"/>
       <w:r>
         <w:rPr>
           <w:rFonts w:ascii="Consolas" w:hAnsi="Consolas" w:cs="Consolas"/>
@@ -13598,18 +9157,7 @@
           <w:szCs w:val="19"/>
           <w:lang w:eastAsia="en-US"/>
         </w:rPr>
-        <w:t>.role</w:t>
-      </w:r>
-      <w:proofErr w:type="spellEnd"/>
-      <w:r>
-        <w:rPr>
-          <w:rFonts w:ascii="Consolas" w:hAnsi="Consolas" w:cs="Consolas"/>
-          <w:color w:val="000000"/>
-          <w:sz w:val="19"/>
-          <w:szCs w:val="19"/>
-          <w:lang w:eastAsia="en-US"/>
-        </w:rPr>
-        <w:t xml:space="preserve"> = role;</w:t>
+        <w:t>.role = role;</w:t>
       </w:r>
     </w:p>
     <w:p>
@@ -13708,33 +9256,7 @@
           <w:szCs w:val="19"/>
           <w:lang w:eastAsia="en-US"/>
         </w:rPr>
-        <w:t xml:space="preserve"> String </w:t>
-      </w:r>
-      <w:proofErr w:type="spellStart"/>
-      <w:r>
-        <w:rPr>
-          <w:rFonts w:ascii="Consolas" w:hAnsi="Consolas" w:cs="Consolas"/>
-          <w:b/>
-          <w:bCs/>
-          <w:color w:val="000000"/>
-          <w:sz w:val="19"/>
-          <w:szCs w:val="19"/>
-          <w:lang w:eastAsia="en-US"/>
-        </w:rPr>
-        <w:t>getUsername</w:t>
-      </w:r>
-      <w:proofErr w:type="spellEnd"/>
-      <w:r>
-        <w:rPr>
-          <w:rFonts w:ascii="Consolas" w:hAnsi="Consolas" w:cs="Consolas"/>
-          <w:b/>
-          <w:bCs/>
-          <w:color w:val="000000"/>
-          <w:sz w:val="19"/>
-          <w:szCs w:val="19"/>
-          <w:lang w:eastAsia="en-US"/>
-        </w:rPr>
-        <w:t>()  {</w:t>
+        <w:t xml:space="preserve"> String getUsername()  {</w:t>
       </w:r>
     </w:p>
     <w:p>
@@ -13880,33 +9402,7 @@
           <w:szCs w:val="19"/>
           <w:lang w:eastAsia="en-US"/>
         </w:rPr>
-        <w:t xml:space="preserve"> String </w:t>
-      </w:r>
-      <w:proofErr w:type="spellStart"/>
-      <w:r>
-        <w:rPr>
-          <w:rFonts w:ascii="Consolas" w:hAnsi="Consolas" w:cs="Consolas"/>
-          <w:b/>
-          <w:bCs/>
-          <w:color w:val="000000"/>
-          <w:sz w:val="19"/>
-          <w:szCs w:val="19"/>
-          <w:lang w:eastAsia="en-US"/>
-        </w:rPr>
-        <w:t>getPassword</w:t>
-      </w:r>
-      <w:proofErr w:type="spellEnd"/>
-      <w:r>
-        <w:rPr>
-          <w:rFonts w:ascii="Consolas" w:hAnsi="Consolas" w:cs="Consolas"/>
-          <w:b/>
-          <w:bCs/>
-          <w:color w:val="000000"/>
-          <w:sz w:val="19"/>
-          <w:szCs w:val="19"/>
-          <w:lang w:eastAsia="en-US"/>
-        </w:rPr>
-        <w:t>() {</w:t>
+        <w:t xml:space="preserve"> String getPassword() {</w:t>
       </w:r>
     </w:p>
     <w:p>
@@ -14052,33 +9548,7 @@
           <w:szCs w:val="19"/>
           <w:lang w:eastAsia="en-US"/>
         </w:rPr>
-        <w:t xml:space="preserve"> String </w:t>
-      </w:r>
-      <w:proofErr w:type="spellStart"/>
-      <w:r>
-        <w:rPr>
-          <w:rFonts w:ascii="Consolas" w:hAnsi="Consolas" w:cs="Consolas"/>
-          <w:b/>
-          <w:bCs/>
-          <w:color w:val="000000"/>
-          <w:sz w:val="19"/>
-          <w:szCs w:val="19"/>
-          <w:lang w:eastAsia="en-US"/>
-        </w:rPr>
-        <w:t>getRole</w:t>
-      </w:r>
-      <w:proofErr w:type="spellEnd"/>
-      <w:r>
-        <w:rPr>
-          <w:rFonts w:ascii="Consolas" w:hAnsi="Consolas" w:cs="Consolas"/>
-          <w:b/>
-          <w:bCs/>
-          <w:color w:val="000000"/>
-          <w:sz w:val="19"/>
-          <w:szCs w:val="19"/>
-          <w:lang w:eastAsia="en-US"/>
-        </w:rPr>
-        <w:t>()  {</w:t>
+        <w:t xml:space="preserve"> String getRole()  {</w:t>
       </w:r>
     </w:p>
     <w:p>
@@ -17117,7 +12587,6 @@
   <w:style w:type="character" w:default="1" w:styleId="DefaultParagraphFont">
     <w:name w:val="Default Paragraph Font"/>
     <w:uiPriority w:val="1"/>
-    <w:semiHidden/>
     <w:unhideWhenUsed/>
   </w:style>
   <w:style w:type="table" w:default="1" w:styleId="TableNormal">
